--- a/Modelo Projeto Integrador_2025_2.docx
+++ b/Modelo Projeto Integrador_2025_2.docx
@@ -7,6 +7,8 @@
         <w:jc w:val="center"/>
         <w:rPr>
           <w:b/>
+          <w:sz w:val="24"/>
+          <w:szCs w:val="24"/>
         </w:rPr>
       </w:pPr>
     </w:p>
@@ -18,6 +20,8 @@
         <w:rPr>
           <w:b/>
           <w:bCs/>
+          <w:sz w:val="24"/>
+          <w:szCs w:val="24"/>
         </w:rPr>
       </w:pPr>
     </w:p>
@@ -29,6 +33,8 @@
         <w:rPr>
           <w:b/>
           <w:bCs/>
+          <w:sz w:val="24"/>
+          <w:szCs w:val="24"/>
         </w:rPr>
       </w:pPr>
     </w:p>
@@ -40,6 +46,8 @@
         <w:rPr>
           <w:b/>
           <w:bCs/>
+          <w:sz w:val="24"/>
+          <w:szCs w:val="24"/>
         </w:rPr>
       </w:pPr>
     </w:p>
@@ -51,6 +59,8 @@
         <w:rPr>
           <w:b/>
           <w:bCs/>
+          <w:sz w:val="24"/>
+          <w:szCs w:val="24"/>
         </w:rPr>
       </w:pPr>
     </w:p>
@@ -62,6 +72,8 @@
         <w:rPr>
           <w:b/>
           <w:bCs/>
+          <w:sz w:val="24"/>
+          <w:szCs w:val="24"/>
         </w:rPr>
       </w:pPr>
     </w:p>
@@ -73,6 +85,8 @@
         <w:rPr>
           <w:b/>
           <w:bCs/>
+          <w:sz w:val="24"/>
+          <w:szCs w:val="24"/>
         </w:rPr>
       </w:pPr>
       <w:bookmarkStart w:id="0" w:name="linkCodigoTurma"/>
@@ -81,6 +95,8 @@
         <w:rPr>
           <w:b/>
           <w:bCs/>
+          <w:sz w:val="24"/>
+          <w:szCs w:val="24"/>
         </w:rPr>
         <w:t xml:space="preserve">PIN30102 - </w:t>
       </w:r>
@@ -90,6 +106,8 @@
         <w:rPr>
           <w:b/>
           <w:bCs/>
+          <w:sz w:val="24"/>
+          <w:szCs w:val="24"/>
         </w:rPr>
         <w:t>PROJETO INTEGRADOR I</w:t>
       </w:r>
@@ -102,6 +120,8 @@
         <w:rPr>
           <w:b/>
           <w:bCs/>
+          <w:sz w:val="24"/>
+          <w:szCs w:val="24"/>
         </w:rPr>
       </w:pPr>
     </w:p>
@@ -113,6 +133,8 @@
         <w:rPr>
           <w:b/>
           <w:bCs/>
+          <w:sz w:val="24"/>
+          <w:szCs w:val="24"/>
         </w:rPr>
       </w:pPr>
     </w:p>
@@ -124,6 +146,8 @@
         <w:rPr>
           <w:b/>
           <w:bCs/>
+          <w:sz w:val="24"/>
+          <w:szCs w:val="24"/>
         </w:rPr>
       </w:pPr>
     </w:p>
@@ -135,6 +159,8 @@
         <w:rPr>
           <w:b/>
           <w:bCs/>
+          <w:sz w:val="24"/>
+          <w:szCs w:val="24"/>
         </w:rPr>
       </w:pPr>
     </w:p>
@@ -146,6 +172,8 @@
         <w:rPr>
           <w:b/>
           <w:bCs/>
+          <w:sz w:val="24"/>
+          <w:szCs w:val="24"/>
         </w:rPr>
       </w:pPr>
     </w:p>
@@ -157,6 +185,8 @@
         <w:rPr>
           <w:b/>
           <w:bCs/>
+          <w:sz w:val="24"/>
+          <w:szCs w:val="24"/>
         </w:rPr>
       </w:pPr>
     </w:p>
@@ -168,6 +198,8 @@
         <w:rPr>
           <w:b/>
           <w:bCs/>
+          <w:sz w:val="24"/>
+          <w:szCs w:val="24"/>
         </w:rPr>
       </w:pPr>
       <w:bookmarkStart w:id="2" w:name="docs-internal-guid-1b8f9036-7fff-89cb-2c"/>
@@ -176,6 +208,8 @@
         <w:rPr>
           <w:b/>
           <w:bCs/>
+          <w:sz w:val="24"/>
+          <w:szCs w:val="24"/>
         </w:rPr>
         <w:t>Projeto / &lt;Título&gt;</w:t>
       </w:r>
@@ -188,6 +222,8 @@
         <w:rPr>
           <w:b/>
           <w:bCs/>
+          <w:sz w:val="24"/>
+          <w:szCs w:val="24"/>
         </w:rPr>
       </w:pPr>
     </w:p>
@@ -199,6 +235,8 @@
         <w:rPr>
           <w:b/>
           <w:bCs/>
+          <w:sz w:val="24"/>
+          <w:szCs w:val="24"/>
         </w:rPr>
       </w:pPr>
     </w:p>
@@ -210,6 +248,8 @@
         <w:rPr>
           <w:b/>
           <w:bCs/>
+          <w:sz w:val="24"/>
+          <w:szCs w:val="24"/>
         </w:rPr>
       </w:pPr>
     </w:p>
@@ -221,6 +261,8 @@
         <w:rPr>
           <w:b/>
           <w:bCs/>
+          <w:sz w:val="24"/>
+          <w:szCs w:val="24"/>
         </w:rPr>
       </w:pPr>
     </w:p>
@@ -232,6 +274,8 @@
         <w:rPr>
           <w:b/>
           <w:bCs/>
+          <w:sz w:val="24"/>
+          <w:szCs w:val="24"/>
         </w:rPr>
       </w:pPr>
     </w:p>
@@ -242,6 +286,8 @@
         <w:jc w:val="center"/>
         <w:rPr>
           <w:b/>
+          <w:sz w:val="24"/>
+          <w:szCs w:val="24"/>
         </w:rPr>
       </w:pPr>
       <w:bookmarkStart w:id="3" w:name="docs-internal-guid-fe3aa7a9-7fff-2b54-91"/>
@@ -249,6 +295,8 @@
       <w:r>
         <w:rPr>
           <w:b/>
+          <w:sz w:val="24"/>
+          <w:szCs w:val="24"/>
         </w:rPr>
         <w:t>Elaborado por:</w:t>
       </w:r>
@@ -256,8 +304,16 @@
     <w:p>
       <w:pPr>
         <w:pStyle w:val="Corpodetexto"/>
-      </w:pPr>
-      <w:r>
+        <w:rPr>
+          <w:sz w:val="24"/>
+          <w:szCs w:val="24"/>
+        </w:rPr>
+      </w:pPr>
+      <w:r>
+        <w:rPr>
+          <w:sz w:val="24"/>
+          <w:szCs w:val="24"/>
+        </w:rPr>
         <w:br/>
       </w:r>
     </w:p>
@@ -266,18 +322,18 @@
         <w:spacing w:after="0"/>
         <w:ind w:left="426"/>
         <w:jc w:val="center"/>
+        <w:rPr>
+          <w:sz w:val="24"/>
+          <w:szCs w:val="24"/>
+        </w:rPr>
       </w:pPr>
       <w:r>
         <w:rPr>
           <w:color w:val="2E74B5" w:themeColor="accent1" w:themeShade="BF"/>
-        </w:rPr>
-        <w:t xml:space="preserve">Guilherme Weber May – </w:t>
-      </w:r>
-      <w:r>
-        <w:rPr>
-          <w:color w:val="2E74B5" w:themeColor="accent1" w:themeShade="BF"/>
-        </w:rPr>
-        <w:t>202511601562</w:t>
+          <w:sz w:val="24"/>
+          <w:szCs w:val="24"/>
+        </w:rPr>
+        <w:t>Guilherme Weber May – 202511601562</w:t>
       </w:r>
     </w:p>
     <w:p>
@@ -285,26 +341,18 @@
         <w:spacing w:after="0"/>
         <w:ind w:left="426"/>
         <w:jc w:val="center"/>
+        <w:rPr>
+          <w:sz w:val="24"/>
+          <w:szCs w:val="24"/>
+        </w:rPr>
       </w:pPr>
       <w:r>
         <w:rPr>
           <w:color w:val="2E74B5" w:themeColor="accent1" w:themeShade="BF"/>
-        </w:rPr>
-        <w:t xml:space="preserve">Gustavo Gonçalves </w:t>
-      </w:r>
-      <w:proofErr w:type="spellStart"/>
-      <w:r>
-        <w:rPr>
-          <w:color w:val="2E74B5" w:themeColor="accent1" w:themeShade="BF"/>
-        </w:rPr>
-        <w:t>Rockembach</w:t>
-      </w:r>
-      <w:proofErr w:type="spellEnd"/>
-      <w:r>
-        <w:rPr>
-          <w:color w:val="2E74B5" w:themeColor="accent1" w:themeShade="BF"/>
-        </w:rPr>
-        <w:t xml:space="preserve"> – 202511601554</w:t>
+          <w:sz w:val="24"/>
+          <w:szCs w:val="24"/>
+        </w:rPr>
+        <w:t>Gustavo Gonçalves Rockembach – 202511601554</w:t>
       </w:r>
     </w:p>
     <w:p>
@@ -312,122 +360,155 @@
         <w:spacing w:after="0"/>
         <w:ind w:left="426"/>
         <w:jc w:val="center"/>
+        <w:rPr>
+          <w:sz w:val="24"/>
+          <w:szCs w:val="24"/>
+        </w:rPr>
       </w:pPr>
       <w:r>
         <w:rPr>
           <w:color w:val="2E74B5" w:themeColor="accent1" w:themeShade="BF"/>
-        </w:rPr>
-        <w:t>Paulo</w:t>
-      </w:r>
-      <w:r>
-        <w:rPr>
-          <w:color w:val="2E74B5" w:themeColor="accent1" w:themeShade="BF"/>
-        </w:rPr>
-        <w:t xml:space="preserve"> </w:t>
-      </w:r>
-      <w:r>
-        <w:rPr>
-          <w:color w:val="2E74B5" w:themeColor="accent1" w:themeShade="BF"/>
-        </w:rPr>
-        <w:t>Ricardo</w:t>
-      </w:r>
-      <w:r>
-        <w:rPr>
-          <w:color w:val="2E74B5" w:themeColor="accent1" w:themeShade="BF"/>
-        </w:rPr>
-        <w:t xml:space="preserve"> </w:t>
-      </w:r>
-      <w:proofErr w:type="spellStart"/>
-      <w:r>
-        <w:rPr>
-          <w:color w:val="2E74B5" w:themeColor="accent1" w:themeShade="BF"/>
-        </w:rPr>
-        <w:t>D</w:t>
-      </w:r>
-      <w:r>
-        <w:rPr>
-          <w:color w:val="2E74B5" w:themeColor="accent1" w:themeShade="BF"/>
-        </w:rPr>
-        <w:t>almaso</w:t>
-      </w:r>
-      <w:proofErr w:type="spellEnd"/>
-      <w:r>
-        <w:rPr>
-          <w:color w:val="2E74B5" w:themeColor="accent1" w:themeShade="BF"/>
-        </w:rPr>
-        <w:t xml:space="preserve"> – </w:t>
-      </w:r>
-      <w:r>
-        <w:rPr>
-          <w:color w:val="2E74B5" w:themeColor="accent1" w:themeShade="BF"/>
-        </w:rPr>
-        <w:t>202511601072</w:t>
+          <w:sz w:val="24"/>
+          <w:szCs w:val="24"/>
+        </w:rPr>
+        <w:t>Paulo Ricardo Dalmaso – 202511601072</w:t>
       </w:r>
     </w:p>
     <w:p>
       <w:pPr>
         <w:pStyle w:val="Corpodetexto"/>
-      </w:pPr>
-      <w:r>
+        <w:rPr>
+          <w:sz w:val="24"/>
+          <w:szCs w:val="24"/>
+        </w:rPr>
+      </w:pPr>
+      <w:r>
+        <w:rPr>
+          <w:sz w:val="24"/>
+          <w:szCs w:val="24"/>
+        </w:rPr>
         <w:br/>
       </w:r>
       <w:r>
+        <w:rPr>
+          <w:sz w:val="24"/>
+          <w:szCs w:val="24"/>
+        </w:rPr>
         <w:br/>
       </w:r>
       <w:r>
+        <w:rPr>
+          <w:sz w:val="24"/>
+          <w:szCs w:val="24"/>
+        </w:rPr>
         <w:br/>
       </w:r>
       <w:r>
+        <w:rPr>
+          <w:sz w:val="24"/>
+          <w:szCs w:val="24"/>
+        </w:rPr>
         <w:br/>
       </w:r>
       <w:r>
+        <w:rPr>
+          <w:sz w:val="24"/>
+          <w:szCs w:val="24"/>
+        </w:rPr>
         <w:br/>
       </w:r>
       <w:r>
+        <w:rPr>
+          <w:sz w:val="24"/>
+          <w:szCs w:val="24"/>
+        </w:rPr>
         <w:br/>
       </w:r>
     </w:p>
     <w:p>
       <w:pPr>
         <w:pStyle w:val="Corpodetexto"/>
+        <w:rPr>
+          <w:sz w:val="24"/>
+          <w:szCs w:val="24"/>
+        </w:rPr>
       </w:pPr>
     </w:p>
     <w:p>
       <w:pPr>
         <w:pStyle w:val="Corpodetexto"/>
+        <w:rPr>
+          <w:sz w:val="24"/>
+          <w:szCs w:val="24"/>
+        </w:rPr>
       </w:pPr>
     </w:p>
     <w:p>
       <w:pPr>
         <w:pStyle w:val="Corpodetexto"/>
+        <w:rPr>
+          <w:sz w:val="24"/>
+          <w:szCs w:val="24"/>
+        </w:rPr>
       </w:pPr>
     </w:p>
     <w:p>
       <w:pPr>
         <w:pStyle w:val="Corpodetexto"/>
         <w:jc w:val="center"/>
-      </w:pPr>
-      <w:r>
+        <w:rPr>
+          <w:sz w:val="24"/>
+          <w:szCs w:val="24"/>
+        </w:rPr>
+      </w:pPr>
+      <w:r>
+        <w:rPr>
+          <w:sz w:val="24"/>
+          <w:szCs w:val="24"/>
+        </w:rPr>
+        <w:lastRenderedPageBreak/>
         <w:t xml:space="preserve">Florianópolis, </w:t>
       </w:r>
       <w:r>
+        <w:rPr>
+          <w:sz w:val="24"/>
+          <w:szCs w:val="24"/>
+        </w:rPr>
         <w:t>25</w:t>
       </w:r>
       <w:r>
+        <w:rPr>
+          <w:sz w:val="24"/>
+          <w:szCs w:val="24"/>
+        </w:rPr>
         <w:t xml:space="preserve"> de </w:t>
       </w:r>
-      <w:proofErr w:type="gramStart"/>
-      <w:r>
+      <w:r>
+        <w:rPr>
+          <w:sz w:val="24"/>
+          <w:szCs w:val="24"/>
+        </w:rPr>
         <w:t>Setembro</w:t>
       </w:r>
-      <w:proofErr w:type="gramEnd"/>
-      <w:r>
+      <w:r>
+        <w:rPr>
+          <w:sz w:val="24"/>
+          <w:szCs w:val="24"/>
+        </w:rPr>
         <w:t xml:space="preserve"> de </w:t>
       </w:r>
       <w:r>
+        <w:rPr>
+          <w:sz w:val="24"/>
+          <w:szCs w:val="24"/>
+        </w:rPr>
         <w:t>2025</w:t>
       </w:r>
       <w:r>
+        <w:rPr>
+          <w:sz w:val="24"/>
+          <w:szCs w:val="24"/>
+        </w:rPr>
         <w:t>.</w:t>
       </w:r>
     </w:p>
@@ -435,14 +516,26 @@
       <w:pPr>
         <w:pStyle w:val="Corpodetexto"/>
         <w:jc w:val="center"/>
+        <w:rPr>
+          <w:sz w:val="24"/>
+          <w:szCs w:val="24"/>
+        </w:rPr>
       </w:pPr>
     </w:p>
     <w:p>
       <w:pPr>
         <w:pStyle w:val="Corpodetexto"/>
         <w:jc w:val="center"/>
-      </w:pPr>
-      <w:r>
+        <w:rPr>
+          <w:sz w:val="24"/>
+          <w:szCs w:val="24"/>
+        </w:rPr>
+      </w:pPr>
+      <w:r>
+        <w:rPr>
+          <w:sz w:val="24"/>
+          <w:szCs w:val="24"/>
+        </w:rPr>
         <w:br w:type="page"/>
       </w:r>
     </w:p>
@@ -450,10 +543,18 @@
       <w:pPr>
         <w:pStyle w:val="Corpodetexto"/>
         <w:jc w:val="center"/>
+        <w:rPr>
+          <w:sz w:val="24"/>
+          <w:szCs w:val="24"/>
+        </w:rPr>
       </w:pPr>
       <w:bookmarkStart w:id="4" w:name="docs-internal-guid-35c823c2-7fff-6fae-b3"/>
       <w:bookmarkEnd w:id="4"/>
       <w:r>
+        <w:rPr>
+          <w:sz w:val="24"/>
+          <w:szCs w:val="24"/>
+        </w:rPr>
         <w:lastRenderedPageBreak/>
         <w:t>Histórico</w:t>
       </w:r>
@@ -461,6 +562,10 @@
     <w:p>
       <w:pPr>
         <w:pStyle w:val="Corpodetexto"/>
+        <w:rPr>
+          <w:sz w:val="24"/>
+          <w:szCs w:val="24"/>
+        </w:rPr>
       </w:pPr>
     </w:p>
     <w:tbl>
@@ -500,8 +605,16 @@
           <w:p>
             <w:pPr>
               <w:pStyle w:val="Contedodatabelauser"/>
+              <w:rPr>
+                <w:sz w:val="24"/>
+                <w:szCs w:val="24"/>
+              </w:rPr>
             </w:pPr>
             <w:r>
+              <w:rPr>
+                <w:sz w:val="24"/>
+                <w:szCs w:val="24"/>
+              </w:rPr>
               <w:t>Data</w:t>
             </w:r>
           </w:p>
@@ -520,8 +633,16 @@
           <w:p>
             <w:pPr>
               <w:pStyle w:val="Contedodatabelauser"/>
+              <w:rPr>
+                <w:sz w:val="24"/>
+                <w:szCs w:val="24"/>
+              </w:rPr>
             </w:pPr>
             <w:r>
+              <w:rPr>
+                <w:sz w:val="24"/>
+                <w:szCs w:val="24"/>
+              </w:rPr>
               <w:t>Revisão</w:t>
             </w:r>
           </w:p>
@@ -540,8 +661,16 @@
           <w:p>
             <w:pPr>
               <w:pStyle w:val="Contedodatabelauser"/>
+              <w:rPr>
+                <w:sz w:val="24"/>
+                <w:szCs w:val="24"/>
+              </w:rPr>
             </w:pPr>
             <w:r>
+              <w:rPr>
+                <w:sz w:val="24"/>
+                <w:szCs w:val="24"/>
+              </w:rPr>
               <w:t>Descrição</w:t>
             </w:r>
           </w:p>
@@ -560,8 +689,16 @@
           <w:p>
             <w:pPr>
               <w:pStyle w:val="Contedodatabelauser"/>
+              <w:rPr>
+                <w:sz w:val="24"/>
+                <w:szCs w:val="24"/>
+              </w:rPr>
             </w:pPr>
             <w:r>
+              <w:rPr>
+                <w:sz w:val="24"/>
+                <w:szCs w:val="24"/>
+              </w:rPr>
               <w:t>Autor (s)</w:t>
             </w:r>
           </w:p>
@@ -585,6 +722,10 @@
           <w:p>
             <w:pPr>
               <w:pStyle w:val="Contedodatabelauser"/>
+              <w:rPr>
+                <w:sz w:val="24"/>
+                <w:szCs w:val="24"/>
+              </w:rPr>
             </w:pPr>
           </w:p>
         </w:tc>
@@ -602,6 +743,10 @@
           <w:p>
             <w:pPr>
               <w:pStyle w:val="Contedodatabelauser"/>
+              <w:rPr>
+                <w:sz w:val="24"/>
+                <w:szCs w:val="24"/>
+              </w:rPr>
             </w:pPr>
           </w:p>
         </w:tc>
@@ -619,6 +764,10 @@
           <w:p>
             <w:pPr>
               <w:pStyle w:val="Contedodatabelauser"/>
+              <w:rPr>
+                <w:sz w:val="24"/>
+                <w:szCs w:val="24"/>
+              </w:rPr>
             </w:pPr>
           </w:p>
         </w:tc>
@@ -636,6 +785,10 @@
           <w:p>
             <w:pPr>
               <w:pStyle w:val="Contedodatabelauser"/>
+              <w:rPr>
+                <w:sz w:val="24"/>
+                <w:szCs w:val="24"/>
+              </w:rPr>
             </w:pPr>
           </w:p>
         </w:tc>
@@ -658,6 +811,10 @@
           <w:p>
             <w:pPr>
               <w:pStyle w:val="Contedodatabelauser"/>
+              <w:rPr>
+                <w:sz w:val="24"/>
+                <w:szCs w:val="24"/>
+              </w:rPr>
             </w:pPr>
           </w:p>
         </w:tc>
@@ -675,6 +832,10 @@
           <w:p>
             <w:pPr>
               <w:pStyle w:val="Contedodatabelauser"/>
+              <w:rPr>
+                <w:sz w:val="24"/>
+                <w:szCs w:val="24"/>
+              </w:rPr>
             </w:pPr>
           </w:p>
         </w:tc>
@@ -692,6 +853,10 @@
           <w:p>
             <w:pPr>
               <w:pStyle w:val="Contedodatabelauser"/>
+              <w:rPr>
+                <w:sz w:val="24"/>
+                <w:szCs w:val="24"/>
+              </w:rPr>
             </w:pPr>
           </w:p>
         </w:tc>
@@ -709,6 +874,10 @@
           <w:p>
             <w:pPr>
               <w:pStyle w:val="Contedodatabelauser"/>
+              <w:rPr>
+                <w:sz w:val="24"/>
+                <w:szCs w:val="24"/>
+              </w:rPr>
             </w:pPr>
           </w:p>
         </w:tc>
@@ -731,6 +900,10 @@
           <w:p>
             <w:pPr>
               <w:pStyle w:val="Contedodatabelauser"/>
+              <w:rPr>
+                <w:sz w:val="24"/>
+                <w:szCs w:val="24"/>
+              </w:rPr>
             </w:pPr>
           </w:p>
         </w:tc>
@@ -748,6 +921,10 @@
           <w:p>
             <w:pPr>
               <w:pStyle w:val="Contedodatabelauser"/>
+              <w:rPr>
+                <w:sz w:val="24"/>
+                <w:szCs w:val="24"/>
+              </w:rPr>
             </w:pPr>
           </w:p>
         </w:tc>
@@ -765,6 +942,10 @@
           <w:p>
             <w:pPr>
               <w:pStyle w:val="Contedodatabelauser"/>
+              <w:rPr>
+                <w:sz w:val="24"/>
+                <w:szCs w:val="24"/>
+              </w:rPr>
             </w:pPr>
           </w:p>
         </w:tc>
@@ -782,6 +963,10 @@
           <w:p>
             <w:pPr>
               <w:pStyle w:val="Contedodatabelauser"/>
+              <w:rPr>
+                <w:sz w:val="24"/>
+                <w:szCs w:val="24"/>
+              </w:rPr>
             </w:pPr>
           </w:p>
         </w:tc>
@@ -804,6 +989,10 @@
           <w:p>
             <w:pPr>
               <w:pStyle w:val="Contedodatabelauser"/>
+              <w:rPr>
+                <w:sz w:val="24"/>
+                <w:szCs w:val="24"/>
+              </w:rPr>
             </w:pPr>
           </w:p>
         </w:tc>
@@ -821,6 +1010,10 @@
           <w:p>
             <w:pPr>
               <w:pStyle w:val="Contedodatabelauser"/>
+              <w:rPr>
+                <w:sz w:val="24"/>
+                <w:szCs w:val="24"/>
+              </w:rPr>
             </w:pPr>
           </w:p>
         </w:tc>
@@ -838,6 +1031,10 @@
           <w:p>
             <w:pPr>
               <w:pStyle w:val="Contedodatabelauser"/>
+              <w:rPr>
+                <w:sz w:val="24"/>
+                <w:szCs w:val="24"/>
+              </w:rPr>
             </w:pPr>
           </w:p>
         </w:tc>
@@ -855,6 +1052,10 @@
           <w:p>
             <w:pPr>
               <w:pStyle w:val="Contedodatabelauser"/>
+              <w:rPr>
+                <w:sz w:val="24"/>
+                <w:szCs w:val="24"/>
+              </w:rPr>
             </w:pPr>
           </w:p>
         </w:tc>
@@ -877,6 +1078,10 @@
           <w:p>
             <w:pPr>
               <w:pStyle w:val="Contedodatabelauser"/>
+              <w:rPr>
+                <w:sz w:val="24"/>
+                <w:szCs w:val="24"/>
+              </w:rPr>
             </w:pPr>
           </w:p>
         </w:tc>
@@ -894,6 +1099,10 @@
           <w:p>
             <w:pPr>
               <w:pStyle w:val="Contedodatabelauser"/>
+              <w:rPr>
+                <w:sz w:val="24"/>
+                <w:szCs w:val="24"/>
+              </w:rPr>
             </w:pPr>
           </w:p>
         </w:tc>
@@ -911,6 +1120,10 @@
           <w:p>
             <w:pPr>
               <w:pStyle w:val="Contedodatabelauser"/>
+              <w:rPr>
+                <w:sz w:val="24"/>
+                <w:szCs w:val="24"/>
+              </w:rPr>
             </w:pPr>
           </w:p>
         </w:tc>
@@ -928,6 +1141,10 @@
           <w:p>
             <w:pPr>
               <w:pStyle w:val="Contedodatabelauser"/>
+              <w:rPr>
+                <w:sz w:val="24"/>
+                <w:szCs w:val="24"/>
+              </w:rPr>
             </w:pPr>
           </w:p>
         </w:tc>
@@ -950,6 +1167,10 @@
           <w:p>
             <w:pPr>
               <w:pStyle w:val="Contedodatabelauser"/>
+              <w:rPr>
+                <w:sz w:val="24"/>
+                <w:szCs w:val="24"/>
+              </w:rPr>
             </w:pPr>
           </w:p>
         </w:tc>
@@ -967,6 +1188,10 @@
           <w:p>
             <w:pPr>
               <w:pStyle w:val="Contedodatabelauser"/>
+              <w:rPr>
+                <w:sz w:val="24"/>
+                <w:szCs w:val="24"/>
+              </w:rPr>
             </w:pPr>
           </w:p>
         </w:tc>
@@ -984,6 +1209,10 @@
           <w:p>
             <w:pPr>
               <w:pStyle w:val="Contedodatabelauser"/>
+              <w:rPr>
+                <w:sz w:val="24"/>
+                <w:szCs w:val="24"/>
+              </w:rPr>
             </w:pPr>
           </w:p>
         </w:tc>
@@ -1001,6 +1230,10 @@
           <w:p>
             <w:pPr>
               <w:pStyle w:val="Contedodatabelauser"/>
+              <w:rPr>
+                <w:sz w:val="24"/>
+                <w:szCs w:val="24"/>
+              </w:rPr>
             </w:pPr>
           </w:p>
         </w:tc>
@@ -1010,13 +1243,25 @@
       <w:pPr>
         <w:pStyle w:val="Corpodetexto"/>
         <w:jc w:val="center"/>
+        <w:rPr>
+          <w:sz w:val="24"/>
+          <w:szCs w:val="24"/>
+        </w:rPr>
       </w:pPr>
     </w:p>
     <w:p>
       <w:pPr>
         <w:pStyle w:val="Corpodetexto"/>
-      </w:pPr>
-      <w:r>
+        <w:rPr>
+          <w:sz w:val="24"/>
+          <w:szCs w:val="24"/>
+        </w:rPr>
+      </w:pPr>
+      <w:r>
+        <w:rPr>
+          <w:sz w:val="24"/>
+          <w:szCs w:val="24"/>
+        </w:rPr>
         <w:br/>
       </w:r>
     </w:p>
@@ -1025,6 +1270,8 @@
         <w:ind w:left="426"/>
         <w:rPr>
           <w:b/>
+          <w:sz w:val="24"/>
+          <w:szCs w:val="24"/>
         </w:rPr>
       </w:pPr>
     </w:p>
@@ -1034,8 +1281,8 @@
           <w:rFonts w:asciiTheme="minorHAnsi" w:eastAsiaTheme="minorHAnsi" w:hAnsiTheme="minorHAnsi"/>
           <w:b w:val="0"/>
           <w:bCs w:val="0"/>
-          <w:sz w:val="22"/>
-          <w:szCs w:val="22"/>
+          <w:sz w:val="24"/>
+          <w:szCs w:val="24"/>
         </w:rPr>
         <w:id w:val="-979606406"/>
         <w:docPartObj>
@@ -1049,28 +1296,46 @@
             <w:pStyle w:val="CabealhodoSumrio"/>
             <w:rPr>
               <w:rFonts w:hint="eastAsia"/>
+              <w:sz w:val="24"/>
+              <w:szCs w:val="24"/>
             </w:rPr>
           </w:pPr>
           <w:r>
+            <w:rPr>
+              <w:sz w:val="24"/>
+              <w:szCs w:val="24"/>
+            </w:rPr>
             <w:t>Sumário</w:t>
           </w:r>
         </w:p>
         <w:p>
           <w:pPr>
             <w:pStyle w:val="Sumrio1"/>
+            <w:rPr>
+              <w:sz w:val="24"/>
+              <w:szCs w:val="24"/>
+            </w:rPr>
           </w:pPr>
           <w:r>
+            <w:rPr>
+              <w:sz w:val="24"/>
+              <w:szCs w:val="24"/>
+            </w:rPr>
             <w:fldChar w:fldCharType="begin"/>
           </w:r>
           <w:r>
             <w:rPr>
               <w:rStyle w:val="Vnculodendice"/>
+              <w:sz w:val="24"/>
+              <w:szCs w:val="24"/>
             </w:rPr>
             <w:instrText xml:space="preserve"> TOC \f \o "1-9" \h</w:instrText>
           </w:r>
           <w:r>
             <w:rPr>
               <w:rStyle w:val="Vnculodendice"/>
+              <w:sz w:val="24"/>
+              <w:szCs w:val="24"/>
             </w:rPr>
             <w:fldChar w:fldCharType="separate"/>
           </w:r>
@@ -1078,12 +1343,16 @@
             <w:r>
               <w:rPr>
                 <w:rStyle w:val="Vnculodendice"/>
+                <w:sz w:val="24"/>
+                <w:szCs w:val="24"/>
               </w:rPr>
               <w:t>Contexto</w:t>
             </w:r>
             <w:r>
               <w:rPr>
                 <w:rStyle w:val="Vnculodendice"/>
+                <w:sz w:val="24"/>
+                <w:szCs w:val="24"/>
               </w:rPr>
               <w:tab/>
               <w:t>1</w:t>
@@ -1097,17 +1366,25 @@
               <w:tab w:val="clear" w:pos="8221"/>
               <w:tab w:val="right" w:leader="dot" w:pos="8504"/>
             </w:tabs>
+            <w:rPr>
+              <w:sz w:val="24"/>
+              <w:szCs w:val="24"/>
+            </w:rPr>
           </w:pPr>
           <w:hyperlink w:anchor="__RefHeading___Toc547_2785522844">
             <w:r>
               <w:rPr>
                 <w:rStyle w:val="Vnculodendice"/>
+                <w:sz w:val="24"/>
+                <w:szCs w:val="24"/>
               </w:rPr>
               <w:t>APRESENTAÇÃO DOS USUÁRIOS</w:t>
             </w:r>
             <w:r>
               <w:rPr>
                 <w:rStyle w:val="Vnculodendice"/>
+                <w:sz w:val="24"/>
+                <w:szCs w:val="24"/>
               </w:rPr>
               <w:tab/>
               <w:t>1</w:t>
@@ -1121,17 +1398,25 @@
               <w:tab w:val="clear" w:pos="7937"/>
               <w:tab w:val="right" w:leader="dot" w:pos="8504"/>
             </w:tabs>
+            <w:rPr>
+              <w:sz w:val="24"/>
+              <w:szCs w:val="24"/>
+            </w:rPr>
           </w:pPr>
           <w:hyperlink w:anchor="__RefHeading___Toc549_2785522844">
             <w:r>
               <w:rPr>
                 <w:rStyle w:val="Vnculodendice"/>
+                <w:sz w:val="24"/>
+                <w:szCs w:val="24"/>
               </w:rPr>
               <w:t>PERSONA 1</w:t>
             </w:r>
             <w:r>
               <w:rPr>
                 <w:rStyle w:val="Vnculodendice"/>
+                <w:sz w:val="24"/>
+                <w:szCs w:val="24"/>
               </w:rPr>
               <w:tab/>
               <w:t>1</w:t>
@@ -1145,17 +1430,25 @@
               <w:tab w:val="clear" w:pos="7937"/>
               <w:tab w:val="right" w:leader="dot" w:pos="8504"/>
             </w:tabs>
+            <w:rPr>
+              <w:sz w:val="24"/>
+              <w:szCs w:val="24"/>
+            </w:rPr>
           </w:pPr>
           <w:hyperlink w:anchor="__RefHeading___Toc551_2785522844">
             <w:r>
               <w:rPr>
                 <w:rStyle w:val="Vnculodendice"/>
+                <w:sz w:val="24"/>
+                <w:szCs w:val="24"/>
               </w:rPr>
               <w:t>PERSONA 2</w:t>
             </w:r>
             <w:r>
               <w:rPr>
                 <w:rStyle w:val="Vnculodendice"/>
+                <w:sz w:val="24"/>
+                <w:szCs w:val="24"/>
               </w:rPr>
               <w:tab/>
               <w:t>1</w:t>
@@ -1165,17 +1458,25 @@
         <w:p>
           <w:pPr>
             <w:pStyle w:val="Sumrio1"/>
+            <w:rPr>
+              <w:sz w:val="24"/>
+              <w:szCs w:val="24"/>
+            </w:rPr>
           </w:pPr>
           <w:hyperlink w:anchor="__RefHeading___Toc553_2785522844">
             <w:r>
               <w:rPr>
                 <w:rStyle w:val="Vnculodendice"/>
+                <w:sz w:val="24"/>
+                <w:szCs w:val="24"/>
               </w:rPr>
               <w:t>História de Usuário</w:t>
             </w:r>
             <w:r>
               <w:rPr>
                 <w:rStyle w:val="Vnculodendice"/>
+                <w:sz w:val="24"/>
+                <w:szCs w:val="24"/>
               </w:rPr>
               <w:tab/>
               <w:t>1</w:t>
@@ -1189,17 +1490,25 @@
               <w:tab w:val="clear" w:pos="8221"/>
               <w:tab w:val="right" w:leader="dot" w:pos="8504"/>
             </w:tabs>
+            <w:rPr>
+              <w:sz w:val="24"/>
+              <w:szCs w:val="24"/>
+            </w:rPr>
           </w:pPr>
           <w:hyperlink w:anchor="__RefHeading___Toc555_2785522844">
             <w:r>
               <w:rPr>
                 <w:rStyle w:val="Vnculodendice"/>
+                <w:sz w:val="24"/>
+                <w:szCs w:val="24"/>
               </w:rPr>
               <w:t>História 01</w:t>
             </w:r>
             <w:r>
               <w:rPr>
                 <w:rStyle w:val="Vnculodendice"/>
+                <w:sz w:val="24"/>
+                <w:szCs w:val="24"/>
               </w:rPr>
               <w:tab/>
               <w:t>1</w:t>
@@ -1213,17 +1522,25 @@
               <w:tab w:val="clear" w:pos="7937"/>
               <w:tab w:val="right" w:leader="dot" w:pos="8504"/>
             </w:tabs>
+            <w:rPr>
+              <w:sz w:val="24"/>
+              <w:szCs w:val="24"/>
+            </w:rPr>
           </w:pPr>
           <w:hyperlink w:anchor="__RefHeading___Toc921_2785522844">
             <w:r>
               <w:rPr>
                 <w:rStyle w:val="Vnculodendice"/>
+                <w:sz w:val="24"/>
+                <w:szCs w:val="24"/>
               </w:rPr>
               <w:t>Regras de Negócio</w:t>
             </w:r>
             <w:r>
               <w:rPr>
                 <w:rStyle w:val="Vnculodendice"/>
+                <w:sz w:val="24"/>
+                <w:szCs w:val="24"/>
               </w:rPr>
               <w:tab/>
               <w:t>1</w:t>
@@ -1237,17 +1554,25 @@
               <w:tab w:val="clear" w:pos="7937"/>
               <w:tab w:val="right" w:leader="dot" w:pos="8504"/>
             </w:tabs>
+            <w:rPr>
+              <w:sz w:val="24"/>
+              <w:szCs w:val="24"/>
+            </w:rPr>
           </w:pPr>
           <w:hyperlink w:anchor="__RefHeading___Toc923_2785522844">
             <w:r>
               <w:rPr>
                 <w:rStyle w:val="Vnculodendice"/>
+                <w:sz w:val="24"/>
+                <w:szCs w:val="24"/>
               </w:rPr>
               <w:t>Conceito de pronto</w:t>
             </w:r>
             <w:r>
               <w:rPr>
                 <w:rStyle w:val="Vnculodendice"/>
+                <w:sz w:val="24"/>
+                <w:szCs w:val="24"/>
               </w:rPr>
               <w:tab/>
               <w:t>2</w:t>
@@ -1261,17 +1586,25 @@
               <w:tab w:val="clear" w:pos="7937"/>
               <w:tab w:val="right" w:leader="dot" w:pos="8504"/>
             </w:tabs>
+            <w:rPr>
+              <w:sz w:val="24"/>
+              <w:szCs w:val="24"/>
+            </w:rPr>
           </w:pPr>
           <w:hyperlink w:anchor="__RefHeading___Toc925_2785522844">
             <w:r>
               <w:rPr>
                 <w:rStyle w:val="Vnculodendice"/>
+                <w:sz w:val="24"/>
+                <w:szCs w:val="24"/>
               </w:rPr>
               <w:t>Informações Adicionais</w:t>
             </w:r>
             <w:r>
               <w:rPr>
                 <w:rStyle w:val="Vnculodendice"/>
+                <w:sz w:val="24"/>
+                <w:szCs w:val="24"/>
               </w:rPr>
               <w:tab/>
               <w:t>3</w:t>
@@ -1285,17 +1618,25 @@
               <w:tab w:val="clear" w:pos="8221"/>
               <w:tab w:val="right" w:leader="dot" w:pos="8504"/>
             </w:tabs>
+            <w:rPr>
+              <w:sz w:val="24"/>
+              <w:szCs w:val="24"/>
+            </w:rPr>
           </w:pPr>
           <w:hyperlink w:anchor="__RefHeading___Toc557_2785522844">
             <w:r>
               <w:rPr>
                 <w:rStyle w:val="Vnculodendice"/>
+                <w:sz w:val="24"/>
+                <w:szCs w:val="24"/>
               </w:rPr>
               <w:t>História 02</w:t>
             </w:r>
             <w:r>
               <w:rPr>
                 <w:rStyle w:val="Vnculodendice"/>
+                <w:sz w:val="24"/>
+                <w:szCs w:val="24"/>
               </w:rPr>
               <w:tab/>
               <w:t>3</w:t>
@@ -1309,17 +1650,25 @@
               <w:tab w:val="clear" w:pos="7937"/>
               <w:tab w:val="right" w:leader="dot" w:pos="8504"/>
             </w:tabs>
+            <w:rPr>
+              <w:sz w:val="24"/>
+              <w:szCs w:val="24"/>
+            </w:rPr>
           </w:pPr>
           <w:hyperlink w:anchor="__RefHeading___Toc559_2785522844">
             <w:r>
               <w:rPr>
                 <w:rStyle w:val="Vnculodendice"/>
+                <w:sz w:val="24"/>
+                <w:szCs w:val="24"/>
               </w:rPr>
               <w:t>Regras de Negócio</w:t>
             </w:r>
             <w:r>
               <w:rPr>
                 <w:rStyle w:val="Vnculodendice"/>
+                <w:sz w:val="24"/>
+                <w:szCs w:val="24"/>
               </w:rPr>
               <w:tab/>
               <w:t>3</w:t>
@@ -1333,17 +1682,25 @@
               <w:tab w:val="clear" w:pos="7937"/>
               <w:tab w:val="right" w:leader="dot" w:pos="8504"/>
             </w:tabs>
+            <w:rPr>
+              <w:sz w:val="24"/>
+              <w:szCs w:val="24"/>
+            </w:rPr>
           </w:pPr>
           <w:hyperlink w:anchor="__RefHeading___Toc561_2785522844">
             <w:r>
               <w:rPr>
                 <w:rStyle w:val="Vnculodendice"/>
+                <w:sz w:val="24"/>
+                <w:szCs w:val="24"/>
               </w:rPr>
               <w:t>Conceito de pronto</w:t>
             </w:r>
             <w:r>
               <w:rPr>
                 <w:rStyle w:val="Vnculodendice"/>
+                <w:sz w:val="24"/>
+                <w:szCs w:val="24"/>
               </w:rPr>
               <w:tab/>
               <w:t>3</w:t>
@@ -1357,17 +1714,25 @@
               <w:tab w:val="clear" w:pos="7937"/>
               <w:tab w:val="right" w:leader="dot" w:pos="8504"/>
             </w:tabs>
+            <w:rPr>
+              <w:sz w:val="24"/>
+              <w:szCs w:val="24"/>
+            </w:rPr>
           </w:pPr>
           <w:hyperlink w:anchor="__RefHeading___Toc927_2785522844">
             <w:r>
               <w:rPr>
                 <w:rStyle w:val="Vnculodendice"/>
+                <w:sz w:val="24"/>
+                <w:szCs w:val="24"/>
               </w:rPr>
               <w:t>Informações Adicionais</w:t>
             </w:r>
             <w:r>
               <w:rPr>
                 <w:rStyle w:val="Vnculodendice"/>
+                <w:sz w:val="24"/>
+                <w:szCs w:val="24"/>
               </w:rPr>
               <w:tab/>
               <w:t>3</w:t>
@@ -1381,17 +1746,25 @@
               <w:tab w:val="clear" w:pos="8221"/>
               <w:tab w:val="right" w:leader="dot" w:pos="8504"/>
             </w:tabs>
+            <w:rPr>
+              <w:sz w:val="24"/>
+              <w:szCs w:val="24"/>
+            </w:rPr>
           </w:pPr>
           <w:hyperlink w:anchor="__RefHeading___Toc563_2785522844">
             <w:r>
               <w:rPr>
                 <w:rStyle w:val="Vnculodendice"/>
+                <w:sz w:val="24"/>
+                <w:szCs w:val="24"/>
               </w:rPr>
               <w:t>História 03</w:t>
             </w:r>
             <w:r>
               <w:rPr>
                 <w:rStyle w:val="Vnculodendice"/>
+                <w:sz w:val="24"/>
+                <w:szCs w:val="24"/>
               </w:rPr>
               <w:tab/>
               <w:t>3</w:t>
@@ -1405,17 +1778,25 @@
               <w:tab w:val="clear" w:pos="7937"/>
               <w:tab w:val="right" w:leader="dot" w:pos="8504"/>
             </w:tabs>
+            <w:rPr>
+              <w:sz w:val="24"/>
+              <w:szCs w:val="24"/>
+            </w:rPr>
           </w:pPr>
           <w:hyperlink w:anchor="__RefHeading___Toc565_2785522844">
             <w:r>
               <w:rPr>
                 <w:rStyle w:val="Vnculodendice"/>
+                <w:sz w:val="24"/>
+                <w:szCs w:val="24"/>
               </w:rPr>
               <w:t>Regras de Negócio</w:t>
             </w:r>
             <w:r>
               <w:rPr>
                 <w:rStyle w:val="Vnculodendice"/>
+                <w:sz w:val="24"/>
+                <w:szCs w:val="24"/>
               </w:rPr>
               <w:tab/>
               <w:t>4</w:t>
@@ -1429,17 +1810,25 @@
               <w:tab w:val="clear" w:pos="7937"/>
               <w:tab w:val="right" w:leader="dot" w:pos="8504"/>
             </w:tabs>
+            <w:rPr>
+              <w:sz w:val="24"/>
+              <w:szCs w:val="24"/>
+            </w:rPr>
           </w:pPr>
           <w:hyperlink w:anchor="__RefHeading___Toc567_2785522844">
             <w:r>
               <w:rPr>
                 <w:rStyle w:val="Vnculodendice"/>
+                <w:sz w:val="24"/>
+                <w:szCs w:val="24"/>
               </w:rPr>
               <w:t>Conceito de pronto</w:t>
             </w:r>
             <w:r>
               <w:rPr>
                 <w:rStyle w:val="Vnculodendice"/>
+                <w:sz w:val="24"/>
+                <w:szCs w:val="24"/>
               </w:rPr>
               <w:tab/>
               <w:t>4</w:t>
@@ -1453,17 +1842,25 @@
               <w:tab w:val="clear" w:pos="7937"/>
               <w:tab w:val="right" w:leader="dot" w:pos="8504"/>
             </w:tabs>
+            <w:rPr>
+              <w:sz w:val="24"/>
+              <w:szCs w:val="24"/>
+            </w:rPr>
           </w:pPr>
           <w:hyperlink w:anchor="__RefHeading___Toc929_2785522844">
             <w:r>
               <w:rPr>
                 <w:rStyle w:val="Vnculodendice"/>
+                <w:sz w:val="24"/>
+                <w:szCs w:val="24"/>
               </w:rPr>
               <w:t>Informações Adicionais</w:t>
             </w:r>
             <w:r>
               <w:rPr>
                 <w:rStyle w:val="Vnculodendice"/>
+                <w:sz w:val="24"/>
+                <w:szCs w:val="24"/>
               </w:rPr>
               <w:tab/>
               <w:t>4</w:t>
@@ -1477,17 +1874,25 @@
               <w:tab w:val="clear" w:pos="8221"/>
               <w:tab w:val="right" w:leader="dot" w:pos="8504"/>
             </w:tabs>
+            <w:rPr>
+              <w:sz w:val="24"/>
+              <w:szCs w:val="24"/>
+            </w:rPr>
           </w:pPr>
           <w:hyperlink w:anchor="__RefHeading___Toc569_2785522844">
             <w:r>
               <w:rPr>
                 <w:rStyle w:val="Vnculodendice"/>
+                <w:sz w:val="24"/>
+                <w:szCs w:val="24"/>
               </w:rPr>
               <w:t>História 04</w:t>
             </w:r>
             <w:r>
               <w:rPr>
                 <w:rStyle w:val="Vnculodendice"/>
+                <w:sz w:val="24"/>
+                <w:szCs w:val="24"/>
               </w:rPr>
               <w:tab/>
               <w:t>4</w:t>
@@ -1501,17 +1906,25 @@
               <w:tab w:val="clear" w:pos="7937"/>
               <w:tab w:val="right" w:leader="dot" w:pos="8504"/>
             </w:tabs>
+            <w:rPr>
+              <w:sz w:val="24"/>
+              <w:szCs w:val="24"/>
+            </w:rPr>
           </w:pPr>
           <w:hyperlink w:anchor="__RefHeading___Toc571_2785522844">
             <w:r>
               <w:rPr>
                 <w:rStyle w:val="Vnculodendice"/>
+                <w:sz w:val="24"/>
+                <w:szCs w:val="24"/>
               </w:rPr>
               <w:t>Regras de Negócio</w:t>
             </w:r>
             <w:r>
               <w:rPr>
                 <w:rStyle w:val="Vnculodendice"/>
+                <w:sz w:val="24"/>
+                <w:szCs w:val="24"/>
               </w:rPr>
               <w:tab/>
               <w:t>4</w:t>
@@ -1525,17 +1938,25 @@
               <w:tab w:val="clear" w:pos="7937"/>
               <w:tab w:val="right" w:leader="dot" w:pos="8504"/>
             </w:tabs>
+            <w:rPr>
+              <w:sz w:val="24"/>
+              <w:szCs w:val="24"/>
+            </w:rPr>
           </w:pPr>
           <w:hyperlink w:anchor="__RefHeading___Toc573_2785522844">
             <w:r>
               <w:rPr>
                 <w:rStyle w:val="Vnculodendice"/>
+                <w:sz w:val="24"/>
+                <w:szCs w:val="24"/>
               </w:rPr>
               <w:t>Conceito de pronto</w:t>
             </w:r>
             <w:r>
               <w:rPr>
                 <w:rStyle w:val="Vnculodendice"/>
+                <w:sz w:val="24"/>
+                <w:szCs w:val="24"/>
               </w:rPr>
               <w:tab/>
               <w:t>4</w:t>
@@ -1549,17 +1970,25 @@
               <w:tab w:val="clear" w:pos="7937"/>
               <w:tab w:val="right" w:leader="dot" w:pos="8504"/>
             </w:tabs>
+            <w:rPr>
+              <w:sz w:val="24"/>
+              <w:szCs w:val="24"/>
+            </w:rPr>
           </w:pPr>
           <w:hyperlink w:anchor="__RefHeading___Toc931_2785522844">
             <w:r>
               <w:rPr>
                 <w:rStyle w:val="Vnculodendice"/>
+                <w:sz w:val="24"/>
+                <w:szCs w:val="24"/>
               </w:rPr>
               <w:t>Informações Adicionais</w:t>
             </w:r>
             <w:r>
               <w:rPr>
                 <w:rStyle w:val="Vnculodendice"/>
+                <w:sz w:val="24"/>
+                <w:szCs w:val="24"/>
               </w:rPr>
               <w:tab/>
               <w:t>4</w:t>
@@ -1573,17 +2002,25 @@
               <w:tab w:val="clear" w:pos="8221"/>
               <w:tab w:val="right" w:leader="dot" w:pos="8504"/>
             </w:tabs>
+            <w:rPr>
+              <w:sz w:val="24"/>
+              <w:szCs w:val="24"/>
+            </w:rPr>
           </w:pPr>
           <w:hyperlink w:anchor="__RefHeading___Toc575_2785522844">
             <w:r>
               <w:rPr>
                 <w:rStyle w:val="Vnculodendice"/>
+                <w:sz w:val="24"/>
+                <w:szCs w:val="24"/>
               </w:rPr>
               <w:t>História 05</w:t>
             </w:r>
             <w:r>
               <w:rPr>
                 <w:rStyle w:val="Vnculodendice"/>
+                <w:sz w:val="24"/>
+                <w:szCs w:val="24"/>
               </w:rPr>
               <w:tab/>
               <w:t>4</w:t>
@@ -1597,17 +2034,25 @@
               <w:tab w:val="clear" w:pos="7937"/>
               <w:tab w:val="right" w:leader="dot" w:pos="8504"/>
             </w:tabs>
+            <w:rPr>
+              <w:sz w:val="24"/>
+              <w:szCs w:val="24"/>
+            </w:rPr>
           </w:pPr>
           <w:hyperlink w:anchor="__RefHeading___Toc577_2785522844">
             <w:r>
               <w:rPr>
                 <w:rStyle w:val="Vnculodendice"/>
+                <w:sz w:val="24"/>
+                <w:szCs w:val="24"/>
               </w:rPr>
               <w:t>Regras de Negócio</w:t>
             </w:r>
             <w:r>
               <w:rPr>
                 <w:rStyle w:val="Vnculodendice"/>
+                <w:sz w:val="24"/>
+                <w:szCs w:val="24"/>
               </w:rPr>
               <w:tab/>
               <w:t>4</w:t>
@@ -1621,17 +2066,25 @@
               <w:tab w:val="clear" w:pos="7937"/>
               <w:tab w:val="right" w:leader="dot" w:pos="8504"/>
             </w:tabs>
+            <w:rPr>
+              <w:sz w:val="24"/>
+              <w:szCs w:val="24"/>
+            </w:rPr>
           </w:pPr>
           <w:hyperlink w:anchor="__RefHeading___Toc579_2785522844">
             <w:r>
               <w:rPr>
                 <w:rStyle w:val="Vnculodendice"/>
+                <w:sz w:val="24"/>
+                <w:szCs w:val="24"/>
               </w:rPr>
               <w:t>Conceito de pronto</w:t>
             </w:r>
             <w:r>
               <w:rPr>
                 <w:rStyle w:val="Vnculodendice"/>
+                <w:sz w:val="24"/>
+                <w:szCs w:val="24"/>
               </w:rPr>
               <w:tab/>
               <w:t>5</w:t>
@@ -1645,17 +2098,25 @@
               <w:tab w:val="clear" w:pos="7937"/>
               <w:tab w:val="right" w:leader="dot" w:pos="8504"/>
             </w:tabs>
+            <w:rPr>
+              <w:sz w:val="24"/>
+              <w:szCs w:val="24"/>
+            </w:rPr>
           </w:pPr>
           <w:hyperlink w:anchor="__RefHeading___Toc933_2785522844">
             <w:r>
               <w:rPr>
                 <w:rStyle w:val="Vnculodendice"/>
+                <w:sz w:val="24"/>
+                <w:szCs w:val="24"/>
               </w:rPr>
               <w:t>Informações Adicionais</w:t>
             </w:r>
             <w:r>
               <w:rPr>
                 <w:rStyle w:val="Vnculodendice"/>
+                <w:sz w:val="24"/>
+                <w:szCs w:val="24"/>
               </w:rPr>
               <w:tab/>
               <w:t>5</w:t>
@@ -1669,17 +2130,25 @@
               <w:tab w:val="clear" w:pos="8221"/>
               <w:tab w:val="right" w:leader="dot" w:pos="8504"/>
             </w:tabs>
+            <w:rPr>
+              <w:sz w:val="24"/>
+              <w:szCs w:val="24"/>
+            </w:rPr>
           </w:pPr>
           <w:hyperlink w:anchor="__RefHeading___Toc581_2785522844">
             <w:r>
               <w:rPr>
                 <w:rStyle w:val="Vnculodendice"/>
+                <w:sz w:val="24"/>
+                <w:szCs w:val="24"/>
               </w:rPr>
               <w:t>História n</w:t>
             </w:r>
             <w:r>
               <w:rPr>
                 <w:rStyle w:val="Vnculodendice"/>
+                <w:sz w:val="24"/>
+                <w:szCs w:val="24"/>
               </w:rPr>
               <w:tab/>
               <w:t>5</w:t>
@@ -1693,17 +2162,25 @@
               <w:tab w:val="clear" w:pos="7937"/>
               <w:tab w:val="right" w:leader="dot" w:pos="8504"/>
             </w:tabs>
+            <w:rPr>
+              <w:sz w:val="24"/>
+              <w:szCs w:val="24"/>
+            </w:rPr>
           </w:pPr>
           <w:hyperlink w:anchor="__RefHeading___Toc583_2785522844">
             <w:r>
               <w:rPr>
                 <w:rStyle w:val="Vnculodendice"/>
+                <w:sz w:val="24"/>
+                <w:szCs w:val="24"/>
               </w:rPr>
               <w:t>Regras de Negócio</w:t>
             </w:r>
             <w:r>
               <w:rPr>
                 <w:rStyle w:val="Vnculodendice"/>
+                <w:sz w:val="24"/>
+                <w:szCs w:val="24"/>
               </w:rPr>
               <w:tab/>
               <w:t>5</w:t>
@@ -1717,17 +2194,25 @@
               <w:tab w:val="clear" w:pos="7937"/>
               <w:tab w:val="right" w:leader="dot" w:pos="8504"/>
             </w:tabs>
+            <w:rPr>
+              <w:sz w:val="24"/>
+              <w:szCs w:val="24"/>
+            </w:rPr>
           </w:pPr>
           <w:hyperlink w:anchor="__RefHeading___Toc585_2785522844">
             <w:r>
               <w:rPr>
                 <w:rStyle w:val="Vnculodendice"/>
+                <w:sz w:val="24"/>
+                <w:szCs w:val="24"/>
               </w:rPr>
               <w:t>Conceito de pronto</w:t>
             </w:r>
             <w:r>
               <w:rPr>
                 <w:rStyle w:val="Vnculodendice"/>
+                <w:sz w:val="24"/>
+                <w:szCs w:val="24"/>
               </w:rPr>
               <w:tab/>
               <w:t>5</w:t>
@@ -1741,17 +2226,25 @@
               <w:tab w:val="clear" w:pos="7937"/>
               <w:tab w:val="right" w:leader="dot" w:pos="8504"/>
             </w:tabs>
+            <w:rPr>
+              <w:sz w:val="24"/>
+              <w:szCs w:val="24"/>
+            </w:rPr>
           </w:pPr>
           <w:hyperlink w:anchor="__RefHeading___Toc935_2785522844">
             <w:r>
               <w:rPr>
                 <w:rStyle w:val="Vnculodendice"/>
+                <w:sz w:val="24"/>
+                <w:szCs w:val="24"/>
               </w:rPr>
               <w:t>Informações Adicionais</w:t>
             </w:r>
             <w:r>
               <w:rPr>
                 <w:rStyle w:val="Vnculodendice"/>
+                <w:sz w:val="24"/>
+                <w:szCs w:val="24"/>
               </w:rPr>
               <w:tab/>
               <w:t>5</w:t>
@@ -1760,6 +2253,8 @@
           <w:r>
             <w:rPr>
               <w:rStyle w:val="Vnculodendice"/>
+              <w:sz w:val="24"/>
+              <w:szCs w:val="24"/>
             </w:rPr>
             <w:fldChar w:fldCharType="end"/>
           </w:r>
@@ -1771,6 +2266,8 @@
         <w:ind w:left="426"/>
         <w:rPr>
           <w:b/>
+          <w:sz w:val="24"/>
+          <w:szCs w:val="24"/>
         </w:rPr>
       </w:pPr>
     </w:p>
@@ -1780,6 +2277,8 @@
         <w:jc w:val="center"/>
         <w:rPr>
           <w:b/>
+          <w:sz w:val="24"/>
+          <w:szCs w:val="24"/>
         </w:rPr>
         <w:sectPr>
           <w:headerReference w:type="default" r:id="rId7"/>
@@ -1798,11 +2297,16 @@
       <w:pPr>
         <w:pStyle w:val="Ttulo1"/>
         <w:rPr>
-          <w:rFonts w:hint="eastAsia"/>
+          <w:sz w:val="24"/>
+          <w:szCs w:val="24"/>
         </w:rPr>
       </w:pPr>
       <w:sdt>
         <w:sdtPr>
+          <w:rPr>
+            <w:sz w:val="24"/>
+            <w:szCs w:val="24"/>
+          </w:rPr>
           <w:tag w:val="goog_rdk_0"/>
           <w:id w:val="-1209176702"/>
         </w:sdtPr>
@@ -1810,6 +2314,10 @@
       </w:sdt>
       <w:sdt>
         <w:sdtPr>
+          <w:rPr>
+            <w:sz w:val="24"/>
+            <w:szCs w:val="24"/>
+          </w:rPr>
           <w:tag w:val="goog_rdk_1"/>
           <w:id w:val="1716696066"/>
         </w:sdtPr>
@@ -1818,7 +2326,8 @@
       <w:r>
         <w:rPr>
           <w:rFonts w:eastAsia="Liberation Sans" w:cs="Liberation Sans"/>
-          <w:color w:val="000000"/>
+          <w:sz w:val="24"/>
+          <w:szCs w:val="24"/>
         </w:rPr>
         <w:t>Contexto</w:t>
       </w:r>
@@ -1827,124 +2336,220 @@
       <w:pPr>
         <w:pStyle w:val="normal1"/>
         <w:rPr>
-          <w:color w:val="2A6099"/>
-        </w:rPr>
-      </w:pPr>
-      <w:r>
-        <w:rPr>
-          <w:color w:val="2A6099"/>
-        </w:rPr>
-        <w:t>&lt;descrição da motivação/oportunidade/problema a ser resolvido, a área que a aplicação está situada (financeira, jurídica, entretenimento, social…).</w:t>
-      </w:r>
-    </w:p>
-    <w:p>
-      <w:pPr>
-        <w:pStyle w:val="normal1"/>
-        <w:rPr>
-          <w:color w:val="2A6099"/>
-        </w:rPr>
-      </w:pPr>
-    </w:p>
-    <w:p>
-      <w:pPr>
-        <w:pStyle w:val="normal1"/>
-        <w:rPr>
-          <w:color w:val="2A6099"/>
-        </w:rPr>
-      </w:pPr>
-      <w:r>
-        <w:rPr>
-          <w:color w:val="2A6099"/>
-        </w:rPr>
-        <w:t xml:space="preserve">Objetivos da sua aplicação, quais as funcionalidades que você espera que ela tenha? </w:t>
-      </w:r>
-    </w:p>
-    <w:p>
-      <w:pPr>
-        <w:pStyle w:val="normal1"/>
-        <w:rPr>
-          <w:color w:val="2A6099"/>
-        </w:rPr>
-      </w:pPr>
-      <w:r>
-        <w:rPr>
-          <w:color w:val="2A6099"/>
-        </w:rPr>
-        <w:t>Estas informações serão utilizadas para o desenvolvimento das histórias de usuário elencadas no documento&gt;</w:t>
-      </w:r>
-    </w:p>
-    <w:p>
-      <w:pPr>
-        <w:pStyle w:val="normal1"/>
-        <w:rPr>
-          <w:color w:val="2A6099"/>
-        </w:rPr>
-      </w:pPr>
-      <w:r>
-        <w:rPr>
-          <w:color w:val="2A6099"/>
-        </w:rPr>
-        <w:t>O objetivo da aplicação é centralizar as informações de quadra disponível e valores para o usuário</w:t>
-      </w:r>
-    </w:p>
-    <w:p>
-      <w:pPr>
-        <w:pStyle w:val="normal1"/>
-        <w:rPr>
-          <w:color w:val="2A6099"/>
-        </w:rPr>
-      </w:pPr>
-    </w:p>
-    <w:p>
-      <w:pPr>
-        <w:pStyle w:val="PargrafodaLista"/>
-      </w:pPr>
-    </w:p>
-    <w:p>
-      <w:pPr>
-        <w:pStyle w:val="normal1"/>
-      </w:pPr>
-      <w:r>
+          <w:sz w:val="24"/>
+          <w:szCs w:val="24"/>
+        </w:rPr>
+      </w:pPr>
+      <w:r>
+        <w:rPr>
+          <w:sz w:val="24"/>
+          <w:szCs w:val="24"/>
+        </w:rPr>
+        <w:t>O que nos motivou a desenvolver este projeto foi a necessidade de tornar o processo de aluguel de quadras esportivas mais prático e acessível, facilitando a prática de esportes em horários convenientes. Com o crescimento exponencial das atividades esportivas, especialmente após a pandemia, identificamos uma oportunidade clara: a falta de praticidade na marcação de horários para treinos ou jogos, o que muitas vezes resulta em frustrações, como agendas lotadas sem opções digitais ou processos manuais demorados. O problema principal a ser resolvido é a ausência de ferramentas intuitivas e integradas para agendar horários em quadras esportivas, o que limita o acesso ao esporte recreativo e profissional.</w:t>
+      </w:r>
+    </w:p>
+    <w:p>
+      <w:pPr>
+        <w:pStyle w:val="normal1"/>
+        <w:rPr>
+          <w:sz w:val="24"/>
+          <w:szCs w:val="24"/>
+        </w:rPr>
+      </w:pPr>
+      <w:r>
+        <w:rPr>
+          <w:sz w:val="24"/>
+          <w:szCs w:val="24"/>
+        </w:rPr>
+        <w:t>Democratizar o esporte</w:t>
+      </w:r>
+    </w:p>
+    <w:p>
+      <w:pPr>
+        <w:pStyle w:val="normal1"/>
+        <w:rPr>
+          <w:sz w:val="24"/>
+          <w:szCs w:val="24"/>
+        </w:rPr>
+      </w:pPr>
+    </w:p>
+    <w:p>
+      <w:pPr>
+        <w:pStyle w:val="normal1"/>
+        <w:rPr>
+          <w:rFonts w:ascii="Arial" w:eastAsia="Times New Roman" w:hAnsi="Arial" w:cs="Arial"/>
+          <w:sz w:val="24"/>
+          <w:szCs w:val="24"/>
+          <w:bdr w:val="single" w:sz="2" w:space="0" w:color="27272A" w:frame="1"/>
+          <w:shd w:val="clear" w:color="auto" w:fill="09090B"/>
+          <w:lang w:eastAsia="pt-BR"/>
+        </w:rPr>
+      </w:pPr>
+      <w:r>
+        <w:rPr>
+          <w:sz w:val="24"/>
+          <w:szCs w:val="24"/>
+        </w:rPr>
+        <w:t>Nossa aplicação está situada na área de esportes e lazer</w:t>
+      </w:r>
+      <w:r>
+        <w:rPr>
+          <w:sz w:val="24"/>
+          <w:szCs w:val="24"/>
+        </w:rPr>
+        <w:t xml:space="preserve">, </w:t>
+      </w:r>
+      <w:r>
+        <w:rPr>
+          <w:sz w:val="24"/>
+          <w:szCs w:val="24"/>
+        </w:rPr>
+        <w:t>enquadrando-se no setor de entretenimento e bem-estar social, onde promovemos a promoção da saúde física e o engajamento comunitário por meio de soluções digitais acessíveis.</w:t>
+      </w:r>
+      <w:r>
+        <w:rPr>
+          <w:rFonts w:ascii="Arial" w:eastAsia="Times New Roman" w:hAnsi="Arial" w:cs="Arial"/>
+          <w:sz w:val="24"/>
+          <w:szCs w:val="24"/>
+          <w:bdr w:val="single" w:sz="2" w:space="0" w:color="27272A" w:frame="1"/>
+          <w:shd w:val="clear" w:color="auto" w:fill="09090B"/>
+          <w:lang w:eastAsia="pt-BR"/>
+        </w:rPr>
+        <w:t xml:space="preserve"> </w:t>
+      </w:r>
+    </w:p>
+    <w:p>
+      <w:pPr>
+        <w:pStyle w:val="normal1"/>
+        <w:rPr>
+          <w:rFonts w:ascii="Arial" w:eastAsia="Times New Roman" w:hAnsi="Arial" w:cs="Arial"/>
+          <w:sz w:val="24"/>
+          <w:szCs w:val="24"/>
+          <w:bdr w:val="single" w:sz="2" w:space="0" w:color="27272A" w:frame="1"/>
+          <w:shd w:val="clear" w:color="auto" w:fill="09090B"/>
+          <w:lang w:eastAsia="pt-BR"/>
+        </w:rPr>
+      </w:pPr>
+    </w:p>
+    <w:p>
+      <w:pPr>
+        <w:pStyle w:val="normal1"/>
+        <w:rPr>
+          <w:sz w:val="24"/>
+          <w:szCs w:val="24"/>
+        </w:rPr>
+      </w:pPr>
+      <w:r>
+        <w:rPr>
+          <w:sz w:val="24"/>
+          <w:szCs w:val="24"/>
+        </w:rPr>
+        <w:t>Os principais objetivos da nossa aplicação são facilitar e agilizar a marcação de horários em quadras esportivas, promovendo uma experiência mais acessível e eficiente para a prática de esportes. Ao centralizar as informações sobre quadras disponíveis, horários e valores, a plataforma visa resolver a fragmentação atual de agendamentos, permitindo que usuários encontrem e reservem espaços de forma rápida e intuitiva, incentivando o engajamento em atividades físicas e o lazer coletivo.</w:t>
+      </w:r>
+    </w:p>
+    <w:p>
+      <w:pPr>
+        <w:pStyle w:val="normal1"/>
+        <w:rPr>
+          <w:sz w:val="24"/>
+          <w:szCs w:val="24"/>
+        </w:rPr>
+      </w:pPr>
+      <w:r>
+        <w:rPr>
+          <w:sz w:val="24"/>
+          <w:szCs w:val="24"/>
+        </w:rPr>
+        <w:t>As funcionalidades básicas incluem:</w:t>
+      </w:r>
+    </w:p>
+    <w:p>
+      <w:pPr>
+        <w:pStyle w:val="normal1"/>
+        <w:numPr>
+          <w:ilvl w:val="0"/>
+          <w:numId w:val="4"/>
+        </w:numPr>
+        <w:rPr>
+          <w:sz w:val="24"/>
+          <w:szCs w:val="24"/>
+        </w:rPr>
+      </w:pPr>
+      <w:r>
+        <w:rPr>
+          <w:b/>
+          <w:bCs/>
+          <w:sz w:val="24"/>
+          <w:szCs w:val="24"/>
+        </w:rPr>
+        <w:t>Para o proprietário da quadra (dono)</w:t>
+      </w:r>
+      <w:r>
+        <w:rPr>
+          <w:sz w:val="24"/>
+          <w:szCs w:val="24"/>
+        </w:rPr>
+        <w:t>: Cadastro e gerenciamento de quadras para aluguel, com a possibilidade de informar horários disponíveis, capacidade máxima de jogadores e valores associados. Isso permite que os donos controlem a disponibilidade em tempo real e otimizem a ocupação de seus espaços.</w:t>
+      </w:r>
+    </w:p>
+    <w:p>
+      <w:pPr>
+        <w:pStyle w:val="normal1"/>
+        <w:numPr>
+          <w:ilvl w:val="0"/>
+          <w:numId w:val="4"/>
+        </w:numPr>
         <w:rPr>
           <w:color w:val="0B5394"/>
-        </w:rPr>
-        <w:tab/>
-        <w:t xml:space="preserve">O proprietário de uma empresa de </w:t>
-      </w:r>
-      <w:proofErr w:type="gramStart"/>
-      <w:r>
+          <w:sz w:val="24"/>
+          <w:szCs w:val="24"/>
+        </w:rPr>
+      </w:pPr>
+      <w:r>
+        <w:rPr>
+          <w:b/>
+          <w:bCs/>
+          <w:sz w:val="24"/>
+          <w:szCs w:val="24"/>
+        </w:rPr>
+        <w:t>Para o usuário (jogador)</w:t>
+      </w:r>
+      <w:r>
+        <w:rPr>
+          <w:sz w:val="24"/>
+          <w:szCs w:val="24"/>
+        </w:rPr>
+        <w:t xml:space="preserve">: A funcionalidade principal é a marcação de horários, onde o usuário pode visualizar quadras disponíveis, selecionar um </w:t>
+      </w:r>
+      <w:r>
+        <w:rPr>
+          <w:sz w:val="24"/>
+          <w:szCs w:val="24"/>
+        </w:rPr>
+        <w:t>horário</w:t>
+      </w:r>
+      <w:r>
+        <w:rPr>
+          <w:sz w:val="24"/>
+          <w:szCs w:val="24"/>
+        </w:rPr>
+        <w:t xml:space="preserve"> compatível com sua agenda, confirmar reservas</w:t>
+      </w:r>
+      <w:r>
+        <w:rPr>
+          <w:sz w:val="24"/>
+          <w:szCs w:val="24"/>
+        </w:rPr>
+        <w:t>.</w:t>
+      </w:r>
+    </w:p>
+    <w:p>
+      <w:pPr>
+        <w:pStyle w:val="normal1"/>
         <w:rPr>
           <w:color w:val="0B5394"/>
-        </w:rPr>
-        <w:t>lavagem  de</w:t>
-      </w:r>
-      <w:proofErr w:type="gramEnd"/>
-      <w:r>
-        <w:rPr>
-          <w:color w:val="0B5394"/>
-        </w:rPr>
-        <w:t xml:space="preserve"> veículos solicitou o desenvolvimento de um sistema de </w:t>
-      </w:r>
-      <w:proofErr w:type="gramStart"/>
-      <w:r>
-        <w:rPr>
-          <w:color w:val="0B5394"/>
-        </w:rPr>
-        <w:t>gestão  para</w:t>
-      </w:r>
-      <w:proofErr w:type="gramEnd"/>
-      <w:r>
-        <w:rPr>
-          <w:color w:val="0B5394"/>
-        </w:rPr>
-        <w:t xml:space="preserve"> otimizar o atendimento e o controle dos serviços prestados. Após alinhamento com o cliente, decidiu-se que o sistema será uma aplicação Web, cuja primeira versão terá como foco exclusivo o cadastro de veículos. Nessa fase inicial, o sistema contará com uma base de dados previamente preenchida com informações como cor, marca e modelo dos veículos, visando minimizar a quantidade de telas desenvolvidas nesta etapa……</w:t>
-      </w:r>
-    </w:p>
-    <w:p>
-      <w:pPr>
-        <w:pStyle w:val="normal1"/>
-        <w:rPr>
-          <w:color w:val="0B5394"/>
+          <w:sz w:val="24"/>
+          <w:szCs w:val="24"/>
         </w:rPr>
       </w:pPr>
     </w:p>
@@ -1952,34 +2557,60 @@
       <w:pPr>
         <w:pStyle w:val="Ttulo2"/>
         <w:rPr>
-          <w:rFonts w:hint="eastAsia"/>
+          <w:sz w:val="24"/>
+          <w:szCs w:val="24"/>
         </w:rPr>
       </w:pPr>
       <w:bookmarkStart w:id="6" w:name="__RefHeading___Toc547_2785522844"/>
       <w:bookmarkEnd w:id="6"/>
       <w:r>
+        <w:rPr>
+          <w:sz w:val="24"/>
+          <w:szCs w:val="24"/>
+        </w:rPr>
         <w:t>APRESENTAÇÃO DOS USUÁRIOS</w:t>
       </w:r>
+    </w:p>
+    <w:p>
+      <w:pPr>
+        <w:pStyle w:val="Corpodetexto"/>
+      </w:pPr>
     </w:p>
     <w:p>
       <w:pPr>
         <w:pStyle w:val="PargrafodaLista"/>
         <w:ind w:left="709"/>
       </w:pPr>
-    </w:p>
-    <w:p>
-      <w:pPr>
-        <w:pStyle w:val="PargrafodaLista"/>
-        <w:ind w:left="0"/>
-        <w:rPr>
-          <w:color w:val="2E74B5" w:themeColor="accent1" w:themeShade="BF"/>
-        </w:rPr>
-      </w:pPr>
-      <w:r>
-        <w:rPr>
-          <w:color w:val="2E74B5" w:themeColor="accent1" w:themeShade="BF"/>
-        </w:rPr>
-        <w:t xml:space="preserve">Apresente quem é o público-alvo da aplicação e detalhe as personas dentro deste público. </w:t>
+      <w:r>
+        <w:t xml:space="preserve">O público-alvo da nossa aplicação é dividido em dois segmentos principais: os usuários finais (jogadores e entusiastas de esportes de quadra) e os proprietários de quadras esportivas. No lado dos usuários, focamos em um público predominantemente masculino e jovem, entre 18 e 35 anos, que pratica esportes coletivos como futebol, </w:t>
+      </w:r>
+      <w:r>
+        <w:t>beach ten</w:t>
+      </w:r>
+      <w:r>
+        <w:t>n</w:t>
+      </w:r>
+      <w:r>
+        <w:t>is e fut</w:t>
+      </w:r>
+      <w:r>
+        <w:t>e</w:t>
+      </w:r>
+      <w:r>
+        <w:t>v</w:t>
+      </w:r>
+      <w:r>
+        <w:t>ô</w:t>
+      </w:r>
+      <w:r>
+        <w:t>lei</w:t>
+      </w:r>
+      <w:r>
+        <w:t xml:space="preserve"> de forma recreativa ou semiprofissional. Esses indivíduos buscam conveniência na organização de jogos e treinos, lidando com agendas corridas e a dificuldade de encontrar horários disponíveis. Já os proprietários de quadras são </w:t>
+      </w:r>
+      <w:r>
+        <w:lastRenderedPageBreak/>
+        <w:t>empreendedores ou gestores de espaços esportivos, tipicamente entre 30 e 50 anos, que desejam digitalizar seus processos para otimizar reservas, reduzir atendimentos manuais e aumentar a rentabilidade de seus negócios.</w:t>
       </w:r>
     </w:p>
     <w:p>
@@ -1987,25 +2618,58 @@
         <w:pStyle w:val="PargrafodaLista"/>
         <w:ind w:left="709"/>
       </w:pPr>
+      <w:r>
+        <w:t>Para melhor compreender e atender esse público, desenvolvemos personas representativas baseadas em pesquisas iniciais e perfis comuns no setor de esportes e lazer. Essas personas servem como guias para o design da aplicação, garantindo que as funcionalidades sejam alinhadas às necessidades reais.</w:t>
+      </w:r>
+    </w:p>
+    <w:p>
+      <w:pPr>
+        <w:pStyle w:val="PargrafodaLista"/>
+        <w:ind w:left="709"/>
+        <w:rPr>
+          <w:sz w:val="24"/>
+          <w:szCs w:val="24"/>
+        </w:rPr>
+      </w:pPr>
     </w:p>
     <w:p>
       <w:pPr>
         <w:pStyle w:val="Ttulo3"/>
         <w:rPr>
           <w:rFonts w:hint="eastAsia"/>
+          <w:sz w:val="24"/>
+          <w:szCs w:val="24"/>
         </w:rPr>
       </w:pPr>
       <w:bookmarkStart w:id="7" w:name="__RefHeading___Toc549_2785522844"/>
       <w:bookmarkEnd w:id="7"/>
       <w:r>
+        <w:rPr>
+          <w:sz w:val="24"/>
+          <w:szCs w:val="24"/>
+        </w:rPr>
         <w:t xml:space="preserve">PERSONA 1 </w:t>
       </w:r>
       <w:r>
+        <w:rPr>
+          <w:sz w:val="24"/>
+          <w:szCs w:val="24"/>
+        </w:rPr>
         <w:t xml:space="preserve">– Quem vai usar o sistema </w:t>
       </w:r>
     </w:p>
     <w:p>
-      <w:r>
+      <w:pPr>
+        <w:rPr>
+          <w:sz w:val="24"/>
+          <w:szCs w:val="24"/>
+        </w:rPr>
+      </w:pPr>
+      <w:r>
+        <w:rPr>
+          <w:sz w:val="24"/>
+          <w:szCs w:val="24"/>
+        </w:rPr>
         <w:tab/>
       </w:r>
     </w:p>
@@ -2014,17 +2678,27 @@
         <w:pStyle w:val="Ttulo3"/>
         <w:rPr>
           <w:rFonts w:hint="eastAsia"/>
+          <w:sz w:val="24"/>
+          <w:szCs w:val="24"/>
         </w:rPr>
       </w:pPr>
       <w:bookmarkStart w:id="8" w:name="__RefHeading___Toc551_2785522844"/>
       <w:bookmarkEnd w:id="8"/>
       <w:r>
+        <w:rPr>
+          <w:sz w:val="24"/>
+          <w:szCs w:val="24"/>
+        </w:rPr>
         <w:t>Proprietário</w:t>
       </w:r>
     </w:p>
     <w:p>
       <w:pPr>
         <w:pStyle w:val="PargrafodaLista"/>
+        <w:rPr>
+          <w:sz w:val="24"/>
+          <w:szCs w:val="24"/>
+        </w:rPr>
       </w:pPr>
     </w:p>
     <w:p>
@@ -2032,6 +2706,8 @@
         <w:pStyle w:val="Ttulo1"/>
         <w:rPr>
           <w:rFonts w:hint="eastAsia"/>
+          <w:sz w:val="24"/>
+          <w:szCs w:val="24"/>
         </w:rPr>
       </w:pPr>
       <w:bookmarkStart w:id="9" w:name="__RefHeading___Toc553_2785522844"/>
@@ -2039,12 +2715,16 @@
       <w:r>
         <w:rPr>
           <w:color w:val="000000"/>
+          <w:sz w:val="24"/>
+          <w:szCs w:val="24"/>
         </w:rPr>
         <w:t xml:space="preserve">História de Usuário </w:t>
       </w:r>
       <w:r>
         <w:rPr>
           <w:color w:val="000000"/>
+          <w:sz w:val="24"/>
+          <w:szCs w:val="24"/>
         </w:rPr>
         <w:t>– são as ações no sistema</w:t>
       </w:r>
@@ -2054,6 +2734,8 @@
         <w:pStyle w:val="Ttulo2"/>
         <w:rPr>
           <w:rFonts w:hint="eastAsia"/>
+          <w:sz w:val="24"/>
+          <w:szCs w:val="24"/>
         </w:rPr>
       </w:pPr>
       <w:bookmarkStart w:id="10" w:name="__RefHeading___Toc555_2785522844"/>
@@ -2061,14 +2743,26 @@
       <w:bookmarkEnd w:id="10"/>
       <w:bookmarkEnd w:id="11"/>
       <w:r>
+        <w:rPr>
+          <w:sz w:val="24"/>
+          <w:szCs w:val="24"/>
+        </w:rPr>
         <w:t>História 01</w:t>
       </w:r>
     </w:p>
     <w:p>
       <w:pPr>
         <w:pStyle w:val="normal1"/>
-      </w:pPr>
-      <w:r>
+        <w:rPr>
+          <w:sz w:val="24"/>
+          <w:szCs w:val="24"/>
+        </w:rPr>
+      </w:pPr>
+      <w:r>
+        <w:rPr>
+          <w:sz w:val="24"/>
+          <w:szCs w:val="24"/>
+        </w:rPr>
         <w:tab/>
         <w:t>&lt;descrição da história&gt;</w:t>
       </w:r>
@@ -2080,12 +2774,16 @@
         <w:ind w:left="709"/>
         <w:rPr>
           <w:color w:val="2A6099"/>
+          <w:sz w:val="24"/>
+          <w:szCs w:val="24"/>
         </w:rPr>
       </w:pPr>
       <w:r>
         <w:rPr>
           <w:b/>
           <w:color w:val="FF0000"/>
+          <w:sz w:val="24"/>
+          <w:szCs w:val="24"/>
         </w:rPr>
         <w:t>Como ATENDENTE</w:t>
       </w:r>
@@ -2093,6 +2791,8 @@
         <w:rPr>
           <w:b/>
           <w:color w:val="2A6099"/>
+          <w:sz w:val="24"/>
+          <w:szCs w:val="24"/>
         </w:rPr>
         <w:t xml:space="preserve"> da lavação,</w:t>
       </w:r>
@@ -2100,6 +2800,8 @@
         <w:rPr>
           <w:b/>
           <w:color w:val="FF0000"/>
+          <w:sz w:val="24"/>
+          <w:szCs w:val="24"/>
         </w:rPr>
         <w:t xml:space="preserve"> eu quero</w:t>
       </w:r>
@@ -2107,6 +2809,8 @@
         <w:rPr>
           <w:b/>
           <w:color w:val="2A6099"/>
+          <w:sz w:val="24"/>
+          <w:szCs w:val="24"/>
         </w:rPr>
         <w:t xml:space="preserve"> cadastrar o veículo de um cliente </w:t>
       </w:r>
@@ -2114,6 +2818,8 @@
         <w:rPr>
           <w:b/>
           <w:color w:val="FF0000"/>
+          <w:sz w:val="24"/>
+          <w:szCs w:val="24"/>
         </w:rPr>
         <w:t>para que</w:t>
       </w:r>
@@ -2121,6 +2827,8 @@
         <w:rPr>
           <w:b/>
           <w:color w:val="2A6099"/>
+          <w:sz w:val="24"/>
+          <w:szCs w:val="24"/>
         </w:rPr>
         <w:t xml:space="preserve"> eu possa associar esse veículo às ordens de serviço corretamente e garantir que os serviços oferecidos sejam adequados ao tipo de veículo.</w:t>
       </w:r>
@@ -2130,6 +2838,8 @@
         <w:pStyle w:val="Ttulo3"/>
         <w:rPr>
           <w:rFonts w:hint="eastAsia"/>
+          <w:sz w:val="24"/>
+          <w:szCs w:val="24"/>
         </w:rPr>
       </w:pPr>
       <w:bookmarkStart w:id="12" w:name="__RefHeading___Toc921_2785522844"/>
@@ -2137,20 +2847,36 @@
       <w:bookmarkEnd w:id="12"/>
       <w:bookmarkEnd w:id="13"/>
       <w:r>
+        <w:rPr>
+          <w:sz w:val="24"/>
+          <w:szCs w:val="24"/>
+        </w:rPr>
         <w:t>Regras de Negócio</w:t>
       </w:r>
     </w:p>
     <w:p>
       <w:pPr>
         <w:pStyle w:val="normal1"/>
-      </w:pPr>
-      <w:r>
+        <w:rPr>
+          <w:sz w:val="24"/>
+          <w:szCs w:val="24"/>
+        </w:rPr>
+      </w:pPr>
+      <w:r>
+        <w:rPr>
+          <w:sz w:val="24"/>
+          <w:szCs w:val="24"/>
+        </w:rPr>
         <w:t>&lt;descrição de regras e restrições para a história&gt;</w:t>
       </w:r>
     </w:p>
     <w:p>
       <w:pPr>
         <w:pStyle w:val="normal1"/>
+        <w:rPr>
+          <w:sz w:val="24"/>
+          <w:szCs w:val="24"/>
+        </w:rPr>
       </w:pPr>
     </w:p>
     <w:p>
@@ -2164,11 +2890,15 @@
         <w:ind w:left="720"/>
         <w:rPr>
           <w:color w:val="0B5394"/>
+          <w:sz w:val="24"/>
+          <w:szCs w:val="24"/>
         </w:rPr>
       </w:pPr>
       <w:r>
         <w:rPr>
           <w:color w:val="0B5394"/>
+          <w:sz w:val="24"/>
+          <w:szCs w:val="24"/>
           <w:u w:val="single"/>
         </w:rPr>
         <w:t>Validação da Placa</w:t>
@@ -2176,6 +2906,8 @@
       <w:r>
         <w:rPr>
           <w:color w:val="0B5394"/>
+          <w:sz w:val="24"/>
+          <w:szCs w:val="24"/>
         </w:rPr>
         <w:t>: as regras de validação da placa são descritas a seguir.</w:t>
       </w:r>
@@ -2191,11 +2923,15 @@
         <w:ind w:left="1080"/>
         <w:rPr>
           <w:color w:val="0B5394"/>
+          <w:sz w:val="24"/>
+          <w:szCs w:val="24"/>
         </w:rPr>
       </w:pPr>
       <w:r>
         <w:rPr>
           <w:color w:val="0B5394"/>
+          <w:sz w:val="24"/>
+          <w:szCs w:val="24"/>
         </w:rPr>
         <w:t>O sistema deve validar a placa de identificação do veículo de acordo com o padrão nacional vigente, aceitando os seguintes formatos:</w:t>
       </w:r>
@@ -2207,17 +2943,23 @@
         <w:ind w:left="1080"/>
         <w:rPr>
           <w:color w:val="0B5394"/>
+          <w:sz w:val="24"/>
+          <w:szCs w:val="24"/>
         </w:rPr>
       </w:pPr>
       <w:r>
         <w:rPr>
           <w:color w:val="0B5394"/>
+          <w:sz w:val="24"/>
+          <w:szCs w:val="24"/>
         </w:rPr>
         <w:t>- Padrão antigo: 7 caracteres, sendo três letras seguidas de quatro números (exemplo: ABC1234).</w:t>
       </w:r>
       <w:r>
         <w:rPr>
           <w:color w:val="0B5394"/>
+          <w:sz w:val="24"/>
+          <w:szCs w:val="24"/>
         </w:rPr>
         <w:br/>
         <w:t>- Padrão Mercosul: 7 caracteres, sendo três letras seguidas de um número, uma letra e dois números (exemplo: ABC1D23).</w:t>
@@ -2234,27 +2976,17 @@
         <w:ind w:left="1080"/>
         <w:rPr>
           <w:color w:val="0B5394"/>
+          <w:sz w:val="24"/>
+          <w:szCs w:val="24"/>
         </w:rPr>
       </w:pPr>
       <w:r>
         <w:rPr>
           <w:color w:val="0B5394"/>
-        </w:rPr>
-        <w:t xml:space="preserve">A placa deve ser única no sistema e não deve ser permitida duplicações. Caso a placa já esteja cadastrada, o sistema deve exibir uma mensagem de erro indicando que a placa do veículo já </w:t>
-      </w:r>
-      <w:proofErr w:type="gramStart"/>
-      <w:r>
-        <w:rPr>
-          <w:color w:val="0B5394"/>
-        </w:rPr>
-        <w:t>encontra-se</w:t>
-      </w:r>
-      <w:proofErr w:type="gramEnd"/>
-      <w:r>
-        <w:rPr>
-          <w:color w:val="0B5394"/>
-        </w:rPr>
-        <w:t xml:space="preserve"> cadastrada.</w:t>
+          <w:sz w:val="24"/>
+          <w:szCs w:val="24"/>
+        </w:rPr>
+        <w:t>A placa deve ser única no sistema e não deve ser permitida duplicações. Caso a placa já esteja cadastrada, o sistema deve exibir uma mensagem de erro indicando que a placa do veículo já encontra-se cadastrada.</w:t>
       </w:r>
     </w:p>
     <w:p>
@@ -2268,12 +3000,17 @@
         <w:ind w:left="1080"/>
         <w:rPr>
           <w:color w:val="0B5394"/>
+          <w:sz w:val="24"/>
+          <w:szCs w:val="24"/>
         </w:rPr>
       </w:pPr>
       <w:r>
         <w:rPr>
           <w:color w:val="0B5394"/>
-        </w:rPr>
+          <w:sz w:val="24"/>
+          <w:szCs w:val="24"/>
+        </w:rPr>
+        <w:lastRenderedPageBreak/>
         <w:t>O sistema deve aceitar letras maiúsculas e minúsculas, mas deve cadastrar a placa sempre em maiúsculas a fim de manter o padrão na exibição das placas.</w:t>
       </w:r>
     </w:p>
@@ -2288,11 +3025,15 @@
         <w:ind w:left="720"/>
         <w:rPr>
           <w:color w:val="0B5394"/>
+          <w:sz w:val="24"/>
+          <w:szCs w:val="24"/>
         </w:rPr>
       </w:pPr>
       <w:r>
         <w:rPr>
           <w:color w:val="0B5394"/>
+          <w:sz w:val="24"/>
+          <w:szCs w:val="24"/>
           <w:u w:val="single"/>
         </w:rPr>
         <w:t>Categoria do veículo</w:t>
@@ -2300,6 +3041,8 @@
       <w:r>
         <w:rPr>
           <w:color w:val="0B5394"/>
+          <w:sz w:val="24"/>
+          <w:szCs w:val="24"/>
         </w:rPr>
         <w:t>: O sistema deve permitir que o atendente selecione a categoria do veículo dentre as opções disponíveis (Pequeno, Médio, Grande, Moto ou Padrão).</w:t>
       </w:r>
@@ -2315,11 +3058,15 @@
         <w:ind w:left="720"/>
         <w:rPr>
           <w:color w:val="0B5394"/>
+          <w:sz w:val="24"/>
+          <w:szCs w:val="24"/>
         </w:rPr>
       </w:pPr>
       <w:r>
         <w:rPr>
           <w:color w:val="0B5394"/>
+          <w:sz w:val="24"/>
+          <w:szCs w:val="24"/>
           <w:u w:val="single"/>
         </w:rPr>
         <w:t>Tipo de combustível</w:t>
@@ -2327,6 +3074,8 @@
       <w:r>
         <w:rPr>
           <w:color w:val="0B5394"/>
+          <w:sz w:val="24"/>
+          <w:szCs w:val="24"/>
         </w:rPr>
         <w:t>: O sistema deve permitir que o atendente selecione o tipo de combustível dentre as opções disponíveis (Gasolina, Etanol, Flex, Diesel, GNV, Outro).</w:t>
       </w:r>
@@ -2342,11 +3091,15 @@
         <w:ind w:left="720"/>
         <w:rPr>
           <w:color w:val="0B5394"/>
+          <w:sz w:val="24"/>
+          <w:szCs w:val="24"/>
         </w:rPr>
       </w:pPr>
       <w:r>
         <w:rPr>
           <w:color w:val="0B5394"/>
+          <w:sz w:val="24"/>
+          <w:szCs w:val="24"/>
           <w:u w:val="single"/>
         </w:rPr>
         <w:t>Campos Obrigatórios</w:t>
@@ -2354,6 +3107,8 @@
       <w:r>
         <w:rPr>
           <w:color w:val="0B5394"/>
+          <w:sz w:val="24"/>
+          <w:szCs w:val="24"/>
         </w:rPr>
         <w:t>: O sistema deve exigir os seguintes campos obrigatórios para o cadastro de um veículo:</w:t>
       </w:r>
@@ -2365,11 +3120,15 @@
         <w:ind w:left="709"/>
         <w:rPr>
           <w:color w:val="0B5394"/>
+          <w:sz w:val="24"/>
+          <w:szCs w:val="24"/>
         </w:rPr>
       </w:pPr>
       <w:r>
         <w:rPr>
           <w:color w:val="0B5394"/>
+          <w:sz w:val="24"/>
+          <w:szCs w:val="24"/>
         </w:rPr>
         <w:t>- Placa do veículo</w:t>
       </w:r>
@@ -2381,11 +3140,15 @@
         <w:ind w:left="709"/>
         <w:rPr>
           <w:color w:val="0B5394"/>
+          <w:sz w:val="24"/>
+          <w:szCs w:val="24"/>
         </w:rPr>
       </w:pPr>
       <w:r>
         <w:rPr>
           <w:color w:val="0B5394"/>
+          <w:sz w:val="24"/>
+          <w:szCs w:val="24"/>
         </w:rPr>
         <w:t>- Cor</w:t>
       </w:r>
@@ -2397,11 +3160,15 @@
         <w:ind w:left="709"/>
         <w:rPr>
           <w:color w:val="0B5394"/>
+          <w:sz w:val="24"/>
+          <w:szCs w:val="24"/>
         </w:rPr>
       </w:pPr>
       <w:r>
         <w:rPr>
           <w:color w:val="0B5394"/>
+          <w:sz w:val="24"/>
+          <w:szCs w:val="24"/>
         </w:rPr>
         <w:t>- Marca</w:t>
       </w:r>
@@ -2413,11 +3180,15 @@
         <w:ind w:left="709"/>
         <w:rPr>
           <w:color w:val="0B5394"/>
+          <w:sz w:val="24"/>
+          <w:szCs w:val="24"/>
         </w:rPr>
       </w:pPr>
       <w:r>
         <w:rPr>
           <w:color w:val="0B5394"/>
+          <w:sz w:val="24"/>
+          <w:szCs w:val="24"/>
         </w:rPr>
         <w:t>- Modelo</w:t>
       </w:r>
@@ -2429,11 +3200,15 @@
         <w:ind w:left="709"/>
         <w:rPr>
           <w:color w:val="0B5394"/>
+          <w:sz w:val="24"/>
+          <w:szCs w:val="24"/>
         </w:rPr>
       </w:pPr>
       <w:r>
         <w:rPr>
           <w:color w:val="0B5394"/>
+          <w:sz w:val="24"/>
+          <w:szCs w:val="24"/>
         </w:rPr>
         <w:t>- Categoria</w:t>
       </w:r>
@@ -2449,11 +3224,15 @@
         <w:ind w:left="720"/>
         <w:rPr>
           <w:color w:val="0B5394"/>
+          <w:sz w:val="24"/>
+          <w:szCs w:val="24"/>
         </w:rPr>
       </w:pPr>
       <w:r>
         <w:rPr>
           <w:color w:val="0B5394"/>
+          <w:sz w:val="24"/>
+          <w:szCs w:val="24"/>
           <w:u w:val="single"/>
         </w:rPr>
         <w:t>Confirmação de Cadastro</w:t>
@@ -2461,6 +3240,8 @@
       <w:r>
         <w:rPr>
           <w:color w:val="0B5394"/>
+          <w:sz w:val="24"/>
+          <w:szCs w:val="24"/>
         </w:rPr>
         <w:t>: Após o preenchimento e validação dos dados, o sistema deve exibir uma mensagem de confirmação de que o veículo foi cadastrado com sucesso.</w:t>
       </w:r>
@@ -2470,6 +3251,8 @@
         <w:pStyle w:val="Ttulo3"/>
         <w:rPr>
           <w:rFonts w:hint="eastAsia"/>
+          <w:sz w:val="24"/>
+          <w:szCs w:val="24"/>
         </w:rPr>
       </w:pPr>
       <w:bookmarkStart w:id="14" w:name="__RefHeading___Toc923_2785522844"/>
@@ -2477,97 +3260,83 @@
       <w:bookmarkEnd w:id="14"/>
       <w:bookmarkEnd w:id="15"/>
       <w:r>
+        <w:rPr>
+          <w:sz w:val="24"/>
+          <w:szCs w:val="24"/>
+        </w:rPr>
+        <w:t>Conceito de pronto</w:t>
+      </w:r>
+    </w:p>
+    <w:p>
+      <w:pPr>
+        <w:pStyle w:val="normal1"/>
+        <w:rPr>
+          <w:sz w:val="24"/>
+          <w:szCs w:val="24"/>
+        </w:rPr>
+      </w:pPr>
+      <w:r>
+        <w:rPr>
+          <w:sz w:val="24"/>
+          <w:szCs w:val="24"/>
+        </w:rPr>
+        <w:t>&lt;marco de entrega e validação pelo dono do produto e a equipe de desenvolvimento&gt;</w:t>
+      </w:r>
+    </w:p>
+    <w:p>
+      <w:pPr>
+        <w:pStyle w:val="normal1"/>
+        <w:rPr>
+          <w:sz w:val="24"/>
+          <w:szCs w:val="24"/>
+        </w:rPr>
+      </w:pPr>
+    </w:p>
+    <w:p>
+      <w:pPr>
+        <w:pStyle w:val="normal1"/>
+        <w:spacing w:after="140" w:line="276" w:lineRule="auto"/>
+        <w:rPr>
+          <w:color w:val="0B5394"/>
+          <w:sz w:val="24"/>
+          <w:szCs w:val="24"/>
+        </w:rPr>
+      </w:pPr>
+      <w:r>
+        <w:rPr>
+          <w:color w:val="0B5394"/>
+          <w:sz w:val="24"/>
+          <w:szCs w:val="24"/>
+        </w:rPr>
+        <w:t>A funcionalidade Cadastrar veículo estará pronta quando todas as informações que o usuário inserir no cadastro forem salvas corretamente e ficarem disponíveis para consulta imediata.</w:t>
+      </w:r>
+    </w:p>
+    <w:p>
+      <w:pPr>
+        <w:pStyle w:val="normal1"/>
+        <w:spacing w:after="140" w:line="276" w:lineRule="auto"/>
+        <w:rPr>
+          <w:sz w:val="24"/>
+          <w:szCs w:val="24"/>
+        </w:rPr>
+      </w:pPr>
+    </w:p>
+    <w:p>
+      <w:pPr>
+        <w:rPr>
+          <w:color w:val="2A6099"/>
+          <w:sz w:val="24"/>
+          <w:szCs w:val="24"/>
+        </w:rPr>
+      </w:pPr>
+      <w:r>
+        <w:rPr>
+          <w:color w:val="2A6099"/>
+          <w:sz w:val="24"/>
+          <w:szCs w:val="24"/>
+        </w:rPr>
         <w:lastRenderedPageBreak/>
-        <w:t>Conceito de pronto</w:t>
-      </w:r>
-    </w:p>
-    <w:p>
-      <w:pPr>
-        <w:pStyle w:val="normal1"/>
-      </w:pPr>
-      <w:r>
-        <w:t>&lt;marco de entrega e validação pelo dono do produto e a equipe de desenvolvimento&gt;</w:t>
-      </w:r>
-    </w:p>
-    <w:p>
-      <w:pPr>
-        <w:pStyle w:val="normal1"/>
-      </w:pPr>
-    </w:p>
-    <w:p>
-      <w:pPr>
-        <w:pStyle w:val="normal1"/>
-        <w:spacing w:after="140" w:line="276" w:lineRule="auto"/>
-        <w:rPr>
-          <w:color w:val="0B5394"/>
-        </w:rPr>
-      </w:pPr>
-      <w:r>
-        <w:rPr>
-          <w:color w:val="0B5394"/>
-        </w:rPr>
-        <w:t xml:space="preserve">A </w:t>
-      </w:r>
-      <w:proofErr w:type="gramStart"/>
-      <w:r>
-        <w:rPr>
-          <w:color w:val="0B5394"/>
-        </w:rPr>
-        <w:t>funcionalidade Cadastrar</w:t>
-      </w:r>
-      <w:proofErr w:type="gramEnd"/>
-      <w:r>
-        <w:rPr>
-          <w:color w:val="0B5394"/>
-        </w:rPr>
-        <w:t xml:space="preserve"> veículo estará pronta quando todas as informações que o usuário inserir no cadastro forem salvas corretamente e ficarem disponíveis para consulta imediata.</w:t>
-      </w:r>
-    </w:p>
-    <w:p>
-      <w:pPr>
-        <w:pStyle w:val="normal1"/>
-        <w:spacing w:after="140" w:line="276" w:lineRule="auto"/>
-      </w:pPr>
-    </w:p>
-    <w:p>
-      <w:pPr>
-        <w:rPr>
-          <w:color w:val="2A6099"/>
-        </w:rPr>
-      </w:pPr>
-      <w:r>
-        <w:rPr>
-          <w:color w:val="2A6099"/>
-        </w:rPr>
-        <w:t>ATENÇÃO: Caros alunos, tudo o que estiver em “</w:t>
-      </w:r>
-      <w:proofErr w:type="gramStart"/>
-      <w:r>
-        <w:rPr>
-          <w:color w:val="2A6099"/>
-        </w:rPr>
-        <w:t>azul”  são</w:t>
-      </w:r>
-      <w:proofErr w:type="gramEnd"/>
-      <w:r>
-        <w:rPr>
-          <w:color w:val="2A6099"/>
-        </w:rPr>
-        <w:t xml:space="preserve"> </w:t>
-      </w:r>
-      <w:proofErr w:type="gramStart"/>
-      <w:r>
-        <w:rPr>
-          <w:color w:val="2A6099"/>
-        </w:rPr>
-        <w:t>apenas  exemplos</w:t>
-      </w:r>
-      <w:proofErr w:type="gramEnd"/>
-      <w:r>
-        <w:rPr>
-          <w:color w:val="2A6099"/>
-        </w:rPr>
-        <w:t xml:space="preserve"> para vocês realizarem a atividade e deve ser apagado.</w:t>
+        <w:t>ATENÇÃO: Caros alunos, tudo o que estiver em “azul”  são apenas  exemplos para vocês realizarem a atividade e deve ser apagado.</w:t>
       </w:r>
     </w:p>
     <w:p>
@@ -2579,8 +3348,8 @@
           <w:rFonts w:ascii="Liberation Sans" w:eastAsia="Liberation Sans" w:hAnsi="Liberation Sans" w:cs="Liberation Sans"/>
           <w:b/>
           <w:color w:val="000000"/>
-          <w:sz w:val="28"/>
-          <w:szCs w:val="28"/>
+          <w:sz w:val="24"/>
+          <w:szCs w:val="24"/>
         </w:rPr>
       </w:pPr>
     </w:p>
@@ -2589,11 +3358,17 @@
         <w:pStyle w:val="Ttulo3"/>
         <w:rPr>
           <w:rFonts w:hint="eastAsia"/>
+          <w:sz w:val="24"/>
+          <w:szCs w:val="24"/>
         </w:rPr>
       </w:pPr>
       <w:bookmarkStart w:id="16" w:name="__RefHeading___Toc925_2785522844"/>
       <w:bookmarkEnd w:id="16"/>
       <w:r>
+        <w:rPr>
+          <w:sz w:val="24"/>
+          <w:szCs w:val="24"/>
+        </w:rPr>
         <w:t>Informações Adicionais</w:t>
       </w:r>
     </w:p>
@@ -2602,11 +3377,15 @@
         <w:pStyle w:val="normal1"/>
         <w:rPr>
           <w:color w:val="2A6099"/>
+          <w:sz w:val="24"/>
+          <w:szCs w:val="24"/>
         </w:rPr>
       </w:pPr>
       <w:r>
         <w:rPr>
           <w:color w:val="2A6099"/>
+          <w:sz w:val="24"/>
+          <w:szCs w:val="24"/>
         </w:rPr>
         <w:t>&lt;interfaces, classes, diagramas e descrição informações adicionais que forneçam subsídios aos desenvolvedores&gt;</w:t>
       </w:r>
@@ -2618,6 +3397,8 @@
         <w:ind w:left="709"/>
         <w:rPr>
           <w:b/>
+          <w:sz w:val="24"/>
+          <w:szCs w:val="24"/>
         </w:rPr>
       </w:pPr>
     </w:p>
@@ -2628,12 +3409,18 @@
         <w:ind w:left="709"/>
         <w:rPr>
           <w:b/>
+          <w:sz w:val="24"/>
+          <w:szCs w:val="24"/>
         </w:rPr>
       </w:pPr>
     </w:p>
     <w:p>
       <w:pPr>
         <w:pStyle w:val="Corpodetexto"/>
+        <w:rPr>
+          <w:sz w:val="24"/>
+          <w:szCs w:val="24"/>
+        </w:rPr>
       </w:pPr>
     </w:p>
     <w:p>
@@ -2641,6 +3428,8 @@
         <w:pStyle w:val="Ttulo2"/>
         <w:rPr>
           <w:rFonts w:hint="eastAsia"/>
+          <w:sz w:val="24"/>
+          <w:szCs w:val="24"/>
         </w:rPr>
       </w:pPr>
       <w:bookmarkStart w:id="17" w:name="__RefHeading___Toc557_2785522844"/>
@@ -2648,14 +3437,26 @@
       <w:bookmarkEnd w:id="17"/>
       <w:bookmarkEnd w:id="18"/>
       <w:r>
+        <w:rPr>
+          <w:sz w:val="24"/>
+          <w:szCs w:val="24"/>
+        </w:rPr>
         <w:t>História 02</w:t>
       </w:r>
     </w:p>
     <w:p>
       <w:pPr>
         <w:pStyle w:val="normal1"/>
-      </w:pPr>
-      <w:r>
+        <w:rPr>
+          <w:sz w:val="24"/>
+          <w:szCs w:val="24"/>
+        </w:rPr>
+      </w:pPr>
+      <w:r>
+        <w:rPr>
+          <w:sz w:val="24"/>
+          <w:szCs w:val="24"/>
+        </w:rPr>
         <w:tab/>
         <w:t>&lt;descrição da história&gt;</w:t>
       </w:r>
@@ -2667,84 +3468,64 @@
         <w:ind w:left="709"/>
         <w:rPr>
           <w:color w:val="2A6099"/>
+          <w:sz w:val="24"/>
+          <w:szCs w:val="24"/>
         </w:rPr>
       </w:pPr>
       <w:r>
         <w:rPr>
           <w:b/>
           <w:color w:val="FF0000"/>
+          <w:sz w:val="24"/>
+          <w:szCs w:val="24"/>
         </w:rPr>
         <w:t xml:space="preserve">Como </w:t>
       </w:r>
-      <w:proofErr w:type="spellStart"/>
       <w:r>
         <w:rPr>
           <w:b/>
           <w:color w:val="2A6099"/>
-        </w:rPr>
-        <w:t>xxxxxx</w:t>
-      </w:r>
-      <w:proofErr w:type="spellEnd"/>
+          <w:sz w:val="24"/>
+          <w:szCs w:val="24"/>
+        </w:rPr>
+        <w:t>xxxxxx,</w:t>
+      </w:r>
+      <w:r>
+        <w:rPr>
+          <w:b/>
+          <w:color w:val="FF0000"/>
+          <w:sz w:val="24"/>
+          <w:szCs w:val="24"/>
+        </w:rPr>
+        <w:t xml:space="preserve"> eu quero</w:t>
+      </w:r>
       <w:r>
         <w:rPr>
           <w:b/>
           <w:color w:val="2A6099"/>
-        </w:rPr>
-        <w:t>,</w:t>
+          <w:sz w:val="24"/>
+          <w:szCs w:val="24"/>
+        </w:rPr>
+        <w:t xml:space="preserve"> xxxxxxxxxxxxx</w:t>
       </w:r>
       <w:r>
         <w:rPr>
           <w:b/>
           <w:color w:val="FF0000"/>
-        </w:rPr>
-        <w:t xml:space="preserve"> eu quero</w:t>
+          <w:sz w:val="24"/>
+          <w:szCs w:val="24"/>
+        </w:rPr>
+        <w:t>para que</w:t>
       </w:r>
       <w:r>
         <w:rPr>
           <w:b/>
           <w:color w:val="2A6099"/>
-        </w:rPr>
-        <w:t xml:space="preserve"> </w:t>
-      </w:r>
-      <w:proofErr w:type="spellStart"/>
-      <w:r>
-        <w:rPr>
-          <w:b/>
-          <w:color w:val="2A6099"/>
-        </w:rPr>
-        <w:t>xxxxxxxxxxxxx</w:t>
-      </w:r>
-      <w:r>
-        <w:rPr>
-          <w:b/>
-          <w:color w:val="FF0000"/>
-        </w:rPr>
-        <w:t>para</w:t>
-      </w:r>
-      <w:proofErr w:type="spellEnd"/>
-      <w:r>
-        <w:rPr>
-          <w:b/>
-          <w:color w:val="FF0000"/>
-        </w:rPr>
-        <w:t xml:space="preserve"> que</w:t>
-      </w:r>
-      <w:r>
-        <w:rPr>
-          <w:b/>
-          <w:color w:val="2A6099"/>
-        </w:rPr>
-        <w:t xml:space="preserve"> </w:t>
-      </w:r>
-      <w:proofErr w:type="spellStart"/>
-      <w:r>
-        <w:rPr>
-          <w:b/>
-          <w:color w:val="2A6099"/>
-        </w:rPr>
-        <w:t>xxxxxxxxxxxxxxxxxxxxx</w:t>
-      </w:r>
-      <w:proofErr w:type="spellEnd"/>
+          <w:sz w:val="24"/>
+          <w:szCs w:val="24"/>
+        </w:rPr>
+        <w:t xml:space="preserve"> xxxxxxxxxxxxxxxxxxxxx</w:t>
+      </w:r>
     </w:p>
     <w:p>
       <w:pPr>
@@ -2753,23 +3534,27 @@
         <w:ind w:left="709"/>
         <w:rPr>
           <w:color w:val="2A6099"/>
-        </w:rPr>
-      </w:pPr>
-      <w:proofErr w:type="spellStart"/>
+          <w:sz w:val="24"/>
+          <w:szCs w:val="24"/>
+        </w:rPr>
+      </w:pPr>
       <w:r>
         <w:rPr>
           <w:b/>
           <w:color w:val="2A6099"/>
+          <w:sz w:val="24"/>
+          <w:szCs w:val="24"/>
         </w:rPr>
         <w:t>xxxxxxxxxxxxx</w:t>
       </w:r>
-      <w:proofErr w:type="spellEnd"/>
     </w:p>
     <w:p>
       <w:pPr>
         <w:pStyle w:val="Ttulo3"/>
         <w:rPr>
           <w:rFonts w:hint="eastAsia"/>
+          <w:sz w:val="24"/>
+          <w:szCs w:val="24"/>
         </w:rPr>
       </w:pPr>
       <w:bookmarkStart w:id="19" w:name="__RefHeading___Toc559_2785522844"/>
@@ -2777,20 +3562,36 @@
       <w:bookmarkEnd w:id="19"/>
       <w:bookmarkEnd w:id="20"/>
       <w:r>
+        <w:rPr>
+          <w:sz w:val="24"/>
+          <w:szCs w:val="24"/>
+        </w:rPr>
         <w:t>Regras de Negócio</w:t>
       </w:r>
     </w:p>
     <w:p>
       <w:pPr>
         <w:pStyle w:val="normal1"/>
-      </w:pPr>
-      <w:r>
+        <w:rPr>
+          <w:sz w:val="24"/>
+          <w:szCs w:val="24"/>
+        </w:rPr>
+      </w:pPr>
+      <w:r>
+        <w:rPr>
+          <w:sz w:val="24"/>
+          <w:szCs w:val="24"/>
+        </w:rPr>
         <w:t>&lt;descrição de regras e restrições para a história&gt;</w:t>
       </w:r>
     </w:p>
     <w:p>
       <w:pPr>
         <w:pStyle w:val="normal1"/>
+        <w:rPr>
+          <w:sz w:val="24"/>
+          <w:szCs w:val="24"/>
+        </w:rPr>
       </w:pPr>
     </w:p>
     <w:p>
@@ -2800,6 +3601,8 @@
         <w:ind w:left="720"/>
         <w:rPr>
           <w:color w:val="0B5394"/>
+          <w:sz w:val="24"/>
+          <w:szCs w:val="24"/>
         </w:rPr>
       </w:pPr>
     </w:p>
@@ -2808,6 +3611,8 @@
         <w:pStyle w:val="Ttulo3"/>
         <w:rPr>
           <w:rFonts w:hint="eastAsia"/>
+          <w:sz w:val="24"/>
+          <w:szCs w:val="24"/>
         </w:rPr>
       </w:pPr>
       <w:bookmarkStart w:id="21" w:name="__RefHeading___Toc561_2785522844"/>
@@ -2815,14 +3620,26 @@
       <w:bookmarkEnd w:id="21"/>
       <w:bookmarkEnd w:id="22"/>
       <w:r>
+        <w:rPr>
+          <w:sz w:val="24"/>
+          <w:szCs w:val="24"/>
+        </w:rPr>
         <w:t>Conceito de pronto</w:t>
       </w:r>
     </w:p>
     <w:p>
       <w:pPr>
         <w:pStyle w:val="normal1"/>
-      </w:pPr>
-      <w:r>
+        <w:rPr>
+          <w:sz w:val="24"/>
+          <w:szCs w:val="24"/>
+        </w:rPr>
+      </w:pPr>
+      <w:r>
+        <w:rPr>
+          <w:sz w:val="24"/>
+          <w:szCs w:val="24"/>
+        </w:rPr>
         <w:t>&lt;marco de entrega e validação pelo dono do produto e a equipe de desenvolvimento&gt;</w:t>
       </w:r>
     </w:p>
@@ -2831,11 +3648,17 @@
         <w:pStyle w:val="Ttulo3"/>
         <w:rPr>
           <w:rFonts w:hint="eastAsia"/>
+          <w:sz w:val="24"/>
+          <w:szCs w:val="24"/>
         </w:rPr>
       </w:pPr>
       <w:bookmarkStart w:id="23" w:name="__RefHeading___Toc927_2785522844"/>
       <w:bookmarkEnd w:id="23"/>
       <w:r>
+        <w:rPr>
+          <w:sz w:val="24"/>
+          <w:szCs w:val="24"/>
+        </w:rPr>
         <w:t>Informações Adicionais</w:t>
       </w:r>
     </w:p>
@@ -2844,11 +3667,15 @@
         <w:pStyle w:val="normal1"/>
         <w:rPr>
           <w:color w:val="2A6099"/>
+          <w:sz w:val="24"/>
+          <w:szCs w:val="24"/>
         </w:rPr>
       </w:pPr>
       <w:r>
         <w:rPr>
           <w:color w:val="2A6099"/>
+          <w:sz w:val="24"/>
+          <w:szCs w:val="24"/>
         </w:rPr>
         <w:t>&lt;interfaces, classes, diagramas e descrição informações adicionais que forneçam subsídios aos desenvolvedores&gt;</w:t>
       </w:r>
@@ -2859,6 +3686,8 @@
         <w:spacing w:after="140" w:line="276" w:lineRule="auto"/>
         <w:rPr>
           <w:color w:val="0B5394"/>
+          <w:sz w:val="24"/>
+          <w:szCs w:val="24"/>
         </w:rPr>
       </w:pPr>
     </w:p>
@@ -2867,6 +3696,8 @@
         <w:pStyle w:val="Ttulo2"/>
         <w:rPr>
           <w:rFonts w:hint="eastAsia"/>
+          <w:sz w:val="24"/>
+          <w:szCs w:val="24"/>
         </w:rPr>
       </w:pPr>
       <w:bookmarkStart w:id="24" w:name="__RefHeading___Toc563_2785522844"/>
@@ -2874,11 +3705,25 @@
       <w:bookmarkEnd w:id="24"/>
       <w:bookmarkEnd w:id="25"/>
       <w:r>
+        <w:rPr>
+          <w:sz w:val="24"/>
+          <w:szCs w:val="24"/>
+        </w:rPr>
         <w:t>História 03</w:t>
       </w:r>
     </w:p>
     <w:p>
-      <w:r>
+      <w:pPr>
+        <w:rPr>
+          <w:sz w:val="24"/>
+          <w:szCs w:val="24"/>
+        </w:rPr>
+      </w:pPr>
+      <w:r>
+        <w:rPr>
+          <w:sz w:val="24"/>
+          <w:szCs w:val="24"/>
+        </w:rPr>
         <w:t>&lt;descrição da história&gt;</w:t>
       </w:r>
     </w:p>
@@ -2889,85 +3734,64 @@
         <w:ind w:left="709"/>
         <w:rPr>
           <w:color w:val="2A6099"/>
+          <w:sz w:val="24"/>
+          <w:szCs w:val="24"/>
         </w:rPr>
       </w:pPr>
       <w:r>
         <w:rPr>
           <w:b/>
           <w:color w:val="FF0000"/>
-        </w:rPr>
-        <w:lastRenderedPageBreak/>
+          <w:sz w:val="24"/>
+          <w:szCs w:val="24"/>
+        </w:rPr>
         <w:t xml:space="preserve">Como </w:t>
       </w:r>
-      <w:proofErr w:type="spellStart"/>
       <w:r>
         <w:rPr>
           <w:b/>
           <w:color w:val="2A6099"/>
-        </w:rPr>
-        <w:t>xxxxxx</w:t>
-      </w:r>
-      <w:proofErr w:type="spellEnd"/>
+          <w:sz w:val="24"/>
+          <w:szCs w:val="24"/>
+        </w:rPr>
+        <w:t>xxxxxx,</w:t>
+      </w:r>
+      <w:r>
+        <w:rPr>
+          <w:b/>
+          <w:color w:val="FF0000"/>
+          <w:sz w:val="24"/>
+          <w:szCs w:val="24"/>
+        </w:rPr>
+        <w:t xml:space="preserve"> eu quero</w:t>
+      </w:r>
       <w:r>
         <w:rPr>
           <w:b/>
           <w:color w:val="2A6099"/>
-        </w:rPr>
-        <w:t>,</w:t>
+          <w:sz w:val="24"/>
+          <w:szCs w:val="24"/>
+        </w:rPr>
+        <w:t xml:space="preserve"> xxxxxxxxxxxxx</w:t>
       </w:r>
       <w:r>
         <w:rPr>
           <w:b/>
           <w:color w:val="FF0000"/>
-        </w:rPr>
-        <w:t xml:space="preserve"> eu quero</w:t>
+          <w:sz w:val="24"/>
+          <w:szCs w:val="24"/>
+        </w:rPr>
+        <w:t>para que</w:t>
       </w:r>
       <w:r>
         <w:rPr>
           <w:b/>
           <w:color w:val="2A6099"/>
-        </w:rPr>
-        <w:t xml:space="preserve"> </w:t>
-      </w:r>
-      <w:proofErr w:type="spellStart"/>
-      <w:r>
-        <w:rPr>
-          <w:b/>
-          <w:color w:val="2A6099"/>
-        </w:rPr>
-        <w:t>xxxxxxxxxxxxx</w:t>
-      </w:r>
-      <w:r>
-        <w:rPr>
-          <w:b/>
-          <w:color w:val="FF0000"/>
-        </w:rPr>
-        <w:t>para</w:t>
-      </w:r>
-      <w:proofErr w:type="spellEnd"/>
-      <w:r>
-        <w:rPr>
-          <w:b/>
-          <w:color w:val="FF0000"/>
-        </w:rPr>
-        <w:t xml:space="preserve"> que</w:t>
-      </w:r>
-      <w:r>
-        <w:rPr>
-          <w:b/>
-          <w:color w:val="2A6099"/>
-        </w:rPr>
-        <w:t xml:space="preserve"> </w:t>
-      </w:r>
-      <w:proofErr w:type="spellStart"/>
-      <w:r>
-        <w:rPr>
-          <w:b/>
-          <w:color w:val="2A6099"/>
-        </w:rPr>
-        <w:t>xxxxxxxxxxxxxxxxxxxxx</w:t>
-      </w:r>
-      <w:proofErr w:type="spellEnd"/>
+          <w:sz w:val="24"/>
+          <w:szCs w:val="24"/>
+        </w:rPr>
+        <w:t xml:space="preserve"> xxxxxxxxxxxxxxxxxxxxx</w:t>
+      </w:r>
     </w:p>
     <w:p>
       <w:pPr>
@@ -2976,23 +3800,27 @@
         <w:ind w:left="709"/>
         <w:rPr>
           <w:color w:val="2A6099"/>
-        </w:rPr>
-      </w:pPr>
-      <w:proofErr w:type="spellStart"/>
+          <w:sz w:val="24"/>
+          <w:szCs w:val="24"/>
+        </w:rPr>
+      </w:pPr>
       <w:r>
         <w:rPr>
           <w:b/>
           <w:color w:val="2A6099"/>
+          <w:sz w:val="24"/>
+          <w:szCs w:val="24"/>
         </w:rPr>
         <w:t>xxxxxxxxxxxxx</w:t>
       </w:r>
-      <w:proofErr w:type="spellEnd"/>
     </w:p>
     <w:p>
       <w:pPr>
         <w:pStyle w:val="Ttulo3"/>
         <w:rPr>
           <w:rFonts w:hint="eastAsia"/>
+          <w:sz w:val="24"/>
+          <w:szCs w:val="24"/>
         </w:rPr>
       </w:pPr>
       <w:bookmarkStart w:id="26" w:name="__RefHeading___Toc565_2785522844"/>
@@ -3000,20 +3828,36 @@
       <w:bookmarkEnd w:id="26"/>
       <w:bookmarkEnd w:id="27"/>
       <w:r>
+        <w:rPr>
+          <w:sz w:val="24"/>
+          <w:szCs w:val="24"/>
+        </w:rPr>
         <w:t>Regras de Negócio</w:t>
       </w:r>
     </w:p>
     <w:p>
       <w:pPr>
         <w:pStyle w:val="normal1"/>
-      </w:pPr>
-      <w:r>
+        <w:rPr>
+          <w:sz w:val="24"/>
+          <w:szCs w:val="24"/>
+        </w:rPr>
+      </w:pPr>
+      <w:r>
+        <w:rPr>
+          <w:sz w:val="24"/>
+          <w:szCs w:val="24"/>
+        </w:rPr>
         <w:t>&lt;descrição de regras e restrições para a história&gt;</w:t>
       </w:r>
     </w:p>
     <w:p>
       <w:pPr>
         <w:pStyle w:val="normal1"/>
+        <w:rPr>
+          <w:sz w:val="24"/>
+          <w:szCs w:val="24"/>
+        </w:rPr>
       </w:pPr>
     </w:p>
     <w:p>
@@ -3023,6 +3867,8 @@
         <w:ind w:left="720"/>
         <w:rPr>
           <w:color w:val="0B5394"/>
+          <w:sz w:val="24"/>
+          <w:szCs w:val="24"/>
         </w:rPr>
       </w:pPr>
     </w:p>
@@ -3031,6 +3877,8 @@
         <w:pStyle w:val="Ttulo3"/>
         <w:rPr>
           <w:rFonts w:hint="eastAsia"/>
+          <w:sz w:val="24"/>
+          <w:szCs w:val="24"/>
         </w:rPr>
       </w:pPr>
       <w:bookmarkStart w:id="28" w:name="__RefHeading___Toc567_2785522844"/>
@@ -3038,20 +3886,36 @@
       <w:bookmarkEnd w:id="28"/>
       <w:bookmarkEnd w:id="29"/>
       <w:r>
+        <w:rPr>
+          <w:sz w:val="24"/>
+          <w:szCs w:val="24"/>
+        </w:rPr>
         <w:t>Conceito de pronto</w:t>
       </w:r>
     </w:p>
     <w:p>
       <w:pPr>
         <w:pStyle w:val="normal1"/>
-      </w:pPr>
-      <w:r>
+        <w:rPr>
+          <w:sz w:val="24"/>
+          <w:szCs w:val="24"/>
+        </w:rPr>
+      </w:pPr>
+      <w:r>
+        <w:rPr>
+          <w:sz w:val="24"/>
+          <w:szCs w:val="24"/>
+        </w:rPr>
         <w:t>&lt;marco de entrega e validação pelo dono do produto e a equipe de desenvolvimento&gt;</w:t>
       </w:r>
     </w:p>
     <w:p>
       <w:pPr>
         <w:pStyle w:val="normal1"/>
+        <w:rPr>
+          <w:sz w:val="24"/>
+          <w:szCs w:val="24"/>
+        </w:rPr>
       </w:pPr>
     </w:p>
     <w:p>
@@ -3059,11 +3923,17 @@
         <w:pStyle w:val="Ttulo3"/>
         <w:rPr>
           <w:rFonts w:hint="eastAsia"/>
+          <w:sz w:val="24"/>
+          <w:szCs w:val="24"/>
         </w:rPr>
       </w:pPr>
       <w:bookmarkStart w:id="30" w:name="__RefHeading___Toc929_2785522844"/>
       <w:bookmarkEnd w:id="30"/>
       <w:r>
+        <w:rPr>
+          <w:sz w:val="24"/>
+          <w:szCs w:val="24"/>
+        </w:rPr>
         <w:t>Informações Adicionais</w:t>
       </w:r>
     </w:p>
@@ -3072,11 +3942,15 @@
         <w:pStyle w:val="normal1"/>
         <w:rPr>
           <w:color w:val="2A6099"/>
+          <w:sz w:val="24"/>
+          <w:szCs w:val="24"/>
         </w:rPr>
       </w:pPr>
       <w:r>
         <w:rPr>
           <w:color w:val="2A6099"/>
+          <w:sz w:val="24"/>
+          <w:szCs w:val="24"/>
         </w:rPr>
         <w:t>&lt;interfaces, classes, diagramas e descrição informações adicionais que forneçam subsídios aos desenvolvedores&gt;</w:t>
       </w:r>
@@ -3086,6 +3960,8 @@
         <w:pStyle w:val="Ttulo2"/>
         <w:rPr>
           <w:rFonts w:hint="eastAsia"/>
+          <w:sz w:val="24"/>
+          <w:szCs w:val="24"/>
         </w:rPr>
       </w:pPr>
       <w:bookmarkStart w:id="31" w:name="__RefHeading___Toc569_2785522844"/>
@@ -3093,11 +3969,25 @@
       <w:bookmarkEnd w:id="31"/>
       <w:bookmarkEnd w:id="32"/>
       <w:r>
+        <w:rPr>
+          <w:sz w:val="24"/>
+          <w:szCs w:val="24"/>
+        </w:rPr>
         <w:t>História 04</w:t>
       </w:r>
     </w:p>
     <w:p>
-      <w:r>
+      <w:pPr>
+        <w:rPr>
+          <w:sz w:val="24"/>
+          <w:szCs w:val="24"/>
+        </w:rPr>
+      </w:pPr>
+      <w:r>
+        <w:rPr>
+          <w:sz w:val="24"/>
+          <w:szCs w:val="24"/>
+        </w:rPr>
         <w:t>&lt;descrição da história&gt;</w:t>
       </w:r>
     </w:p>
@@ -3108,84 +3998,64 @@
         <w:ind w:left="709"/>
         <w:rPr>
           <w:color w:val="2A6099"/>
+          <w:sz w:val="24"/>
+          <w:szCs w:val="24"/>
         </w:rPr>
       </w:pPr>
       <w:r>
         <w:rPr>
           <w:b/>
           <w:color w:val="FF0000"/>
+          <w:sz w:val="24"/>
+          <w:szCs w:val="24"/>
         </w:rPr>
         <w:t xml:space="preserve">Como </w:t>
       </w:r>
-      <w:proofErr w:type="spellStart"/>
       <w:r>
         <w:rPr>
           <w:b/>
           <w:color w:val="2A6099"/>
-        </w:rPr>
-        <w:t>xxxxxx</w:t>
-      </w:r>
-      <w:proofErr w:type="spellEnd"/>
+          <w:sz w:val="24"/>
+          <w:szCs w:val="24"/>
+        </w:rPr>
+        <w:t>xxxxxx,</w:t>
+      </w:r>
+      <w:r>
+        <w:rPr>
+          <w:b/>
+          <w:color w:val="FF0000"/>
+          <w:sz w:val="24"/>
+          <w:szCs w:val="24"/>
+        </w:rPr>
+        <w:t xml:space="preserve"> eu quero</w:t>
+      </w:r>
       <w:r>
         <w:rPr>
           <w:b/>
           <w:color w:val="2A6099"/>
-        </w:rPr>
-        <w:t>,</w:t>
+          <w:sz w:val="24"/>
+          <w:szCs w:val="24"/>
+        </w:rPr>
+        <w:t xml:space="preserve"> xxxxxxxxxxxxx</w:t>
       </w:r>
       <w:r>
         <w:rPr>
           <w:b/>
           <w:color w:val="FF0000"/>
-        </w:rPr>
-        <w:t xml:space="preserve"> eu quero</w:t>
+          <w:sz w:val="24"/>
+          <w:szCs w:val="24"/>
+        </w:rPr>
+        <w:t>para que</w:t>
       </w:r>
       <w:r>
         <w:rPr>
           <w:b/>
           <w:color w:val="2A6099"/>
-        </w:rPr>
-        <w:t xml:space="preserve"> </w:t>
-      </w:r>
-      <w:proofErr w:type="spellStart"/>
-      <w:r>
-        <w:rPr>
-          <w:b/>
-          <w:color w:val="2A6099"/>
-        </w:rPr>
-        <w:t>xxxxxxxxxxxxx</w:t>
-      </w:r>
-      <w:r>
-        <w:rPr>
-          <w:b/>
-          <w:color w:val="FF0000"/>
-        </w:rPr>
-        <w:t>para</w:t>
-      </w:r>
-      <w:proofErr w:type="spellEnd"/>
-      <w:r>
-        <w:rPr>
-          <w:b/>
-          <w:color w:val="FF0000"/>
-        </w:rPr>
-        <w:t xml:space="preserve"> que</w:t>
-      </w:r>
-      <w:r>
-        <w:rPr>
-          <w:b/>
-          <w:color w:val="2A6099"/>
-        </w:rPr>
-        <w:t xml:space="preserve"> </w:t>
-      </w:r>
-      <w:proofErr w:type="spellStart"/>
-      <w:r>
-        <w:rPr>
-          <w:b/>
-          <w:color w:val="2A6099"/>
-        </w:rPr>
-        <w:t>xxxxxxxxxxxxxxxxxxxxx</w:t>
-      </w:r>
-      <w:proofErr w:type="spellEnd"/>
+          <w:sz w:val="24"/>
+          <w:szCs w:val="24"/>
+        </w:rPr>
+        <w:t xml:space="preserve"> xxxxxxxxxxxxxxxxxxxxx</w:t>
+      </w:r>
     </w:p>
     <w:p>
       <w:pPr>
@@ -3194,23 +4064,27 @@
         <w:ind w:left="709"/>
         <w:rPr>
           <w:color w:val="2A6099"/>
-        </w:rPr>
-      </w:pPr>
-      <w:proofErr w:type="spellStart"/>
+          <w:sz w:val="24"/>
+          <w:szCs w:val="24"/>
+        </w:rPr>
+      </w:pPr>
       <w:r>
         <w:rPr>
           <w:b/>
           <w:color w:val="2A6099"/>
+          <w:sz w:val="24"/>
+          <w:szCs w:val="24"/>
         </w:rPr>
         <w:t>xxxxxxxxxxxxx</w:t>
       </w:r>
-      <w:proofErr w:type="spellEnd"/>
     </w:p>
     <w:p>
       <w:pPr>
         <w:pStyle w:val="Ttulo3"/>
         <w:rPr>
           <w:rFonts w:hint="eastAsia"/>
+          <w:sz w:val="24"/>
+          <w:szCs w:val="24"/>
         </w:rPr>
       </w:pPr>
       <w:bookmarkStart w:id="33" w:name="__RefHeading___Toc571_2785522844"/>
@@ -3218,20 +4092,36 @@
       <w:bookmarkEnd w:id="33"/>
       <w:bookmarkEnd w:id="34"/>
       <w:r>
+        <w:rPr>
+          <w:sz w:val="24"/>
+          <w:szCs w:val="24"/>
+        </w:rPr>
         <w:t>Regras de Negócio</w:t>
       </w:r>
     </w:p>
     <w:p>
       <w:pPr>
         <w:pStyle w:val="normal1"/>
-      </w:pPr>
-      <w:r>
+        <w:rPr>
+          <w:sz w:val="24"/>
+          <w:szCs w:val="24"/>
+        </w:rPr>
+      </w:pPr>
+      <w:r>
+        <w:rPr>
+          <w:sz w:val="24"/>
+          <w:szCs w:val="24"/>
+        </w:rPr>
         <w:t>&lt;descrição de regras e restrições para a história&gt;</w:t>
       </w:r>
     </w:p>
     <w:p>
       <w:pPr>
         <w:pStyle w:val="normal1"/>
+        <w:rPr>
+          <w:sz w:val="24"/>
+          <w:szCs w:val="24"/>
+        </w:rPr>
       </w:pPr>
     </w:p>
     <w:p>
@@ -3241,6 +4131,8 @@
         <w:ind w:left="720"/>
         <w:rPr>
           <w:color w:val="0B5394"/>
+          <w:sz w:val="24"/>
+          <w:szCs w:val="24"/>
         </w:rPr>
       </w:pPr>
     </w:p>
@@ -3249,6 +4141,8 @@
         <w:pStyle w:val="Ttulo3"/>
         <w:rPr>
           <w:rFonts w:hint="eastAsia"/>
+          <w:sz w:val="24"/>
+          <w:szCs w:val="24"/>
         </w:rPr>
       </w:pPr>
       <w:bookmarkStart w:id="35" w:name="__RefHeading___Toc573_2785522844"/>
@@ -3256,14 +4150,26 @@
       <w:bookmarkEnd w:id="35"/>
       <w:bookmarkEnd w:id="36"/>
       <w:r>
+        <w:rPr>
+          <w:sz w:val="24"/>
+          <w:szCs w:val="24"/>
+        </w:rPr>
         <w:t>Conceito de pronto</w:t>
       </w:r>
     </w:p>
     <w:p>
       <w:pPr>
         <w:pStyle w:val="normal1"/>
-      </w:pPr>
-      <w:r>
+        <w:rPr>
+          <w:sz w:val="24"/>
+          <w:szCs w:val="24"/>
+        </w:rPr>
+      </w:pPr>
+      <w:r>
+        <w:rPr>
+          <w:sz w:val="24"/>
+          <w:szCs w:val="24"/>
+        </w:rPr>
         <w:t>&lt;marco de entrega e validação pelo dono do produto e a equipe de desenvolvimento&gt;</w:t>
       </w:r>
     </w:p>
@@ -3272,11 +4178,17 @@
         <w:pStyle w:val="Ttulo3"/>
         <w:rPr>
           <w:rFonts w:hint="eastAsia"/>
+          <w:sz w:val="24"/>
+          <w:szCs w:val="24"/>
         </w:rPr>
       </w:pPr>
       <w:bookmarkStart w:id="37" w:name="__RefHeading___Toc931_2785522844"/>
       <w:bookmarkEnd w:id="37"/>
       <w:r>
+        <w:rPr>
+          <w:sz w:val="24"/>
+          <w:szCs w:val="24"/>
+        </w:rPr>
         <w:t>Informações Adicionais</w:t>
       </w:r>
     </w:p>
@@ -3285,11 +4197,15 @@
         <w:pStyle w:val="normal1"/>
         <w:rPr>
           <w:color w:val="2A6099"/>
+          <w:sz w:val="24"/>
+          <w:szCs w:val="24"/>
         </w:rPr>
       </w:pPr>
       <w:r>
         <w:rPr>
           <w:color w:val="2A6099"/>
+          <w:sz w:val="24"/>
+          <w:szCs w:val="24"/>
         </w:rPr>
         <w:t>&lt;interfaces, classes, diagramas e descrição informações adicionais que forneçam subsídios aos desenvolvedores&gt;</w:t>
       </w:r>
@@ -3299,6 +4215,8 @@
         <w:pStyle w:val="Ttulo2"/>
         <w:rPr>
           <w:rFonts w:hint="eastAsia"/>
+          <w:sz w:val="24"/>
+          <w:szCs w:val="24"/>
         </w:rPr>
       </w:pPr>
       <w:bookmarkStart w:id="38" w:name="__RefHeading___Toc575_2785522844"/>
@@ -3306,11 +4224,25 @@
       <w:bookmarkEnd w:id="38"/>
       <w:bookmarkEnd w:id="39"/>
       <w:r>
+        <w:rPr>
+          <w:sz w:val="24"/>
+          <w:szCs w:val="24"/>
+        </w:rPr>
         <w:t>História 05</w:t>
       </w:r>
     </w:p>
     <w:p>
-      <w:r>
+      <w:pPr>
+        <w:rPr>
+          <w:sz w:val="24"/>
+          <w:szCs w:val="24"/>
+        </w:rPr>
+      </w:pPr>
+      <w:r>
+        <w:rPr>
+          <w:sz w:val="24"/>
+          <w:szCs w:val="24"/>
+        </w:rPr>
         <w:t>&lt;descrição da história&gt;</w:t>
       </w:r>
     </w:p>
@@ -3321,84 +4253,64 @@
         <w:ind w:left="709"/>
         <w:rPr>
           <w:color w:val="2A6099"/>
+          <w:sz w:val="24"/>
+          <w:szCs w:val="24"/>
         </w:rPr>
       </w:pPr>
       <w:r>
         <w:rPr>
           <w:b/>
           <w:color w:val="FF0000"/>
+          <w:sz w:val="24"/>
+          <w:szCs w:val="24"/>
         </w:rPr>
         <w:t xml:space="preserve">Como </w:t>
       </w:r>
-      <w:proofErr w:type="spellStart"/>
       <w:r>
         <w:rPr>
           <w:b/>
           <w:color w:val="2A6099"/>
-        </w:rPr>
-        <w:t>xxxxxx</w:t>
-      </w:r>
-      <w:proofErr w:type="spellEnd"/>
+          <w:sz w:val="24"/>
+          <w:szCs w:val="24"/>
+        </w:rPr>
+        <w:t>xxxxxx,</w:t>
+      </w:r>
+      <w:r>
+        <w:rPr>
+          <w:b/>
+          <w:color w:val="FF0000"/>
+          <w:sz w:val="24"/>
+          <w:szCs w:val="24"/>
+        </w:rPr>
+        <w:t xml:space="preserve"> eu quero</w:t>
+      </w:r>
       <w:r>
         <w:rPr>
           <w:b/>
           <w:color w:val="2A6099"/>
-        </w:rPr>
-        <w:t>,</w:t>
+          <w:sz w:val="24"/>
+          <w:szCs w:val="24"/>
+        </w:rPr>
+        <w:t xml:space="preserve"> xxxxxxxxxxxxx</w:t>
       </w:r>
       <w:r>
         <w:rPr>
           <w:b/>
           <w:color w:val="FF0000"/>
-        </w:rPr>
-        <w:t xml:space="preserve"> eu quero</w:t>
+          <w:sz w:val="24"/>
+          <w:szCs w:val="24"/>
+        </w:rPr>
+        <w:t>para que</w:t>
       </w:r>
       <w:r>
         <w:rPr>
           <w:b/>
           <w:color w:val="2A6099"/>
-        </w:rPr>
-        <w:t xml:space="preserve"> </w:t>
-      </w:r>
-      <w:proofErr w:type="spellStart"/>
-      <w:r>
-        <w:rPr>
-          <w:b/>
-          <w:color w:val="2A6099"/>
-        </w:rPr>
-        <w:t>xxxxxxxxxxxxx</w:t>
-      </w:r>
-      <w:r>
-        <w:rPr>
-          <w:b/>
-          <w:color w:val="FF0000"/>
-        </w:rPr>
-        <w:t>para</w:t>
-      </w:r>
-      <w:proofErr w:type="spellEnd"/>
-      <w:r>
-        <w:rPr>
-          <w:b/>
-          <w:color w:val="FF0000"/>
-        </w:rPr>
-        <w:t xml:space="preserve"> que</w:t>
-      </w:r>
-      <w:r>
-        <w:rPr>
-          <w:b/>
-          <w:color w:val="2A6099"/>
-        </w:rPr>
-        <w:t xml:space="preserve"> </w:t>
-      </w:r>
-      <w:proofErr w:type="spellStart"/>
-      <w:r>
-        <w:rPr>
-          <w:b/>
-          <w:color w:val="2A6099"/>
-        </w:rPr>
-        <w:t>xxxxxxxxxxxxxxxxxxxxx</w:t>
-      </w:r>
-      <w:proofErr w:type="spellEnd"/>
+          <w:sz w:val="24"/>
+          <w:szCs w:val="24"/>
+        </w:rPr>
+        <w:t xml:space="preserve"> xxxxxxxxxxxxxxxxxxxxx</w:t>
+      </w:r>
     </w:p>
     <w:p>
       <w:pPr>
@@ -3407,23 +4319,27 @@
         <w:ind w:left="709"/>
         <w:rPr>
           <w:color w:val="2A6099"/>
-        </w:rPr>
-      </w:pPr>
-      <w:proofErr w:type="spellStart"/>
+          <w:sz w:val="24"/>
+          <w:szCs w:val="24"/>
+        </w:rPr>
+      </w:pPr>
       <w:r>
         <w:rPr>
           <w:b/>
           <w:color w:val="2A6099"/>
+          <w:sz w:val="24"/>
+          <w:szCs w:val="24"/>
         </w:rPr>
         <w:t>xxxxxxxxxxxxx</w:t>
       </w:r>
-      <w:proofErr w:type="spellEnd"/>
     </w:p>
     <w:p>
       <w:pPr>
         <w:pStyle w:val="Ttulo3"/>
         <w:rPr>
           <w:rFonts w:hint="eastAsia"/>
+          <w:sz w:val="24"/>
+          <w:szCs w:val="24"/>
         </w:rPr>
       </w:pPr>
       <w:bookmarkStart w:id="40" w:name="__RefHeading___Toc577_2785522844"/>
@@ -3431,21 +4347,36 @@
       <w:bookmarkEnd w:id="40"/>
       <w:bookmarkEnd w:id="41"/>
       <w:r>
-        <w:lastRenderedPageBreak/>
+        <w:rPr>
+          <w:sz w:val="24"/>
+          <w:szCs w:val="24"/>
+        </w:rPr>
         <w:t>Regras de Negócio</w:t>
       </w:r>
     </w:p>
     <w:p>
       <w:pPr>
         <w:pStyle w:val="normal1"/>
-      </w:pPr>
-      <w:r>
+        <w:rPr>
+          <w:sz w:val="24"/>
+          <w:szCs w:val="24"/>
+        </w:rPr>
+      </w:pPr>
+      <w:r>
+        <w:rPr>
+          <w:sz w:val="24"/>
+          <w:szCs w:val="24"/>
+        </w:rPr>
         <w:t>&lt;descrição de regras e restrições para a história&gt;</w:t>
       </w:r>
     </w:p>
     <w:p>
       <w:pPr>
         <w:pStyle w:val="normal1"/>
+        <w:rPr>
+          <w:sz w:val="24"/>
+          <w:szCs w:val="24"/>
+        </w:rPr>
       </w:pPr>
     </w:p>
     <w:p>
@@ -3455,6 +4386,8 @@
         <w:ind w:left="720"/>
         <w:rPr>
           <w:color w:val="0B5394"/>
+          <w:sz w:val="24"/>
+          <w:szCs w:val="24"/>
         </w:rPr>
       </w:pPr>
     </w:p>
@@ -3463,6 +4396,8 @@
         <w:pStyle w:val="Ttulo3"/>
         <w:rPr>
           <w:rFonts w:hint="eastAsia"/>
+          <w:sz w:val="24"/>
+          <w:szCs w:val="24"/>
         </w:rPr>
       </w:pPr>
       <w:bookmarkStart w:id="42" w:name="__RefHeading___Toc579_2785522844"/>
@@ -3470,14 +4405,27 @@
       <w:bookmarkEnd w:id="42"/>
       <w:bookmarkEnd w:id="43"/>
       <w:r>
+        <w:rPr>
+          <w:sz w:val="24"/>
+          <w:szCs w:val="24"/>
+        </w:rPr>
+        <w:lastRenderedPageBreak/>
         <w:t>Conceito de pronto</w:t>
       </w:r>
     </w:p>
     <w:p>
       <w:pPr>
         <w:pStyle w:val="normal1"/>
-      </w:pPr>
-      <w:r>
+        <w:rPr>
+          <w:sz w:val="24"/>
+          <w:szCs w:val="24"/>
+        </w:rPr>
+      </w:pPr>
+      <w:r>
+        <w:rPr>
+          <w:sz w:val="24"/>
+          <w:szCs w:val="24"/>
+        </w:rPr>
         <w:t>&lt;marco de entrega e validação pelo dono do produto e a equipe de desenvolvimento&gt;</w:t>
       </w:r>
     </w:p>
@@ -3486,11 +4434,17 @@
         <w:pStyle w:val="Ttulo3"/>
         <w:rPr>
           <w:rFonts w:hint="eastAsia"/>
+          <w:sz w:val="24"/>
+          <w:szCs w:val="24"/>
         </w:rPr>
       </w:pPr>
       <w:bookmarkStart w:id="44" w:name="__RefHeading___Toc933_2785522844"/>
       <w:bookmarkEnd w:id="44"/>
       <w:r>
+        <w:rPr>
+          <w:sz w:val="24"/>
+          <w:szCs w:val="24"/>
+        </w:rPr>
         <w:t>Informações Adicionais</w:t>
       </w:r>
     </w:p>
@@ -3499,11 +4453,15 @@
         <w:pStyle w:val="normal1"/>
         <w:rPr>
           <w:color w:val="2A6099"/>
+          <w:sz w:val="24"/>
+          <w:szCs w:val="24"/>
         </w:rPr>
       </w:pPr>
       <w:r>
         <w:rPr>
           <w:color w:val="2A6099"/>
+          <w:sz w:val="24"/>
+          <w:szCs w:val="24"/>
         </w:rPr>
         <w:t>&lt;interfaces, classes, diagramas e descrição informações adicionais que forneçam subsídios aos desenvolvedores&gt;</w:t>
       </w:r>
@@ -3513,6 +4471,8 @@
         <w:pStyle w:val="Ttulo2"/>
         <w:rPr>
           <w:rFonts w:hint="eastAsia"/>
+          <w:sz w:val="24"/>
+          <w:szCs w:val="24"/>
         </w:rPr>
       </w:pPr>
       <w:bookmarkStart w:id="45" w:name="__RefHeading___Toc581_2785522844"/>
@@ -3520,11 +4480,25 @@
       <w:bookmarkEnd w:id="45"/>
       <w:bookmarkEnd w:id="46"/>
       <w:r>
+        <w:rPr>
+          <w:sz w:val="24"/>
+          <w:szCs w:val="24"/>
+        </w:rPr>
         <w:t>História n</w:t>
       </w:r>
     </w:p>
     <w:p>
-      <w:r>
+      <w:pPr>
+        <w:rPr>
+          <w:sz w:val="24"/>
+          <w:szCs w:val="24"/>
+        </w:rPr>
+      </w:pPr>
+      <w:r>
+        <w:rPr>
+          <w:sz w:val="24"/>
+          <w:szCs w:val="24"/>
+        </w:rPr>
         <w:t>&lt;descrição da história&gt;</w:t>
       </w:r>
     </w:p>
@@ -3535,84 +4509,64 @@
         <w:ind w:left="709"/>
         <w:rPr>
           <w:color w:val="2A6099"/>
+          <w:sz w:val="24"/>
+          <w:szCs w:val="24"/>
         </w:rPr>
       </w:pPr>
       <w:r>
         <w:rPr>
           <w:b/>
           <w:color w:val="FF0000"/>
+          <w:sz w:val="24"/>
+          <w:szCs w:val="24"/>
         </w:rPr>
         <w:t xml:space="preserve">Como </w:t>
       </w:r>
-      <w:proofErr w:type="spellStart"/>
       <w:r>
         <w:rPr>
           <w:b/>
           <w:color w:val="2A6099"/>
-        </w:rPr>
-        <w:t>xxxxxx</w:t>
-      </w:r>
-      <w:proofErr w:type="spellEnd"/>
+          <w:sz w:val="24"/>
+          <w:szCs w:val="24"/>
+        </w:rPr>
+        <w:t>xxxxxx,</w:t>
+      </w:r>
+      <w:r>
+        <w:rPr>
+          <w:b/>
+          <w:color w:val="FF0000"/>
+          <w:sz w:val="24"/>
+          <w:szCs w:val="24"/>
+        </w:rPr>
+        <w:t xml:space="preserve"> eu quero</w:t>
+      </w:r>
       <w:r>
         <w:rPr>
           <w:b/>
           <w:color w:val="2A6099"/>
-        </w:rPr>
-        <w:t>,</w:t>
+          <w:sz w:val="24"/>
+          <w:szCs w:val="24"/>
+        </w:rPr>
+        <w:t xml:space="preserve"> xxxxxxxxxxxxx</w:t>
       </w:r>
       <w:r>
         <w:rPr>
           <w:b/>
           <w:color w:val="FF0000"/>
-        </w:rPr>
-        <w:t xml:space="preserve"> eu quero</w:t>
+          <w:sz w:val="24"/>
+          <w:szCs w:val="24"/>
+        </w:rPr>
+        <w:t>para que</w:t>
       </w:r>
       <w:r>
         <w:rPr>
           <w:b/>
           <w:color w:val="2A6099"/>
-        </w:rPr>
-        <w:t xml:space="preserve"> </w:t>
-      </w:r>
-      <w:proofErr w:type="spellStart"/>
-      <w:r>
-        <w:rPr>
-          <w:b/>
-          <w:color w:val="2A6099"/>
-        </w:rPr>
-        <w:t>xxxxxxxxxxxxx</w:t>
-      </w:r>
-      <w:r>
-        <w:rPr>
-          <w:b/>
-          <w:color w:val="FF0000"/>
-        </w:rPr>
-        <w:t>para</w:t>
-      </w:r>
-      <w:proofErr w:type="spellEnd"/>
-      <w:r>
-        <w:rPr>
-          <w:b/>
-          <w:color w:val="FF0000"/>
-        </w:rPr>
-        <w:t xml:space="preserve"> que</w:t>
-      </w:r>
-      <w:r>
-        <w:rPr>
-          <w:b/>
-          <w:color w:val="2A6099"/>
-        </w:rPr>
-        <w:t xml:space="preserve"> </w:t>
-      </w:r>
-      <w:proofErr w:type="spellStart"/>
-      <w:r>
-        <w:rPr>
-          <w:b/>
-          <w:color w:val="2A6099"/>
-        </w:rPr>
-        <w:t>xxxxxxxxxxxxxxxxxxxxx</w:t>
-      </w:r>
-      <w:proofErr w:type="spellEnd"/>
+          <w:sz w:val="24"/>
+          <w:szCs w:val="24"/>
+        </w:rPr>
+        <w:t xml:space="preserve"> xxxxxxxxxxxxxxxxxxxxx</w:t>
+      </w:r>
     </w:p>
     <w:p>
       <w:pPr>
@@ -3621,23 +4575,27 @@
         <w:ind w:left="709"/>
         <w:rPr>
           <w:color w:val="2A6099"/>
-        </w:rPr>
-      </w:pPr>
-      <w:proofErr w:type="spellStart"/>
+          <w:sz w:val="24"/>
+          <w:szCs w:val="24"/>
+        </w:rPr>
+      </w:pPr>
       <w:r>
         <w:rPr>
           <w:b/>
           <w:color w:val="2A6099"/>
+          <w:sz w:val="24"/>
+          <w:szCs w:val="24"/>
         </w:rPr>
         <w:t>xxxxxxxxxxxxx</w:t>
       </w:r>
-      <w:proofErr w:type="spellEnd"/>
     </w:p>
     <w:p>
       <w:pPr>
         <w:pStyle w:val="Ttulo3"/>
         <w:rPr>
           <w:rFonts w:hint="eastAsia"/>
+          <w:sz w:val="24"/>
+          <w:szCs w:val="24"/>
         </w:rPr>
       </w:pPr>
       <w:bookmarkStart w:id="47" w:name="__RefHeading___Toc583_2785522844"/>
@@ -3645,20 +4603,36 @@
       <w:bookmarkEnd w:id="47"/>
       <w:bookmarkEnd w:id="48"/>
       <w:r>
+        <w:rPr>
+          <w:sz w:val="24"/>
+          <w:szCs w:val="24"/>
+        </w:rPr>
         <w:t>Regras de Negócio</w:t>
       </w:r>
     </w:p>
     <w:p>
       <w:pPr>
         <w:pStyle w:val="normal1"/>
-      </w:pPr>
-      <w:r>
+        <w:rPr>
+          <w:sz w:val="24"/>
+          <w:szCs w:val="24"/>
+        </w:rPr>
+      </w:pPr>
+      <w:r>
+        <w:rPr>
+          <w:sz w:val="24"/>
+          <w:szCs w:val="24"/>
+        </w:rPr>
         <w:t>&lt;descrição de regras e restrições para a história&gt;</w:t>
       </w:r>
     </w:p>
     <w:p>
       <w:pPr>
         <w:pStyle w:val="normal1"/>
+        <w:rPr>
+          <w:sz w:val="24"/>
+          <w:szCs w:val="24"/>
+        </w:rPr>
       </w:pPr>
     </w:p>
     <w:p>
@@ -3666,6 +4640,10 @@
         <w:pStyle w:val="normal1"/>
         <w:spacing w:after="140" w:line="360" w:lineRule="auto"/>
         <w:ind w:left="720"/>
+        <w:rPr>
+          <w:sz w:val="24"/>
+          <w:szCs w:val="24"/>
+        </w:rPr>
       </w:pPr>
     </w:p>
     <w:p>
@@ -3673,6 +4651,8 @@
         <w:pStyle w:val="Ttulo3"/>
         <w:rPr>
           <w:rFonts w:hint="eastAsia"/>
+          <w:sz w:val="24"/>
+          <w:szCs w:val="24"/>
         </w:rPr>
       </w:pPr>
       <w:bookmarkStart w:id="49" w:name="__RefHeading___Toc585_2785522844"/>
@@ -3680,20 +4660,36 @@
       <w:bookmarkEnd w:id="49"/>
       <w:bookmarkEnd w:id="50"/>
       <w:r>
+        <w:rPr>
+          <w:sz w:val="24"/>
+          <w:szCs w:val="24"/>
+        </w:rPr>
         <w:t>Conceito de pronto</w:t>
       </w:r>
     </w:p>
     <w:p>
       <w:pPr>
         <w:pStyle w:val="normal1"/>
-      </w:pPr>
-      <w:r>
+        <w:rPr>
+          <w:sz w:val="24"/>
+          <w:szCs w:val="24"/>
+        </w:rPr>
+      </w:pPr>
+      <w:r>
+        <w:rPr>
+          <w:sz w:val="24"/>
+          <w:szCs w:val="24"/>
+        </w:rPr>
         <w:t>&lt;marco de entrega e validação pelo dono do produto e a equipe de desenvolvimento&gt;</w:t>
       </w:r>
     </w:p>
     <w:p>
       <w:pPr>
         <w:pStyle w:val="normal1"/>
+        <w:rPr>
+          <w:sz w:val="24"/>
+          <w:szCs w:val="24"/>
+        </w:rPr>
       </w:pPr>
     </w:p>
     <w:p>
@@ -3702,6 +4698,8 @@
         <w:rPr>
           <w:b/>
           <w:color w:val="000000"/>
+          <w:sz w:val="24"/>
+          <w:szCs w:val="24"/>
         </w:rPr>
       </w:pPr>
     </w:p>
@@ -3710,11 +4708,17 @@
         <w:pStyle w:val="Ttulo3"/>
         <w:rPr>
           <w:rFonts w:hint="eastAsia"/>
+          <w:sz w:val="24"/>
+          <w:szCs w:val="24"/>
         </w:rPr>
       </w:pPr>
       <w:bookmarkStart w:id="51" w:name="__RefHeading___Toc935_2785522844"/>
       <w:bookmarkEnd w:id="51"/>
       <w:r>
+        <w:rPr>
+          <w:sz w:val="24"/>
+          <w:szCs w:val="24"/>
+        </w:rPr>
         <w:t>Informações Adicionais</w:t>
       </w:r>
     </w:p>
@@ -3723,12 +4727,16 @@
         <w:pStyle w:val="normal1"/>
         <w:rPr>
           <w:color w:val="2A6099"/>
+          <w:sz w:val="24"/>
+          <w:szCs w:val="24"/>
         </w:rPr>
       </w:pPr>
       <w:r>
         <w:rPr>
           <w:b/>
           <w:color w:val="000000"/>
+          <w:sz w:val="24"/>
+          <w:szCs w:val="24"/>
         </w:rPr>
         <w:t>&lt;interfaces, classes, diagrama de caso de uso, diagrama de classe e descrição informações adicionais que forneçam subsídios aos desenvolvedores&gt;</w:t>
       </w:r>
@@ -3739,18 +4747,28 @@
         <w:rPr>
           <w:b/>
           <w:color w:val="000000"/>
+          <w:sz w:val="24"/>
+          <w:szCs w:val="24"/>
         </w:rPr>
       </w:pPr>
     </w:p>
     <w:p>
       <w:pPr>
         <w:pStyle w:val="Corpodetexto"/>
+        <w:rPr>
+          <w:sz w:val="24"/>
+          <w:szCs w:val="24"/>
+        </w:rPr>
       </w:pPr>
     </w:p>
     <w:p>
       <w:pPr>
         <w:pStyle w:val="PargrafodaLista"/>
         <w:ind w:left="709"/>
+        <w:rPr>
+          <w:sz w:val="24"/>
+          <w:szCs w:val="24"/>
+        </w:rPr>
       </w:pPr>
     </w:p>
     <w:sectPr>
@@ -4520,6 +5538,155 @@
     </w:lvl>
   </w:abstractNum>
   <w:abstractNum w:abstractNumId="1" w15:restartNumberingAfterBreak="0">
+    <w:nsid w:val="3833351D"/>
+    <w:multiLevelType w:val="multilevel"/>
+    <w:tmpl w:val="B49A2DCE"/>
+    <w:lvl w:ilvl="0">
+      <w:start w:val="1"/>
+      <w:numFmt w:val="bullet"/>
+      <w:lvlText w:val=""/>
+      <w:lvlJc w:val="left"/>
+      <w:pPr>
+        <w:tabs>
+          <w:tab w:val="num" w:pos="720"/>
+        </w:tabs>
+        <w:ind w:left="720" w:hanging="360"/>
+      </w:pPr>
+      <w:rPr>
+        <w:rFonts w:ascii="Symbol" w:hAnsi="Symbol" w:hint="default"/>
+        <w:sz w:val="20"/>
+      </w:rPr>
+    </w:lvl>
+    <w:lvl w:ilvl="1" w:tentative="1">
+      <w:start w:val="1"/>
+      <w:numFmt w:val="bullet"/>
+      <w:lvlText w:val=""/>
+      <w:lvlJc w:val="left"/>
+      <w:pPr>
+        <w:tabs>
+          <w:tab w:val="num" w:pos="1440"/>
+        </w:tabs>
+        <w:ind w:left="1440" w:hanging="360"/>
+      </w:pPr>
+      <w:rPr>
+        <w:rFonts w:ascii="Symbol" w:hAnsi="Symbol" w:hint="default"/>
+        <w:sz w:val="20"/>
+      </w:rPr>
+    </w:lvl>
+    <w:lvl w:ilvl="2" w:tentative="1">
+      <w:start w:val="1"/>
+      <w:numFmt w:val="bullet"/>
+      <w:lvlText w:val=""/>
+      <w:lvlJc w:val="left"/>
+      <w:pPr>
+        <w:tabs>
+          <w:tab w:val="num" w:pos="2160"/>
+        </w:tabs>
+        <w:ind w:left="2160" w:hanging="360"/>
+      </w:pPr>
+      <w:rPr>
+        <w:rFonts w:ascii="Symbol" w:hAnsi="Symbol" w:hint="default"/>
+        <w:sz w:val="20"/>
+      </w:rPr>
+    </w:lvl>
+    <w:lvl w:ilvl="3" w:tentative="1">
+      <w:start w:val="1"/>
+      <w:numFmt w:val="bullet"/>
+      <w:lvlText w:val=""/>
+      <w:lvlJc w:val="left"/>
+      <w:pPr>
+        <w:tabs>
+          <w:tab w:val="num" w:pos="2880"/>
+        </w:tabs>
+        <w:ind w:left="2880" w:hanging="360"/>
+      </w:pPr>
+      <w:rPr>
+        <w:rFonts w:ascii="Symbol" w:hAnsi="Symbol" w:hint="default"/>
+        <w:sz w:val="20"/>
+      </w:rPr>
+    </w:lvl>
+    <w:lvl w:ilvl="4" w:tentative="1">
+      <w:start w:val="1"/>
+      <w:numFmt w:val="bullet"/>
+      <w:lvlText w:val=""/>
+      <w:lvlJc w:val="left"/>
+      <w:pPr>
+        <w:tabs>
+          <w:tab w:val="num" w:pos="3600"/>
+        </w:tabs>
+        <w:ind w:left="3600" w:hanging="360"/>
+      </w:pPr>
+      <w:rPr>
+        <w:rFonts w:ascii="Symbol" w:hAnsi="Symbol" w:hint="default"/>
+        <w:sz w:val="20"/>
+      </w:rPr>
+    </w:lvl>
+    <w:lvl w:ilvl="5" w:tentative="1">
+      <w:start w:val="1"/>
+      <w:numFmt w:val="bullet"/>
+      <w:lvlText w:val=""/>
+      <w:lvlJc w:val="left"/>
+      <w:pPr>
+        <w:tabs>
+          <w:tab w:val="num" w:pos="4320"/>
+        </w:tabs>
+        <w:ind w:left="4320" w:hanging="360"/>
+      </w:pPr>
+      <w:rPr>
+        <w:rFonts w:ascii="Symbol" w:hAnsi="Symbol" w:hint="default"/>
+        <w:sz w:val="20"/>
+      </w:rPr>
+    </w:lvl>
+    <w:lvl w:ilvl="6" w:tentative="1">
+      <w:start w:val="1"/>
+      <w:numFmt w:val="bullet"/>
+      <w:lvlText w:val=""/>
+      <w:lvlJc w:val="left"/>
+      <w:pPr>
+        <w:tabs>
+          <w:tab w:val="num" w:pos="5040"/>
+        </w:tabs>
+        <w:ind w:left="5040" w:hanging="360"/>
+      </w:pPr>
+      <w:rPr>
+        <w:rFonts w:ascii="Symbol" w:hAnsi="Symbol" w:hint="default"/>
+        <w:sz w:val="20"/>
+      </w:rPr>
+    </w:lvl>
+    <w:lvl w:ilvl="7" w:tentative="1">
+      <w:start w:val="1"/>
+      <w:numFmt w:val="bullet"/>
+      <w:lvlText w:val=""/>
+      <w:lvlJc w:val="left"/>
+      <w:pPr>
+        <w:tabs>
+          <w:tab w:val="num" w:pos="5760"/>
+        </w:tabs>
+        <w:ind w:left="5760" w:hanging="360"/>
+      </w:pPr>
+      <w:rPr>
+        <w:rFonts w:ascii="Symbol" w:hAnsi="Symbol" w:hint="default"/>
+        <w:sz w:val="20"/>
+      </w:rPr>
+    </w:lvl>
+    <w:lvl w:ilvl="8" w:tentative="1">
+      <w:start w:val="1"/>
+      <w:numFmt w:val="bullet"/>
+      <w:lvlText w:val=""/>
+      <w:lvlJc w:val="left"/>
+      <w:pPr>
+        <w:tabs>
+          <w:tab w:val="num" w:pos="6480"/>
+        </w:tabs>
+        <w:ind w:left="6480" w:hanging="360"/>
+      </w:pPr>
+      <w:rPr>
+        <w:rFonts w:ascii="Symbol" w:hAnsi="Symbol" w:hint="default"/>
+        <w:sz w:val="20"/>
+      </w:rPr>
+    </w:lvl>
+  </w:abstractNum>
+  <w:abstractNum w:abstractNumId="2" w15:restartNumberingAfterBreak="0">
     <w:nsid w:val="3A1C0869"/>
     <w:multiLevelType w:val="multilevel"/>
     <w:tmpl w:val="BBDC79E0"/>
@@ -4636,7 +5803,7 @@
       </w:pPr>
     </w:lvl>
   </w:abstractNum>
-  <w:abstractNum w:abstractNumId="2" w15:restartNumberingAfterBreak="0">
+  <w:abstractNum w:abstractNumId="3" w15:restartNumberingAfterBreak="0">
     <w:nsid w:val="4C33169D"/>
     <w:multiLevelType w:val="multilevel"/>
     <w:tmpl w:val="94143D1C"/>
@@ -4762,10 +5929,13 @@
     <w:abstractNumId w:val="0"/>
   </w:num>
   <w:num w:numId="2" w16cid:durableId="1225600357">
-    <w:abstractNumId w:val="1"/>
+    <w:abstractNumId w:val="2"/>
   </w:num>
   <w:num w:numId="3" w16cid:durableId="820998383">
-    <w:abstractNumId w:val="2"/>
+    <w:abstractNumId w:val="3"/>
+  </w:num>
+  <w:num w:numId="4" w16cid:durableId="1487866804">
+    <w:abstractNumId w:val="1"/>
   </w:num>
 </w:numbering>
 </file>
@@ -5231,7 +6401,6 @@
   <w:style w:type="character" w:default="1" w:styleId="Fontepargpadro">
     <w:name w:val="Default Paragraph Font"/>
     <w:uiPriority w:val="1"/>
-    <w:semiHidden/>
     <w:unhideWhenUsed/>
   </w:style>
   <w:style w:type="table" w:default="1" w:styleId="Tabelanormal">

--- a/Modelo Projeto Integrador_2025_2.docx
+++ b/Modelo Projeto Integrador_2025_2.docx
@@ -352,7 +352,25 @@
           <w:sz w:val="24"/>
           <w:szCs w:val="24"/>
         </w:rPr>
-        <w:t>Gustavo Gonçalves Rockembach – 202511601554</w:t>
+        <w:t xml:space="preserve">Gustavo Gonçalves </w:t>
+      </w:r>
+      <w:proofErr w:type="spellStart"/>
+      <w:r>
+        <w:rPr>
+          <w:color w:val="2E74B5" w:themeColor="accent1" w:themeShade="BF"/>
+          <w:sz w:val="24"/>
+          <w:szCs w:val="24"/>
+        </w:rPr>
+        <w:t>Rockembach</w:t>
+      </w:r>
+      <w:proofErr w:type="spellEnd"/>
+      <w:r>
+        <w:rPr>
+          <w:color w:val="2E74B5" w:themeColor="accent1" w:themeShade="BF"/>
+          <w:sz w:val="24"/>
+          <w:szCs w:val="24"/>
+        </w:rPr>
+        <w:t xml:space="preserve"> – 202511601554</w:t>
       </w:r>
     </w:p>
     <w:p>
@@ -371,7 +389,25 @@
           <w:sz w:val="24"/>
           <w:szCs w:val="24"/>
         </w:rPr>
-        <w:t>Paulo Ricardo Dalmaso – 202511601072</w:t>
+        <w:t xml:space="preserve">Paulo Ricardo </w:t>
+      </w:r>
+      <w:proofErr w:type="spellStart"/>
+      <w:r>
+        <w:rPr>
+          <w:color w:val="2E74B5" w:themeColor="accent1" w:themeShade="BF"/>
+          <w:sz w:val="24"/>
+          <w:szCs w:val="24"/>
+        </w:rPr>
+        <w:t>Dalmaso</w:t>
+      </w:r>
+      <w:proofErr w:type="spellEnd"/>
+      <w:r>
+        <w:rPr>
+          <w:color w:val="2E74B5" w:themeColor="accent1" w:themeShade="BF"/>
+          <w:sz w:val="24"/>
+          <w:szCs w:val="24"/>
+        </w:rPr>
+        <w:t xml:space="preserve"> – 202511601072</w:t>
       </w:r>
     </w:p>
     <w:p>
@@ -424,15 +460,6 @@
         </w:rPr>
         <w:br/>
       </w:r>
-    </w:p>
-    <w:p>
-      <w:pPr>
-        <w:pStyle w:val="Corpodetexto"/>
-        <w:rPr>
-          <w:sz w:val="24"/>
-          <w:szCs w:val="24"/>
-        </w:rPr>
-      </w:pPr>
     </w:p>
     <w:p>
       <w:pPr>
@@ -466,7 +493,6 @@
           <w:sz w:val="24"/>
           <w:szCs w:val="24"/>
         </w:rPr>
-        <w:lastRenderedPageBreak/>
         <w:t xml:space="preserve">Florianópolis, </w:t>
       </w:r>
       <w:r>
@@ -483,6 +509,7 @@
         </w:rPr>
         <w:t xml:space="preserve"> de </w:t>
       </w:r>
+      <w:proofErr w:type="gramStart"/>
       <w:r>
         <w:rPr>
           <w:sz w:val="24"/>
@@ -490,6 +517,7 @@
         </w:rPr>
         <w:t>Setembro</w:t>
       </w:r>
+      <w:proofErr w:type="gramEnd"/>
       <w:r>
         <w:rPr>
           <w:sz w:val="24"/>
@@ -511,26 +539,6 @@
         </w:rPr>
         <w:t>.</w:t>
       </w:r>
-    </w:p>
-    <w:p>
-      <w:pPr>
-        <w:pStyle w:val="Corpodetexto"/>
-        <w:jc w:val="center"/>
-        <w:rPr>
-          <w:sz w:val="24"/>
-          <w:szCs w:val="24"/>
-        </w:rPr>
-      </w:pPr>
-    </w:p>
-    <w:p>
-      <w:pPr>
-        <w:pStyle w:val="Corpodetexto"/>
-        <w:jc w:val="center"/>
-        <w:rPr>
-          <w:sz w:val="24"/>
-          <w:szCs w:val="24"/>
-        </w:rPr>
-      </w:pPr>
       <w:r>
         <w:rPr>
           <w:sz w:val="24"/>
@@ -1317,10 +1325,6 @@
             </w:rPr>
           </w:pPr>
           <w:r>
-            <w:rPr>
-              <w:sz w:val="24"/>
-              <w:szCs w:val="24"/>
-            </w:rPr>
             <w:fldChar w:fldCharType="begin"/>
           </w:r>
           <w:r>
@@ -2297,6 +2301,7 @@
       <w:pPr>
         <w:pStyle w:val="Ttulo1"/>
         <w:rPr>
+          <w:rFonts w:hint="eastAsia"/>
           <w:sz w:val="24"/>
           <w:szCs w:val="24"/>
         </w:rPr>
@@ -2390,21 +2395,7 @@
           <w:sz w:val="24"/>
           <w:szCs w:val="24"/>
         </w:rPr>
-        <w:t>Nossa aplicação está situada na área de esportes e lazer</w:t>
-      </w:r>
-      <w:r>
-        <w:rPr>
-          <w:sz w:val="24"/>
-          <w:szCs w:val="24"/>
-        </w:rPr>
-        <w:t xml:space="preserve">, </w:t>
-      </w:r>
-      <w:r>
-        <w:rPr>
-          <w:sz w:val="24"/>
-          <w:szCs w:val="24"/>
-        </w:rPr>
-        <w:t>enquadrando-se no setor de entretenimento e bem-estar social, onde promovemos a promoção da saúde física e o engajamento comunitário por meio de soluções digitais acessíveis.</w:t>
+        <w:t>Nossa aplicação está situada na área de esportes e lazer, enquadrando-se no setor de entretenimento e bem-estar social, onde promovemos a promoção da saúde física e o engajamento comunitário por meio de soluções digitais acessíveis.</w:t>
       </w:r>
       <w:r>
         <w:rPr>
@@ -2519,28 +2510,7 @@
           <w:sz w:val="24"/>
           <w:szCs w:val="24"/>
         </w:rPr>
-        <w:t xml:space="preserve">: A funcionalidade principal é a marcação de horários, onde o usuário pode visualizar quadras disponíveis, selecionar um </w:t>
-      </w:r>
-      <w:r>
-        <w:rPr>
-          <w:sz w:val="24"/>
-          <w:szCs w:val="24"/>
-        </w:rPr>
-        <w:t>horário</w:t>
-      </w:r>
-      <w:r>
-        <w:rPr>
-          <w:sz w:val="24"/>
-          <w:szCs w:val="24"/>
-        </w:rPr>
-        <w:t xml:space="preserve"> compatível com sua agenda, confirmar reservas</w:t>
-      </w:r>
-      <w:r>
-        <w:rPr>
-          <w:sz w:val="24"/>
-          <w:szCs w:val="24"/>
-        </w:rPr>
-        <w:t>.</w:t>
+        <w:t>: A funcionalidade principal é a marcação de horários, onde o usuário pode visualizar quadras disponíveis, selecionar um horário compatível com sua agenda, confirmar reservas.</w:t>
       </w:r>
     </w:p>
     <w:p>
@@ -2557,6 +2527,7 @@
       <w:pPr>
         <w:pStyle w:val="Ttulo2"/>
         <w:rPr>
+          <w:rFonts w:hint="eastAsia"/>
           <w:sz w:val="24"/>
           <w:szCs w:val="24"/>
         </w:rPr>
@@ -2986,7 +2957,25 @@
           <w:sz w:val="24"/>
           <w:szCs w:val="24"/>
         </w:rPr>
-        <w:t>A placa deve ser única no sistema e não deve ser permitida duplicações. Caso a placa já esteja cadastrada, o sistema deve exibir uma mensagem de erro indicando que a placa do veículo já encontra-se cadastrada.</w:t>
+        <w:t xml:space="preserve">A placa deve ser única no sistema e não deve ser permitida duplicações. Caso a placa já esteja cadastrada, o sistema deve exibir uma mensagem de erro indicando que a placa do veículo já </w:t>
+      </w:r>
+      <w:proofErr w:type="gramStart"/>
+      <w:r>
+        <w:rPr>
+          <w:color w:val="0B5394"/>
+          <w:sz w:val="24"/>
+          <w:szCs w:val="24"/>
+        </w:rPr>
+        <w:t>encontra-se</w:t>
+      </w:r>
+      <w:proofErr w:type="gramEnd"/>
+      <w:r>
+        <w:rPr>
+          <w:color w:val="0B5394"/>
+          <w:sz w:val="24"/>
+          <w:szCs w:val="24"/>
+        </w:rPr>
+        <w:t xml:space="preserve"> cadastrada.</w:t>
       </w:r>
     </w:p>
     <w:p>
@@ -3308,7 +3297,25 @@
           <w:sz w:val="24"/>
           <w:szCs w:val="24"/>
         </w:rPr>
-        <w:t>A funcionalidade Cadastrar veículo estará pronta quando todas as informações que o usuário inserir no cadastro forem salvas corretamente e ficarem disponíveis para consulta imediata.</w:t>
+        <w:t xml:space="preserve">A </w:t>
+      </w:r>
+      <w:proofErr w:type="gramStart"/>
+      <w:r>
+        <w:rPr>
+          <w:color w:val="0B5394"/>
+          <w:sz w:val="24"/>
+          <w:szCs w:val="24"/>
+        </w:rPr>
+        <w:t>funcionalidade Cadastrar</w:t>
+      </w:r>
+      <w:proofErr w:type="gramEnd"/>
+      <w:r>
+        <w:rPr>
+          <w:color w:val="0B5394"/>
+          <w:sz w:val="24"/>
+          <w:szCs w:val="24"/>
+        </w:rPr>
+        <w:t xml:space="preserve"> veículo estará pronta quando todas as informações que o usuário inserir no cadastro forem salvas corretamente e ficarem disponíveis para consulta imediata.</w:t>
       </w:r>
     </w:p>
     <w:p>
@@ -3336,7 +3343,43 @@
           <w:szCs w:val="24"/>
         </w:rPr>
         <w:lastRenderedPageBreak/>
-        <w:t>ATENÇÃO: Caros alunos, tudo o que estiver em “azul”  são apenas  exemplos para vocês realizarem a atividade e deve ser apagado.</w:t>
+        <w:t>ATENÇÃO: Caros alunos, tudo o que estiver em “</w:t>
+      </w:r>
+      <w:proofErr w:type="gramStart"/>
+      <w:r>
+        <w:rPr>
+          <w:color w:val="2A6099"/>
+          <w:sz w:val="24"/>
+          <w:szCs w:val="24"/>
+        </w:rPr>
+        <w:t>azul”  são</w:t>
+      </w:r>
+      <w:proofErr w:type="gramEnd"/>
+      <w:r>
+        <w:rPr>
+          <w:color w:val="2A6099"/>
+          <w:sz w:val="24"/>
+          <w:szCs w:val="24"/>
+        </w:rPr>
+        <w:t xml:space="preserve"> </w:t>
+      </w:r>
+      <w:proofErr w:type="gramStart"/>
+      <w:r>
+        <w:rPr>
+          <w:color w:val="2A6099"/>
+          <w:sz w:val="24"/>
+          <w:szCs w:val="24"/>
+        </w:rPr>
+        <w:t>apenas  exemplos</w:t>
+      </w:r>
+      <w:proofErr w:type="gramEnd"/>
+      <w:r>
+        <w:rPr>
+          <w:color w:val="2A6099"/>
+          <w:sz w:val="24"/>
+          <w:szCs w:val="24"/>
+        </w:rPr>
+        <w:t xml:space="preserve"> para vocês realizarem a atividade e deve ser apagado.</w:t>
       </w:r>
     </w:p>
     <w:p>
@@ -3481,6 +3524,7 @@
         </w:rPr>
         <w:t xml:space="preserve">Como </w:t>
       </w:r>
+      <w:proofErr w:type="spellStart"/>
       <w:r>
         <w:rPr>
           <w:b/>
@@ -3488,7 +3532,17 @@
           <w:sz w:val="24"/>
           <w:szCs w:val="24"/>
         </w:rPr>
-        <w:t>xxxxxx,</w:t>
+        <w:t>xxxxxx</w:t>
+      </w:r>
+      <w:proofErr w:type="spellEnd"/>
+      <w:r>
+        <w:rPr>
+          <w:b/>
+          <w:color w:val="2A6099"/>
+          <w:sz w:val="24"/>
+          <w:szCs w:val="24"/>
+        </w:rPr>
+        <w:t>,</w:t>
       </w:r>
       <w:r>
         <w:rPr>
@@ -3506,7 +3560,17 @@
           <w:sz w:val="24"/>
           <w:szCs w:val="24"/>
         </w:rPr>
-        <w:t xml:space="preserve"> xxxxxxxxxxxxx</w:t>
+        <w:t xml:space="preserve"> </w:t>
+      </w:r>
+      <w:proofErr w:type="spellStart"/>
+      <w:r>
+        <w:rPr>
+          <w:b/>
+          <w:color w:val="2A6099"/>
+          <w:sz w:val="24"/>
+          <w:szCs w:val="24"/>
+        </w:rPr>
+        <w:t>xxxxxxxxxxxxx</w:t>
       </w:r>
       <w:r>
         <w:rPr>
@@ -3515,7 +3579,17 @@
           <w:sz w:val="24"/>
           <w:szCs w:val="24"/>
         </w:rPr>
-        <w:t>para que</w:t>
+        <w:t>para</w:t>
+      </w:r>
+      <w:proofErr w:type="spellEnd"/>
+      <w:r>
+        <w:rPr>
+          <w:b/>
+          <w:color w:val="FF0000"/>
+          <w:sz w:val="24"/>
+          <w:szCs w:val="24"/>
+        </w:rPr>
+        <w:t xml:space="preserve"> que</w:t>
       </w:r>
       <w:r>
         <w:rPr>
@@ -3524,8 +3598,19 @@
           <w:sz w:val="24"/>
           <w:szCs w:val="24"/>
         </w:rPr>
-        <w:t xml:space="preserve"> xxxxxxxxxxxxxxxxxxxxx</w:t>
-      </w:r>
+        <w:t xml:space="preserve"> </w:t>
+      </w:r>
+      <w:proofErr w:type="spellStart"/>
+      <w:r>
+        <w:rPr>
+          <w:b/>
+          <w:color w:val="2A6099"/>
+          <w:sz w:val="24"/>
+          <w:szCs w:val="24"/>
+        </w:rPr>
+        <w:t>xxxxxxxxxxxxxxxxxxxxx</w:t>
+      </w:r>
+      <w:proofErr w:type="spellEnd"/>
     </w:p>
     <w:p>
       <w:pPr>
@@ -3538,6 +3623,7 @@
           <w:szCs w:val="24"/>
         </w:rPr>
       </w:pPr>
+      <w:proofErr w:type="spellStart"/>
       <w:r>
         <w:rPr>
           <w:b/>
@@ -3547,6 +3633,7 @@
         </w:rPr>
         <w:t>xxxxxxxxxxxxx</w:t>
       </w:r>
+      <w:proofErr w:type="spellEnd"/>
     </w:p>
     <w:p>
       <w:pPr>
@@ -3747,6 +3834,7 @@
         </w:rPr>
         <w:t xml:space="preserve">Como </w:t>
       </w:r>
+      <w:proofErr w:type="spellStart"/>
       <w:r>
         <w:rPr>
           <w:b/>
@@ -3754,7 +3842,17 @@
           <w:sz w:val="24"/>
           <w:szCs w:val="24"/>
         </w:rPr>
-        <w:t>xxxxxx,</w:t>
+        <w:t>xxxxxx</w:t>
+      </w:r>
+      <w:proofErr w:type="spellEnd"/>
+      <w:r>
+        <w:rPr>
+          <w:b/>
+          <w:color w:val="2A6099"/>
+          <w:sz w:val="24"/>
+          <w:szCs w:val="24"/>
+        </w:rPr>
+        <w:t>,</w:t>
       </w:r>
       <w:r>
         <w:rPr>
@@ -3772,7 +3870,17 @@
           <w:sz w:val="24"/>
           <w:szCs w:val="24"/>
         </w:rPr>
-        <w:t xml:space="preserve"> xxxxxxxxxxxxx</w:t>
+        <w:t xml:space="preserve"> </w:t>
+      </w:r>
+      <w:proofErr w:type="spellStart"/>
+      <w:r>
+        <w:rPr>
+          <w:b/>
+          <w:color w:val="2A6099"/>
+          <w:sz w:val="24"/>
+          <w:szCs w:val="24"/>
+        </w:rPr>
+        <w:t>xxxxxxxxxxxxx</w:t>
       </w:r>
       <w:r>
         <w:rPr>
@@ -3781,7 +3889,17 @@
           <w:sz w:val="24"/>
           <w:szCs w:val="24"/>
         </w:rPr>
-        <w:t>para que</w:t>
+        <w:t>para</w:t>
+      </w:r>
+      <w:proofErr w:type="spellEnd"/>
+      <w:r>
+        <w:rPr>
+          <w:b/>
+          <w:color w:val="FF0000"/>
+          <w:sz w:val="24"/>
+          <w:szCs w:val="24"/>
+        </w:rPr>
+        <w:t xml:space="preserve"> que</w:t>
       </w:r>
       <w:r>
         <w:rPr>
@@ -3790,8 +3908,19 @@
           <w:sz w:val="24"/>
           <w:szCs w:val="24"/>
         </w:rPr>
-        <w:t xml:space="preserve"> xxxxxxxxxxxxxxxxxxxxx</w:t>
-      </w:r>
+        <w:t xml:space="preserve"> </w:t>
+      </w:r>
+      <w:proofErr w:type="spellStart"/>
+      <w:r>
+        <w:rPr>
+          <w:b/>
+          <w:color w:val="2A6099"/>
+          <w:sz w:val="24"/>
+          <w:szCs w:val="24"/>
+        </w:rPr>
+        <w:t>xxxxxxxxxxxxxxxxxxxxx</w:t>
+      </w:r>
+      <w:proofErr w:type="spellEnd"/>
     </w:p>
     <w:p>
       <w:pPr>
@@ -3804,6 +3933,7 @@
           <w:szCs w:val="24"/>
         </w:rPr>
       </w:pPr>
+      <w:proofErr w:type="spellStart"/>
       <w:r>
         <w:rPr>
           <w:b/>
@@ -3813,6 +3943,7 @@
         </w:rPr>
         <w:t>xxxxxxxxxxxxx</w:t>
       </w:r>
+      <w:proofErr w:type="spellEnd"/>
     </w:p>
     <w:p>
       <w:pPr>
@@ -4011,6 +4142,7 @@
         </w:rPr>
         <w:t xml:space="preserve">Como </w:t>
       </w:r>
+      <w:proofErr w:type="spellStart"/>
       <w:r>
         <w:rPr>
           <w:b/>
@@ -4018,7 +4150,17 @@
           <w:sz w:val="24"/>
           <w:szCs w:val="24"/>
         </w:rPr>
-        <w:t>xxxxxx,</w:t>
+        <w:t>xxxxxx</w:t>
+      </w:r>
+      <w:proofErr w:type="spellEnd"/>
+      <w:r>
+        <w:rPr>
+          <w:b/>
+          <w:color w:val="2A6099"/>
+          <w:sz w:val="24"/>
+          <w:szCs w:val="24"/>
+        </w:rPr>
+        <w:t>,</w:t>
       </w:r>
       <w:r>
         <w:rPr>
@@ -4036,7 +4178,17 @@
           <w:sz w:val="24"/>
           <w:szCs w:val="24"/>
         </w:rPr>
-        <w:t xml:space="preserve"> xxxxxxxxxxxxx</w:t>
+        <w:t xml:space="preserve"> </w:t>
+      </w:r>
+      <w:proofErr w:type="spellStart"/>
+      <w:r>
+        <w:rPr>
+          <w:b/>
+          <w:color w:val="2A6099"/>
+          <w:sz w:val="24"/>
+          <w:szCs w:val="24"/>
+        </w:rPr>
+        <w:t>xxxxxxxxxxxxx</w:t>
       </w:r>
       <w:r>
         <w:rPr>
@@ -4045,7 +4197,17 @@
           <w:sz w:val="24"/>
           <w:szCs w:val="24"/>
         </w:rPr>
-        <w:t>para que</w:t>
+        <w:t>para</w:t>
+      </w:r>
+      <w:proofErr w:type="spellEnd"/>
+      <w:r>
+        <w:rPr>
+          <w:b/>
+          <w:color w:val="FF0000"/>
+          <w:sz w:val="24"/>
+          <w:szCs w:val="24"/>
+        </w:rPr>
+        <w:t xml:space="preserve"> que</w:t>
       </w:r>
       <w:r>
         <w:rPr>
@@ -4054,8 +4216,19 @@
           <w:sz w:val="24"/>
           <w:szCs w:val="24"/>
         </w:rPr>
-        <w:t xml:space="preserve"> xxxxxxxxxxxxxxxxxxxxx</w:t>
-      </w:r>
+        <w:t xml:space="preserve"> </w:t>
+      </w:r>
+      <w:proofErr w:type="spellStart"/>
+      <w:r>
+        <w:rPr>
+          <w:b/>
+          <w:color w:val="2A6099"/>
+          <w:sz w:val="24"/>
+          <w:szCs w:val="24"/>
+        </w:rPr>
+        <w:t>xxxxxxxxxxxxxxxxxxxxx</w:t>
+      </w:r>
+      <w:proofErr w:type="spellEnd"/>
     </w:p>
     <w:p>
       <w:pPr>
@@ -4068,6 +4241,7 @@
           <w:szCs w:val="24"/>
         </w:rPr>
       </w:pPr>
+      <w:proofErr w:type="spellStart"/>
       <w:r>
         <w:rPr>
           <w:b/>
@@ -4077,6 +4251,7 @@
         </w:rPr>
         <w:t>xxxxxxxxxxxxx</w:t>
       </w:r>
+      <w:proofErr w:type="spellEnd"/>
     </w:p>
     <w:p>
       <w:pPr>
@@ -4266,6 +4441,7 @@
         </w:rPr>
         <w:t xml:space="preserve">Como </w:t>
       </w:r>
+      <w:proofErr w:type="spellStart"/>
       <w:r>
         <w:rPr>
           <w:b/>
@@ -4273,7 +4449,17 @@
           <w:sz w:val="24"/>
           <w:szCs w:val="24"/>
         </w:rPr>
-        <w:t>xxxxxx,</w:t>
+        <w:t>xxxxxx</w:t>
+      </w:r>
+      <w:proofErr w:type="spellEnd"/>
+      <w:r>
+        <w:rPr>
+          <w:b/>
+          <w:color w:val="2A6099"/>
+          <w:sz w:val="24"/>
+          <w:szCs w:val="24"/>
+        </w:rPr>
+        <w:t>,</w:t>
       </w:r>
       <w:r>
         <w:rPr>
@@ -4291,7 +4477,17 @@
           <w:sz w:val="24"/>
           <w:szCs w:val="24"/>
         </w:rPr>
-        <w:t xml:space="preserve"> xxxxxxxxxxxxx</w:t>
+        <w:t xml:space="preserve"> </w:t>
+      </w:r>
+      <w:proofErr w:type="spellStart"/>
+      <w:r>
+        <w:rPr>
+          <w:b/>
+          <w:color w:val="2A6099"/>
+          <w:sz w:val="24"/>
+          <w:szCs w:val="24"/>
+        </w:rPr>
+        <w:t>xxxxxxxxxxxxx</w:t>
       </w:r>
       <w:r>
         <w:rPr>
@@ -4300,7 +4496,17 @@
           <w:sz w:val="24"/>
           <w:szCs w:val="24"/>
         </w:rPr>
-        <w:t>para que</w:t>
+        <w:t>para</w:t>
+      </w:r>
+      <w:proofErr w:type="spellEnd"/>
+      <w:r>
+        <w:rPr>
+          <w:b/>
+          <w:color w:val="FF0000"/>
+          <w:sz w:val="24"/>
+          <w:szCs w:val="24"/>
+        </w:rPr>
+        <w:t xml:space="preserve"> que</w:t>
       </w:r>
       <w:r>
         <w:rPr>
@@ -4309,8 +4515,19 @@
           <w:sz w:val="24"/>
           <w:szCs w:val="24"/>
         </w:rPr>
-        <w:t xml:space="preserve"> xxxxxxxxxxxxxxxxxxxxx</w:t>
-      </w:r>
+        <w:t xml:space="preserve"> </w:t>
+      </w:r>
+      <w:proofErr w:type="spellStart"/>
+      <w:r>
+        <w:rPr>
+          <w:b/>
+          <w:color w:val="2A6099"/>
+          <w:sz w:val="24"/>
+          <w:szCs w:val="24"/>
+        </w:rPr>
+        <w:t>xxxxxxxxxxxxxxxxxxxxx</w:t>
+      </w:r>
+      <w:proofErr w:type="spellEnd"/>
     </w:p>
     <w:p>
       <w:pPr>
@@ -4323,6 +4540,7 @@
           <w:szCs w:val="24"/>
         </w:rPr>
       </w:pPr>
+      <w:proofErr w:type="spellStart"/>
       <w:r>
         <w:rPr>
           <w:b/>
@@ -4332,6 +4550,7 @@
         </w:rPr>
         <w:t>xxxxxxxxxxxxx</w:t>
       </w:r>
+      <w:proofErr w:type="spellEnd"/>
     </w:p>
     <w:p>
       <w:pPr>
@@ -4522,6 +4741,7 @@
         </w:rPr>
         <w:t xml:space="preserve">Como </w:t>
       </w:r>
+      <w:proofErr w:type="spellStart"/>
       <w:r>
         <w:rPr>
           <w:b/>
@@ -4529,7 +4749,17 @@
           <w:sz w:val="24"/>
           <w:szCs w:val="24"/>
         </w:rPr>
-        <w:t>xxxxxx,</w:t>
+        <w:t>xxxxxx</w:t>
+      </w:r>
+      <w:proofErr w:type="spellEnd"/>
+      <w:r>
+        <w:rPr>
+          <w:b/>
+          <w:color w:val="2A6099"/>
+          <w:sz w:val="24"/>
+          <w:szCs w:val="24"/>
+        </w:rPr>
+        <w:t>,</w:t>
       </w:r>
       <w:r>
         <w:rPr>
@@ -4547,7 +4777,17 @@
           <w:sz w:val="24"/>
           <w:szCs w:val="24"/>
         </w:rPr>
-        <w:t xml:space="preserve"> xxxxxxxxxxxxx</w:t>
+        <w:t xml:space="preserve"> </w:t>
+      </w:r>
+      <w:proofErr w:type="spellStart"/>
+      <w:r>
+        <w:rPr>
+          <w:b/>
+          <w:color w:val="2A6099"/>
+          <w:sz w:val="24"/>
+          <w:szCs w:val="24"/>
+        </w:rPr>
+        <w:t>xxxxxxxxxxxxx</w:t>
       </w:r>
       <w:r>
         <w:rPr>
@@ -4556,7 +4796,17 @@
           <w:sz w:val="24"/>
           <w:szCs w:val="24"/>
         </w:rPr>
-        <w:t>para que</w:t>
+        <w:t>para</w:t>
+      </w:r>
+      <w:proofErr w:type="spellEnd"/>
+      <w:r>
+        <w:rPr>
+          <w:b/>
+          <w:color w:val="FF0000"/>
+          <w:sz w:val="24"/>
+          <w:szCs w:val="24"/>
+        </w:rPr>
+        <w:t xml:space="preserve"> que</w:t>
       </w:r>
       <w:r>
         <w:rPr>
@@ -4565,8 +4815,19 @@
           <w:sz w:val="24"/>
           <w:szCs w:val="24"/>
         </w:rPr>
-        <w:t xml:space="preserve"> xxxxxxxxxxxxxxxxxxxxx</w:t>
-      </w:r>
+        <w:t xml:space="preserve"> </w:t>
+      </w:r>
+      <w:proofErr w:type="spellStart"/>
+      <w:r>
+        <w:rPr>
+          <w:b/>
+          <w:color w:val="2A6099"/>
+          <w:sz w:val="24"/>
+          <w:szCs w:val="24"/>
+        </w:rPr>
+        <w:t>xxxxxxxxxxxxxxxxxxxxx</w:t>
+      </w:r>
+      <w:proofErr w:type="spellEnd"/>
     </w:p>
     <w:p>
       <w:pPr>
@@ -4579,6 +4840,7 @@
           <w:szCs w:val="24"/>
         </w:rPr>
       </w:pPr>
+      <w:proofErr w:type="spellStart"/>
       <w:r>
         <w:rPr>
           <w:b/>
@@ -4588,6 +4850,7 @@
         </w:rPr>
         <w:t>xxxxxxxxxxxxx</w:t>
       </w:r>
+      <w:proofErr w:type="spellEnd"/>
     </w:p>
     <w:p>
       <w:pPr>
@@ -6401,6 +6664,7 @@
   <w:style w:type="character" w:default="1" w:styleId="Fontepargpadro">
     <w:name w:val="Default Paragraph Font"/>
     <w:uiPriority w:val="1"/>
+    <w:semiHidden/>
     <w:unhideWhenUsed/>
   </w:style>
   <w:style w:type="table" w:default="1" w:styleId="Tabelanormal">

--- a/Modelo Projeto Integrador_2025_2.docx
+++ b/Modelo Projeto Integrador_2025_2.docx
@@ -509,7 +509,6 @@
         </w:rPr>
         <w:t xml:space="preserve"> de </w:t>
       </w:r>
-      <w:proofErr w:type="gramStart"/>
       <w:r>
         <w:rPr>
           <w:sz w:val="24"/>
@@ -517,7 +516,6 @@
         </w:rPr>
         <w:t>Setembro</w:t>
       </w:r>
-      <w:proofErr w:type="gramEnd"/>
       <w:r>
         <w:rPr>
           <w:sz w:val="24"/>
@@ -2548,55 +2546,47 @@
       </w:pPr>
     </w:p>
     <w:p>
+      <w:r>
+        <w:t xml:space="preserve">O público-alvo da nossa aplicação é dividido em dois segmentos principais: os usuários finais (jogadores e entusiastas de esportes de quadra) e os proprietários de quadras esportivas. No lado dos usuários, focamos em um público predominantemente masculino e jovem, entre 18 e 35 anos, que pratica esportes coletivos como futebol, </w:t>
+      </w:r>
+      <w:r>
+        <w:t>beach ten</w:t>
+      </w:r>
+      <w:r>
+        <w:t>n</w:t>
+      </w:r>
+      <w:r>
+        <w:t>is e fut</w:t>
+      </w:r>
+      <w:r>
+        <w:t>e</w:t>
+      </w:r>
+      <w:r>
+        <w:t>v</w:t>
+      </w:r>
+      <w:r>
+        <w:t>ô</w:t>
+      </w:r>
+      <w:r>
+        <w:t>lei</w:t>
+      </w:r>
+      <w:r>
+        <w:t xml:space="preserve"> de forma recreativa ou semiprofissional. Esses indivíduos buscam conveniência na organização de jogos e treinos, lidando com agendas corridas e a dificuldade de encontrar horários disponíveis. Já os proprietários de quadras são empreendedores ou gestores de espaços esportivos, tipicamente </w:t>
+      </w:r>
+      <w:r>
+        <w:lastRenderedPageBreak/>
+        <w:t>entre 30 e 50 anos, que desejam digitalizar seus processos para otimizar reservas, reduzir atendimentos manuais e aumentar a rentabilidade de seus negócios.</w:t>
+      </w:r>
+    </w:p>
+    <w:p>
+      <w:r>
+        <w:t>Para melhor compreender e atender esse público, desenvolvemos personas representativas baseadas em pesquisas iniciais e perfis comuns no setor de esportes e lazer. Essas personas servem como guias para o design da aplicação, garantindo que as funcionalidades sejam alinhadas às necessidades reais.</w:t>
+      </w:r>
+    </w:p>
+    <w:p>
       <w:pPr>
         <w:pStyle w:val="PargrafodaLista"/>
         <w:ind w:left="709"/>
-      </w:pPr>
-      <w:r>
-        <w:t xml:space="preserve">O público-alvo da nossa aplicação é dividido em dois segmentos principais: os usuários finais (jogadores e entusiastas de esportes de quadra) e os proprietários de quadras esportivas. No lado dos usuários, focamos em um público predominantemente masculino e jovem, entre 18 e 35 anos, que pratica esportes coletivos como futebol, </w:t>
-      </w:r>
-      <w:r>
-        <w:t>beach ten</w:t>
-      </w:r>
-      <w:r>
-        <w:t>n</w:t>
-      </w:r>
-      <w:r>
-        <w:t>is e fut</w:t>
-      </w:r>
-      <w:r>
-        <w:t>e</w:t>
-      </w:r>
-      <w:r>
-        <w:t>v</w:t>
-      </w:r>
-      <w:r>
-        <w:t>ô</w:t>
-      </w:r>
-      <w:r>
-        <w:t>lei</w:t>
-      </w:r>
-      <w:r>
-        <w:t xml:space="preserve"> de forma recreativa ou semiprofissional. Esses indivíduos buscam conveniência na organização de jogos e treinos, lidando com agendas corridas e a dificuldade de encontrar horários disponíveis. Já os proprietários de quadras são </w:t>
-      </w:r>
-      <w:r>
-        <w:lastRenderedPageBreak/>
-        <w:t>empreendedores ou gestores de espaços esportivos, tipicamente entre 30 e 50 anos, que desejam digitalizar seus processos para otimizar reservas, reduzir atendimentos manuais e aumentar a rentabilidade de seus negócios.</w:t>
-      </w:r>
-    </w:p>
-    <w:p>
-      <w:pPr>
-        <w:pStyle w:val="PargrafodaLista"/>
-        <w:ind w:left="709"/>
-      </w:pPr>
-      <w:r>
-        <w:t>Para melhor compreender e atender esse público, desenvolvemos personas representativas baseadas em pesquisas iniciais e perfis comuns no setor de esportes e lazer. Essas personas servem como guias para o design da aplicação, garantindo que as funcionalidades sejam alinhadas às necessidades reais.</w:t>
-      </w:r>
-    </w:p>
-    <w:p>
-      <w:pPr>
-        <w:pStyle w:val="PargrafodaLista"/>
-        <w:ind w:left="709"/>
         <w:rPr>
           <w:sz w:val="24"/>
           <w:szCs w:val="24"/>
@@ -2613,7 +2603,9 @@
         </w:rPr>
       </w:pPr>
       <w:bookmarkStart w:id="7" w:name="__RefHeading___Toc549_2785522844"/>
+      <w:bookmarkStart w:id="8" w:name="__RefHeading___Toc551_2785522844"/>
       <w:bookmarkEnd w:id="7"/>
+      <w:bookmarkEnd w:id="8"/>
       <w:r>
         <w:rPr>
           <w:sz w:val="24"/>
@@ -2653,8 +2645,6 @@
           <w:szCs w:val="24"/>
         </w:rPr>
       </w:pPr>
-      <w:bookmarkStart w:id="8" w:name="__RefHeading___Toc551_2785522844"/>
-      <w:bookmarkEnd w:id="8"/>
       <w:r>
         <w:rPr>
           <w:sz w:val="24"/>
@@ -2702,11 +2692,9 @@
     </w:p>
     <w:p>
       <w:pPr>
-        <w:pStyle w:val="Ttulo2"/>
-        <w:rPr>
-          <w:rFonts w:hint="eastAsia"/>
-          <w:sz w:val="24"/>
-          <w:szCs w:val="24"/>
+        <w:rPr>
+          <w:b/>
+          <w:bCs/>
         </w:rPr>
       </w:pPr>
       <w:bookmarkStart w:id="10" w:name="__RefHeading___Toc555_2785522844"/>
@@ -2715,526 +2703,1315 @@
       <w:bookmarkEnd w:id="11"/>
       <w:r>
         <w:rPr>
-          <w:sz w:val="24"/>
-          <w:szCs w:val="24"/>
-        </w:rPr>
-        <w:t>História 01</w:t>
-      </w:r>
-    </w:p>
-    <w:p>
-      <w:pPr>
-        <w:pStyle w:val="normal1"/>
-        <w:rPr>
-          <w:sz w:val="24"/>
-          <w:szCs w:val="24"/>
-        </w:rPr>
-      </w:pPr>
-      <w:r>
-        <w:rPr>
-          <w:sz w:val="24"/>
-          <w:szCs w:val="24"/>
-        </w:rPr>
-        <w:tab/>
-        <w:t>&lt;descrição da história&gt;</w:t>
-      </w:r>
-    </w:p>
-    <w:p>
-      <w:pPr>
-        <w:pStyle w:val="normal1"/>
-        <w:spacing w:after="140" w:line="360" w:lineRule="auto"/>
-        <w:ind w:left="709"/>
-        <w:rPr>
-          <w:color w:val="2A6099"/>
-          <w:sz w:val="24"/>
-          <w:szCs w:val="24"/>
-        </w:rPr>
-      </w:pPr>
-      <w:r>
-        <w:rPr>
-          <w:b/>
-          <w:color w:val="FF0000"/>
-          <w:sz w:val="24"/>
-          <w:szCs w:val="24"/>
-        </w:rPr>
-        <w:t>Como ATENDENTE</w:t>
-      </w:r>
-      <w:r>
-        <w:rPr>
-          <w:b/>
-          <w:color w:val="2A6099"/>
-          <w:sz w:val="24"/>
-          <w:szCs w:val="24"/>
-        </w:rPr>
-        <w:t xml:space="preserve"> da lavação,</w:t>
-      </w:r>
-      <w:r>
-        <w:rPr>
-          <w:b/>
-          <w:color w:val="FF0000"/>
-          <w:sz w:val="24"/>
-          <w:szCs w:val="24"/>
-        </w:rPr>
-        <w:t xml:space="preserve"> eu quero</w:t>
-      </w:r>
-      <w:r>
-        <w:rPr>
-          <w:b/>
-          <w:color w:val="2A6099"/>
-          <w:sz w:val="24"/>
-          <w:szCs w:val="24"/>
-        </w:rPr>
-        <w:t xml:space="preserve"> cadastrar o veículo de um cliente </w:t>
-      </w:r>
-      <w:r>
-        <w:rPr>
-          <w:b/>
-          <w:color w:val="FF0000"/>
-          <w:sz w:val="24"/>
-          <w:szCs w:val="24"/>
-        </w:rPr>
-        <w:t>para que</w:t>
-      </w:r>
-      <w:r>
-        <w:rPr>
-          <w:b/>
-          <w:color w:val="2A6099"/>
-          <w:sz w:val="24"/>
-          <w:szCs w:val="24"/>
-        </w:rPr>
-        <w:t xml:space="preserve"> eu possa associar esse veículo às ordens de serviço corretamente e garantir que os serviços oferecidos sejam adequados ao tipo de veículo.</w:t>
-      </w:r>
-    </w:p>
-    <w:p>
-      <w:pPr>
-        <w:pStyle w:val="Ttulo3"/>
-        <w:rPr>
-          <w:rFonts w:hint="eastAsia"/>
-          <w:sz w:val="24"/>
-          <w:szCs w:val="24"/>
-        </w:rPr>
-      </w:pPr>
-      <w:bookmarkStart w:id="12" w:name="__RefHeading___Toc921_2785522844"/>
-      <w:bookmarkStart w:id="13" w:name="_heading=h.jvr5ulc8r347"/>
+          <w:b/>
+          <w:bCs/>
+        </w:rPr>
+        <w:t xml:space="preserve">História 01 </w:t>
+      </w:r>
+    </w:p>
+    <w:p>
+      <w:pPr>
+        <w:rPr>
+          <w:b/>
+          <w:bCs/>
+        </w:rPr>
+      </w:pPr>
+      <w:r>
+        <w:rPr>
+          <w:b/>
+          <w:bCs/>
+        </w:rPr>
+        <w:t>Descrição da História</w:t>
+      </w:r>
+    </w:p>
+    <w:p>
+      <w:r>
+        <w:t xml:space="preserve">Como </w:t>
+      </w:r>
+      <w:r>
+        <w:rPr>
+          <w:b/>
+          <w:bCs/>
+        </w:rPr>
+        <w:t>dono de quadra</w:t>
+      </w:r>
+      <w:r>
+        <w:t>, eu quero</w:t>
+      </w:r>
+      <w:r>
+        <w:t xml:space="preserve"> que o usuário possa</w:t>
+      </w:r>
+      <w:r>
+        <w:t xml:space="preserve"> criar uma conta usando e-mail</w:t>
+      </w:r>
+      <w:r>
+        <w:t xml:space="preserve">, nome completo, data nascimento, </w:t>
+      </w:r>
+      <w:proofErr w:type="spellStart"/>
+      <w:r>
+        <w:t>cpf</w:t>
+      </w:r>
+      <w:proofErr w:type="spellEnd"/>
+      <w:r>
+        <w:t xml:space="preserve"> e</w:t>
+      </w:r>
+      <w:r>
+        <w:t xml:space="preserve"> senha para poder acessar o sistema e utilizar as funcionalidades de reserva ou gestão de quadras.</w:t>
+      </w:r>
+    </w:p>
+    <w:p>
+      <w:pPr>
+        <w:rPr>
+          <w:b/>
+          <w:bCs/>
+        </w:rPr>
+      </w:pPr>
+      <w:r>
+        <w:rPr>
+          <w:b/>
+          <w:bCs/>
+        </w:rPr>
+        <w:t>Regras de Negócio</w:t>
+      </w:r>
+    </w:p>
+    <w:p>
+      <w:pPr>
+        <w:numPr>
+          <w:ilvl w:val="0"/>
+          <w:numId w:val="5"/>
+        </w:numPr>
+        <w:suppressAutoHyphens w:val="0"/>
+        <w:spacing w:after="200" w:line="276" w:lineRule="auto"/>
+      </w:pPr>
+      <w:r>
+        <w:t>O sistema deve permitir o cadastro com e-mail válido e senha contendo, no mínimo, 8 caracteres.</w:t>
+      </w:r>
+    </w:p>
+    <w:p>
+      <w:pPr>
+        <w:numPr>
+          <w:ilvl w:val="0"/>
+          <w:numId w:val="5"/>
+        </w:numPr>
+        <w:suppressAutoHyphens w:val="0"/>
+        <w:spacing w:after="200" w:line="276" w:lineRule="auto"/>
+      </w:pPr>
+      <w:r>
+        <w:t>O sistema deve validar se o e-mail informado já está cadastrado.</w:t>
+      </w:r>
+    </w:p>
+    <w:p>
+      <w:pPr>
+        <w:numPr>
+          <w:ilvl w:val="0"/>
+          <w:numId w:val="5"/>
+        </w:numPr>
+        <w:suppressAutoHyphens w:val="0"/>
+        <w:spacing w:after="200" w:line="276" w:lineRule="auto"/>
+      </w:pPr>
+      <w:r>
+        <w:t>O sistema deve diferenciar o tipo de usuário (usuário final ou dono de quadra).</w:t>
+      </w:r>
+    </w:p>
+    <w:p>
+      <w:pPr>
+        <w:numPr>
+          <w:ilvl w:val="0"/>
+          <w:numId w:val="5"/>
+        </w:numPr>
+        <w:suppressAutoHyphens w:val="0"/>
+        <w:spacing w:after="200" w:line="276" w:lineRule="auto"/>
+      </w:pPr>
+      <w:r>
+        <w:t>Campos obrigatórios: nome completo, e-mail, senha e tipo de usuário.</w:t>
+      </w:r>
+    </w:p>
+    <w:p>
+      <w:pPr>
+        <w:rPr>
+          <w:b/>
+          <w:bCs/>
+        </w:rPr>
+      </w:pPr>
+      <w:r>
+        <w:rPr>
+          <w:b/>
+          <w:bCs/>
+        </w:rPr>
+        <w:t>Conceito de Pronto</w:t>
+      </w:r>
+    </w:p>
+    <w:p>
+      <w:r>
+        <w:t>A história estará pronta quando o usuário puder se cadastrar e acessar o sistema com sucesso</w:t>
+      </w:r>
+      <w:r>
+        <w:t>.</w:t>
+      </w:r>
+    </w:p>
+    <w:p>
+      <w:pPr>
+        <w:rPr>
+          <w:b/>
+          <w:bCs/>
+        </w:rPr>
+      </w:pPr>
+      <w:r>
+        <w:rPr>
+          <w:b/>
+          <w:bCs/>
+        </w:rPr>
+        <w:t>Informações Adicionais</w:t>
+      </w:r>
+    </w:p>
+    <w:p>
+      <w:r>
+        <w:t>Interface: Tela de cadastro com campos de entrada para nome, e-mail, senha e seleção de tipo de usuário.</w:t>
+      </w:r>
+      <w:bookmarkStart w:id="12" w:name="__RefHeading___Toc557_2785522844"/>
+      <w:bookmarkStart w:id="13" w:name="_heading=h.ynamrol4ddp1_Copia_1"/>
       <w:bookmarkEnd w:id="12"/>
       <w:bookmarkEnd w:id="13"/>
-      <w:r>
-        <w:rPr>
-          <w:sz w:val="24"/>
-          <w:szCs w:val="24"/>
+    </w:p>
+    <w:p/>
+    <w:p/>
+    <w:p/>
+    <w:p>
+      <w:pPr>
+        <w:rPr>
+          <w:b/>
+          <w:bCs/>
+        </w:rPr>
+      </w:pPr>
+      <w:r>
+        <w:rPr>
+          <w:b/>
+          <w:bCs/>
+        </w:rPr>
+        <w:lastRenderedPageBreak/>
+        <w:t>História 0</w:t>
+      </w:r>
+      <w:r>
+        <w:rPr>
+          <w:b/>
+          <w:bCs/>
+        </w:rPr>
+        <w:t>2</w:t>
+      </w:r>
+      <w:r>
+        <w:rPr>
+          <w:b/>
+          <w:bCs/>
+        </w:rPr>
+        <w:t xml:space="preserve"> – Cadastro de Empresa</w:t>
+      </w:r>
+    </w:p>
+    <w:p>
+      <w:pPr>
+        <w:rPr>
+          <w:b/>
+          <w:bCs/>
+        </w:rPr>
+      </w:pPr>
+      <w:r>
+        <w:rPr>
+          <w:b/>
+          <w:bCs/>
+        </w:rPr>
+        <w:t>Descrição da História</w:t>
+      </w:r>
+    </w:p>
+    <w:p>
+      <w:r>
+        <w:t xml:space="preserve">Como </w:t>
+      </w:r>
+      <w:r>
+        <w:rPr>
+          <w:b/>
+          <w:bCs/>
+        </w:rPr>
+        <w:t>dono de quadra</w:t>
+      </w:r>
+      <w:r>
+        <w:t>, eu quero cadastrar informações do meu espaço esportivo para disponibilizar as quadras na plataforma.</w:t>
+      </w:r>
+    </w:p>
+    <w:p>
+      <w:pPr>
+        <w:rPr>
+          <w:b/>
+          <w:bCs/>
+        </w:rPr>
+      </w:pPr>
+      <w:r>
+        <w:rPr>
+          <w:b/>
+          <w:bCs/>
         </w:rPr>
         <w:t>Regras de Negócio</w:t>
       </w:r>
     </w:p>
     <w:p>
       <w:pPr>
-        <w:pStyle w:val="normal1"/>
-        <w:rPr>
-          <w:sz w:val="24"/>
-          <w:szCs w:val="24"/>
-        </w:rPr>
-      </w:pPr>
-      <w:r>
-        <w:rPr>
-          <w:sz w:val="24"/>
-          <w:szCs w:val="24"/>
-        </w:rPr>
-        <w:t>&lt;descrição de regras e restrições para a história&gt;</w:t>
-      </w:r>
-    </w:p>
-    <w:p>
-      <w:pPr>
-        <w:pStyle w:val="normal1"/>
-        <w:rPr>
-          <w:sz w:val="24"/>
-          <w:szCs w:val="24"/>
-        </w:rPr>
-      </w:pPr>
-    </w:p>
-    <w:p>
-      <w:pPr>
-        <w:pStyle w:val="normal1"/>
         <w:numPr>
           <w:ilvl w:val="0"/>
-          <w:numId w:val="2"/>
+          <w:numId w:val="6"/>
         </w:numPr>
-        <w:spacing w:after="140" w:line="360" w:lineRule="auto"/>
-        <w:ind w:left="720"/>
-        <w:rPr>
-          <w:color w:val="0B5394"/>
-          <w:sz w:val="24"/>
-          <w:szCs w:val="24"/>
-        </w:rPr>
-      </w:pPr>
-      <w:r>
-        <w:rPr>
-          <w:color w:val="0B5394"/>
-          <w:sz w:val="24"/>
-          <w:szCs w:val="24"/>
-          <w:u w:val="single"/>
-        </w:rPr>
-        <w:t>Validação da Placa</w:t>
-      </w:r>
-      <w:r>
-        <w:rPr>
-          <w:color w:val="0B5394"/>
-          <w:sz w:val="24"/>
-          <w:szCs w:val="24"/>
-        </w:rPr>
-        <w:t>: as regras de validação da placa são descritas a seguir.</w:t>
-      </w:r>
-    </w:p>
-    <w:p>
-      <w:pPr>
-        <w:pStyle w:val="normal1"/>
-        <w:numPr>
-          <w:ilvl w:val="1"/>
-          <w:numId w:val="2"/>
-        </w:numPr>
-        <w:spacing w:after="140" w:line="360" w:lineRule="auto"/>
-        <w:ind w:left="1080"/>
-        <w:rPr>
-          <w:color w:val="0B5394"/>
-          <w:sz w:val="24"/>
-          <w:szCs w:val="24"/>
-        </w:rPr>
-      </w:pPr>
-      <w:r>
-        <w:rPr>
-          <w:color w:val="0B5394"/>
-          <w:sz w:val="24"/>
-          <w:szCs w:val="24"/>
-        </w:rPr>
-        <w:t>O sistema deve validar a placa de identificação do veículo de acordo com o padrão nacional vigente, aceitando os seguintes formatos:</w:t>
-      </w:r>
-    </w:p>
-    <w:p>
-      <w:pPr>
-        <w:pStyle w:val="normal1"/>
-        <w:spacing w:after="140" w:line="360" w:lineRule="auto"/>
-        <w:ind w:left="1080"/>
-        <w:rPr>
-          <w:color w:val="0B5394"/>
-          <w:sz w:val="24"/>
-          <w:szCs w:val="24"/>
-        </w:rPr>
-      </w:pPr>
-      <w:r>
-        <w:rPr>
-          <w:color w:val="0B5394"/>
-          <w:sz w:val="24"/>
-          <w:szCs w:val="24"/>
-        </w:rPr>
-        <w:t>- Padrão antigo: 7 caracteres, sendo três letras seguidas de quatro números (exemplo: ABC1234).</w:t>
-      </w:r>
-      <w:r>
-        <w:rPr>
-          <w:color w:val="0B5394"/>
-          <w:sz w:val="24"/>
-          <w:szCs w:val="24"/>
-        </w:rPr>
-        <w:br/>
-        <w:t>- Padrão Mercosul: 7 caracteres, sendo três letras seguidas de um número, uma letra e dois números (exemplo: ABC1D23).</w:t>
-      </w:r>
-    </w:p>
-    <w:p>
-      <w:pPr>
-        <w:pStyle w:val="normal1"/>
-        <w:numPr>
-          <w:ilvl w:val="1"/>
-          <w:numId w:val="2"/>
-        </w:numPr>
-        <w:spacing w:after="140" w:line="360" w:lineRule="auto"/>
-        <w:ind w:left="1080"/>
-        <w:rPr>
-          <w:color w:val="0B5394"/>
-          <w:sz w:val="24"/>
-          <w:szCs w:val="24"/>
-        </w:rPr>
-      </w:pPr>
-      <w:r>
-        <w:rPr>
-          <w:color w:val="0B5394"/>
-          <w:sz w:val="24"/>
-          <w:szCs w:val="24"/>
-        </w:rPr>
-        <w:t xml:space="preserve">A placa deve ser única no sistema e não deve ser permitida duplicações. Caso a placa já esteja cadastrada, o sistema deve exibir uma mensagem de erro indicando que a placa do veículo já </w:t>
-      </w:r>
-      <w:proofErr w:type="gramStart"/>
-      <w:r>
-        <w:rPr>
-          <w:color w:val="0B5394"/>
-          <w:sz w:val="24"/>
-          <w:szCs w:val="24"/>
-        </w:rPr>
-        <w:t>encontra-se</w:t>
-      </w:r>
-      <w:proofErr w:type="gramEnd"/>
-      <w:r>
-        <w:rPr>
-          <w:color w:val="0B5394"/>
-          <w:sz w:val="24"/>
-          <w:szCs w:val="24"/>
-        </w:rPr>
-        <w:t xml:space="preserve"> cadastrada.</w:t>
-      </w:r>
-    </w:p>
-    <w:p>
-      <w:pPr>
-        <w:pStyle w:val="normal1"/>
-        <w:numPr>
-          <w:ilvl w:val="1"/>
-          <w:numId w:val="2"/>
-        </w:numPr>
-        <w:spacing w:after="140" w:line="360" w:lineRule="auto"/>
-        <w:ind w:left="1080"/>
-        <w:rPr>
-          <w:color w:val="0B5394"/>
-          <w:sz w:val="24"/>
-          <w:szCs w:val="24"/>
-        </w:rPr>
-      </w:pPr>
-      <w:r>
-        <w:rPr>
-          <w:color w:val="0B5394"/>
-          <w:sz w:val="24"/>
-          <w:szCs w:val="24"/>
-        </w:rPr>
-        <w:lastRenderedPageBreak/>
-        <w:t>O sistema deve aceitar letras maiúsculas e minúsculas, mas deve cadastrar a placa sempre em maiúsculas a fim de manter o padrão na exibição das placas.</w:t>
-      </w:r>
-    </w:p>
-    <w:p>
-      <w:pPr>
-        <w:pStyle w:val="normal1"/>
+        <w:suppressAutoHyphens w:val="0"/>
+        <w:spacing w:after="200" w:line="276" w:lineRule="auto"/>
+      </w:pPr>
+      <w:r>
+        <w:t>Campos obrigatórios: nome do espaço esportivo, CNPJ/CPF, endereço e telefone.</w:t>
+      </w:r>
+    </w:p>
+    <w:p>
+      <w:pPr>
         <w:numPr>
           <w:ilvl w:val="0"/>
-          <w:numId w:val="2"/>
+          <w:numId w:val="6"/>
         </w:numPr>
-        <w:spacing w:after="140" w:line="360" w:lineRule="auto"/>
-        <w:ind w:left="720"/>
-        <w:rPr>
-          <w:color w:val="0B5394"/>
-          <w:sz w:val="24"/>
-          <w:szCs w:val="24"/>
-        </w:rPr>
-      </w:pPr>
-      <w:r>
-        <w:rPr>
-          <w:color w:val="0B5394"/>
-          <w:sz w:val="24"/>
-          <w:szCs w:val="24"/>
-          <w:u w:val="single"/>
-        </w:rPr>
-        <w:t>Categoria do veículo</w:t>
-      </w:r>
-      <w:r>
-        <w:rPr>
-          <w:color w:val="0B5394"/>
-          <w:sz w:val="24"/>
-          <w:szCs w:val="24"/>
-        </w:rPr>
-        <w:t>: O sistema deve permitir que o atendente selecione a categoria do veículo dentre as opções disponíveis (Pequeno, Médio, Grande, Moto ou Padrão).</w:t>
-      </w:r>
-    </w:p>
-    <w:p>
-      <w:pPr>
-        <w:pStyle w:val="normal1"/>
+        <w:suppressAutoHyphens w:val="0"/>
+        <w:spacing w:after="200" w:line="276" w:lineRule="auto"/>
+      </w:pPr>
+      <w:r>
+        <w:t>O sistema deve validar o formato do CNPJ/CPF.</w:t>
+      </w:r>
+    </w:p>
+    <w:p>
+      <w:pPr>
         <w:numPr>
           <w:ilvl w:val="0"/>
-          <w:numId w:val="2"/>
+          <w:numId w:val="6"/>
         </w:numPr>
-        <w:spacing w:after="140" w:line="360" w:lineRule="auto"/>
-        <w:ind w:left="720"/>
-        <w:rPr>
-          <w:color w:val="0B5394"/>
-          <w:sz w:val="24"/>
-          <w:szCs w:val="24"/>
-        </w:rPr>
-      </w:pPr>
-      <w:r>
-        <w:rPr>
-          <w:color w:val="0B5394"/>
-          <w:sz w:val="24"/>
-          <w:szCs w:val="24"/>
-          <w:u w:val="single"/>
-        </w:rPr>
-        <w:t>Tipo de combustível</w:t>
-      </w:r>
-      <w:r>
-        <w:rPr>
-          <w:color w:val="0B5394"/>
-          <w:sz w:val="24"/>
-          <w:szCs w:val="24"/>
-        </w:rPr>
-        <w:t>: O sistema deve permitir que o atendente selecione o tipo de combustível dentre as opções disponíveis (Gasolina, Etanol, Flex, Diesel, GNV, Outro).</w:t>
-      </w:r>
-    </w:p>
-    <w:p>
-      <w:pPr>
-        <w:pStyle w:val="normal1"/>
+        <w:suppressAutoHyphens w:val="0"/>
+        <w:spacing w:after="200" w:line="276" w:lineRule="auto"/>
+      </w:pPr>
+      <w:r>
+        <w:t>Cada dono pode cadastrar uma ou mais unidades (endereços).</w:t>
+      </w:r>
+    </w:p>
+    <w:p>
+      <w:pPr>
+        <w:rPr>
+          <w:b/>
+          <w:bCs/>
+        </w:rPr>
+      </w:pPr>
+      <w:r>
+        <w:rPr>
+          <w:b/>
+          <w:bCs/>
+        </w:rPr>
+        <w:t>Conceito de Pronto</w:t>
+      </w:r>
+    </w:p>
+    <w:p>
+      <w:r>
+        <w:t>As informações da empresa devem ser salvas e vinculadas à conta do dono.</w:t>
+      </w:r>
+    </w:p>
+    <w:p>
+      <w:pPr>
+        <w:rPr>
+          <w:b/>
+          <w:bCs/>
+        </w:rPr>
+      </w:pPr>
+    </w:p>
+    <w:p>
+      <w:pPr>
+        <w:rPr>
+          <w:b/>
+          <w:bCs/>
+        </w:rPr>
+      </w:pPr>
+      <w:r>
+        <w:rPr>
+          <w:b/>
+          <w:bCs/>
+        </w:rPr>
+        <w:t>História 0</w:t>
+      </w:r>
+      <w:r>
+        <w:rPr>
+          <w:b/>
+          <w:bCs/>
+        </w:rPr>
+        <w:t>3</w:t>
+      </w:r>
+      <w:r>
+        <w:rPr>
+          <w:b/>
+          <w:bCs/>
+        </w:rPr>
+        <w:t xml:space="preserve"> – Cadastro de Quadra</w:t>
+      </w:r>
+    </w:p>
+    <w:p>
+      <w:pPr>
+        <w:rPr>
+          <w:b/>
+          <w:bCs/>
+        </w:rPr>
+      </w:pPr>
+      <w:r>
+        <w:rPr>
+          <w:b/>
+          <w:bCs/>
+        </w:rPr>
+        <w:t>Descrição da História</w:t>
+      </w:r>
+    </w:p>
+    <w:p>
+      <w:r>
+        <w:t xml:space="preserve">Como </w:t>
+      </w:r>
+      <w:r>
+        <w:rPr>
+          <w:b/>
+          <w:bCs/>
+        </w:rPr>
+        <w:t>dono de quadra</w:t>
+      </w:r>
+      <w:r>
+        <w:t>, eu quero cadastrar minhas quadras informando características como tipo, dimensões e capacidade, para que possam ser reservadas pelos usuários.</w:t>
+      </w:r>
+    </w:p>
+    <w:p>
+      <w:pPr>
+        <w:rPr>
+          <w:b/>
+          <w:bCs/>
+        </w:rPr>
+      </w:pPr>
+      <w:r>
+        <w:rPr>
+          <w:b/>
+          <w:bCs/>
+        </w:rPr>
+        <w:t>Regras de Negócio</w:t>
+      </w:r>
+    </w:p>
+    <w:p>
+      <w:pPr>
         <w:numPr>
           <w:ilvl w:val="0"/>
-          <w:numId w:val="2"/>
+          <w:numId w:val="7"/>
         </w:numPr>
-        <w:spacing w:after="140" w:line="360" w:lineRule="auto"/>
-        <w:ind w:left="720"/>
-        <w:rPr>
-          <w:color w:val="0B5394"/>
-          <w:sz w:val="24"/>
-          <w:szCs w:val="24"/>
-        </w:rPr>
-      </w:pPr>
-      <w:r>
-        <w:rPr>
-          <w:color w:val="0B5394"/>
-          <w:sz w:val="24"/>
-          <w:szCs w:val="24"/>
-          <w:u w:val="single"/>
-        </w:rPr>
-        <w:t>Campos Obrigatórios</w:t>
-      </w:r>
-      <w:r>
-        <w:rPr>
-          <w:color w:val="0B5394"/>
-          <w:sz w:val="24"/>
-          <w:szCs w:val="24"/>
-        </w:rPr>
-        <w:t>: O sistema deve exigir os seguintes campos obrigatórios para o cadastro de um veículo:</w:t>
-      </w:r>
-    </w:p>
-    <w:p>
-      <w:pPr>
-        <w:pStyle w:val="normal1"/>
-        <w:spacing w:after="140" w:line="360" w:lineRule="auto"/>
-        <w:ind w:left="709"/>
-        <w:rPr>
-          <w:color w:val="0B5394"/>
-          <w:sz w:val="24"/>
-          <w:szCs w:val="24"/>
-        </w:rPr>
-      </w:pPr>
-      <w:r>
-        <w:rPr>
-          <w:color w:val="0B5394"/>
-          <w:sz w:val="24"/>
-          <w:szCs w:val="24"/>
-        </w:rPr>
-        <w:t>- Placa do veículo</w:t>
-      </w:r>
-    </w:p>
-    <w:p>
-      <w:pPr>
-        <w:pStyle w:val="normal1"/>
-        <w:spacing w:after="140" w:line="360" w:lineRule="auto"/>
-        <w:ind w:left="709"/>
-        <w:rPr>
-          <w:color w:val="0B5394"/>
-          <w:sz w:val="24"/>
-          <w:szCs w:val="24"/>
-        </w:rPr>
-      </w:pPr>
-      <w:r>
-        <w:rPr>
-          <w:color w:val="0B5394"/>
-          <w:sz w:val="24"/>
-          <w:szCs w:val="24"/>
-        </w:rPr>
-        <w:t>- Cor</w:t>
-      </w:r>
-    </w:p>
-    <w:p>
-      <w:pPr>
-        <w:pStyle w:val="normal1"/>
-        <w:spacing w:after="140" w:line="360" w:lineRule="auto"/>
-        <w:ind w:left="709"/>
-        <w:rPr>
-          <w:color w:val="0B5394"/>
-          <w:sz w:val="24"/>
-          <w:szCs w:val="24"/>
-        </w:rPr>
-      </w:pPr>
-      <w:r>
-        <w:rPr>
-          <w:color w:val="0B5394"/>
-          <w:sz w:val="24"/>
-          <w:szCs w:val="24"/>
-        </w:rPr>
-        <w:t>- Marca</w:t>
-      </w:r>
-    </w:p>
-    <w:p>
-      <w:pPr>
-        <w:pStyle w:val="normal1"/>
-        <w:spacing w:after="140" w:line="360" w:lineRule="auto"/>
-        <w:ind w:left="709"/>
-        <w:rPr>
-          <w:color w:val="0B5394"/>
-          <w:sz w:val="24"/>
-          <w:szCs w:val="24"/>
-        </w:rPr>
-      </w:pPr>
-      <w:r>
-        <w:rPr>
-          <w:color w:val="0B5394"/>
-          <w:sz w:val="24"/>
-          <w:szCs w:val="24"/>
-        </w:rPr>
-        <w:t>- Modelo</w:t>
-      </w:r>
-    </w:p>
-    <w:p>
-      <w:pPr>
-        <w:pStyle w:val="normal1"/>
-        <w:spacing w:after="140" w:line="360" w:lineRule="auto"/>
-        <w:ind w:left="709"/>
-        <w:rPr>
-          <w:color w:val="0B5394"/>
-          <w:sz w:val="24"/>
-          <w:szCs w:val="24"/>
-        </w:rPr>
-      </w:pPr>
-      <w:r>
-        <w:rPr>
-          <w:color w:val="0B5394"/>
-          <w:sz w:val="24"/>
-          <w:szCs w:val="24"/>
-        </w:rPr>
-        <w:t>- Categoria</w:t>
-      </w:r>
-    </w:p>
-    <w:p>
-      <w:pPr>
-        <w:pStyle w:val="normal1"/>
+        <w:suppressAutoHyphens w:val="0"/>
+        <w:spacing w:after="200" w:line="276" w:lineRule="auto"/>
+      </w:pPr>
+      <w:r>
+        <w:t>Campos obrigatórios: nome da quadra, tipo de esporte, dimensões, endereço, fotos e capacidade máxima.</w:t>
+      </w:r>
+    </w:p>
+    <w:p>
+      <w:pPr>
         <w:numPr>
           <w:ilvl w:val="0"/>
-          <w:numId w:val="2"/>
+          <w:numId w:val="7"/>
         </w:numPr>
-        <w:spacing w:after="140" w:line="360" w:lineRule="auto"/>
-        <w:ind w:left="720"/>
-        <w:rPr>
-          <w:color w:val="0B5394"/>
-          <w:sz w:val="24"/>
-          <w:szCs w:val="24"/>
-        </w:rPr>
-      </w:pPr>
-      <w:r>
-        <w:rPr>
-          <w:color w:val="0B5394"/>
-          <w:sz w:val="24"/>
-          <w:szCs w:val="24"/>
+        <w:suppressAutoHyphens w:val="0"/>
+        <w:spacing w:after="200" w:line="276" w:lineRule="auto"/>
+      </w:pPr>
+      <w:r>
+        <w:t>O sistema deve validar se todos os campos obrigatórios foram preenchidos.</w:t>
+      </w:r>
+    </w:p>
+    <w:p>
+      <w:pPr>
+        <w:numPr>
+          <w:ilvl w:val="0"/>
+          <w:numId w:val="7"/>
+        </w:numPr>
+        <w:suppressAutoHyphens w:val="0"/>
+        <w:spacing w:after="200" w:line="276" w:lineRule="auto"/>
+      </w:pPr>
+      <w:r>
+        <w:t>O dono pode cadastrar múltiplas quadras vinculadas à sua empresa.</w:t>
+      </w:r>
+    </w:p>
+    <w:p>
+      <w:pPr>
+        <w:rPr>
+          <w:b/>
+          <w:bCs/>
+        </w:rPr>
+      </w:pPr>
+      <w:r>
+        <w:rPr>
+          <w:b/>
+          <w:bCs/>
+        </w:rPr>
+        <w:t>Conceito de Pronto</w:t>
+      </w:r>
+    </w:p>
+    <w:p>
+      <w:r>
+        <w:t>A quadra deve aparecer na listagem pública e poder ser consultada para reservas.</w:t>
+      </w:r>
+    </w:p>
+    <w:p>
+      <w:pPr>
+        <w:rPr>
+          <w:b/>
+          <w:bCs/>
+        </w:rPr>
+      </w:pPr>
+      <w:r>
+        <w:rPr>
+          <w:b/>
+          <w:bCs/>
+        </w:rPr>
+        <w:t>Informações Adicionais</w:t>
+      </w:r>
+    </w:p>
+    <w:p>
+      <w:r>
+        <w:t>Classe: Quadra – atributos: nome, tipo, dimensões, capacidade, fotos, status.</w:t>
+      </w:r>
+    </w:p>
+    <w:p>
+      <w:pPr>
+        <w:rPr>
+          <w:b/>
+          <w:bCs/>
+        </w:rPr>
+      </w:pPr>
+      <w:r>
+        <w:rPr>
+          <w:b/>
+          <w:bCs/>
+        </w:rPr>
+        <w:t>História 0</w:t>
+      </w:r>
+      <w:r>
+        <w:rPr>
+          <w:b/>
+          <w:bCs/>
+        </w:rPr>
+        <w:t>4</w:t>
+      </w:r>
+      <w:r>
+        <w:rPr>
+          <w:b/>
+          <w:bCs/>
+        </w:rPr>
+        <w:t xml:space="preserve"> – Configuração de Preços e Horários</w:t>
+      </w:r>
+      <w:r>
+        <w:rPr>
+          <w:b/>
+          <w:bCs/>
+        </w:rPr>
+        <w:t xml:space="preserve"> cadastro de reserva</w:t>
+      </w:r>
+    </w:p>
+    <w:p>
+      <w:pPr>
+        <w:rPr>
+          <w:b/>
+          <w:bCs/>
+        </w:rPr>
+      </w:pPr>
+      <w:r>
+        <w:rPr>
+          <w:b/>
+          <w:bCs/>
+        </w:rPr>
+        <w:t>Descrição da História</w:t>
+      </w:r>
+    </w:p>
+    <w:p>
+      <w:r>
+        <w:t xml:space="preserve">Como </w:t>
+      </w:r>
+      <w:r>
+        <w:rPr>
+          <w:b/>
+          <w:bCs/>
+        </w:rPr>
+        <w:t>dono de quadra</w:t>
+      </w:r>
+      <w:r>
+        <w:t>, eu quero definir valores de aluguel e horários de funcionamento para gerenciar melhor as reservas.</w:t>
+      </w:r>
+    </w:p>
+    <w:p>
+      <w:pPr>
+        <w:rPr>
+          <w:b/>
+          <w:bCs/>
+        </w:rPr>
+      </w:pPr>
+      <w:r>
+        <w:rPr>
+          <w:b/>
+          <w:bCs/>
+        </w:rPr>
+        <w:t>Regras de Negócio</w:t>
+      </w:r>
+    </w:p>
+    <w:p>
+      <w:pPr>
+        <w:numPr>
+          <w:ilvl w:val="0"/>
+          <w:numId w:val="8"/>
+        </w:numPr>
+        <w:suppressAutoHyphens w:val="0"/>
+        <w:spacing w:after="200" w:line="276" w:lineRule="auto"/>
+      </w:pPr>
+      <w:r>
+        <w:lastRenderedPageBreak/>
+        <w:t>O sistema deve permitir definir os horários de abertura e fechamento diários.</w:t>
+      </w:r>
+    </w:p>
+    <w:p>
+      <w:pPr>
+        <w:numPr>
+          <w:ilvl w:val="0"/>
+          <w:numId w:val="8"/>
+        </w:numPr>
+        <w:suppressAutoHyphens w:val="0"/>
+        <w:spacing w:after="200" w:line="276" w:lineRule="auto"/>
+      </w:pPr>
+      <w:r>
+        <w:t>O dono pode bloquear horários específicos manualmente.</w:t>
+      </w:r>
+    </w:p>
+    <w:p>
+      <w:pPr>
+        <w:rPr>
+          <w:b/>
+          <w:bCs/>
+        </w:rPr>
+      </w:pPr>
+      <w:r>
+        <w:rPr>
+          <w:b/>
+          <w:bCs/>
+        </w:rPr>
+        <w:t>Conceito de Pronto</w:t>
+      </w:r>
+    </w:p>
+    <w:p>
+      <w:r>
+        <w:t>Os preços e horários configurados devem refletir nas buscas e reservas dos usuários.</w:t>
+      </w:r>
+    </w:p>
+    <w:p>
+      <w:pPr>
+        <w:rPr>
+          <w:b/>
+          <w:bCs/>
+        </w:rPr>
+      </w:pPr>
+      <w:r>
+        <w:rPr>
+          <w:b/>
+          <w:bCs/>
+        </w:rPr>
+        <w:t>Informações Adicionais</w:t>
+      </w:r>
+    </w:p>
+    <w:p>
+      <w:r>
+        <w:t>Interface: Tela de configuração com grade de horários e campo de valor por hora.</w:t>
+      </w:r>
+    </w:p>
+    <w:p>
+      <w:pPr>
+        <w:rPr>
+          <w:b/>
+          <w:bCs/>
+        </w:rPr>
+      </w:pPr>
+      <w:r>
+        <w:rPr>
+          <w:b/>
+          <w:bCs/>
+        </w:rPr>
+        <w:t>História 0</w:t>
+      </w:r>
+      <w:r>
+        <w:rPr>
+          <w:b/>
+          <w:bCs/>
+        </w:rPr>
+        <w:t>5</w:t>
+      </w:r>
+      <w:r>
+        <w:rPr>
+          <w:b/>
+          <w:bCs/>
+        </w:rPr>
+        <w:t xml:space="preserve"> – Visualização e Controle de Reservas</w:t>
+      </w:r>
+    </w:p>
+    <w:p>
+      <w:pPr>
+        <w:rPr>
+          <w:b/>
+          <w:bCs/>
+        </w:rPr>
+      </w:pPr>
+      <w:r>
+        <w:rPr>
+          <w:b/>
+          <w:bCs/>
+        </w:rPr>
+        <w:t>Descrição da História</w:t>
+      </w:r>
+    </w:p>
+    <w:p>
+      <w:r>
+        <w:t xml:space="preserve">Como </w:t>
+      </w:r>
+      <w:r>
+        <w:rPr>
+          <w:b/>
+          <w:bCs/>
+        </w:rPr>
+        <w:t>dono de quadra</w:t>
+      </w:r>
+      <w:r>
+        <w:t>, eu quero ver todas as reservas e aprová-las, rejeitá-las ou cancelá-las, para controlar a ocupação do meu espaço.</w:t>
+      </w:r>
+    </w:p>
+    <w:p>
+      <w:pPr>
+        <w:rPr>
+          <w:b/>
+          <w:bCs/>
+        </w:rPr>
+      </w:pPr>
+      <w:r>
+        <w:rPr>
+          <w:b/>
+          <w:bCs/>
+        </w:rPr>
+        <w:t>Regras de Negócio</w:t>
+      </w:r>
+    </w:p>
+    <w:p>
+      <w:pPr>
+        <w:numPr>
+          <w:ilvl w:val="0"/>
+          <w:numId w:val="9"/>
+        </w:numPr>
+        <w:suppressAutoHyphens w:val="0"/>
+        <w:spacing w:after="200" w:line="276" w:lineRule="auto"/>
+      </w:pPr>
+      <w:r>
+        <w:t>O sistema deve exibir todas as reservas vinculadas à quadra.</w:t>
+      </w:r>
+    </w:p>
+    <w:p>
+      <w:pPr>
+        <w:numPr>
+          <w:ilvl w:val="0"/>
+          <w:numId w:val="9"/>
+        </w:numPr>
+        <w:suppressAutoHyphens w:val="0"/>
+        <w:spacing w:after="200" w:line="276" w:lineRule="auto"/>
+      </w:pPr>
+      <w:r>
+        <w:t>O dono pode alterar o status da reserva (pendente, aprovada, cancelada).</w:t>
+      </w:r>
+    </w:p>
+    <w:p>
+      <w:pPr>
+        <w:numPr>
+          <w:ilvl w:val="0"/>
+          <w:numId w:val="9"/>
+        </w:numPr>
+        <w:suppressAutoHyphens w:val="0"/>
+        <w:spacing w:after="200" w:line="276" w:lineRule="auto"/>
+      </w:pPr>
+      <w:r>
+        <w:t>O dono deve ser notificado sobre novas reservas.</w:t>
+      </w:r>
+    </w:p>
+    <w:p>
+      <w:pPr>
+        <w:rPr>
+          <w:b/>
+          <w:bCs/>
+        </w:rPr>
+      </w:pPr>
+      <w:r>
+        <w:rPr>
+          <w:b/>
+          <w:bCs/>
+        </w:rPr>
+        <w:t>Conceito de Pronto</w:t>
+      </w:r>
+    </w:p>
+    <w:p>
+      <w:r>
+        <w:t>O dono consegue visualizar, alterar status e receber notificações de reservas em tempo real.</w:t>
+      </w:r>
+    </w:p>
+    <w:p>
+      <w:pPr>
+        <w:rPr>
+          <w:b/>
+          <w:bCs/>
+        </w:rPr>
+      </w:pPr>
+      <w:r>
+        <w:rPr>
+          <w:b/>
+          <w:bCs/>
+        </w:rPr>
+        <w:t>Informações Adicionais</w:t>
+      </w:r>
+    </w:p>
+    <w:p>
+      <w:r>
+        <w:t>Interface: Painel administrativo com lista de reservas e botão de ação.</w:t>
+      </w:r>
+    </w:p>
+    <w:p>
+      <w:pPr>
+        <w:rPr>
+          <w:b/>
+          <w:bCs/>
+        </w:rPr>
+      </w:pPr>
+      <w:r>
+        <w:rPr>
+          <w:b/>
+          <w:bCs/>
+        </w:rPr>
+        <w:t xml:space="preserve">História </w:t>
+      </w:r>
+      <w:r>
+        <w:rPr>
+          <w:b/>
+          <w:bCs/>
+        </w:rPr>
+        <w:t>06</w:t>
+      </w:r>
+      <w:r>
+        <w:rPr>
+          <w:b/>
+          <w:bCs/>
+        </w:rPr>
+        <w:t xml:space="preserve"> – Visualização de Reservas em Calendário</w:t>
+      </w:r>
+    </w:p>
+    <w:p>
+      <w:pPr>
+        <w:rPr>
+          <w:b/>
+          <w:bCs/>
+        </w:rPr>
+      </w:pPr>
+      <w:r>
+        <w:rPr>
+          <w:b/>
+          <w:bCs/>
+        </w:rPr>
+        <w:t>Descrição da História</w:t>
+      </w:r>
+    </w:p>
+    <w:p>
+      <w:r>
+        <w:t xml:space="preserve">Como </w:t>
+      </w:r>
+      <w:r>
+        <w:rPr>
+          <w:b/>
+          <w:bCs/>
+        </w:rPr>
+        <w:t>dono de quadra</w:t>
+      </w:r>
+      <w:r>
+        <w:t>, eu quero visualizar em um calendário todas as reservas feitas em minhas quadras, para ter uma visão clara da ocupação e do cronograma de uso.</w:t>
+      </w:r>
+    </w:p>
+    <w:p>
+      <w:pPr>
+        <w:rPr>
+          <w:b/>
+          <w:bCs/>
+        </w:rPr>
+      </w:pPr>
+      <w:r>
+        <w:rPr>
+          <w:b/>
+          <w:bCs/>
+        </w:rPr>
+        <w:t>Regras de Negócio</w:t>
+      </w:r>
+    </w:p>
+    <w:p>
+      <w:pPr>
+        <w:numPr>
+          <w:ilvl w:val="0"/>
+          <w:numId w:val="10"/>
+        </w:numPr>
+        <w:suppressAutoHyphens w:val="0"/>
+        <w:spacing w:after="200" w:line="276" w:lineRule="auto"/>
+      </w:pPr>
+      <w:r>
+        <w:t>O sistema deve exibir todas as reservas existentes no formato de calendário semanal ou mensal.</w:t>
+      </w:r>
+    </w:p>
+    <w:p>
+      <w:pPr>
+        <w:numPr>
+          <w:ilvl w:val="0"/>
+          <w:numId w:val="10"/>
+        </w:numPr>
+        <w:suppressAutoHyphens w:val="0"/>
+        <w:spacing w:after="200" w:line="276" w:lineRule="auto"/>
+      </w:pPr>
+      <w:r>
+        <w:t>Cada reserva deve apresentar informações básicas: nome da quadra, horário, data e status (pendente, confirmada, cancelada).</w:t>
+      </w:r>
+    </w:p>
+    <w:p>
+      <w:pPr>
+        <w:numPr>
+          <w:ilvl w:val="0"/>
+          <w:numId w:val="10"/>
+        </w:numPr>
+        <w:suppressAutoHyphens w:val="0"/>
+        <w:spacing w:after="200" w:line="276" w:lineRule="auto"/>
+      </w:pPr>
+      <w:r>
+        <w:t>O dono deve poder clicar em uma reserva para visualizar detalhes completos.</w:t>
+      </w:r>
+    </w:p>
+    <w:p>
+      <w:pPr>
+        <w:numPr>
+          <w:ilvl w:val="0"/>
+          <w:numId w:val="10"/>
+        </w:numPr>
+        <w:suppressAutoHyphens w:val="0"/>
+        <w:spacing w:after="200" w:line="276" w:lineRule="auto"/>
+      </w:pPr>
+      <w:r>
+        <w:lastRenderedPageBreak/>
+        <w:t>O sistema deve atualizar automaticamente o calendário quando novas reservas forem criadas, alteradas ou canceladas.</w:t>
+      </w:r>
+    </w:p>
+    <w:p>
+      <w:pPr>
+        <w:rPr>
+          <w:b/>
+          <w:bCs/>
+        </w:rPr>
+      </w:pPr>
+      <w:r>
+        <w:rPr>
+          <w:b/>
+          <w:bCs/>
+        </w:rPr>
+        <w:t>Conceito de Pronto</w:t>
+      </w:r>
+    </w:p>
+    <w:p>
+      <w:r>
+        <w:t>O calendário deve mostrar corretamente todas as reservas associadas ao dono, com atualização em tempo real.</w:t>
+      </w:r>
+    </w:p>
+    <w:p>
+      <w:pPr>
+        <w:rPr>
+          <w:b/>
+          <w:bCs/>
+        </w:rPr>
+      </w:pPr>
+      <w:r>
+        <w:rPr>
+          <w:b/>
+          <w:bCs/>
+        </w:rPr>
+        <w:t>Informações Adicionais</w:t>
+      </w:r>
+    </w:p>
+    <w:p>
+      <w:r>
+        <w:t>Interface: Painel administrativo do dono com visualização de calendário interativo.</w:t>
+      </w:r>
+      <w:r>
+        <w:br/>
+        <w:t>Classe: Reserva – atributos utilizados: data, hora, status, quadra, usuário.</w:t>
+      </w:r>
+    </w:p>
+    <w:p>
+      <w:pPr>
+        <w:rPr>
+          <w:b/>
+          <w:bCs/>
+        </w:rPr>
+      </w:pPr>
+      <w:r>
+        <w:rPr>
+          <w:b/>
+          <w:bCs/>
+        </w:rPr>
+        <w:t xml:space="preserve">História </w:t>
+      </w:r>
+      <w:r>
+        <w:rPr>
+          <w:b/>
+          <w:bCs/>
+        </w:rPr>
+        <w:t>07</w:t>
+      </w:r>
+      <w:r>
+        <w:rPr>
+          <w:b/>
+          <w:bCs/>
+        </w:rPr>
+        <w:t xml:space="preserve"> – Relatórios de Ocupação</w:t>
+      </w:r>
+    </w:p>
+    <w:p>
+      <w:pPr>
+        <w:rPr>
+          <w:b/>
+          <w:bCs/>
+        </w:rPr>
+      </w:pPr>
+      <w:r>
+        <w:rPr>
+          <w:b/>
+          <w:bCs/>
+        </w:rPr>
+        <w:t>Descrição da História</w:t>
+      </w:r>
+    </w:p>
+    <w:p>
+      <w:r>
+        <w:t xml:space="preserve">Como </w:t>
+      </w:r>
+      <w:r>
+        <w:rPr>
+          <w:b/>
+          <w:bCs/>
+        </w:rPr>
+        <w:t>dono de quadra</w:t>
+      </w:r>
+      <w:r>
+        <w:t>, eu quero gerar relatórios de ocupação, para acompanhar o desempenho das quadras e identificar horários mais utilizados.</w:t>
+      </w:r>
+    </w:p>
+    <w:p>
+      <w:pPr>
+        <w:rPr>
+          <w:b/>
+          <w:bCs/>
+        </w:rPr>
+      </w:pPr>
+      <w:r>
+        <w:rPr>
+          <w:b/>
+          <w:bCs/>
+        </w:rPr>
+        <w:t>Regras de Negócio</w:t>
+      </w:r>
+    </w:p>
+    <w:p>
+      <w:pPr>
+        <w:numPr>
+          <w:ilvl w:val="0"/>
+          <w:numId w:val="11"/>
+        </w:numPr>
+        <w:suppressAutoHyphens w:val="0"/>
+        <w:spacing w:after="200" w:line="276" w:lineRule="auto"/>
+      </w:pPr>
+      <w:r>
+        <w:t xml:space="preserve">O sistema deve permitir geração de relatórios por </w:t>
+      </w:r>
+      <w:r>
+        <w:t>quadra (todas), por</w:t>
+      </w:r>
+      <w:r>
+        <w:t xml:space="preserve"> período</w:t>
+      </w:r>
+      <w:r>
+        <w:t xml:space="preserve"> </w:t>
+      </w:r>
+      <w:r>
+        <w:t>(dia, semana, mês).</w:t>
+      </w:r>
+    </w:p>
+    <w:p>
+      <w:pPr>
+        <w:numPr>
+          <w:ilvl w:val="0"/>
+          <w:numId w:val="11"/>
+        </w:numPr>
+        <w:suppressAutoHyphens w:val="0"/>
+        <w:spacing w:after="200" w:line="276" w:lineRule="auto"/>
+      </w:pPr>
+      <w:r>
+        <w:t>O relatório deve incluir: total de reservas, horários de maior movimento e taxa de ocupação.</w:t>
+      </w:r>
+    </w:p>
+    <w:p>
+      <w:pPr>
+        <w:numPr>
+          <w:ilvl w:val="0"/>
+          <w:numId w:val="11"/>
+        </w:numPr>
+        <w:suppressAutoHyphens w:val="0"/>
+        <w:spacing w:after="200" w:line="276" w:lineRule="auto"/>
+      </w:pPr>
+      <w:r>
+        <w:t>O sistema deve permitir exportar o relatório em formato PDF ou Excel.</w:t>
+      </w:r>
+    </w:p>
+    <w:p>
+      <w:pPr>
+        <w:rPr>
+          <w:b/>
+          <w:bCs/>
+        </w:rPr>
+      </w:pPr>
+      <w:r>
+        <w:rPr>
+          <w:b/>
+          <w:bCs/>
+        </w:rPr>
+        <w:t>Conceito de Pronto</w:t>
+      </w:r>
+    </w:p>
+    <w:p>
+      <w:r>
+        <w:t>O relatório deve exibir dados precisos e atualizados das reservas e permitir exportação.</w:t>
+      </w:r>
+    </w:p>
+    <w:p>
+      <w:pPr>
+        <w:rPr>
+          <w:b/>
+          <w:bCs/>
+        </w:rPr>
+      </w:pPr>
+      <w:r>
+        <w:rPr>
+          <w:b/>
+          <w:bCs/>
+        </w:rPr>
+        <w:t>Informações Adicionais</w:t>
+      </w:r>
+    </w:p>
+    <w:p>
+      <w:r>
+        <w:t>Classes envolvidas: Quadra, Reserva.</w:t>
+      </w:r>
+      <w:r>
+        <w:br/>
+        <w:t>Interface: Tela “Relatórios” no painel do dono com filtros por período.</w:t>
+      </w:r>
+    </w:p>
+    <w:p>
+      <w:pPr>
+        <w:rPr>
+          <w:b/>
+          <w:bCs/>
+        </w:rPr>
+      </w:pPr>
+      <w:r>
+        <w:rPr>
+          <w:b/>
+          <w:bCs/>
+        </w:rPr>
+        <w:t xml:space="preserve">História </w:t>
+      </w:r>
+      <w:r>
+        <w:rPr>
+          <w:b/>
+          <w:bCs/>
+        </w:rPr>
+        <w:t>08</w:t>
+      </w:r>
+      <w:r>
+        <w:rPr>
+          <w:b/>
+          <w:bCs/>
+        </w:rPr>
+        <w:t xml:space="preserve"> – Notificação ao Dono de Novas Reservas</w:t>
+      </w:r>
+    </w:p>
+    <w:p>
+      <w:pPr>
+        <w:rPr>
+          <w:b/>
+          <w:bCs/>
+        </w:rPr>
+      </w:pPr>
+      <w:r>
+        <w:rPr>
+          <w:b/>
+          <w:bCs/>
+        </w:rPr>
+        <w:t>Descrição da História</w:t>
+      </w:r>
+    </w:p>
+    <w:p>
+      <w:r>
+        <w:t xml:space="preserve">Como </w:t>
+      </w:r>
+      <w:r>
+        <w:rPr>
+          <w:b/>
+          <w:bCs/>
+        </w:rPr>
+        <w:t>dono de quadra</w:t>
+      </w:r>
+      <w:r>
+        <w:t>, eu quero ser notificado imediatamente quando um usuário realizar uma nova reserva, para manter o controle das agendas.</w:t>
+      </w:r>
+    </w:p>
+    <w:p>
+      <w:pPr>
+        <w:rPr>
+          <w:b/>
+          <w:bCs/>
+        </w:rPr>
+      </w:pPr>
+      <w:r>
+        <w:rPr>
+          <w:b/>
+          <w:bCs/>
+        </w:rPr>
+        <w:t>Regras de Negócio</w:t>
+      </w:r>
+    </w:p>
+    <w:p>
+      <w:pPr>
+        <w:numPr>
+          <w:ilvl w:val="0"/>
+          <w:numId w:val="12"/>
+        </w:numPr>
+        <w:suppressAutoHyphens w:val="0"/>
+        <w:spacing w:after="200" w:line="276" w:lineRule="auto"/>
+      </w:pPr>
+      <w:r>
+        <w:t xml:space="preserve">O sistema deve enviar notificação </w:t>
+      </w:r>
+      <w:proofErr w:type="spellStart"/>
+      <w:r>
+        <w:t>push</w:t>
+      </w:r>
+      <w:proofErr w:type="spellEnd"/>
+      <w:r>
+        <w:t xml:space="preserve"> em uma área na aplicação</w:t>
+      </w:r>
+    </w:p>
+    <w:p>
+      <w:pPr>
+        <w:numPr>
+          <w:ilvl w:val="0"/>
+          <w:numId w:val="12"/>
+        </w:numPr>
+        <w:suppressAutoHyphens w:val="0"/>
+        <w:spacing w:after="200" w:line="276" w:lineRule="auto"/>
+      </w:pPr>
+      <w:r>
+        <w:t>A notificação deve conter: nome da quadra, data, horário e nome do usuário.</w:t>
+      </w:r>
+    </w:p>
+    <w:p>
+      <w:pPr>
+        <w:numPr>
+          <w:ilvl w:val="0"/>
+          <w:numId w:val="12"/>
+        </w:numPr>
+        <w:suppressAutoHyphens w:val="0"/>
+        <w:spacing w:after="200" w:line="276" w:lineRule="auto"/>
+      </w:pPr>
+      <w:r>
+        <w:lastRenderedPageBreak/>
+        <w:t>O sistema deve registrar o envio das notificações no banco de dados.</w:t>
+      </w:r>
+    </w:p>
+    <w:p>
+      <w:pPr>
+        <w:numPr>
+          <w:ilvl w:val="0"/>
+          <w:numId w:val="12"/>
+        </w:numPr>
+        <w:suppressAutoHyphens w:val="0"/>
+        <w:spacing w:after="200" w:line="276" w:lineRule="auto"/>
+      </w:pPr>
+      <w:r>
+        <w:t>Caso o dono tenha múltiplas quadras, a notificação deve identificar qual quadra foi reservada.</w:t>
+      </w:r>
+    </w:p>
+    <w:p>
+      <w:pPr>
+        <w:rPr>
+          <w:b/>
+          <w:bCs/>
+        </w:rPr>
+      </w:pPr>
+      <w:r>
+        <w:rPr>
+          <w:b/>
+          <w:bCs/>
+        </w:rPr>
+        <w:t>Conceito de Pronto</w:t>
+      </w:r>
+    </w:p>
+    <w:p>
+      <w:r>
+        <w:t>As notificações devem ser enviadas corretamente e o dono deve recebê-las em tempo real.</w:t>
+      </w:r>
+    </w:p>
+    <w:p>
+      <w:r>
+        <w:rPr>
+          <w:b/>
+          <w:bCs/>
+        </w:rPr>
+        <w:t>Informações Adicionais</w:t>
+      </w:r>
+      <w:r>
+        <w:br/>
+        <w:t xml:space="preserve">Classe: Notificação – atributos: </w:t>
+      </w:r>
+      <w:proofErr w:type="spellStart"/>
+      <w:r>
+        <w:t>destinat</w:t>
+      </w:r>
+      <w:r>
+        <w:t>a</w:t>
+      </w:r>
+      <w:r>
+        <w:t>rio</w:t>
+      </w:r>
+      <w:proofErr w:type="spellEnd"/>
+      <w:r>
+        <w:t xml:space="preserve">, </w:t>
+      </w:r>
+      <w:r>
+        <w:rPr>
           <w:u w:val="single"/>
         </w:rPr>
-        <w:t>Confirmação de Cadastro</w:t>
-      </w:r>
-      <w:r>
-        <w:rPr>
-          <w:color w:val="0B5394"/>
-          <w:sz w:val="24"/>
-          <w:szCs w:val="24"/>
-        </w:rPr>
-        <w:t>: Após o preenchimento e validação dos dados, o sistema deve exibir uma mensagem de confirmação de que o veículo foi cadastrado com sucesso.</w:t>
-      </w:r>
-    </w:p>
+        <w:t>mensagem</w:t>
+      </w:r>
+      <w:r>
+        <w:t xml:space="preserve">, tipo, </w:t>
+      </w:r>
+      <w:proofErr w:type="spellStart"/>
+      <w:r>
+        <w:t>dataEnvio</w:t>
+      </w:r>
+      <w:proofErr w:type="spellEnd"/>
+      <w:r>
+        <w:t>.</w:t>
+      </w:r>
+    </w:p>
+    <w:p/>
     <w:p>
       <w:pPr>
         <w:pStyle w:val="Ttulo3"/>
@@ -3244,1795 +4021,1682 @@
           <w:szCs w:val="24"/>
         </w:rPr>
       </w:pPr>
-      <w:bookmarkStart w:id="14" w:name="__RefHeading___Toc923_2785522844"/>
-      <w:bookmarkStart w:id="15" w:name="_heading=h.6c0l4ta1ab6c"/>
-      <w:bookmarkEnd w:id="14"/>
-      <w:bookmarkEnd w:id="15"/>
-      <w:r>
-        <w:rPr>
-          <w:sz w:val="24"/>
-          <w:szCs w:val="24"/>
-        </w:rPr>
-        <w:t>Conceito de pronto</w:t>
-      </w:r>
-    </w:p>
-    <w:p>
-      <w:pPr>
-        <w:pStyle w:val="normal1"/>
-        <w:rPr>
-          <w:sz w:val="24"/>
-          <w:szCs w:val="24"/>
-        </w:rPr>
-      </w:pPr>
-      <w:r>
-        <w:rPr>
-          <w:sz w:val="24"/>
-          <w:szCs w:val="24"/>
-        </w:rPr>
-        <w:t>&lt;marco de entrega e validação pelo dono do produto e a equipe de desenvolvimento&gt;</w:t>
-      </w:r>
-    </w:p>
-    <w:p>
-      <w:pPr>
-        <w:pStyle w:val="normal1"/>
-        <w:rPr>
-          <w:sz w:val="24"/>
-          <w:szCs w:val="24"/>
-        </w:rPr>
-      </w:pPr>
-    </w:p>
-    <w:p>
-      <w:pPr>
-        <w:pStyle w:val="normal1"/>
-        <w:spacing w:after="140" w:line="276" w:lineRule="auto"/>
-        <w:rPr>
-          <w:color w:val="0B5394"/>
-          <w:sz w:val="24"/>
-          <w:szCs w:val="24"/>
-        </w:rPr>
-      </w:pPr>
-      <w:r>
-        <w:rPr>
-          <w:color w:val="0B5394"/>
-          <w:sz w:val="24"/>
-          <w:szCs w:val="24"/>
-        </w:rPr>
-        <w:t xml:space="preserve">A </w:t>
-      </w:r>
-      <w:proofErr w:type="gramStart"/>
-      <w:r>
-        <w:rPr>
-          <w:color w:val="0B5394"/>
-          <w:sz w:val="24"/>
-          <w:szCs w:val="24"/>
-        </w:rPr>
-        <w:t>funcionalidade Cadastrar</w:t>
-      </w:r>
-      <w:proofErr w:type="gramEnd"/>
-      <w:r>
-        <w:rPr>
-          <w:color w:val="0B5394"/>
-          <w:sz w:val="24"/>
-          <w:szCs w:val="24"/>
-        </w:rPr>
-        <w:t xml:space="preserve"> veículo estará pronta quando todas as informações que o usuário inserir no cadastro forem salvas corretamente e ficarem disponíveis para consulta imediata.</w:t>
-      </w:r>
-    </w:p>
-    <w:p>
-      <w:pPr>
-        <w:pStyle w:val="normal1"/>
-        <w:spacing w:after="140" w:line="276" w:lineRule="auto"/>
-        <w:rPr>
-          <w:sz w:val="24"/>
-          <w:szCs w:val="24"/>
-        </w:rPr>
-      </w:pPr>
-    </w:p>
-    <w:p>
-      <w:pPr>
-        <w:rPr>
-          <w:color w:val="2A6099"/>
-          <w:sz w:val="24"/>
-          <w:szCs w:val="24"/>
-        </w:rPr>
-      </w:pPr>
-      <w:r>
-        <w:rPr>
-          <w:color w:val="2A6099"/>
-          <w:sz w:val="24"/>
-          <w:szCs w:val="24"/>
-        </w:rPr>
+      <w:r>
+        <w:rPr>
+          <w:sz w:val="24"/>
+          <w:szCs w:val="24"/>
+        </w:rPr>
+        <w:t>PERSONA</w:t>
+      </w:r>
+      <w:r>
+        <w:rPr>
+          <w:sz w:val="24"/>
+          <w:szCs w:val="24"/>
+        </w:rPr>
+        <w:t xml:space="preserve"> 2</w:t>
+      </w:r>
+      <w:r>
+        <w:rPr>
+          <w:sz w:val="24"/>
+          <w:szCs w:val="24"/>
+        </w:rPr>
+        <w:t xml:space="preserve"> – Quem vai usar o sistema </w:t>
+      </w:r>
+    </w:p>
+    <w:p>
+      <w:pPr>
+        <w:rPr>
+          <w:sz w:val="24"/>
+          <w:szCs w:val="24"/>
+        </w:rPr>
+      </w:pPr>
+      <w:r>
+        <w:rPr>
+          <w:sz w:val="24"/>
+          <w:szCs w:val="24"/>
+        </w:rPr>
+        <w:tab/>
+      </w:r>
+    </w:p>
+    <w:p>
+      <w:pPr>
+        <w:pStyle w:val="Ttulo3"/>
+        <w:rPr>
+          <w:rFonts w:hint="eastAsia"/>
+          <w:sz w:val="24"/>
+          <w:szCs w:val="24"/>
+        </w:rPr>
+      </w:pPr>
+      <w:r>
+        <w:rPr>
+          <w:sz w:val="24"/>
+          <w:szCs w:val="24"/>
+        </w:rPr>
+        <w:t>Usuário</w:t>
+      </w:r>
+    </w:p>
+    <w:p>
+      <w:pPr>
+        <w:rPr>
+          <w:b/>
+          <w:bCs/>
+        </w:rPr>
+      </w:pPr>
+    </w:p>
+    <w:p>
+      <w:pPr>
+        <w:rPr>
+          <w:b/>
+          <w:bCs/>
+        </w:rPr>
+      </w:pPr>
+      <w:r>
+        <w:rPr>
+          <w:b/>
+          <w:bCs/>
+        </w:rPr>
+        <w:t xml:space="preserve">História </w:t>
+      </w:r>
+      <w:r>
+        <w:rPr>
+          <w:b/>
+          <w:bCs/>
+        </w:rPr>
+        <w:t>09</w:t>
+      </w:r>
+      <w:r>
+        <w:rPr>
+          <w:b/>
+          <w:bCs/>
+        </w:rPr>
+        <w:t xml:space="preserve"> – Login e Recuperação de Senha</w:t>
+      </w:r>
+    </w:p>
+    <w:p>
+      <w:pPr>
+        <w:rPr>
+          <w:b/>
+          <w:bCs/>
+        </w:rPr>
+      </w:pPr>
+      <w:r>
+        <w:rPr>
+          <w:b/>
+          <w:bCs/>
+        </w:rPr>
+        <w:t>Descrição da História</w:t>
+      </w:r>
+    </w:p>
+    <w:p>
+      <w:r>
+        <w:t xml:space="preserve">Como </w:t>
+      </w:r>
+      <w:r>
+        <w:rPr>
+          <w:b/>
+          <w:bCs/>
+        </w:rPr>
+        <w:t>usuário</w:t>
+      </w:r>
+      <w:r>
+        <w:t>, eu quero fazer login via credenciais próprias ou autenticação social (Google, Facebook, Apple) e ter a opção de recuperar minha senha caso eu a esqueça.</w:t>
+      </w:r>
+    </w:p>
+    <w:p>
+      <w:pPr>
+        <w:rPr>
+          <w:b/>
+          <w:bCs/>
+        </w:rPr>
+      </w:pPr>
+      <w:r>
+        <w:rPr>
+          <w:b/>
+          <w:bCs/>
+        </w:rPr>
+        <w:t>Regras de Negócio</w:t>
+      </w:r>
+    </w:p>
+    <w:p>
+      <w:pPr>
+        <w:numPr>
+          <w:ilvl w:val="0"/>
+          <w:numId w:val="13"/>
+        </w:numPr>
+        <w:suppressAutoHyphens w:val="0"/>
+        <w:spacing w:after="200" w:line="276" w:lineRule="auto"/>
+      </w:pPr>
+      <w:r>
+        <w:t>O sistema deve permitir login com e-mail e senha cadastrados.</w:t>
+      </w:r>
+    </w:p>
+    <w:p>
+      <w:pPr>
+        <w:numPr>
+          <w:ilvl w:val="0"/>
+          <w:numId w:val="13"/>
+        </w:numPr>
+        <w:suppressAutoHyphens w:val="0"/>
+        <w:spacing w:after="200" w:line="276" w:lineRule="auto"/>
+      </w:pPr>
+      <w:r>
+        <w:t>O sistema deve oferecer login social via Google, Facebook ou Apple.</w:t>
+      </w:r>
+    </w:p>
+    <w:p>
+      <w:pPr>
+        <w:numPr>
+          <w:ilvl w:val="0"/>
+          <w:numId w:val="13"/>
+        </w:numPr>
+        <w:suppressAutoHyphens w:val="0"/>
+        <w:spacing w:after="200" w:line="276" w:lineRule="auto"/>
+      </w:pPr>
+      <w:r>
+        <w:t>O sistema deve enviar e-mail de redefinição de senha mediante solicitação.</w:t>
+      </w:r>
+    </w:p>
+    <w:p>
+      <w:pPr>
+        <w:numPr>
+          <w:ilvl w:val="0"/>
+          <w:numId w:val="13"/>
+        </w:numPr>
+        <w:suppressAutoHyphens w:val="0"/>
+        <w:spacing w:after="200" w:line="276" w:lineRule="auto"/>
+      </w:pPr>
+      <w:r>
+        <w:t>A redefinição só é concluída após o usuário criar uma nova senha válida.</w:t>
+      </w:r>
+    </w:p>
+    <w:p>
+      <w:pPr>
+        <w:rPr>
+          <w:b/>
+          <w:bCs/>
+        </w:rPr>
+      </w:pPr>
+      <w:r>
+        <w:rPr>
+          <w:b/>
+          <w:bCs/>
+        </w:rPr>
+        <w:t>Conceito de Pronto</w:t>
+      </w:r>
+    </w:p>
+    <w:p>
+      <w:r>
+        <w:t>O usuário deve conseguir acessar sua conta e redefinir sua senha com sucesso.</w:t>
+      </w:r>
+    </w:p>
+    <w:p>
+      <w:pPr>
+        <w:rPr>
+          <w:b/>
+          <w:bCs/>
+        </w:rPr>
+      </w:pPr>
+      <w:r>
+        <w:rPr>
+          <w:b/>
+          <w:bCs/>
+        </w:rPr>
+        <w:t>Informações Adicionais</w:t>
+      </w:r>
+    </w:p>
+    <w:p>
+      <w:r>
+        <w:t>Interface: Tela de login com opções de login social e botão “Esqueci minha senha”.</w:t>
+      </w:r>
+    </w:p>
+    <w:p/>
+    <w:p>
+      <w:pPr>
+        <w:rPr>
+          <w:b/>
+          <w:bCs/>
+        </w:rPr>
+      </w:pPr>
+      <w:r>
+        <w:rPr>
+          <w:b/>
+          <w:bCs/>
+        </w:rPr>
+        <w:t xml:space="preserve">História </w:t>
+      </w:r>
+      <w:r>
+        <w:rPr>
+          <w:b/>
+          <w:bCs/>
+        </w:rPr>
+        <w:t>10</w:t>
+      </w:r>
+      <w:r>
+        <w:rPr>
+          <w:b/>
+          <w:bCs/>
+        </w:rPr>
+        <w:t xml:space="preserve"> – Edição de Perfil</w:t>
+      </w:r>
+    </w:p>
+    <w:p>
+      <w:pPr>
+        <w:rPr>
+          <w:b/>
+          <w:bCs/>
+        </w:rPr>
+      </w:pPr>
+      <w:r>
+        <w:rPr>
+          <w:b/>
+          <w:bCs/>
+        </w:rPr>
+        <w:t>Descrição da História</w:t>
+      </w:r>
+    </w:p>
+    <w:p>
+      <w:r>
         <w:lastRenderedPageBreak/>
-        <w:t>ATENÇÃO: Caros alunos, tudo o que estiver em “</w:t>
-      </w:r>
-      <w:proofErr w:type="gramStart"/>
-      <w:r>
-        <w:rPr>
-          <w:color w:val="2A6099"/>
-          <w:sz w:val="24"/>
-          <w:szCs w:val="24"/>
-        </w:rPr>
-        <w:t>azul”  são</w:t>
-      </w:r>
-      <w:proofErr w:type="gramEnd"/>
-      <w:r>
-        <w:rPr>
-          <w:color w:val="2A6099"/>
-          <w:sz w:val="24"/>
-          <w:szCs w:val="24"/>
-        </w:rPr>
+        <w:t xml:space="preserve">Como </w:t>
+      </w:r>
+      <w:r>
+        <w:rPr>
+          <w:b/>
+          <w:bCs/>
+        </w:rPr>
+        <w:t>usuário</w:t>
+      </w:r>
+      <w:r>
+        <w:t xml:space="preserve"> cadastrado, eu quero editar meus dados pessoais (nome, foto, telefone) para manter meu perfil atualizado.</w:t>
+      </w:r>
+    </w:p>
+    <w:p>
+      <w:pPr>
+        <w:rPr>
+          <w:b/>
+          <w:bCs/>
+        </w:rPr>
+      </w:pPr>
+      <w:r>
+        <w:rPr>
+          <w:b/>
+          <w:bCs/>
+        </w:rPr>
+        <w:t>Regras de Negócio</w:t>
+      </w:r>
+    </w:p>
+    <w:p>
+      <w:pPr>
+        <w:numPr>
+          <w:ilvl w:val="0"/>
+          <w:numId w:val="14"/>
+        </w:numPr>
+        <w:suppressAutoHyphens w:val="0"/>
+        <w:spacing w:after="200" w:line="276" w:lineRule="auto"/>
+      </w:pPr>
+      <w:r>
+        <w:t>O sistema deve permitir alterar nome, telefone e foto de perfil.</w:t>
+      </w:r>
+    </w:p>
+    <w:p>
+      <w:pPr>
+        <w:numPr>
+          <w:ilvl w:val="0"/>
+          <w:numId w:val="14"/>
+        </w:numPr>
+        <w:suppressAutoHyphens w:val="0"/>
+        <w:spacing w:after="200" w:line="276" w:lineRule="auto"/>
+      </w:pPr>
+      <w:r>
+        <w:t>O sistema deve validar os dados antes da atualização.</w:t>
+      </w:r>
+    </w:p>
+    <w:p>
+      <w:pPr>
+        <w:numPr>
+          <w:ilvl w:val="0"/>
+          <w:numId w:val="14"/>
+        </w:numPr>
+        <w:suppressAutoHyphens w:val="0"/>
+        <w:spacing w:after="200" w:line="276" w:lineRule="auto"/>
+      </w:pPr>
+      <w:r>
+        <w:t>O sistema deve exibir uma mensagem de confirmação após a edição.</w:t>
+      </w:r>
+    </w:p>
+    <w:p>
+      <w:pPr>
+        <w:rPr>
+          <w:b/>
+          <w:bCs/>
+        </w:rPr>
+      </w:pPr>
+      <w:r>
+        <w:rPr>
+          <w:b/>
+          <w:bCs/>
+        </w:rPr>
+        <w:t>Conceito de Pronto</w:t>
+      </w:r>
+    </w:p>
+    <w:p>
+      <w:r>
+        <w:t>A atualização dos dados deve ser refletida imediatamente no perfil do usuário.</w:t>
+      </w:r>
+    </w:p>
+    <w:p>
+      <w:pPr>
+        <w:rPr>
+          <w:b/>
+          <w:bCs/>
+        </w:rPr>
+      </w:pPr>
+      <w:r>
+        <w:rPr>
+          <w:b/>
+          <w:bCs/>
+        </w:rPr>
+        <w:t>Informações Adicionais</w:t>
+      </w:r>
+    </w:p>
+    <w:p>
+      <w:r>
+        <w:t xml:space="preserve">Classe: </w:t>
+      </w:r>
+      <w:proofErr w:type="spellStart"/>
+      <w:r>
+        <w:t>Usuario</w:t>
+      </w:r>
+      <w:proofErr w:type="spellEnd"/>
+      <w:r>
+        <w:t xml:space="preserve"> – atributos: nome, e-mail, telefone</w:t>
+      </w:r>
+      <w:r>
+        <w:t>.</w:t>
+      </w:r>
+    </w:p>
+    <w:p>
+      <w:pPr>
+        <w:rPr>
+          <w:b/>
+          <w:bCs/>
+        </w:rPr>
+      </w:pPr>
+      <w:r>
+        <w:rPr>
+          <w:b/>
+          <w:bCs/>
+        </w:rPr>
+        <w:t xml:space="preserve">História </w:t>
+      </w:r>
+      <w:r>
+        <w:rPr>
+          <w:b/>
+          <w:bCs/>
+        </w:rPr>
+        <w:t>11</w:t>
+      </w:r>
+      <w:r>
+        <w:rPr>
+          <w:b/>
+          <w:bCs/>
+        </w:rPr>
+        <w:t xml:space="preserve"> – Busca de Quadras</w:t>
+      </w:r>
+    </w:p>
+    <w:p>
+      <w:pPr>
+        <w:rPr>
+          <w:b/>
+          <w:bCs/>
+        </w:rPr>
+      </w:pPr>
+      <w:r>
+        <w:rPr>
+          <w:b/>
+          <w:bCs/>
+        </w:rPr>
+        <w:t>Descrição da História</w:t>
+      </w:r>
+    </w:p>
+    <w:p>
+      <w:r>
+        <w:t xml:space="preserve">Como </w:t>
+      </w:r>
+      <w:r>
+        <w:rPr>
+          <w:b/>
+          <w:bCs/>
+        </w:rPr>
+        <w:t>usuário</w:t>
+      </w:r>
+      <w:r>
+        <w:t>, eu quero buscar quadras disponíveis para encontrar a melhor opção de reserva.</w:t>
+      </w:r>
+    </w:p>
+    <w:p>
+      <w:pPr>
+        <w:rPr>
+          <w:b/>
+          <w:bCs/>
+        </w:rPr>
+      </w:pPr>
+      <w:r>
+        <w:rPr>
+          <w:b/>
+          <w:bCs/>
+        </w:rPr>
+        <w:t>Regras de Negócio</w:t>
+      </w:r>
+    </w:p>
+    <w:p>
+      <w:pPr>
+        <w:numPr>
+          <w:ilvl w:val="0"/>
+          <w:numId w:val="15"/>
+        </w:numPr>
+        <w:suppressAutoHyphens w:val="0"/>
+        <w:spacing w:after="200" w:line="276" w:lineRule="auto"/>
+      </w:pPr>
+      <w:r>
+        <w:t>O sistema deve permitir filtros por tipo de esporte, localização, faixa de preço e data.</w:t>
+      </w:r>
+    </w:p>
+    <w:p>
+      <w:pPr>
+        <w:numPr>
+          <w:ilvl w:val="0"/>
+          <w:numId w:val="15"/>
+        </w:numPr>
+        <w:suppressAutoHyphens w:val="0"/>
+        <w:spacing w:after="200" w:line="276" w:lineRule="auto"/>
+      </w:pPr>
+      <w:r>
+        <w:t>O resultado deve exibir nome da quadra, tipo, preço e disponibilidade.</w:t>
+      </w:r>
+    </w:p>
+    <w:p>
+      <w:pPr>
+        <w:numPr>
+          <w:ilvl w:val="0"/>
+          <w:numId w:val="15"/>
+        </w:numPr>
+        <w:suppressAutoHyphens w:val="0"/>
+        <w:spacing w:after="200" w:line="276" w:lineRule="auto"/>
+      </w:pPr>
+      <w:r>
+        <w:t>O sistema deve permitir aplicar filtros avançados (quadra coberta, estacionamento, vestiário, etc.).</w:t>
+      </w:r>
+    </w:p>
+    <w:p>
+      <w:pPr>
+        <w:rPr>
+          <w:b/>
+          <w:bCs/>
+        </w:rPr>
+      </w:pPr>
+      <w:r>
+        <w:rPr>
+          <w:b/>
+          <w:bCs/>
+        </w:rPr>
+        <w:t>Conceito de Pronto</w:t>
+      </w:r>
+    </w:p>
+    <w:p>
+      <w:r>
+        <w:t>A busca deve retornar resultados corretos com base nos filtros aplicados.</w:t>
+      </w:r>
+    </w:p>
+    <w:p>
+      <w:pPr>
+        <w:rPr>
+          <w:b/>
+          <w:bCs/>
+        </w:rPr>
+      </w:pPr>
+      <w:r>
+        <w:rPr>
+          <w:b/>
+          <w:bCs/>
+        </w:rPr>
+        <w:t xml:space="preserve">História </w:t>
+      </w:r>
+      <w:r>
+        <w:rPr>
+          <w:b/>
+          <w:bCs/>
+        </w:rPr>
+        <w:t>12</w:t>
+      </w:r>
+      <w:r>
+        <w:rPr>
+          <w:b/>
+          <w:bCs/>
+        </w:rPr>
+        <w:t xml:space="preserve"> – Exibição de Disponibilidade e Reserva</w:t>
+      </w:r>
+    </w:p>
+    <w:p>
+      <w:pPr>
+        <w:rPr>
+          <w:b/>
+          <w:bCs/>
+        </w:rPr>
+      </w:pPr>
+      <w:r>
+        <w:rPr>
+          <w:b/>
+          <w:bCs/>
+        </w:rPr>
+        <w:t>Descrição da História</w:t>
+      </w:r>
+    </w:p>
+    <w:p>
+      <w:r>
+        <w:t xml:space="preserve">Como </w:t>
+      </w:r>
+      <w:r>
+        <w:rPr>
+          <w:b/>
+          <w:bCs/>
+        </w:rPr>
+        <w:t>usuário</w:t>
+      </w:r>
+      <w:r>
+        <w:t>, eu quero ver os horários disponíveis de uma quadra e reservar diretamente em um horário livre.</w:t>
+      </w:r>
+    </w:p>
+    <w:p>
+      <w:pPr>
+        <w:rPr>
+          <w:b/>
+          <w:bCs/>
+        </w:rPr>
+      </w:pPr>
+      <w:r>
+        <w:rPr>
+          <w:b/>
+          <w:bCs/>
+        </w:rPr>
+        <w:t>Regras de Negócio</w:t>
+      </w:r>
+    </w:p>
+    <w:p>
+      <w:pPr>
+        <w:numPr>
+          <w:ilvl w:val="0"/>
+          <w:numId w:val="16"/>
+        </w:numPr>
+        <w:suppressAutoHyphens w:val="0"/>
+        <w:spacing w:after="200" w:line="276" w:lineRule="auto"/>
+      </w:pPr>
+      <w:r>
+        <w:t>O sistema deve exibir os horários disponíveis em uma lista (não calendário).</w:t>
+      </w:r>
+    </w:p>
+    <w:p>
+      <w:pPr>
+        <w:numPr>
+          <w:ilvl w:val="0"/>
+          <w:numId w:val="16"/>
+        </w:numPr>
+        <w:suppressAutoHyphens w:val="0"/>
+        <w:spacing w:after="200" w:line="276" w:lineRule="auto"/>
+      </w:pPr>
+      <w:r>
+        <w:t>O usuário deve poder selecionar o horário e duração (mínimo 1h).</w:t>
+      </w:r>
+    </w:p>
+    <w:p>
+      <w:pPr>
+        <w:numPr>
+          <w:ilvl w:val="0"/>
+          <w:numId w:val="16"/>
+        </w:numPr>
+        <w:suppressAutoHyphens w:val="0"/>
+        <w:spacing w:after="200" w:line="276" w:lineRule="auto"/>
+      </w:pPr>
+      <w:r>
+        <w:t>O sistema deve exibir o resumo da reserva antes da confirmação.</w:t>
+      </w:r>
+    </w:p>
+    <w:p>
+      <w:pPr>
+        <w:numPr>
+          <w:ilvl w:val="0"/>
+          <w:numId w:val="16"/>
+        </w:numPr>
+        <w:suppressAutoHyphens w:val="0"/>
+        <w:spacing w:after="200" w:line="276" w:lineRule="auto"/>
+      </w:pPr>
+      <w:r>
+        <w:lastRenderedPageBreak/>
+        <w:t>O usuário deve poder cancelar a reserva conforme as regras do dono.</w:t>
+      </w:r>
+    </w:p>
+    <w:p>
+      <w:pPr>
+        <w:rPr>
+          <w:b/>
+          <w:bCs/>
+        </w:rPr>
+      </w:pPr>
+      <w:r>
+        <w:rPr>
+          <w:b/>
+          <w:bCs/>
+        </w:rPr>
+        <w:t>Conceito de Pronto</w:t>
+      </w:r>
+    </w:p>
+    <w:p>
+      <w:r>
+        <w:t>A reserva deve ser criada e aparecer tanto para o usuário quanto para o dono.</w:t>
+      </w:r>
+    </w:p>
+    <w:p>
+      <w:pPr>
+        <w:rPr>
+          <w:b/>
+          <w:bCs/>
+        </w:rPr>
+      </w:pPr>
+      <w:r>
+        <w:rPr>
+          <w:b/>
+          <w:bCs/>
+        </w:rPr>
+        <w:t>Informações Adicionais</w:t>
+      </w:r>
+    </w:p>
+    <w:p>
+      <w:r>
+        <w:t>Classe: Reserva – atributos: data, hora, duração, valor, status, usuário, quadra.</w:t>
+      </w:r>
+    </w:p>
+    <w:p>
+      <w:pPr>
+        <w:rPr>
+          <w:b/>
+          <w:bCs/>
+        </w:rPr>
+      </w:pPr>
+      <w:r>
+        <w:rPr>
+          <w:b/>
+          <w:bCs/>
+        </w:rPr>
+        <w:t>História 1</w:t>
+      </w:r>
+      <w:r>
+        <w:rPr>
+          <w:b/>
+          <w:bCs/>
+        </w:rPr>
+        <w:t>3</w:t>
+      </w:r>
+      <w:r>
+        <w:rPr>
+          <w:b/>
+          <w:bCs/>
+        </w:rPr>
+        <w:t xml:space="preserve"> – Pagamentos</w:t>
+      </w:r>
+    </w:p>
+    <w:p>
+      <w:pPr>
+        <w:rPr>
+          <w:b/>
+          <w:bCs/>
+        </w:rPr>
+      </w:pPr>
+      <w:r>
+        <w:rPr>
+          <w:b/>
+          <w:bCs/>
+        </w:rPr>
+        <w:t>Descrição da História</w:t>
+      </w:r>
+    </w:p>
+    <w:p>
+      <w:r>
+        <w:t xml:space="preserve">Como </w:t>
+      </w:r>
+      <w:r>
+        <w:rPr>
+          <w:b/>
+          <w:bCs/>
+        </w:rPr>
+        <w:t>usuário</w:t>
+      </w:r>
+      <w:r>
+        <w:t>, eu quero efetuar o pagamento online</w:t>
+      </w:r>
+      <w:r>
         <w:t xml:space="preserve"> </w:t>
       </w:r>
-      <w:proofErr w:type="gramStart"/>
-      <w:r>
-        <w:rPr>
-          <w:color w:val="2A6099"/>
-          <w:sz w:val="24"/>
-          <w:szCs w:val="24"/>
-        </w:rPr>
-        <w:t>apenas  exemplos</w:t>
-      </w:r>
-      <w:proofErr w:type="gramEnd"/>
-      <w:r>
-        <w:rPr>
-          <w:color w:val="2A6099"/>
-          <w:sz w:val="24"/>
-          <w:szCs w:val="24"/>
-        </w:rPr>
-        <w:t xml:space="preserve"> para vocês realizarem a atividade e deve ser apagado.</w:t>
-      </w:r>
-    </w:p>
-    <w:p>
-      <w:pPr>
-        <w:pStyle w:val="normal1"/>
-        <w:keepNext/>
-        <w:spacing w:before="140" w:after="120"/>
-        <w:rPr>
-          <w:rFonts w:ascii="Liberation Sans" w:eastAsia="Liberation Sans" w:hAnsi="Liberation Sans" w:cs="Liberation Sans"/>
-          <w:b/>
-          <w:color w:val="000000"/>
-          <w:sz w:val="24"/>
-          <w:szCs w:val="24"/>
-        </w:rPr>
-      </w:pPr>
-    </w:p>
-    <w:p>
-      <w:pPr>
-        <w:pStyle w:val="Ttulo3"/>
-        <w:rPr>
-          <w:rFonts w:hint="eastAsia"/>
-          <w:sz w:val="24"/>
-          <w:szCs w:val="24"/>
-        </w:rPr>
-      </w:pPr>
-      <w:bookmarkStart w:id="16" w:name="__RefHeading___Toc925_2785522844"/>
-      <w:bookmarkEnd w:id="16"/>
-      <w:r>
-        <w:rPr>
-          <w:sz w:val="24"/>
-          <w:szCs w:val="24"/>
+      <w:r>
+        <w:t>da reserva, para garantir minha vaga e facilitar o processo.</w:t>
+      </w:r>
+    </w:p>
+    <w:p>
+      <w:pPr>
+        <w:rPr>
+          <w:b/>
+          <w:bCs/>
+        </w:rPr>
+      </w:pPr>
+      <w:r>
+        <w:rPr>
+          <w:b/>
+          <w:bCs/>
+        </w:rPr>
+        <w:t>Regras de Negócio</w:t>
+      </w:r>
+    </w:p>
+    <w:p>
+      <w:pPr>
+        <w:numPr>
+          <w:ilvl w:val="0"/>
+          <w:numId w:val="17"/>
+        </w:numPr>
+        <w:suppressAutoHyphens w:val="0"/>
+        <w:spacing w:after="200" w:line="276" w:lineRule="auto"/>
+      </w:pPr>
+      <w:r>
+        <w:t>O dono pode definir se aceita pagamento online ou local.</w:t>
+      </w:r>
+    </w:p>
+    <w:p>
+      <w:pPr>
+        <w:numPr>
+          <w:ilvl w:val="0"/>
+          <w:numId w:val="17"/>
+        </w:numPr>
+        <w:suppressAutoHyphens w:val="0"/>
+        <w:spacing w:after="200" w:line="276" w:lineRule="auto"/>
+      </w:pPr>
+      <w:r>
+        <w:t>O sistema deve registrar o status do pagamento (pago, pendente, cancelado).</w:t>
+      </w:r>
+    </w:p>
+    <w:p>
+      <w:pPr>
+        <w:numPr>
+          <w:ilvl w:val="0"/>
+          <w:numId w:val="17"/>
+        </w:numPr>
+        <w:suppressAutoHyphens w:val="0"/>
+        <w:spacing w:after="200" w:line="276" w:lineRule="auto"/>
+      </w:pPr>
+      <w:r>
+        <w:t>O sistema deve repassar automaticamente o valor ao dono (menos taxa).</w:t>
+      </w:r>
+    </w:p>
+    <w:p>
+      <w:pPr>
+        <w:numPr>
+          <w:ilvl w:val="0"/>
+          <w:numId w:val="17"/>
+        </w:numPr>
+        <w:suppressAutoHyphens w:val="0"/>
+        <w:spacing w:after="200" w:line="276" w:lineRule="auto"/>
+      </w:pPr>
+      <w:r>
+        <w:t>O usuário pode visualizar seu histórico de pagamentos.</w:t>
+      </w:r>
+    </w:p>
+    <w:p>
+      <w:pPr>
+        <w:rPr>
+          <w:b/>
+          <w:bCs/>
+        </w:rPr>
+      </w:pPr>
+      <w:r>
+        <w:rPr>
+          <w:b/>
+          <w:bCs/>
+        </w:rPr>
+        <w:t>Conceito de Pronto</w:t>
+      </w:r>
+    </w:p>
+    <w:p>
+      <w:r>
+        <w:t>O pagamento deve ser processado corretamente e o status refletido na reserva.</w:t>
+      </w:r>
+    </w:p>
+    <w:p>
+      <w:pPr>
+        <w:rPr>
+          <w:b/>
+          <w:bCs/>
+        </w:rPr>
+      </w:pPr>
+      <w:r>
+        <w:rPr>
+          <w:b/>
+          <w:bCs/>
+        </w:rPr>
+        <w:t>História 1</w:t>
+      </w:r>
+      <w:r>
+        <w:rPr>
+          <w:b/>
+          <w:bCs/>
+        </w:rPr>
+        <w:t>4</w:t>
+      </w:r>
+      <w:r>
+        <w:rPr>
+          <w:b/>
+          <w:bCs/>
+        </w:rPr>
+        <w:t xml:space="preserve"> – Notificações</w:t>
+      </w:r>
+    </w:p>
+    <w:p>
+      <w:pPr>
+        <w:rPr>
+          <w:b/>
+          <w:bCs/>
+        </w:rPr>
+      </w:pPr>
+      <w:r>
+        <w:rPr>
+          <w:b/>
+          <w:bCs/>
+        </w:rPr>
+        <w:t>Descrição da História</w:t>
+      </w:r>
+    </w:p>
+    <w:p>
+      <w:r>
+        <w:t>Como usuário e dono de quadra, eu quero receber notificações sobre reservas, lembretes e alterações, para estar sempre informado.</w:t>
+      </w:r>
+    </w:p>
+    <w:p>
+      <w:pPr>
+        <w:rPr>
+          <w:b/>
+          <w:bCs/>
+        </w:rPr>
+      </w:pPr>
+      <w:r>
+        <w:rPr>
+          <w:b/>
+          <w:bCs/>
+        </w:rPr>
+        <w:t>Regras de Negócio</w:t>
+      </w:r>
+    </w:p>
+    <w:p>
+      <w:pPr>
+        <w:numPr>
+          <w:ilvl w:val="0"/>
+          <w:numId w:val="18"/>
+        </w:numPr>
+        <w:suppressAutoHyphens w:val="0"/>
+        <w:spacing w:after="200" w:line="276" w:lineRule="auto"/>
+      </w:pPr>
+      <w:r>
+        <w:t xml:space="preserve">O sistema deve enviar notificações </w:t>
+      </w:r>
+      <w:proofErr w:type="spellStart"/>
+      <w:r>
+        <w:t>push</w:t>
+      </w:r>
+      <w:proofErr w:type="spellEnd"/>
+      <w:r>
+        <w:t xml:space="preserve"> e e-mail ao confirmar reservas.</w:t>
+      </w:r>
+    </w:p>
+    <w:p>
+      <w:pPr>
+        <w:numPr>
+          <w:ilvl w:val="0"/>
+          <w:numId w:val="18"/>
+        </w:numPr>
+        <w:suppressAutoHyphens w:val="0"/>
+        <w:spacing w:after="200" w:line="276" w:lineRule="auto"/>
+      </w:pPr>
+      <w:r>
+        <w:t>O sistema deve enviar lembretes 24h e 1h antes do jogo.</w:t>
+      </w:r>
+    </w:p>
+    <w:p>
+      <w:pPr>
+        <w:numPr>
+          <w:ilvl w:val="0"/>
+          <w:numId w:val="18"/>
+        </w:numPr>
+        <w:suppressAutoHyphens w:val="0"/>
+        <w:spacing w:after="200" w:line="276" w:lineRule="auto"/>
+      </w:pPr>
+      <w:r>
+        <w:t>O sistema deve notificar sobre alterações ou cancelamentos.</w:t>
+      </w:r>
+    </w:p>
+    <w:p>
+      <w:pPr>
+        <w:rPr>
+          <w:b/>
+          <w:bCs/>
+        </w:rPr>
+      </w:pPr>
+      <w:r>
+        <w:rPr>
+          <w:b/>
+          <w:bCs/>
+        </w:rPr>
+        <w:t>Conceito de Pronto</w:t>
+      </w:r>
+    </w:p>
+    <w:p>
+      <w:r>
+        <w:t xml:space="preserve">As notificações devem ser enviadas corretamente via </w:t>
+      </w:r>
+      <w:proofErr w:type="spellStart"/>
+      <w:r>
+        <w:t>push</w:t>
+      </w:r>
+      <w:proofErr w:type="spellEnd"/>
+      <w:r>
+        <w:t xml:space="preserve"> e e-mail.</w:t>
+      </w:r>
+    </w:p>
+    <w:p>
+      <w:pPr>
+        <w:rPr>
+          <w:b/>
+          <w:bCs/>
+        </w:rPr>
+      </w:pPr>
+      <w:r>
+        <w:rPr>
+          <w:b/>
+          <w:bCs/>
         </w:rPr>
         <w:t>Informações Adicionais</w:t>
       </w:r>
     </w:p>
     <w:p>
-      <w:pPr>
-        <w:pStyle w:val="normal1"/>
-        <w:rPr>
-          <w:color w:val="2A6099"/>
-          <w:sz w:val="24"/>
-          <w:szCs w:val="24"/>
-        </w:rPr>
-      </w:pPr>
-      <w:r>
-        <w:rPr>
-          <w:color w:val="2A6099"/>
-          <w:sz w:val="24"/>
-          <w:szCs w:val="24"/>
-        </w:rPr>
-        <w:t>&lt;interfaces, classes, diagramas e descrição informações adicionais que forneçam subsídios aos desenvolvedores&gt;</w:t>
-      </w:r>
-    </w:p>
-    <w:p>
-      <w:pPr>
-        <w:pStyle w:val="normal1"/>
-        <w:spacing w:after="140" w:line="360" w:lineRule="auto"/>
-        <w:ind w:left="709"/>
-        <w:rPr>
-          <w:b/>
-          <w:sz w:val="24"/>
-          <w:szCs w:val="24"/>
-        </w:rPr>
-      </w:pPr>
-    </w:p>
-    <w:p>
-      <w:pPr>
-        <w:pStyle w:val="normal1"/>
-        <w:spacing w:after="140" w:line="360" w:lineRule="auto"/>
-        <w:ind w:left="709"/>
-        <w:rPr>
-          <w:b/>
-          <w:sz w:val="24"/>
-          <w:szCs w:val="24"/>
-        </w:rPr>
-      </w:pPr>
-    </w:p>
-    <w:p>
-      <w:pPr>
-        <w:pStyle w:val="Corpodetexto"/>
-        <w:rPr>
-          <w:sz w:val="24"/>
-          <w:szCs w:val="24"/>
-        </w:rPr>
-      </w:pPr>
-    </w:p>
-    <w:p>
-      <w:pPr>
-        <w:pStyle w:val="Ttulo2"/>
-        <w:rPr>
-          <w:rFonts w:hint="eastAsia"/>
-          <w:sz w:val="24"/>
-          <w:szCs w:val="24"/>
-        </w:rPr>
-      </w:pPr>
-      <w:bookmarkStart w:id="17" w:name="__RefHeading___Toc557_2785522844"/>
-      <w:bookmarkStart w:id="18" w:name="_heading=h.ynamrol4ddp1_Copia_1"/>
-      <w:bookmarkEnd w:id="17"/>
-      <w:bookmarkEnd w:id="18"/>
-      <w:r>
-        <w:rPr>
-          <w:sz w:val="24"/>
-          <w:szCs w:val="24"/>
-        </w:rPr>
-        <w:t>História 02</w:t>
-      </w:r>
-    </w:p>
-    <w:p>
-      <w:pPr>
-        <w:pStyle w:val="normal1"/>
-        <w:rPr>
-          <w:sz w:val="24"/>
-          <w:szCs w:val="24"/>
-        </w:rPr>
-      </w:pPr>
-      <w:r>
-        <w:rPr>
-          <w:sz w:val="24"/>
-          <w:szCs w:val="24"/>
-        </w:rPr>
-        <w:tab/>
-        <w:t>&lt;descrição da história&gt;</w:t>
-      </w:r>
-    </w:p>
-    <w:p>
-      <w:pPr>
-        <w:pStyle w:val="normal1"/>
-        <w:spacing w:after="140" w:line="360" w:lineRule="auto"/>
-        <w:ind w:left="709"/>
-        <w:rPr>
-          <w:color w:val="2A6099"/>
-          <w:sz w:val="24"/>
-          <w:szCs w:val="24"/>
-        </w:rPr>
-      </w:pPr>
-      <w:r>
-        <w:rPr>
-          <w:b/>
-          <w:color w:val="FF0000"/>
-          <w:sz w:val="24"/>
-          <w:szCs w:val="24"/>
-        </w:rPr>
-        <w:t xml:space="preserve">Como </w:t>
+      <w:r>
+        <w:t xml:space="preserve">Serviço: </w:t>
       </w:r>
       <w:proofErr w:type="spellStart"/>
       <w:r>
-        <w:rPr>
-          <w:b/>
-          <w:color w:val="2A6099"/>
-          <w:sz w:val="24"/>
-          <w:szCs w:val="24"/>
-        </w:rPr>
-        <w:t>xxxxxx</w:t>
+        <w:t>Firebase</w:t>
       </w:r>
       <w:proofErr w:type="spellEnd"/>
       <w:r>
-        <w:rPr>
-          <w:b/>
-          <w:color w:val="2A6099"/>
-          <w:sz w:val="24"/>
-          <w:szCs w:val="24"/>
-        </w:rPr>
-        <w:t>,</w:t>
-      </w:r>
-      <w:r>
-        <w:rPr>
-          <w:b/>
-          <w:color w:val="FF0000"/>
-          <w:sz w:val="24"/>
-          <w:szCs w:val="24"/>
-        </w:rPr>
-        <w:t xml:space="preserve"> eu quero</w:t>
-      </w:r>
-      <w:r>
-        <w:rPr>
-          <w:b/>
-          <w:color w:val="2A6099"/>
-          <w:sz w:val="24"/>
-          <w:szCs w:val="24"/>
-        </w:rPr>
+        <w:t xml:space="preserve"> Cloud </w:t>
+      </w:r>
+      <w:proofErr w:type="spellStart"/>
+      <w:r>
+        <w:t>Messaging</w:t>
+      </w:r>
+      <w:proofErr w:type="spellEnd"/>
+      <w:r>
+        <w:t xml:space="preserve"> (para </w:t>
+      </w:r>
+      <w:proofErr w:type="spellStart"/>
+      <w:r>
+        <w:t>push</w:t>
+      </w:r>
+      <w:proofErr w:type="spellEnd"/>
+      <w:r>
         <w:t xml:space="preserve"> </w:t>
       </w:r>
       <w:proofErr w:type="spellStart"/>
       <w:r>
-        <w:rPr>
-          <w:b/>
-          <w:color w:val="2A6099"/>
-          <w:sz w:val="24"/>
-          <w:szCs w:val="24"/>
-        </w:rPr>
-        <w:t>xxxxxxxxxxxxx</w:t>
-      </w:r>
-      <w:r>
-        <w:rPr>
-          <w:b/>
-          <w:color w:val="FF0000"/>
-          <w:sz w:val="24"/>
-          <w:szCs w:val="24"/>
-        </w:rPr>
-        <w:t>para</w:t>
+        <w:t>notifications</w:t>
       </w:r>
       <w:proofErr w:type="spellEnd"/>
       <w:r>
-        <w:rPr>
-          <w:b/>
-          <w:color w:val="FF0000"/>
-          <w:sz w:val="24"/>
-          <w:szCs w:val="24"/>
-        </w:rPr>
-        <w:t xml:space="preserve"> que</w:t>
-      </w:r>
-      <w:r>
-        <w:rPr>
-          <w:b/>
-          <w:color w:val="2A6099"/>
-          <w:sz w:val="24"/>
-          <w:szCs w:val="24"/>
-        </w:rPr>
-        <w:t xml:space="preserve"> </w:t>
+        <w:t>).</w:t>
+      </w:r>
+    </w:p>
+    <w:p>
+      <w:pPr>
+        <w:rPr>
+          <w:b/>
+          <w:bCs/>
+        </w:rPr>
+      </w:pPr>
+      <w:r>
+        <w:rPr>
+          <w:b/>
+          <w:bCs/>
+        </w:rPr>
+        <w:lastRenderedPageBreak/>
+        <w:t xml:space="preserve">História </w:t>
+      </w:r>
+      <w:r>
+        <w:rPr>
+          <w:b/>
+          <w:bCs/>
+        </w:rPr>
+        <w:t>15</w:t>
+      </w:r>
+      <w:r>
+        <w:rPr>
+          <w:b/>
+          <w:bCs/>
+        </w:rPr>
+        <w:t xml:space="preserve"> – Suporte e FAQ</w:t>
+      </w:r>
+    </w:p>
+    <w:p>
+      <w:pPr>
+        <w:rPr>
+          <w:b/>
+          <w:bCs/>
+        </w:rPr>
+      </w:pPr>
+      <w:r>
+        <w:rPr>
+          <w:b/>
+          <w:bCs/>
+        </w:rPr>
+        <w:t>Descrição da História</w:t>
+      </w:r>
+    </w:p>
+    <w:p>
+      <w:r>
+        <w:t>Como usuário, eu quero acessar um sistema de suporte e FAQ, para resolver dúvidas e relatar problemas.</w:t>
+      </w:r>
+    </w:p>
+    <w:p>
+      <w:pPr>
+        <w:rPr>
+          <w:b/>
+          <w:bCs/>
+        </w:rPr>
+      </w:pPr>
+      <w:r>
+        <w:rPr>
+          <w:b/>
+          <w:bCs/>
+        </w:rPr>
+        <w:t>Regras de Negócio</w:t>
+      </w:r>
+    </w:p>
+    <w:p>
+      <w:pPr>
+        <w:numPr>
+          <w:ilvl w:val="0"/>
+          <w:numId w:val="20"/>
+        </w:numPr>
+        <w:suppressAutoHyphens w:val="0"/>
+        <w:spacing w:after="200" w:line="276" w:lineRule="auto"/>
+      </w:pPr>
+      <w:r>
+        <w:t>O sistema deve disponibilizar uma base de conhecimento (FAQ).</w:t>
+      </w:r>
+    </w:p>
+    <w:p>
+      <w:pPr>
+        <w:numPr>
+          <w:ilvl w:val="0"/>
+          <w:numId w:val="20"/>
+        </w:numPr>
+        <w:suppressAutoHyphens w:val="0"/>
+        <w:spacing w:after="200" w:line="276" w:lineRule="auto"/>
+      </w:pPr>
+      <w:r>
+        <w:t>O usuário pode enviar mensagens via formulário de contato.</w:t>
+      </w:r>
+    </w:p>
+    <w:p>
+      <w:pPr>
+        <w:numPr>
+          <w:ilvl w:val="0"/>
+          <w:numId w:val="20"/>
+        </w:numPr>
+        <w:suppressAutoHyphens w:val="0"/>
+        <w:spacing w:after="200" w:line="276" w:lineRule="auto"/>
+      </w:pPr>
+      <w:r>
+        <w:t>As mensagens devem ser registradas para acompanhamento.</w:t>
+      </w:r>
+    </w:p>
+    <w:p>
+      <w:pPr>
+        <w:rPr>
+          <w:b/>
+          <w:bCs/>
+        </w:rPr>
+      </w:pPr>
+      <w:r>
+        <w:rPr>
+          <w:b/>
+          <w:bCs/>
+        </w:rPr>
+        <w:t>Conceito de Pronto</w:t>
+      </w:r>
+    </w:p>
+    <w:p>
+      <w:r>
+        <w:t>O usuário deve conseguir acessar o FAQ e enviar mensagens ao suporte.</w:t>
+      </w:r>
+    </w:p>
+    <w:p>
+      <w:pPr>
+        <w:rPr>
+          <w:b/>
+          <w:bCs/>
+        </w:rPr>
+      </w:pPr>
+      <w:r>
+        <w:rPr>
+          <w:b/>
+          <w:bCs/>
+        </w:rPr>
+        <w:t>Informações Adicionais</w:t>
+      </w:r>
+    </w:p>
+    <w:p>
+      <w:r>
+        <w:t>Interface: Tela de FAQ e formulário com campos de assunto e descrição.</w:t>
+      </w:r>
+    </w:p>
+    <w:p>
+      <w:pPr>
+        <w:rPr>
+          <w:b/>
+          <w:bCs/>
+        </w:rPr>
+      </w:pPr>
+      <w:r>
+        <w:rPr>
+          <w:b/>
+          <w:bCs/>
+        </w:rPr>
+        <w:t>História 1</w:t>
+      </w:r>
+      <w:r>
+        <w:rPr>
+          <w:b/>
+          <w:bCs/>
+        </w:rPr>
+        <w:t>6</w:t>
+      </w:r>
+      <w:r>
+        <w:rPr>
+          <w:b/>
+          <w:bCs/>
+        </w:rPr>
+        <w:t xml:space="preserve"> – Geolocalização (Funcionalidade Opcional)</w:t>
+      </w:r>
+    </w:p>
+    <w:p>
+      <w:pPr>
+        <w:rPr>
+          <w:b/>
+          <w:bCs/>
+        </w:rPr>
+      </w:pPr>
+      <w:r>
+        <w:rPr>
+          <w:b/>
+          <w:bCs/>
+        </w:rPr>
+        <w:t>Descrição da História</w:t>
+      </w:r>
+    </w:p>
+    <w:p>
+      <w:r>
+        <w:t>Como usuário, eu quero visualizar quadras próximas à minha localização, para encontrar opções convenientes.</w:t>
+      </w:r>
+    </w:p>
+    <w:p>
+      <w:pPr>
+        <w:rPr>
+          <w:b/>
+          <w:bCs/>
+        </w:rPr>
+      </w:pPr>
+      <w:r>
+        <w:rPr>
+          <w:b/>
+          <w:bCs/>
+        </w:rPr>
+        <w:t>Regras de Negócio</w:t>
+      </w:r>
+    </w:p>
+    <w:p>
+      <w:pPr>
+        <w:numPr>
+          <w:ilvl w:val="0"/>
+          <w:numId w:val="21"/>
+        </w:numPr>
+        <w:suppressAutoHyphens w:val="0"/>
+        <w:spacing w:after="200" w:line="276" w:lineRule="auto"/>
+      </w:pPr>
+      <w:r>
+        <w:t>O sistema deve solicitar permissão de localização ao usuário.</w:t>
+      </w:r>
+    </w:p>
+    <w:p>
+      <w:pPr>
+        <w:numPr>
+          <w:ilvl w:val="0"/>
+          <w:numId w:val="21"/>
+        </w:numPr>
+        <w:suppressAutoHyphens w:val="0"/>
+        <w:spacing w:after="200" w:line="276" w:lineRule="auto"/>
+      </w:pPr>
+      <w:r>
+        <w:t>O sistema deve listar quadras por proximidade.</w:t>
+      </w:r>
+    </w:p>
+    <w:p>
+      <w:pPr>
+        <w:numPr>
+          <w:ilvl w:val="0"/>
+          <w:numId w:val="21"/>
+        </w:numPr>
+        <w:suppressAutoHyphens w:val="0"/>
+        <w:spacing w:after="200" w:line="276" w:lineRule="auto"/>
+      </w:pPr>
+      <w:r>
+        <w:t>A funcionalidade é opcional devido ao custo de implementação (mapas e APIs).</w:t>
+      </w:r>
+    </w:p>
+    <w:p>
+      <w:pPr>
+        <w:rPr>
+          <w:b/>
+          <w:bCs/>
+        </w:rPr>
+      </w:pPr>
+      <w:r>
+        <w:rPr>
+          <w:b/>
+          <w:bCs/>
+        </w:rPr>
+        <w:t>Conceito de Pronto</w:t>
+      </w:r>
+    </w:p>
+    <w:p>
+      <w:r>
+        <w:t>As quadras devem aparecer ordenadas por distância quando o recurso estiver ativo.</w:t>
+      </w:r>
+    </w:p>
+    <w:p>
+      <w:pPr>
+        <w:rPr>
+          <w:b/>
+          <w:bCs/>
+        </w:rPr>
+      </w:pPr>
+      <w:r>
+        <w:rPr>
+          <w:b/>
+          <w:bCs/>
+        </w:rPr>
+        <w:t>Informações Adicionais</w:t>
+      </w:r>
+    </w:p>
+    <w:p>
+      <w:r>
+        <w:t xml:space="preserve">Integração: API Google Maps ou </w:t>
       </w:r>
       <w:proofErr w:type="spellStart"/>
       <w:r>
-        <w:rPr>
-          <w:b/>
-          <w:color w:val="2A6099"/>
-          <w:sz w:val="24"/>
-          <w:szCs w:val="24"/>
-        </w:rPr>
-        <w:t>xxxxxxxxxxxxxxxxxxxxx</w:t>
+        <w:t>OpenStreetMap</w:t>
       </w:r>
       <w:proofErr w:type="spellEnd"/>
-    </w:p>
-    <w:p>
-      <w:pPr>
-        <w:pStyle w:val="normal1"/>
-        <w:spacing w:after="140" w:line="360" w:lineRule="auto"/>
-        <w:ind w:left="709"/>
-        <w:rPr>
-          <w:color w:val="2A6099"/>
-          <w:sz w:val="24"/>
-          <w:szCs w:val="24"/>
-        </w:rPr>
-      </w:pPr>
+      <w:r>
+        <w:t>.</w:t>
+      </w:r>
+    </w:p>
+    <w:p>
+      <w:pPr>
+        <w:rPr>
+          <w:b/>
+          <w:bCs/>
+        </w:rPr>
+      </w:pPr>
+      <w:r>
+        <w:rPr>
+          <w:b/>
+          <w:bCs/>
+        </w:rPr>
+        <w:t>História 17 – Resumo da Reserva Antes da Confirmação</w:t>
+      </w:r>
+    </w:p>
+    <w:p>
+      <w:pPr>
+        <w:rPr>
+          <w:b/>
+          <w:bCs/>
+        </w:rPr>
+      </w:pPr>
+      <w:r>
+        <w:rPr>
+          <w:b/>
+          <w:bCs/>
+        </w:rPr>
+        <w:t>Descrição da História</w:t>
+      </w:r>
+    </w:p>
+    <w:p>
+      <w:r>
+        <w:t>Como usuário, eu quero visualizar um resumo da reserva antes de confirmar, para validar se todas as informações estão corretas.</w:t>
+      </w:r>
+    </w:p>
+    <w:p>
+      <w:pPr>
+        <w:rPr>
+          <w:b/>
+          <w:bCs/>
+        </w:rPr>
+      </w:pPr>
+      <w:r>
+        <w:rPr>
+          <w:b/>
+          <w:bCs/>
+        </w:rPr>
+        <w:t>Regras de Negócio</w:t>
+      </w:r>
+    </w:p>
+    <w:p>
+      <w:pPr>
+        <w:numPr>
+          <w:ilvl w:val="0"/>
+          <w:numId w:val="22"/>
+        </w:numPr>
+        <w:suppressAutoHyphens w:val="0"/>
+        <w:spacing w:after="200" w:line="276" w:lineRule="auto"/>
+      </w:pPr>
+      <w:r>
+        <w:lastRenderedPageBreak/>
+        <w:t>O resumo deve conter: nome da quadra, data, horário, duração e valor total.</w:t>
+      </w:r>
+    </w:p>
+    <w:p>
+      <w:pPr>
+        <w:numPr>
+          <w:ilvl w:val="0"/>
+          <w:numId w:val="22"/>
+        </w:numPr>
+        <w:suppressAutoHyphens w:val="0"/>
+        <w:spacing w:after="200" w:line="276" w:lineRule="auto"/>
+      </w:pPr>
+      <w:r>
+        <w:t>O sistema deve permitir voltar e editar informações antes da confirmação.</w:t>
+      </w:r>
+    </w:p>
+    <w:p>
+      <w:pPr>
+        <w:numPr>
+          <w:ilvl w:val="0"/>
+          <w:numId w:val="22"/>
+        </w:numPr>
+        <w:suppressAutoHyphens w:val="0"/>
+        <w:spacing w:after="200" w:line="276" w:lineRule="auto"/>
+      </w:pPr>
+      <w:r>
+        <w:t>A confirmação só deve ser possível após o usuário revisar o resumo.</w:t>
+      </w:r>
+    </w:p>
+    <w:p>
+      <w:pPr>
+        <w:numPr>
+          <w:ilvl w:val="0"/>
+          <w:numId w:val="22"/>
+        </w:numPr>
+        <w:suppressAutoHyphens w:val="0"/>
+        <w:spacing w:after="200" w:line="276" w:lineRule="auto"/>
+      </w:pPr>
+      <w:r>
+        <w:t>O sistema deve exibir o valor total calculado automaticamente com base na duração e preço por hora.</w:t>
+      </w:r>
+    </w:p>
+    <w:p>
+      <w:pPr>
+        <w:rPr>
+          <w:b/>
+          <w:bCs/>
+        </w:rPr>
+      </w:pPr>
+      <w:r>
+        <w:rPr>
+          <w:b/>
+          <w:bCs/>
+        </w:rPr>
+        <w:t>Conceito de Pronto</w:t>
+      </w:r>
+    </w:p>
+    <w:p>
+      <w:r>
+        <w:t>O usuário deve conseguir visualizar e confirmar sua reserva com todas as informações exibidas corretamente.</w:t>
+      </w:r>
+    </w:p>
+    <w:p>
+      <w:pPr>
+        <w:rPr>
+          <w:b/>
+          <w:bCs/>
+        </w:rPr>
+      </w:pPr>
+      <w:r>
+        <w:rPr>
+          <w:b/>
+          <w:bCs/>
+        </w:rPr>
+        <w:t>Informações Adicionais</w:t>
+      </w:r>
+    </w:p>
+    <w:p>
+      <w:r>
+        <w:t>Interface: Tela de confirmação de reserva com botão “Confirmar” e “Editar”.</w:t>
+      </w:r>
+      <w:r>
+        <w:br/>
+        <w:t>Classe: Reserva – atributos: quadra, data, horário, duração, valor.</w:t>
+      </w:r>
+    </w:p>
+    <w:p>
+      <w:pPr>
+        <w:rPr>
+          <w:b/>
+          <w:bCs/>
+        </w:rPr>
+      </w:pPr>
+      <w:r>
+        <w:rPr>
+          <w:b/>
+          <w:bCs/>
+        </w:rPr>
+        <w:t>História 1</w:t>
+      </w:r>
+      <w:r>
+        <w:rPr>
+          <w:b/>
+          <w:bCs/>
+        </w:rPr>
+        <w:t>7</w:t>
+      </w:r>
+      <w:r>
+        <w:rPr>
+          <w:b/>
+          <w:bCs/>
+        </w:rPr>
+        <w:t xml:space="preserve"> – Cancelamento de Reserva pelo Usuário</w:t>
+      </w:r>
+    </w:p>
+    <w:p>
+      <w:pPr>
+        <w:rPr>
+          <w:b/>
+          <w:bCs/>
+        </w:rPr>
+      </w:pPr>
+      <w:r>
+        <w:rPr>
+          <w:b/>
+          <w:bCs/>
+        </w:rPr>
+        <w:t>Descrição da História</w:t>
+      </w:r>
+    </w:p>
+    <w:p>
+      <w:r>
+        <w:t>Como usuário, eu quero cancelar uma reserva, respeitando as regras definidas pelo dono, para liberar o horário e evitar cobranças indevidas.</w:t>
+      </w:r>
+    </w:p>
+    <w:p>
+      <w:pPr>
+        <w:rPr>
+          <w:b/>
+          <w:bCs/>
+        </w:rPr>
+      </w:pPr>
+      <w:r>
+        <w:rPr>
+          <w:b/>
+          <w:bCs/>
+        </w:rPr>
+        <w:t>Regras de Negócio</w:t>
+      </w:r>
+    </w:p>
+    <w:p>
+      <w:pPr>
+        <w:numPr>
+          <w:ilvl w:val="0"/>
+          <w:numId w:val="23"/>
+        </w:numPr>
+        <w:suppressAutoHyphens w:val="0"/>
+        <w:spacing w:after="200" w:line="276" w:lineRule="auto"/>
+      </w:pPr>
+      <w:r>
+        <w:t>O sistema deve permitir cancelamento apenas dentro do prazo definido pelo dono (ex.: até 24h antes).</w:t>
+      </w:r>
+    </w:p>
+    <w:p>
+      <w:pPr>
+        <w:numPr>
+          <w:ilvl w:val="0"/>
+          <w:numId w:val="23"/>
+        </w:numPr>
+        <w:suppressAutoHyphens w:val="0"/>
+        <w:spacing w:after="200" w:line="276" w:lineRule="auto"/>
+      </w:pPr>
+      <w:r>
+        <w:t>O sistema deve registrar a data e hora do cancelamento.</w:t>
+      </w:r>
+    </w:p>
+    <w:p>
+      <w:pPr>
+        <w:numPr>
+          <w:ilvl w:val="0"/>
+          <w:numId w:val="23"/>
+        </w:numPr>
+        <w:suppressAutoHyphens w:val="0"/>
+        <w:spacing w:after="200" w:line="276" w:lineRule="auto"/>
+      </w:pPr>
+      <w:r>
+        <w:t>Caso o pagamento já tenha sido realizado, o sistema deve aplicar as regras de reembolso conforme política do dono.</w:t>
+      </w:r>
+    </w:p>
+    <w:p>
+      <w:pPr>
+        <w:numPr>
+          <w:ilvl w:val="0"/>
+          <w:numId w:val="23"/>
+        </w:numPr>
+        <w:suppressAutoHyphens w:val="0"/>
+        <w:spacing w:after="200" w:line="276" w:lineRule="auto"/>
+      </w:pPr>
+      <w:r>
+        <w:t xml:space="preserve">O sistema deve atualizar o status da </w:t>
+      </w:r>
+      <w:r>
+        <w:rPr>
+          <w:u w:val="single"/>
+        </w:rPr>
+        <w:t>reserva</w:t>
+      </w:r>
+      <w:r>
+        <w:t xml:space="preserve"> para “Cancelada” e liberar o horário automaticamente.</w:t>
+      </w:r>
+    </w:p>
+    <w:p>
+      <w:pPr>
+        <w:numPr>
+          <w:ilvl w:val="0"/>
+          <w:numId w:val="23"/>
+        </w:numPr>
+        <w:suppressAutoHyphens w:val="0"/>
+        <w:spacing w:after="200" w:line="276" w:lineRule="auto"/>
+      </w:pPr>
+      <w:r>
+        <w:t>O dono deve ser notificado sobre o cancelamento.</w:t>
+      </w:r>
+    </w:p>
+    <w:p>
+      <w:pPr>
+        <w:rPr>
+          <w:b/>
+          <w:bCs/>
+        </w:rPr>
+      </w:pPr>
+      <w:r>
+        <w:rPr>
+          <w:b/>
+          <w:bCs/>
+        </w:rPr>
+        <w:t>Conceito de Pronto</w:t>
+      </w:r>
+    </w:p>
+    <w:p>
+      <w:r>
+        <w:t>A reserva deve ser cancelada corretamente, refletindo no sistema e notificando as partes envolvidas.</w:t>
+      </w:r>
+    </w:p>
+    <w:p>
+      <w:pPr>
+        <w:rPr>
+          <w:b/>
+          <w:bCs/>
+        </w:rPr>
+      </w:pPr>
+      <w:r>
+        <w:rPr>
+          <w:b/>
+          <w:bCs/>
+        </w:rPr>
+        <w:t>Informações Adicionais</w:t>
+      </w:r>
+    </w:p>
+    <w:p>
+      <w:r>
+        <w:t xml:space="preserve">Classe: Reserva – atributos: status, </w:t>
+      </w:r>
       <w:proofErr w:type="spellStart"/>
       <w:r>
-        <w:rPr>
-          <w:b/>
-          <w:color w:val="2A6099"/>
-          <w:sz w:val="24"/>
-          <w:szCs w:val="24"/>
-        </w:rPr>
-        <w:t>xxxxxxxxxxxxx</w:t>
+        <w:t>dataCancelamento</w:t>
       </w:r>
       <w:proofErr w:type="spellEnd"/>
-    </w:p>
-    <w:p>
-      <w:pPr>
-        <w:pStyle w:val="Ttulo3"/>
-        <w:rPr>
-          <w:rFonts w:hint="eastAsia"/>
-          <w:sz w:val="24"/>
-          <w:szCs w:val="24"/>
-        </w:rPr>
-      </w:pPr>
-      <w:bookmarkStart w:id="19" w:name="__RefHeading___Toc559_2785522844"/>
-      <w:bookmarkStart w:id="20" w:name="_heading=h.jvr5ulc8r347_Copia_1"/>
-      <w:bookmarkEnd w:id="19"/>
-      <w:bookmarkEnd w:id="20"/>
-      <w:r>
-        <w:rPr>
-          <w:sz w:val="24"/>
-          <w:szCs w:val="24"/>
-        </w:rPr>
-        <w:t>Regras de Negócio</w:t>
-      </w:r>
-    </w:p>
-    <w:p>
-      <w:pPr>
-        <w:pStyle w:val="normal1"/>
-        <w:rPr>
-          <w:sz w:val="24"/>
-          <w:szCs w:val="24"/>
-        </w:rPr>
-      </w:pPr>
-      <w:r>
-        <w:rPr>
-          <w:sz w:val="24"/>
-          <w:szCs w:val="24"/>
-        </w:rPr>
-        <w:t>&lt;descrição de regras e restrições para a história&gt;</w:t>
-      </w:r>
-    </w:p>
-    <w:p>
-      <w:pPr>
-        <w:pStyle w:val="normal1"/>
-        <w:rPr>
-          <w:sz w:val="24"/>
-          <w:szCs w:val="24"/>
-        </w:rPr>
-      </w:pPr>
-    </w:p>
-    <w:p>
-      <w:pPr>
-        <w:pStyle w:val="normal1"/>
-        <w:spacing w:after="140" w:line="360" w:lineRule="auto"/>
-        <w:ind w:left="720"/>
-        <w:rPr>
-          <w:color w:val="0B5394"/>
-          <w:sz w:val="24"/>
-          <w:szCs w:val="24"/>
-        </w:rPr>
-      </w:pPr>
-    </w:p>
-    <w:p>
-      <w:pPr>
-        <w:pStyle w:val="Ttulo3"/>
-        <w:rPr>
-          <w:rFonts w:hint="eastAsia"/>
-          <w:sz w:val="24"/>
-          <w:szCs w:val="24"/>
-        </w:rPr>
-      </w:pPr>
-      <w:bookmarkStart w:id="21" w:name="__RefHeading___Toc561_2785522844"/>
-      <w:bookmarkStart w:id="22" w:name="_heading=h.6c0l4ta1ab6c_Copia_1"/>
-      <w:bookmarkEnd w:id="21"/>
-      <w:bookmarkEnd w:id="22"/>
-      <w:r>
-        <w:rPr>
-          <w:sz w:val="24"/>
-          <w:szCs w:val="24"/>
-        </w:rPr>
-        <w:t>Conceito de pronto</w:t>
-      </w:r>
-    </w:p>
-    <w:p>
-      <w:pPr>
-        <w:pStyle w:val="normal1"/>
-        <w:rPr>
-          <w:sz w:val="24"/>
-          <w:szCs w:val="24"/>
-        </w:rPr>
-      </w:pPr>
-      <w:r>
-        <w:rPr>
-          <w:sz w:val="24"/>
-          <w:szCs w:val="24"/>
-        </w:rPr>
-        <w:t>&lt;marco de entrega e validação pelo dono do produto e a equipe de desenvolvimento&gt;</w:t>
-      </w:r>
-    </w:p>
-    <w:p>
-      <w:pPr>
-        <w:pStyle w:val="Ttulo3"/>
-        <w:rPr>
-          <w:rFonts w:hint="eastAsia"/>
-          <w:sz w:val="24"/>
-          <w:szCs w:val="24"/>
-        </w:rPr>
-      </w:pPr>
-      <w:bookmarkStart w:id="23" w:name="__RefHeading___Toc927_2785522844"/>
-      <w:bookmarkEnd w:id="23"/>
-      <w:r>
-        <w:rPr>
-          <w:sz w:val="24"/>
-          <w:szCs w:val="24"/>
-        </w:rPr>
-        <w:t>Informações Adicionais</w:t>
-      </w:r>
-    </w:p>
-    <w:p>
-      <w:pPr>
-        <w:pStyle w:val="normal1"/>
-        <w:rPr>
-          <w:color w:val="2A6099"/>
-          <w:sz w:val="24"/>
-          <w:szCs w:val="24"/>
-        </w:rPr>
-      </w:pPr>
-      <w:r>
-        <w:rPr>
-          <w:color w:val="2A6099"/>
-          <w:sz w:val="24"/>
-          <w:szCs w:val="24"/>
-        </w:rPr>
-        <w:t>&lt;interfaces, classes, diagramas e descrição informações adicionais que forneçam subsídios aos desenvolvedores&gt;</w:t>
-      </w:r>
-    </w:p>
-    <w:p>
-      <w:pPr>
-        <w:pStyle w:val="normal1"/>
-        <w:spacing w:after="140" w:line="276" w:lineRule="auto"/>
-        <w:rPr>
-          <w:color w:val="0B5394"/>
-          <w:sz w:val="24"/>
-          <w:szCs w:val="24"/>
-        </w:rPr>
-      </w:pPr>
-    </w:p>
-    <w:p>
-      <w:pPr>
-        <w:pStyle w:val="Ttulo2"/>
-        <w:rPr>
-          <w:rFonts w:hint="eastAsia"/>
-          <w:sz w:val="24"/>
-          <w:szCs w:val="24"/>
-        </w:rPr>
-      </w:pPr>
-      <w:bookmarkStart w:id="24" w:name="__RefHeading___Toc563_2785522844"/>
-      <w:bookmarkStart w:id="25" w:name="_heading=h.ynamrol4ddp1_Copia_2"/>
-      <w:bookmarkEnd w:id="24"/>
-      <w:bookmarkEnd w:id="25"/>
-      <w:r>
-        <w:rPr>
-          <w:sz w:val="24"/>
-          <w:szCs w:val="24"/>
-        </w:rPr>
-        <w:t>História 03</w:t>
-      </w:r>
-    </w:p>
-    <w:p>
-      <w:pPr>
-        <w:rPr>
-          <w:sz w:val="24"/>
-          <w:szCs w:val="24"/>
-        </w:rPr>
-      </w:pPr>
-      <w:r>
-        <w:rPr>
-          <w:sz w:val="24"/>
-          <w:szCs w:val="24"/>
-        </w:rPr>
-        <w:t>&lt;descrição da história&gt;</w:t>
-      </w:r>
-    </w:p>
-    <w:p>
-      <w:pPr>
-        <w:pStyle w:val="normal1"/>
-        <w:spacing w:after="140" w:line="360" w:lineRule="auto"/>
-        <w:ind w:left="709"/>
-        <w:rPr>
-          <w:color w:val="2A6099"/>
-          <w:sz w:val="24"/>
-          <w:szCs w:val="24"/>
-        </w:rPr>
-      </w:pPr>
-      <w:r>
-        <w:rPr>
-          <w:b/>
-          <w:color w:val="FF0000"/>
-          <w:sz w:val="24"/>
-          <w:szCs w:val="24"/>
-        </w:rPr>
-        <w:t xml:space="preserve">Como </w:t>
+      <w:r>
+        <w:t>.</w:t>
+      </w:r>
+      <w:r>
+        <w:br/>
+        <w:t xml:space="preserve">Serviço: Notificações integradas via </w:t>
       </w:r>
       <w:proofErr w:type="spellStart"/>
       <w:r>
-        <w:rPr>
-          <w:b/>
-          <w:color w:val="2A6099"/>
-          <w:sz w:val="24"/>
-          <w:szCs w:val="24"/>
-        </w:rPr>
-        <w:t>xxxxxx</w:t>
+        <w:t>push</w:t>
       </w:r>
       <w:proofErr w:type="spellEnd"/>
       <w:r>
-        <w:rPr>
-          <w:b/>
-          <w:color w:val="2A6099"/>
-          <w:sz w:val="24"/>
-          <w:szCs w:val="24"/>
-        </w:rPr>
-        <w:t>,</w:t>
-      </w:r>
-      <w:r>
-        <w:rPr>
-          <w:b/>
-          <w:color w:val="FF0000"/>
-          <w:sz w:val="24"/>
-          <w:szCs w:val="24"/>
-        </w:rPr>
-        <w:t xml:space="preserve"> eu quero</w:t>
-      </w:r>
-      <w:r>
-        <w:rPr>
-          <w:b/>
-          <w:color w:val="2A6099"/>
-          <w:sz w:val="24"/>
-          <w:szCs w:val="24"/>
-        </w:rPr>
-        <w:t xml:space="preserve"> </w:t>
-      </w:r>
-      <w:proofErr w:type="spellStart"/>
-      <w:r>
-        <w:rPr>
-          <w:b/>
-          <w:color w:val="2A6099"/>
-          <w:sz w:val="24"/>
-          <w:szCs w:val="24"/>
-        </w:rPr>
-        <w:t>xxxxxxxxxxxxx</w:t>
-      </w:r>
-      <w:r>
-        <w:rPr>
-          <w:b/>
-          <w:color w:val="FF0000"/>
-          <w:sz w:val="24"/>
-          <w:szCs w:val="24"/>
-        </w:rPr>
-        <w:t>para</w:t>
-      </w:r>
-      <w:proofErr w:type="spellEnd"/>
-      <w:r>
-        <w:rPr>
-          <w:b/>
-          <w:color w:val="FF0000"/>
-          <w:sz w:val="24"/>
-          <w:szCs w:val="24"/>
-        </w:rPr>
-        <w:t xml:space="preserve"> que</w:t>
-      </w:r>
-      <w:r>
-        <w:rPr>
-          <w:b/>
-          <w:color w:val="2A6099"/>
-          <w:sz w:val="24"/>
-          <w:szCs w:val="24"/>
-        </w:rPr>
-        <w:t xml:space="preserve"> </w:t>
-      </w:r>
-      <w:proofErr w:type="spellStart"/>
-      <w:r>
-        <w:rPr>
-          <w:b/>
-          <w:color w:val="2A6099"/>
-          <w:sz w:val="24"/>
-          <w:szCs w:val="24"/>
-        </w:rPr>
-        <w:t>xxxxxxxxxxxxxxxxxxxxx</w:t>
-      </w:r>
-      <w:proofErr w:type="spellEnd"/>
-    </w:p>
-    <w:p>
-      <w:pPr>
-        <w:pStyle w:val="normal1"/>
-        <w:spacing w:after="140" w:line="360" w:lineRule="auto"/>
-        <w:ind w:left="709"/>
-        <w:rPr>
-          <w:color w:val="2A6099"/>
-          <w:sz w:val="24"/>
-          <w:szCs w:val="24"/>
-        </w:rPr>
-      </w:pPr>
-      <w:proofErr w:type="spellStart"/>
-      <w:r>
-        <w:rPr>
-          <w:b/>
-          <w:color w:val="2A6099"/>
-          <w:sz w:val="24"/>
-          <w:szCs w:val="24"/>
-        </w:rPr>
-        <w:t>xxxxxxxxxxxxx</w:t>
-      </w:r>
-      <w:proofErr w:type="spellEnd"/>
-    </w:p>
-    <w:p>
-      <w:pPr>
-        <w:pStyle w:val="Ttulo3"/>
-        <w:rPr>
-          <w:rFonts w:hint="eastAsia"/>
-          <w:sz w:val="24"/>
-          <w:szCs w:val="24"/>
-        </w:rPr>
-      </w:pPr>
-      <w:bookmarkStart w:id="26" w:name="__RefHeading___Toc565_2785522844"/>
-      <w:bookmarkStart w:id="27" w:name="_heading=h.jvr5ulc8r347_Copia_1_Copia_1"/>
-      <w:bookmarkEnd w:id="26"/>
-      <w:bookmarkEnd w:id="27"/>
-      <w:r>
-        <w:rPr>
-          <w:sz w:val="24"/>
-          <w:szCs w:val="24"/>
-        </w:rPr>
-        <w:t>Regras de Negócio</w:t>
-      </w:r>
-    </w:p>
-    <w:p>
-      <w:pPr>
-        <w:pStyle w:val="normal1"/>
-        <w:rPr>
-          <w:sz w:val="24"/>
-          <w:szCs w:val="24"/>
-        </w:rPr>
-      </w:pPr>
-      <w:r>
-        <w:rPr>
-          <w:sz w:val="24"/>
-          <w:szCs w:val="24"/>
-        </w:rPr>
-        <w:t>&lt;descrição de regras e restrições para a história&gt;</w:t>
-      </w:r>
-    </w:p>
-    <w:p>
-      <w:pPr>
-        <w:pStyle w:val="normal1"/>
-        <w:rPr>
-          <w:sz w:val="24"/>
-          <w:szCs w:val="24"/>
-        </w:rPr>
-      </w:pPr>
-    </w:p>
-    <w:p>
-      <w:pPr>
-        <w:pStyle w:val="normal1"/>
-        <w:spacing w:after="140" w:line="360" w:lineRule="auto"/>
-        <w:ind w:left="720"/>
-        <w:rPr>
-          <w:color w:val="0B5394"/>
-          <w:sz w:val="24"/>
-          <w:szCs w:val="24"/>
-        </w:rPr>
-      </w:pPr>
-    </w:p>
-    <w:p>
-      <w:pPr>
-        <w:pStyle w:val="Ttulo3"/>
-        <w:rPr>
-          <w:rFonts w:hint="eastAsia"/>
-          <w:sz w:val="24"/>
-          <w:szCs w:val="24"/>
-        </w:rPr>
-      </w:pPr>
-      <w:bookmarkStart w:id="28" w:name="__RefHeading___Toc567_2785522844"/>
-      <w:bookmarkStart w:id="29" w:name="_heading=h.6c0l4ta1ab6c_Copia_1_Copia_1"/>
-      <w:bookmarkEnd w:id="28"/>
-      <w:bookmarkEnd w:id="29"/>
-      <w:r>
-        <w:rPr>
-          <w:sz w:val="24"/>
-          <w:szCs w:val="24"/>
-        </w:rPr>
-        <w:t>Conceito de pronto</w:t>
-      </w:r>
-    </w:p>
-    <w:p>
-      <w:pPr>
-        <w:pStyle w:val="normal1"/>
-        <w:rPr>
-          <w:sz w:val="24"/>
-          <w:szCs w:val="24"/>
-        </w:rPr>
-      </w:pPr>
-      <w:r>
-        <w:rPr>
-          <w:sz w:val="24"/>
-          <w:szCs w:val="24"/>
-        </w:rPr>
-        <w:t>&lt;marco de entrega e validação pelo dono do produto e a equipe de desenvolvimento&gt;</w:t>
-      </w:r>
-    </w:p>
-    <w:p>
-      <w:pPr>
-        <w:pStyle w:val="normal1"/>
-        <w:rPr>
-          <w:sz w:val="24"/>
-          <w:szCs w:val="24"/>
-        </w:rPr>
-      </w:pPr>
-    </w:p>
-    <w:p>
-      <w:pPr>
-        <w:pStyle w:val="Ttulo3"/>
-        <w:rPr>
-          <w:rFonts w:hint="eastAsia"/>
-          <w:sz w:val="24"/>
-          <w:szCs w:val="24"/>
-        </w:rPr>
-      </w:pPr>
-      <w:bookmarkStart w:id="30" w:name="__RefHeading___Toc929_2785522844"/>
-      <w:bookmarkEnd w:id="30"/>
-      <w:r>
-        <w:rPr>
-          <w:sz w:val="24"/>
-          <w:szCs w:val="24"/>
-        </w:rPr>
-        <w:t>Informações Adicionais</w:t>
-      </w:r>
-    </w:p>
-    <w:p>
-      <w:pPr>
-        <w:pStyle w:val="normal1"/>
-        <w:rPr>
-          <w:color w:val="2A6099"/>
-          <w:sz w:val="24"/>
-          <w:szCs w:val="24"/>
-        </w:rPr>
-      </w:pPr>
-      <w:r>
-        <w:rPr>
-          <w:color w:val="2A6099"/>
-          <w:sz w:val="24"/>
-          <w:szCs w:val="24"/>
-        </w:rPr>
-        <w:t>&lt;interfaces, classes, diagramas e descrição informações adicionais que forneçam subsídios aos desenvolvedores&gt;</w:t>
-      </w:r>
-    </w:p>
-    <w:p>
-      <w:pPr>
-        <w:pStyle w:val="Ttulo2"/>
-        <w:rPr>
-          <w:rFonts w:hint="eastAsia"/>
-          <w:sz w:val="24"/>
-          <w:szCs w:val="24"/>
-        </w:rPr>
-      </w:pPr>
-      <w:bookmarkStart w:id="31" w:name="__RefHeading___Toc569_2785522844"/>
-      <w:bookmarkStart w:id="32" w:name="_heading=h.ynamrol4ddp1_Copia_3"/>
-      <w:bookmarkEnd w:id="31"/>
-      <w:bookmarkEnd w:id="32"/>
-      <w:r>
-        <w:rPr>
-          <w:sz w:val="24"/>
-          <w:szCs w:val="24"/>
-        </w:rPr>
-        <w:t>História 04</w:t>
-      </w:r>
-    </w:p>
-    <w:p>
-      <w:pPr>
-        <w:rPr>
-          <w:sz w:val="24"/>
-          <w:szCs w:val="24"/>
-        </w:rPr>
-      </w:pPr>
-      <w:r>
-        <w:rPr>
-          <w:sz w:val="24"/>
-          <w:szCs w:val="24"/>
-        </w:rPr>
-        <w:t>&lt;descrição da história&gt;</w:t>
-      </w:r>
-    </w:p>
-    <w:p>
-      <w:pPr>
-        <w:pStyle w:val="normal1"/>
-        <w:spacing w:after="140" w:line="360" w:lineRule="auto"/>
-        <w:ind w:left="709"/>
-        <w:rPr>
-          <w:color w:val="2A6099"/>
-          <w:sz w:val="24"/>
-          <w:szCs w:val="24"/>
-        </w:rPr>
-      </w:pPr>
-      <w:r>
-        <w:rPr>
-          <w:b/>
-          <w:color w:val="FF0000"/>
-          <w:sz w:val="24"/>
-          <w:szCs w:val="24"/>
-        </w:rPr>
-        <w:t xml:space="preserve">Como </w:t>
-      </w:r>
-      <w:proofErr w:type="spellStart"/>
-      <w:r>
-        <w:rPr>
-          <w:b/>
-          <w:color w:val="2A6099"/>
-          <w:sz w:val="24"/>
-          <w:szCs w:val="24"/>
-        </w:rPr>
-        <w:t>xxxxxx</w:t>
-      </w:r>
-      <w:proofErr w:type="spellEnd"/>
-      <w:r>
-        <w:rPr>
-          <w:b/>
-          <w:color w:val="2A6099"/>
-          <w:sz w:val="24"/>
-          <w:szCs w:val="24"/>
-        </w:rPr>
-        <w:t>,</w:t>
-      </w:r>
-      <w:r>
-        <w:rPr>
-          <w:b/>
-          <w:color w:val="FF0000"/>
-          <w:sz w:val="24"/>
-          <w:szCs w:val="24"/>
-        </w:rPr>
-        <w:t xml:space="preserve"> eu quero</w:t>
-      </w:r>
-      <w:r>
-        <w:rPr>
-          <w:b/>
-          <w:color w:val="2A6099"/>
-          <w:sz w:val="24"/>
-          <w:szCs w:val="24"/>
-        </w:rPr>
-        <w:t xml:space="preserve"> </w:t>
-      </w:r>
-      <w:proofErr w:type="spellStart"/>
-      <w:r>
-        <w:rPr>
-          <w:b/>
-          <w:color w:val="2A6099"/>
-          <w:sz w:val="24"/>
-          <w:szCs w:val="24"/>
-        </w:rPr>
-        <w:t>xxxxxxxxxxxxx</w:t>
-      </w:r>
-      <w:r>
-        <w:rPr>
-          <w:b/>
-          <w:color w:val="FF0000"/>
-          <w:sz w:val="24"/>
-          <w:szCs w:val="24"/>
-        </w:rPr>
-        <w:t>para</w:t>
-      </w:r>
-      <w:proofErr w:type="spellEnd"/>
-      <w:r>
-        <w:rPr>
-          <w:b/>
-          <w:color w:val="FF0000"/>
-          <w:sz w:val="24"/>
-          <w:szCs w:val="24"/>
-        </w:rPr>
-        <w:t xml:space="preserve"> que</w:t>
-      </w:r>
-      <w:r>
-        <w:rPr>
-          <w:b/>
-          <w:color w:val="2A6099"/>
-          <w:sz w:val="24"/>
-          <w:szCs w:val="24"/>
-        </w:rPr>
-        <w:t xml:space="preserve"> </w:t>
-      </w:r>
-      <w:proofErr w:type="spellStart"/>
-      <w:r>
-        <w:rPr>
-          <w:b/>
-          <w:color w:val="2A6099"/>
-          <w:sz w:val="24"/>
-          <w:szCs w:val="24"/>
-        </w:rPr>
-        <w:t>xxxxxxxxxxxxxxxxxxxxx</w:t>
-      </w:r>
-      <w:proofErr w:type="spellEnd"/>
-    </w:p>
-    <w:p>
-      <w:pPr>
-        <w:pStyle w:val="normal1"/>
-        <w:spacing w:after="140" w:line="360" w:lineRule="auto"/>
-        <w:ind w:left="709"/>
-        <w:rPr>
-          <w:color w:val="2A6099"/>
-          <w:sz w:val="24"/>
-          <w:szCs w:val="24"/>
-        </w:rPr>
-      </w:pPr>
-      <w:proofErr w:type="spellStart"/>
-      <w:r>
-        <w:rPr>
-          <w:b/>
-          <w:color w:val="2A6099"/>
-          <w:sz w:val="24"/>
-          <w:szCs w:val="24"/>
-        </w:rPr>
-        <w:t>xxxxxxxxxxxxx</w:t>
-      </w:r>
-      <w:proofErr w:type="spellEnd"/>
-    </w:p>
-    <w:p>
-      <w:pPr>
-        <w:pStyle w:val="Ttulo3"/>
-        <w:rPr>
-          <w:rFonts w:hint="eastAsia"/>
-          <w:sz w:val="24"/>
-          <w:szCs w:val="24"/>
-        </w:rPr>
-      </w:pPr>
-      <w:bookmarkStart w:id="33" w:name="__RefHeading___Toc571_2785522844"/>
-      <w:bookmarkStart w:id="34" w:name="_heading=h.jvr5ulc8r347_Copia_1_Copia_2"/>
-      <w:bookmarkEnd w:id="33"/>
-      <w:bookmarkEnd w:id="34"/>
-      <w:r>
-        <w:rPr>
-          <w:sz w:val="24"/>
-          <w:szCs w:val="24"/>
-        </w:rPr>
-        <w:t>Regras de Negócio</w:t>
-      </w:r>
-    </w:p>
-    <w:p>
-      <w:pPr>
-        <w:pStyle w:val="normal1"/>
-        <w:rPr>
-          <w:sz w:val="24"/>
-          <w:szCs w:val="24"/>
-        </w:rPr>
-      </w:pPr>
-      <w:r>
-        <w:rPr>
-          <w:sz w:val="24"/>
-          <w:szCs w:val="24"/>
-        </w:rPr>
-        <w:t>&lt;descrição de regras e restrições para a história&gt;</w:t>
-      </w:r>
-    </w:p>
-    <w:p>
-      <w:pPr>
-        <w:pStyle w:val="normal1"/>
-        <w:rPr>
-          <w:sz w:val="24"/>
-          <w:szCs w:val="24"/>
-        </w:rPr>
-      </w:pPr>
-    </w:p>
-    <w:p>
-      <w:pPr>
-        <w:pStyle w:val="normal1"/>
-        <w:spacing w:after="140" w:line="360" w:lineRule="auto"/>
-        <w:ind w:left="720"/>
-        <w:rPr>
-          <w:color w:val="0B5394"/>
-          <w:sz w:val="24"/>
-          <w:szCs w:val="24"/>
-        </w:rPr>
-      </w:pPr>
-    </w:p>
-    <w:p>
-      <w:pPr>
-        <w:pStyle w:val="Ttulo3"/>
-        <w:rPr>
-          <w:rFonts w:hint="eastAsia"/>
-          <w:sz w:val="24"/>
-          <w:szCs w:val="24"/>
-        </w:rPr>
-      </w:pPr>
-      <w:bookmarkStart w:id="35" w:name="__RefHeading___Toc573_2785522844"/>
-      <w:bookmarkStart w:id="36" w:name="_heading=h.6c0l4ta1ab6c_Copia_1_Copia_2"/>
-      <w:bookmarkEnd w:id="35"/>
-      <w:bookmarkEnd w:id="36"/>
-      <w:r>
-        <w:rPr>
-          <w:sz w:val="24"/>
-          <w:szCs w:val="24"/>
-        </w:rPr>
-        <w:t>Conceito de pronto</w:t>
-      </w:r>
-    </w:p>
-    <w:p>
-      <w:pPr>
-        <w:pStyle w:val="normal1"/>
-        <w:rPr>
-          <w:sz w:val="24"/>
-          <w:szCs w:val="24"/>
-        </w:rPr>
-      </w:pPr>
-      <w:r>
-        <w:rPr>
-          <w:sz w:val="24"/>
-          <w:szCs w:val="24"/>
-        </w:rPr>
-        <w:t>&lt;marco de entrega e validação pelo dono do produto e a equipe de desenvolvimento&gt;</w:t>
-      </w:r>
-    </w:p>
-    <w:p>
-      <w:pPr>
-        <w:pStyle w:val="Ttulo3"/>
-        <w:rPr>
-          <w:rFonts w:hint="eastAsia"/>
-          <w:sz w:val="24"/>
-          <w:szCs w:val="24"/>
-        </w:rPr>
-      </w:pPr>
-      <w:bookmarkStart w:id="37" w:name="__RefHeading___Toc931_2785522844"/>
-      <w:bookmarkEnd w:id="37"/>
-      <w:r>
-        <w:rPr>
-          <w:sz w:val="24"/>
-          <w:szCs w:val="24"/>
-        </w:rPr>
-        <w:t>Informações Adicionais</w:t>
-      </w:r>
-    </w:p>
-    <w:p>
-      <w:pPr>
-        <w:pStyle w:val="normal1"/>
-        <w:rPr>
-          <w:color w:val="2A6099"/>
-          <w:sz w:val="24"/>
-          <w:szCs w:val="24"/>
-        </w:rPr>
-      </w:pPr>
-      <w:r>
-        <w:rPr>
-          <w:color w:val="2A6099"/>
-          <w:sz w:val="24"/>
-          <w:szCs w:val="24"/>
-        </w:rPr>
-        <w:t>&lt;interfaces, classes, diagramas e descrição informações adicionais que forneçam subsídios aos desenvolvedores&gt;</w:t>
-      </w:r>
-    </w:p>
-    <w:p>
-      <w:pPr>
-        <w:pStyle w:val="Ttulo2"/>
-        <w:rPr>
-          <w:rFonts w:hint="eastAsia"/>
-          <w:sz w:val="24"/>
-          <w:szCs w:val="24"/>
-        </w:rPr>
-      </w:pPr>
-      <w:bookmarkStart w:id="38" w:name="__RefHeading___Toc575_2785522844"/>
-      <w:bookmarkStart w:id="39" w:name="_heading=h.ynamrol4ddp1_Copia_3_Copia_1"/>
-      <w:bookmarkEnd w:id="38"/>
-      <w:bookmarkEnd w:id="39"/>
-      <w:r>
-        <w:rPr>
-          <w:sz w:val="24"/>
-          <w:szCs w:val="24"/>
-        </w:rPr>
-        <w:t>História 05</w:t>
-      </w:r>
-    </w:p>
-    <w:p>
-      <w:pPr>
-        <w:rPr>
-          <w:sz w:val="24"/>
-          <w:szCs w:val="24"/>
-        </w:rPr>
-      </w:pPr>
-      <w:r>
-        <w:rPr>
-          <w:sz w:val="24"/>
-          <w:szCs w:val="24"/>
-        </w:rPr>
-        <w:t>&lt;descrição da história&gt;</w:t>
-      </w:r>
-    </w:p>
-    <w:p>
-      <w:pPr>
-        <w:pStyle w:val="normal1"/>
-        <w:spacing w:after="140" w:line="360" w:lineRule="auto"/>
-        <w:ind w:left="709"/>
-        <w:rPr>
-          <w:color w:val="2A6099"/>
-          <w:sz w:val="24"/>
-          <w:szCs w:val="24"/>
-        </w:rPr>
-      </w:pPr>
-      <w:r>
-        <w:rPr>
-          <w:b/>
-          <w:color w:val="FF0000"/>
-          <w:sz w:val="24"/>
-          <w:szCs w:val="24"/>
-        </w:rPr>
-        <w:t xml:space="preserve">Como </w:t>
-      </w:r>
-      <w:proofErr w:type="spellStart"/>
-      <w:r>
-        <w:rPr>
-          <w:b/>
-          <w:color w:val="2A6099"/>
-          <w:sz w:val="24"/>
-          <w:szCs w:val="24"/>
-        </w:rPr>
-        <w:t>xxxxxx</w:t>
-      </w:r>
-      <w:proofErr w:type="spellEnd"/>
-      <w:r>
-        <w:rPr>
-          <w:b/>
-          <w:color w:val="2A6099"/>
-          <w:sz w:val="24"/>
-          <w:szCs w:val="24"/>
-        </w:rPr>
-        <w:t>,</w:t>
-      </w:r>
-      <w:r>
-        <w:rPr>
-          <w:b/>
-          <w:color w:val="FF0000"/>
-          <w:sz w:val="24"/>
-          <w:szCs w:val="24"/>
-        </w:rPr>
-        <w:t xml:space="preserve"> eu quero</w:t>
-      </w:r>
-      <w:r>
-        <w:rPr>
-          <w:b/>
-          <w:color w:val="2A6099"/>
-          <w:sz w:val="24"/>
-          <w:szCs w:val="24"/>
-        </w:rPr>
-        <w:t xml:space="preserve"> </w:t>
-      </w:r>
-      <w:proofErr w:type="spellStart"/>
-      <w:r>
-        <w:rPr>
-          <w:b/>
-          <w:color w:val="2A6099"/>
-          <w:sz w:val="24"/>
-          <w:szCs w:val="24"/>
-        </w:rPr>
-        <w:t>xxxxxxxxxxxxx</w:t>
-      </w:r>
-      <w:r>
-        <w:rPr>
-          <w:b/>
-          <w:color w:val="FF0000"/>
-          <w:sz w:val="24"/>
-          <w:szCs w:val="24"/>
-        </w:rPr>
-        <w:t>para</w:t>
-      </w:r>
-      <w:proofErr w:type="spellEnd"/>
-      <w:r>
-        <w:rPr>
-          <w:b/>
-          <w:color w:val="FF0000"/>
-          <w:sz w:val="24"/>
-          <w:szCs w:val="24"/>
-        </w:rPr>
-        <w:t xml:space="preserve"> que</w:t>
-      </w:r>
-      <w:r>
-        <w:rPr>
-          <w:b/>
-          <w:color w:val="2A6099"/>
-          <w:sz w:val="24"/>
-          <w:szCs w:val="24"/>
-        </w:rPr>
-        <w:t xml:space="preserve"> </w:t>
-      </w:r>
-      <w:proofErr w:type="spellStart"/>
-      <w:r>
-        <w:rPr>
-          <w:b/>
-          <w:color w:val="2A6099"/>
-          <w:sz w:val="24"/>
-          <w:szCs w:val="24"/>
-        </w:rPr>
-        <w:t>xxxxxxxxxxxxxxxxxxxxx</w:t>
-      </w:r>
-      <w:proofErr w:type="spellEnd"/>
-    </w:p>
-    <w:p>
-      <w:pPr>
-        <w:pStyle w:val="normal1"/>
-        <w:spacing w:after="140" w:line="360" w:lineRule="auto"/>
-        <w:ind w:left="709"/>
-        <w:rPr>
-          <w:color w:val="2A6099"/>
-          <w:sz w:val="24"/>
-          <w:szCs w:val="24"/>
-        </w:rPr>
-      </w:pPr>
-      <w:proofErr w:type="spellStart"/>
-      <w:r>
-        <w:rPr>
-          <w:b/>
-          <w:color w:val="2A6099"/>
-          <w:sz w:val="24"/>
-          <w:szCs w:val="24"/>
-        </w:rPr>
-        <w:t>xxxxxxxxxxxxx</w:t>
-      </w:r>
-      <w:proofErr w:type="spellEnd"/>
-    </w:p>
-    <w:p>
-      <w:pPr>
-        <w:pStyle w:val="Ttulo3"/>
-        <w:rPr>
-          <w:rFonts w:hint="eastAsia"/>
-          <w:sz w:val="24"/>
-          <w:szCs w:val="24"/>
-        </w:rPr>
-      </w:pPr>
-      <w:bookmarkStart w:id="40" w:name="__RefHeading___Toc577_2785522844"/>
-      <w:bookmarkStart w:id="41" w:name="_heading=h.jvr5ulc8r347_Copia_1_Copia_3"/>
-      <w:bookmarkEnd w:id="40"/>
-      <w:bookmarkEnd w:id="41"/>
-      <w:r>
-        <w:rPr>
-          <w:sz w:val="24"/>
-          <w:szCs w:val="24"/>
-        </w:rPr>
-        <w:t>Regras de Negócio</w:t>
-      </w:r>
-    </w:p>
-    <w:p>
-      <w:pPr>
-        <w:pStyle w:val="normal1"/>
-        <w:rPr>
-          <w:sz w:val="24"/>
-          <w:szCs w:val="24"/>
-        </w:rPr>
-      </w:pPr>
-      <w:r>
-        <w:rPr>
-          <w:sz w:val="24"/>
-          <w:szCs w:val="24"/>
-        </w:rPr>
-        <w:t>&lt;descrição de regras e restrições para a história&gt;</w:t>
-      </w:r>
-    </w:p>
-    <w:p>
-      <w:pPr>
-        <w:pStyle w:val="normal1"/>
-        <w:rPr>
-          <w:sz w:val="24"/>
-          <w:szCs w:val="24"/>
-        </w:rPr>
-      </w:pPr>
-    </w:p>
-    <w:p>
-      <w:pPr>
-        <w:pStyle w:val="normal1"/>
-        <w:spacing w:after="140" w:line="360" w:lineRule="auto"/>
-        <w:ind w:left="720"/>
-        <w:rPr>
-          <w:color w:val="0B5394"/>
-          <w:sz w:val="24"/>
-          <w:szCs w:val="24"/>
-        </w:rPr>
-      </w:pPr>
-    </w:p>
-    <w:p>
-      <w:pPr>
-        <w:pStyle w:val="Ttulo3"/>
-        <w:rPr>
-          <w:rFonts w:hint="eastAsia"/>
-          <w:sz w:val="24"/>
-          <w:szCs w:val="24"/>
-        </w:rPr>
-      </w:pPr>
-      <w:bookmarkStart w:id="42" w:name="__RefHeading___Toc579_2785522844"/>
-      <w:bookmarkStart w:id="43" w:name="_heading=h.6c0l4ta1ab6c_Copia_1_Copia_3"/>
-      <w:bookmarkEnd w:id="42"/>
-      <w:bookmarkEnd w:id="43"/>
-      <w:r>
-        <w:rPr>
-          <w:sz w:val="24"/>
-          <w:szCs w:val="24"/>
-        </w:rPr>
-        <w:lastRenderedPageBreak/>
-        <w:t>Conceito de pronto</w:t>
-      </w:r>
-    </w:p>
-    <w:p>
-      <w:pPr>
-        <w:pStyle w:val="normal1"/>
-        <w:rPr>
-          <w:sz w:val="24"/>
-          <w:szCs w:val="24"/>
-        </w:rPr>
-      </w:pPr>
-      <w:r>
-        <w:rPr>
-          <w:sz w:val="24"/>
-          <w:szCs w:val="24"/>
-        </w:rPr>
-        <w:t>&lt;marco de entrega e validação pelo dono do produto e a equipe de desenvolvimento&gt;</w:t>
-      </w:r>
-    </w:p>
-    <w:p>
-      <w:pPr>
-        <w:pStyle w:val="Ttulo3"/>
-        <w:rPr>
-          <w:rFonts w:hint="eastAsia"/>
-          <w:sz w:val="24"/>
-          <w:szCs w:val="24"/>
-        </w:rPr>
-      </w:pPr>
-      <w:bookmarkStart w:id="44" w:name="__RefHeading___Toc933_2785522844"/>
-      <w:bookmarkEnd w:id="44"/>
-      <w:r>
-        <w:rPr>
-          <w:sz w:val="24"/>
-          <w:szCs w:val="24"/>
-        </w:rPr>
-        <w:t>Informações Adicionais</w:t>
-      </w:r>
-    </w:p>
-    <w:p>
-      <w:pPr>
-        <w:pStyle w:val="normal1"/>
-        <w:rPr>
-          <w:color w:val="2A6099"/>
-          <w:sz w:val="24"/>
-          <w:szCs w:val="24"/>
-        </w:rPr>
-      </w:pPr>
-      <w:r>
-        <w:rPr>
-          <w:color w:val="2A6099"/>
-          <w:sz w:val="24"/>
-          <w:szCs w:val="24"/>
-        </w:rPr>
-        <w:t>&lt;interfaces, classes, diagramas e descrição informações adicionais que forneçam subsídios aos desenvolvedores&gt;</w:t>
-      </w:r>
-    </w:p>
-    <w:p>
-      <w:pPr>
-        <w:pStyle w:val="Ttulo2"/>
-        <w:rPr>
-          <w:rFonts w:hint="eastAsia"/>
-          <w:sz w:val="24"/>
-          <w:szCs w:val="24"/>
-        </w:rPr>
-      </w:pPr>
-      <w:bookmarkStart w:id="45" w:name="__RefHeading___Toc581_2785522844"/>
-      <w:bookmarkStart w:id="46" w:name="_heading=h.ynamrol4ddp1_Copia_3_Copia_2"/>
-      <w:bookmarkEnd w:id="45"/>
-      <w:bookmarkEnd w:id="46"/>
-      <w:r>
-        <w:rPr>
-          <w:sz w:val="24"/>
-          <w:szCs w:val="24"/>
-        </w:rPr>
-        <w:t>História n</w:t>
-      </w:r>
-    </w:p>
-    <w:p>
-      <w:pPr>
-        <w:rPr>
-          <w:sz w:val="24"/>
-          <w:szCs w:val="24"/>
-        </w:rPr>
-      </w:pPr>
-      <w:r>
-        <w:rPr>
-          <w:sz w:val="24"/>
-          <w:szCs w:val="24"/>
-        </w:rPr>
-        <w:t>&lt;descrição da história&gt;</w:t>
-      </w:r>
-    </w:p>
-    <w:p>
-      <w:pPr>
-        <w:pStyle w:val="normal1"/>
-        <w:spacing w:after="140" w:line="360" w:lineRule="auto"/>
-        <w:ind w:left="709"/>
-        <w:rPr>
-          <w:color w:val="2A6099"/>
-          <w:sz w:val="24"/>
-          <w:szCs w:val="24"/>
-        </w:rPr>
-      </w:pPr>
-      <w:r>
-        <w:rPr>
-          <w:b/>
-          <w:color w:val="FF0000"/>
-          <w:sz w:val="24"/>
-          <w:szCs w:val="24"/>
-        </w:rPr>
-        <w:t xml:space="preserve">Como </w:t>
-      </w:r>
-      <w:proofErr w:type="spellStart"/>
-      <w:r>
-        <w:rPr>
-          <w:b/>
-          <w:color w:val="2A6099"/>
-          <w:sz w:val="24"/>
-          <w:szCs w:val="24"/>
-        </w:rPr>
-        <w:t>xxxxxx</w:t>
-      </w:r>
-      <w:proofErr w:type="spellEnd"/>
-      <w:r>
-        <w:rPr>
-          <w:b/>
-          <w:color w:val="2A6099"/>
-          <w:sz w:val="24"/>
-          <w:szCs w:val="24"/>
-        </w:rPr>
-        <w:t>,</w:t>
-      </w:r>
-      <w:r>
-        <w:rPr>
-          <w:b/>
-          <w:color w:val="FF0000"/>
-          <w:sz w:val="24"/>
-          <w:szCs w:val="24"/>
-        </w:rPr>
-        <w:t xml:space="preserve"> eu quero</w:t>
-      </w:r>
-      <w:r>
-        <w:rPr>
-          <w:b/>
-          <w:color w:val="2A6099"/>
-          <w:sz w:val="24"/>
-          <w:szCs w:val="24"/>
-        </w:rPr>
-        <w:t xml:space="preserve"> </w:t>
-      </w:r>
-      <w:proofErr w:type="spellStart"/>
-      <w:r>
-        <w:rPr>
-          <w:b/>
-          <w:color w:val="2A6099"/>
-          <w:sz w:val="24"/>
-          <w:szCs w:val="24"/>
-        </w:rPr>
-        <w:t>xxxxxxxxxxxxx</w:t>
-      </w:r>
-      <w:r>
-        <w:rPr>
-          <w:b/>
-          <w:color w:val="FF0000"/>
-          <w:sz w:val="24"/>
-          <w:szCs w:val="24"/>
-        </w:rPr>
-        <w:t>para</w:t>
-      </w:r>
-      <w:proofErr w:type="spellEnd"/>
-      <w:r>
-        <w:rPr>
-          <w:b/>
-          <w:color w:val="FF0000"/>
-          <w:sz w:val="24"/>
-          <w:szCs w:val="24"/>
-        </w:rPr>
-        <w:t xml:space="preserve"> que</w:t>
-      </w:r>
-      <w:r>
-        <w:rPr>
-          <w:b/>
-          <w:color w:val="2A6099"/>
-          <w:sz w:val="24"/>
-          <w:szCs w:val="24"/>
-        </w:rPr>
-        <w:t xml:space="preserve"> </w:t>
-      </w:r>
-      <w:proofErr w:type="spellStart"/>
-      <w:r>
-        <w:rPr>
-          <w:b/>
-          <w:color w:val="2A6099"/>
-          <w:sz w:val="24"/>
-          <w:szCs w:val="24"/>
-        </w:rPr>
-        <w:t>xxxxxxxxxxxxxxxxxxxxx</w:t>
-      </w:r>
-      <w:proofErr w:type="spellEnd"/>
-    </w:p>
-    <w:p>
-      <w:pPr>
-        <w:pStyle w:val="normal1"/>
-        <w:spacing w:after="140" w:line="360" w:lineRule="auto"/>
-        <w:ind w:left="709"/>
-        <w:rPr>
-          <w:color w:val="2A6099"/>
-          <w:sz w:val="24"/>
-          <w:szCs w:val="24"/>
-        </w:rPr>
-      </w:pPr>
-      <w:proofErr w:type="spellStart"/>
-      <w:r>
-        <w:rPr>
-          <w:b/>
-          <w:color w:val="2A6099"/>
-          <w:sz w:val="24"/>
-          <w:szCs w:val="24"/>
-        </w:rPr>
-        <w:t>xxxxxxxxxxxxx</w:t>
-      </w:r>
-      <w:proofErr w:type="spellEnd"/>
-    </w:p>
-    <w:p>
-      <w:pPr>
-        <w:pStyle w:val="Ttulo3"/>
-        <w:rPr>
-          <w:rFonts w:hint="eastAsia"/>
-          <w:sz w:val="24"/>
-          <w:szCs w:val="24"/>
-        </w:rPr>
-      </w:pPr>
-      <w:bookmarkStart w:id="47" w:name="__RefHeading___Toc583_2785522844"/>
-      <w:bookmarkStart w:id="48" w:name="_heading=h.jvr5ulc8r347_Copia_1_Copia_4"/>
-      <w:bookmarkEnd w:id="47"/>
-      <w:bookmarkEnd w:id="48"/>
-      <w:r>
-        <w:rPr>
-          <w:sz w:val="24"/>
-          <w:szCs w:val="24"/>
-        </w:rPr>
-        <w:t>Regras de Negócio</w:t>
-      </w:r>
-    </w:p>
-    <w:p>
-      <w:pPr>
-        <w:pStyle w:val="normal1"/>
-        <w:rPr>
-          <w:sz w:val="24"/>
-          <w:szCs w:val="24"/>
-        </w:rPr>
-      </w:pPr>
-      <w:r>
-        <w:rPr>
-          <w:sz w:val="24"/>
-          <w:szCs w:val="24"/>
-        </w:rPr>
-        <w:t>&lt;descrição de regras e restrições para a história&gt;</w:t>
-      </w:r>
-    </w:p>
-    <w:p>
-      <w:pPr>
-        <w:pStyle w:val="normal1"/>
-        <w:rPr>
-          <w:sz w:val="24"/>
-          <w:szCs w:val="24"/>
-        </w:rPr>
-      </w:pPr>
-    </w:p>
-    <w:p>
-      <w:pPr>
-        <w:pStyle w:val="normal1"/>
-        <w:spacing w:after="140" w:line="360" w:lineRule="auto"/>
-        <w:ind w:left="720"/>
-        <w:rPr>
-          <w:sz w:val="24"/>
-          <w:szCs w:val="24"/>
-        </w:rPr>
-      </w:pPr>
-    </w:p>
-    <w:p>
-      <w:pPr>
-        <w:pStyle w:val="Ttulo3"/>
-        <w:rPr>
-          <w:rFonts w:hint="eastAsia"/>
-          <w:sz w:val="24"/>
-          <w:szCs w:val="24"/>
-        </w:rPr>
-      </w:pPr>
-      <w:bookmarkStart w:id="49" w:name="__RefHeading___Toc585_2785522844"/>
-      <w:bookmarkStart w:id="50" w:name="_heading=h.6c0l4ta1ab6c_Copia_1_Copia_4"/>
-      <w:bookmarkEnd w:id="49"/>
-      <w:bookmarkEnd w:id="50"/>
-      <w:r>
-        <w:rPr>
-          <w:sz w:val="24"/>
-          <w:szCs w:val="24"/>
-        </w:rPr>
-        <w:t>Conceito de pronto</w:t>
-      </w:r>
-    </w:p>
-    <w:p>
-      <w:pPr>
-        <w:pStyle w:val="normal1"/>
-        <w:rPr>
-          <w:sz w:val="24"/>
-          <w:szCs w:val="24"/>
-        </w:rPr>
-      </w:pPr>
-      <w:r>
-        <w:rPr>
-          <w:sz w:val="24"/>
-          <w:szCs w:val="24"/>
-        </w:rPr>
-        <w:t>&lt;marco de entrega e validação pelo dono do produto e a equipe de desenvolvimento&gt;</w:t>
-      </w:r>
-    </w:p>
-    <w:p>
-      <w:pPr>
-        <w:pStyle w:val="normal1"/>
-        <w:rPr>
-          <w:sz w:val="24"/>
-          <w:szCs w:val="24"/>
-        </w:rPr>
-      </w:pPr>
-    </w:p>
-    <w:p>
-      <w:pPr>
-        <w:pStyle w:val="Corpodetexto"/>
-        <w:rPr>
-          <w:b/>
-          <w:color w:val="000000"/>
-          <w:sz w:val="24"/>
-          <w:szCs w:val="24"/>
-        </w:rPr>
-      </w:pPr>
-    </w:p>
-    <w:p>
-      <w:pPr>
-        <w:pStyle w:val="Ttulo3"/>
-        <w:rPr>
-          <w:rFonts w:hint="eastAsia"/>
-          <w:sz w:val="24"/>
-          <w:szCs w:val="24"/>
-        </w:rPr>
-      </w:pPr>
-      <w:bookmarkStart w:id="51" w:name="__RefHeading___Toc935_2785522844"/>
-      <w:bookmarkEnd w:id="51"/>
-      <w:r>
-        <w:rPr>
-          <w:sz w:val="24"/>
-          <w:szCs w:val="24"/>
-        </w:rPr>
-        <w:t>Informações Adicionais</w:t>
-      </w:r>
-    </w:p>
-    <w:p>
-      <w:pPr>
-        <w:pStyle w:val="normal1"/>
-        <w:rPr>
-          <w:color w:val="2A6099"/>
-          <w:sz w:val="24"/>
-          <w:szCs w:val="24"/>
-        </w:rPr>
-      </w:pPr>
-      <w:r>
-        <w:rPr>
-          <w:b/>
-          <w:color w:val="000000"/>
-          <w:sz w:val="24"/>
-          <w:szCs w:val="24"/>
-        </w:rPr>
-        <w:t>&lt;interfaces, classes, diagrama de caso de uso, diagrama de classe e descrição informações adicionais que forneçam subsídios aos desenvolvedores&gt;</w:t>
-      </w:r>
-    </w:p>
-    <w:p>
-      <w:pPr>
-        <w:pStyle w:val="Corpodetexto"/>
-        <w:rPr>
-          <w:b/>
-          <w:color w:val="000000"/>
-          <w:sz w:val="24"/>
-          <w:szCs w:val="24"/>
-        </w:rPr>
-      </w:pPr>
-    </w:p>
-    <w:p>
-      <w:pPr>
-        <w:pStyle w:val="Corpodetexto"/>
-        <w:rPr>
-          <w:sz w:val="24"/>
-          <w:szCs w:val="24"/>
-        </w:rPr>
-      </w:pPr>
-    </w:p>
-    <w:p>
-      <w:pPr>
-        <w:pStyle w:val="PargrafodaLista"/>
-        <w:ind w:left="709"/>
-        <w:rPr>
-          <w:sz w:val="24"/>
-          <w:szCs w:val="24"/>
-        </w:rPr>
-      </w:pPr>
+        <w:t xml:space="preserve"> e e-mail.</w:t>
+      </w:r>
     </w:p>
     <w:sectPr>
       <w:headerReference w:type="even" r:id="rId9"/>
@@ -5676,6 +6340,1023 @@
 <file path=word/numbering.xml><?xml version="1.0" encoding="utf-8"?>
 <w:numbering xmlns:wpc="http://schemas.microsoft.com/office/word/2010/wordprocessingCanvas" xmlns:cx="http://schemas.microsoft.com/office/drawing/2014/chartex" xmlns:cx1="http://schemas.microsoft.com/office/drawing/2015/9/8/chartex" xmlns:cx2="http://schemas.microsoft.com/office/drawing/2015/10/21/chartex" xmlns:cx3="http://schemas.microsoft.com/office/drawing/2016/5/9/chartex" xmlns:cx4="http://schemas.microsoft.com/office/drawing/2016/5/10/chartex" xmlns:cx5="http://schemas.microsoft.com/office/drawing/2016/5/11/chartex" xmlns:cx6="http://schemas.microsoft.com/office/drawing/2016/5/12/chartex" xmlns:cx7="http://schemas.microsoft.com/office/drawing/2016/5/13/chartex" xmlns:cx8="http://schemas.microsoft.com/office/drawing/2016/5/14/chartex" xmlns:mc="http://schemas.openxmlformats.org/markup-compatibility/2006" xmlns:aink="http://schemas.microsoft.com/office/drawing/2016/ink" xmlns:am3d="http://schemas.microsoft.com/office/drawing/2017/model3d" xmlns:o="urn:schemas-microsoft-com:office:office" xmlns:oel="http://schemas.microsoft.com/office/2019/extlst" xmlns:r="http://schemas.openxmlformats.org/officeDocument/2006/relationships" xmlns:m="http://schemas.openxmlformats.org/officeDocument/2006/math" xmlns:v="urn:schemas-microsoft-com:vml" xmlns:wp14="http://schemas.microsoft.com/office/word/2010/wordprocessingDrawing" xmlns:wp="http://schemas.openxmlformats.org/drawingml/2006/wordprocessingDrawing" xmlns:w10="urn:schemas-microsoft-com:office:word" xmlns:w="http://schemas.openxmlformats.org/wordprocessingml/2006/main" xmlns:w14="http://schemas.microsoft.com/office/word/2010/wordml" xmlns:w15="http://schemas.microsoft.com/office/word/2012/wordml" xmlns:w16cex="http://schemas.microsoft.com/office/word/2018/wordml/cex" xmlns:w16cid="http://schemas.microsoft.com/office/word/2016/wordml/cid" xmlns:w16="http://schemas.microsoft.com/office/word/2018/wordml" xmlns:w16du="http://schemas.microsoft.com/office/word/2023/wordml/word16du" xmlns:w16sdtdh="http://schemas.microsoft.com/office/word/2020/wordml/sdtdatahash" xmlns:w16sdtfl="http://schemas.microsoft.com/office/word/2024/wordml/sdtformatlock" xmlns:w16se="http://schemas.microsoft.com/office/word/2015/wordml/symex" xmlns:wpg="http://schemas.microsoft.com/office/word/2010/wordprocessingGroup" xmlns:wpi="http://schemas.microsoft.com/office/word/2010/wordprocessingInk" xmlns:wne="http://schemas.microsoft.com/office/word/2006/wordml" xmlns:wps="http://schemas.microsoft.com/office/word/2010/wordprocessingShape" mc:Ignorable="w14 w15 w16se w16cid w16 w16cex w16sdtdh w16sdtfl w16du wp14">
   <w:abstractNum w:abstractNumId="0" w15:restartNumberingAfterBreak="0">
+    <w:nsid w:val="059378FB"/>
+    <w:multiLevelType w:val="multilevel"/>
+    <w:tmpl w:val="04162CD4"/>
+    <w:lvl w:ilvl="0">
+      <w:start w:val="1"/>
+      <w:numFmt w:val="decimal"/>
+      <w:lvlText w:val="%1."/>
+      <w:lvlJc w:val="left"/>
+      <w:pPr>
+        <w:tabs>
+          <w:tab w:val="num" w:pos="720"/>
+        </w:tabs>
+        <w:ind w:left="720" w:hanging="360"/>
+      </w:pPr>
+    </w:lvl>
+    <w:lvl w:ilvl="1" w:tentative="1">
+      <w:start w:val="1"/>
+      <w:numFmt w:val="decimal"/>
+      <w:lvlText w:val="%2."/>
+      <w:lvlJc w:val="left"/>
+      <w:pPr>
+        <w:tabs>
+          <w:tab w:val="num" w:pos="1440"/>
+        </w:tabs>
+        <w:ind w:left="1440" w:hanging="360"/>
+      </w:pPr>
+    </w:lvl>
+    <w:lvl w:ilvl="2" w:tentative="1">
+      <w:start w:val="1"/>
+      <w:numFmt w:val="decimal"/>
+      <w:lvlText w:val="%3."/>
+      <w:lvlJc w:val="left"/>
+      <w:pPr>
+        <w:tabs>
+          <w:tab w:val="num" w:pos="2160"/>
+        </w:tabs>
+        <w:ind w:left="2160" w:hanging="360"/>
+      </w:pPr>
+    </w:lvl>
+    <w:lvl w:ilvl="3" w:tentative="1">
+      <w:start w:val="1"/>
+      <w:numFmt w:val="decimal"/>
+      <w:lvlText w:val="%4."/>
+      <w:lvlJc w:val="left"/>
+      <w:pPr>
+        <w:tabs>
+          <w:tab w:val="num" w:pos="2880"/>
+        </w:tabs>
+        <w:ind w:left="2880" w:hanging="360"/>
+      </w:pPr>
+    </w:lvl>
+    <w:lvl w:ilvl="4" w:tentative="1">
+      <w:start w:val="1"/>
+      <w:numFmt w:val="decimal"/>
+      <w:lvlText w:val="%5."/>
+      <w:lvlJc w:val="left"/>
+      <w:pPr>
+        <w:tabs>
+          <w:tab w:val="num" w:pos="3600"/>
+        </w:tabs>
+        <w:ind w:left="3600" w:hanging="360"/>
+      </w:pPr>
+    </w:lvl>
+    <w:lvl w:ilvl="5" w:tentative="1">
+      <w:start w:val="1"/>
+      <w:numFmt w:val="decimal"/>
+      <w:lvlText w:val="%6."/>
+      <w:lvlJc w:val="left"/>
+      <w:pPr>
+        <w:tabs>
+          <w:tab w:val="num" w:pos="4320"/>
+        </w:tabs>
+        <w:ind w:left="4320" w:hanging="360"/>
+      </w:pPr>
+    </w:lvl>
+    <w:lvl w:ilvl="6" w:tentative="1">
+      <w:start w:val="1"/>
+      <w:numFmt w:val="decimal"/>
+      <w:lvlText w:val="%7."/>
+      <w:lvlJc w:val="left"/>
+      <w:pPr>
+        <w:tabs>
+          <w:tab w:val="num" w:pos="5040"/>
+        </w:tabs>
+        <w:ind w:left="5040" w:hanging="360"/>
+      </w:pPr>
+    </w:lvl>
+    <w:lvl w:ilvl="7" w:tentative="1">
+      <w:start w:val="1"/>
+      <w:numFmt w:val="decimal"/>
+      <w:lvlText w:val="%8."/>
+      <w:lvlJc w:val="left"/>
+      <w:pPr>
+        <w:tabs>
+          <w:tab w:val="num" w:pos="5760"/>
+        </w:tabs>
+        <w:ind w:left="5760" w:hanging="360"/>
+      </w:pPr>
+    </w:lvl>
+    <w:lvl w:ilvl="8" w:tentative="1">
+      <w:start w:val="1"/>
+      <w:numFmt w:val="decimal"/>
+      <w:lvlText w:val="%9."/>
+      <w:lvlJc w:val="left"/>
+      <w:pPr>
+        <w:tabs>
+          <w:tab w:val="num" w:pos="6480"/>
+        </w:tabs>
+        <w:ind w:left="6480" w:hanging="360"/>
+      </w:pPr>
+    </w:lvl>
+  </w:abstractNum>
+  <w:abstractNum w:abstractNumId="1" w15:restartNumberingAfterBreak="0">
+    <w:nsid w:val="08D91D5B"/>
+    <w:multiLevelType w:val="multilevel"/>
+    <w:tmpl w:val="CEECB57A"/>
+    <w:lvl w:ilvl="0">
+      <w:start w:val="1"/>
+      <w:numFmt w:val="decimal"/>
+      <w:lvlText w:val="%1."/>
+      <w:lvlJc w:val="left"/>
+      <w:pPr>
+        <w:tabs>
+          <w:tab w:val="num" w:pos="720"/>
+        </w:tabs>
+        <w:ind w:left="720" w:hanging="360"/>
+      </w:pPr>
+    </w:lvl>
+    <w:lvl w:ilvl="1" w:tentative="1">
+      <w:start w:val="1"/>
+      <w:numFmt w:val="decimal"/>
+      <w:lvlText w:val="%2."/>
+      <w:lvlJc w:val="left"/>
+      <w:pPr>
+        <w:tabs>
+          <w:tab w:val="num" w:pos="1440"/>
+        </w:tabs>
+        <w:ind w:left="1440" w:hanging="360"/>
+      </w:pPr>
+    </w:lvl>
+    <w:lvl w:ilvl="2" w:tentative="1">
+      <w:start w:val="1"/>
+      <w:numFmt w:val="decimal"/>
+      <w:lvlText w:val="%3."/>
+      <w:lvlJc w:val="left"/>
+      <w:pPr>
+        <w:tabs>
+          <w:tab w:val="num" w:pos="2160"/>
+        </w:tabs>
+        <w:ind w:left="2160" w:hanging="360"/>
+      </w:pPr>
+    </w:lvl>
+    <w:lvl w:ilvl="3" w:tentative="1">
+      <w:start w:val="1"/>
+      <w:numFmt w:val="decimal"/>
+      <w:lvlText w:val="%4."/>
+      <w:lvlJc w:val="left"/>
+      <w:pPr>
+        <w:tabs>
+          <w:tab w:val="num" w:pos="2880"/>
+        </w:tabs>
+        <w:ind w:left="2880" w:hanging="360"/>
+      </w:pPr>
+    </w:lvl>
+    <w:lvl w:ilvl="4" w:tentative="1">
+      <w:start w:val="1"/>
+      <w:numFmt w:val="decimal"/>
+      <w:lvlText w:val="%5."/>
+      <w:lvlJc w:val="left"/>
+      <w:pPr>
+        <w:tabs>
+          <w:tab w:val="num" w:pos="3600"/>
+        </w:tabs>
+        <w:ind w:left="3600" w:hanging="360"/>
+      </w:pPr>
+    </w:lvl>
+    <w:lvl w:ilvl="5" w:tentative="1">
+      <w:start w:val="1"/>
+      <w:numFmt w:val="decimal"/>
+      <w:lvlText w:val="%6."/>
+      <w:lvlJc w:val="left"/>
+      <w:pPr>
+        <w:tabs>
+          <w:tab w:val="num" w:pos="4320"/>
+        </w:tabs>
+        <w:ind w:left="4320" w:hanging="360"/>
+      </w:pPr>
+    </w:lvl>
+    <w:lvl w:ilvl="6" w:tentative="1">
+      <w:start w:val="1"/>
+      <w:numFmt w:val="decimal"/>
+      <w:lvlText w:val="%7."/>
+      <w:lvlJc w:val="left"/>
+      <w:pPr>
+        <w:tabs>
+          <w:tab w:val="num" w:pos="5040"/>
+        </w:tabs>
+        <w:ind w:left="5040" w:hanging="360"/>
+      </w:pPr>
+    </w:lvl>
+    <w:lvl w:ilvl="7" w:tentative="1">
+      <w:start w:val="1"/>
+      <w:numFmt w:val="decimal"/>
+      <w:lvlText w:val="%8."/>
+      <w:lvlJc w:val="left"/>
+      <w:pPr>
+        <w:tabs>
+          <w:tab w:val="num" w:pos="5760"/>
+        </w:tabs>
+        <w:ind w:left="5760" w:hanging="360"/>
+      </w:pPr>
+    </w:lvl>
+    <w:lvl w:ilvl="8" w:tentative="1">
+      <w:start w:val="1"/>
+      <w:numFmt w:val="decimal"/>
+      <w:lvlText w:val="%9."/>
+      <w:lvlJc w:val="left"/>
+      <w:pPr>
+        <w:tabs>
+          <w:tab w:val="num" w:pos="6480"/>
+        </w:tabs>
+        <w:ind w:left="6480" w:hanging="360"/>
+      </w:pPr>
+    </w:lvl>
+  </w:abstractNum>
+  <w:abstractNum w:abstractNumId="2" w15:restartNumberingAfterBreak="0">
+    <w:nsid w:val="13F25E36"/>
+    <w:multiLevelType w:val="multilevel"/>
+    <w:tmpl w:val="18028B64"/>
+    <w:lvl w:ilvl="0">
+      <w:start w:val="1"/>
+      <w:numFmt w:val="decimal"/>
+      <w:lvlText w:val="%1."/>
+      <w:lvlJc w:val="left"/>
+      <w:pPr>
+        <w:tabs>
+          <w:tab w:val="num" w:pos="720"/>
+        </w:tabs>
+        <w:ind w:left="720" w:hanging="360"/>
+      </w:pPr>
+    </w:lvl>
+    <w:lvl w:ilvl="1" w:tentative="1">
+      <w:start w:val="1"/>
+      <w:numFmt w:val="decimal"/>
+      <w:lvlText w:val="%2."/>
+      <w:lvlJc w:val="left"/>
+      <w:pPr>
+        <w:tabs>
+          <w:tab w:val="num" w:pos="1440"/>
+        </w:tabs>
+        <w:ind w:left="1440" w:hanging="360"/>
+      </w:pPr>
+    </w:lvl>
+    <w:lvl w:ilvl="2" w:tentative="1">
+      <w:start w:val="1"/>
+      <w:numFmt w:val="decimal"/>
+      <w:lvlText w:val="%3."/>
+      <w:lvlJc w:val="left"/>
+      <w:pPr>
+        <w:tabs>
+          <w:tab w:val="num" w:pos="2160"/>
+        </w:tabs>
+        <w:ind w:left="2160" w:hanging="360"/>
+      </w:pPr>
+    </w:lvl>
+    <w:lvl w:ilvl="3" w:tentative="1">
+      <w:start w:val="1"/>
+      <w:numFmt w:val="decimal"/>
+      <w:lvlText w:val="%4."/>
+      <w:lvlJc w:val="left"/>
+      <w:pPr>
+        <w:tabs>
+          <w:tab w:val="num" w:pos="2880"/>
+        </w:tabs>
+        <w:ind w:left="2880" w:hanging="360"/>
+      </w:pPr>
+    </w:lvl>
+    <w:lvl w:ilvl="4" w:tentative="1">
+      <w:start w:val="1"/>
+      <w:numFmt w:val="decimal"/>
+      <w:lvlText w:val="%5."/>
+      <w:lvlJc w:val="left"/>
+      <w:pPr>
+        <w:tabs>
+          <w:tab w:val="num" w:pos="3600"/>
+        </w:tabs>
+        <w:ind w:left="3600" w:hanging="360"/>
+      </w:pPr>
+    </w:lvl>
+    <w:lvl w:ilvl="5" w:tentative="1">
+      <w:start w:val="1"/>
+      <w:numFmt w:val="decimal"/>
+      <w:lvlText w:val="%6."/>
+      <w:lvlJc w:val="left"/>
+      <w:pPr>
+        <w:tabs>
+          <w:tab w:val="num" w:pos="4320"/>
+        </w:tabs>
+        <w:ind w:left="4320" w:hanging="360"/>
+      </w:pPr>
+    </w:lvl>
+    <w:lvl w:ilvl="6" w:tentative="1">
+      <w:start w:val="1"/>
+      <w:numFmt w:val="decimal"/>
+      <w:lvlText w:val="%7."/>
+      <w:lvlJc w:val="left"/>
+      <w:pPr>
+        <w:tabs>
+          <w:tab w:val="num" w:pos="5040"/>
+        </w:tabs>
+        <w:ind w:left="5040" w:hanging="360"/>
+      </w:pPr>
+    </w:lvl>
+    <w:lvl w:ilvl="7" w:tentative="1">
+      <w:start w:val="1"/>
+      <w:numFmt w:val="decimal"/>
+      <w:lvlText w:val="%8."/>
+      <w:lvlJc w:val="left"/>
+      <w:pPr>
+        <w:tabs>
+          <w:tab w:val="num" w:pos="5760"/>
+        </w:tabs>
+        <w:ind w:left="5760" w:hanging="360"/>
+      </w:pPr>
+    </w:lvl>
+    <w:lvl w:ilvl="8" w:tentative="1">
+      <w:start w:val="1"/>
+      <w:numFmt w:val="decimal"/>
+      <w:lvlText w:val="%9."/>
+      <w:lvlJc w:val="left"/>
+      <w:pPr>
+        <w:tabs>
+          <w:tab w:val="num" w:pos="6480"/>
+        </w:tabs>
+        <w:ind w:left="6480" w:hanging="360"/>
+      </w:pPr>
+    </w:lvl>
+  </w:abstractNum>
+  <w:abstractNum w:abstractNumId="3" w15:restartNumberingAfterBreak="0">
+    <w:nsid w:val="14094681"/>
+    <w:multiLevelType w:val="multilevel"/>
+    <w:tmpl w:val="F8568A88"/>
+    <w:lvl w:ilvl="0">
+      <w:start w:val="1"/>
+      <w:numFmt w:val="decimal"/>
+      <w:lvlText w:val="%1."/>
+      <w:lvlJc w:val="left"/>
+      <w:pPr>
+        <w:tabs>
+          <w:tab w:val="num" w:pos="720"/>
+        </w:tabs>
+        <w:ind w:left="720" w:hanging="360"/>
+      </w:pPr>
+    </w:lvl>
+    <w:lvl w:ilvl="1" w:tentative="1">
+      <w:start w:val="1"/>
+      <w:numFmt w:val="decimal"/>
+      <w:lvlText w:val="%2."/>
+      <w:lvlJc w:val="left"/>
+      <w:pPr>
+        <w:tabs>
+          <w:tab w:val="num" w:pos="1440"/>
+        </w:tabs>
+        <w:ind w:left="1440" w:hanging="360"/>
+      </w:pPr>
+    </w:lvl>
+    <w:lvl w:ilvl="2" w:tentative="1">
+      <w:start w:val="1"/>
+      <w:numFmt w:val="decimal"/>
+      <w:lvlText w:val="%3."/>
+      <w:lvlJc w:val="left"/>
+      <w:pPr>
+        <w:tabs>
+          <w:tab w:val="num" w:pos="2160"/>
+        </w:tabs>
+        <w:ind w:left="2160" w:hanging="360"/>
+      </w:pPr>
+    </w:lvl>
+    <w:lvl w:ilvl="3" w:tentative="1">
+      <w:start w:val="1"/>
+      <w:numFmt w:val="decimal"/>
+      <w:lvlText w:val="%4."/>
+      <w:lvlJc w:val="left"/>
+      <w:pPr>
+        <w:tabs>
+          <w:tab w:val="num" w:pos="2880"/>
+        </w:tabs>
+        <w:ind w:left="2880" w:hanging="360"/>
+      </w:pPr>
+    </w:lvl>
+    <w:lvl w:ilvl="4" w:tentative="1">
+      <w:start w:val="1"/>
+      <w:numFmt w:val="decimal"/>
+      <w:lvlText w:val="%5."/>
+      <w:lvlJc w:val="left"/>
+      <w:pPr>
+        <w:tabs>
+          <w:tab w:val="num" w:pos="3600"/>
+        </w:tabs>
+        <w:ind w:left="3600" w:hanging="360"/>
+      </w:pPr>
+    </w:lvl>
+    <w:lvl w:ilvl="5" w:tentative="1">
+      <w:start w:val="1"/>
+      <w:numFmt w:val="decimal"/>
+      <w:lvlText w:val="%6."/>
+      <w:lvlJc w:val="left"/>
+      <w:pPr>
+        <w:tabs>
+          <w:tab w:val="num" w:pos="4320"/>
+        </w:tabs>
+        <w:ind w:left="4320" w:hanging="360"/>
+      </w:pPr>
+    </w:lvl>
+    <w:lvl w:ilvl="6" w:tentative="1">
+      <w:start w:val="1"/>
+      <w:numFmt w:val="decimal"/>
+      <w:lvlText w:val="%7."/>
+      <w:lvlJc w:val="left"/>
+      <w:pPr>
+        <w:tabs>
+          <w:tab w:val="num" w:pos="5040"/>
+        </w:tabs>
+        <w:ind w:left="5040" w:hanging="360"/>
+      </w:pPr>
+    </w:lvl>
+    <w:lvl w:ilvl="7" w:tentative="1">
+      <w:start w:val="1"/>
+      <w:numFmt w:val="decimal"/>
+      <w:lvlText w:val="%8."/>
+      <w:lvlJc w:val="left"/>
+      <w:pPr>
+        <w:tabs>
+          <w:tab w:val="num" w:pos="5760"/>
+        </w:tabs>
+        <w:ind w:left="5760" w:hanging="360"/>
+      </w:pPr>
+    </w:lvl>
+    <w:lvl w:ilvl="8" w:tentative="1">
+      <w:start w:val="1"/>
+      <w:numFmt w:val="decimal"/>
+      <w:lvlText w:val="%9."/>
+      <w:lvlJc w:val="left"/>
+      <w:pPr>
+        <w:tabs>
+          <w:tab w:val="num" w:pos="6480"/>
+        </w:tabs>
+        <w:ind w:left="6480" w:hanging="360"/>
+      </w:pPr>
+    </w:lvl>
+  </w:abstractNum>
+  <w:abstractNum w:abstractNumId="4" w15:restartNumberingAfterBreak="0">
+    <w:nsid w:val="16DF3135"/>
+    <w:multiLevelType w:val="multilevel"/>
+    <w:tmpl w:val="DB642A58"/>
+    <w:lvl w:ilvl="0">
+      <w:start w:val="1"/>
+      <w:numFmt w:val="decimal"/>
+      <w:lvlText w:val="%1."/>
+      <w:lvlJc w:val="left"/>
+      <w:pPr>
+        <w:tabs>
+          <w:tab w:val="num" w:pos="720"/>
+        </w:tabs>
+        <w:ind w:left="720" w:hanging="360"/>
+      </w:pPr>
+    </w:lvl>
+    <w:lvl w:ilvl="1" w:tentative="1">
+      <w:start w:val="1"/>
+      <w:numFmt w:val="decimal"/>
+      <w:lvlText w:val="%2."/>
+      <w:lvlJc w:val="left"/>
+      <w:pPr>
+        <w:tabs>
+          <w:tab w:val="num" w:pos="1440"/>
+        </w:tabs>
+        <w:ind w:left="1440" w:hanging="360"/>
+      </w:pPr>
+    </w:lvl>
+    <w:lvl w:ilvl="2" w:tentative="1">
+      <w:start w:val="1"/>
+      <w:numFmt w:val="decimal"/>
+      <w:lvlText w:val="%3."/>
+      <w:lvlJc w:val="left"/>
+      <w:pPr>
+        <w:tabs>
+          <w:tab w:val="num" w:pos="2160"/>
+        </w:tabs>
+        <w:ind w:left="2160" w:hanging="360"/>
+      </w:pPr>
+    </w:lvl>
+    <w:lvl w:ilvl="3" w:tentative="1">
+      <w:start w:val="1"/>
+      <w:numFmt w:val="decimal"/>
+      <w:lvlText w:val="%4."/>
+      <w:lvlJc w:val="left"/>
+      <w:pPr>
+        <w:tabs>
+          <w:tab w:val="num" w:pos="2880"/>
+        </w:tabs>
+        <w:ind w:left="2880" w:hanging="360"/>
+      </w:pPr>
+    </w:lvl>
+    <w:lvl w:ilvl="4" w:tentative="1">
+      <w:start w:val="1"/>
+      <w:numFmt w:val="decimal"/>
+      <w:lvlText w:val="%5."/>
+      <w:lvlJc w:val="left"/>
+      <w:pPr>
+        <w:tabs>
+          <w:tab w:val="num" w:pos="3600"/>
+        </w:tabs>
+        <w:ind w:left="3600" w:hanging="360"/>
+      </w:pPr>
+    </w:lvl>
+    <w:lvl w:ilvl="5" w:tentative="1">
+      <w:start w:val="1"/>
+      <w:numFmt w:val="decimal"/>
+      <w:lvlText w:val="%6."/>
+      <w:lvlJc w:val="left"/>
+      <w:pPr>
+        <w:tabs>
+          <w:tab w:val="num" w:pos="4320"/>
+        </w:tabs>
+        <w:ind w:left="4320" w:hanging="360"/>
+      </w:pPr>
+    </w:lvl>
+    <w:lvl w:ilvl="6" w:tentative="1">
+      <w:start w:val="1"/>
+      <w:numFmt w:val="decimal"/>
+      <w:lvlText w:val="%7."/>
+      <w:lvlJc w:val="left"/>
+      <w:pPr>
+        <w:tabs>
+          <w:tab w:val="num" w:pos="5040"/>
+        </w:tabs>
+        <w:ind w:left="5040" w:hanging="360"/>
+      </w:pPr>
+    </w:lvl>
+    <w:lvl w:ilvl="7" w:tentative="1">
+      <w:start w:val="1"/>
+      <w:numFmt w:val="decimal"/>
+      <w:lvlText w:val="%8."/>
+      <w:lvlJc w:val="left"/>
+      <w:pPr>
+        <w:tabs>
+          <w:tab w:val="num" w:pos="5760"/>
+        </w:tabs>
+        <w:ind w:left="5760" w:hanging="360"/>
+      </w:pPr>
+    </w:lvl>
+    <w:lvl w:ilvl="8" w:tentative="1">
+      <w:start w:val="1"/>
+      <w:numFmt w:val="decimal"/>
+      <w:lvlText w:val="%9."/>
+      <w:lvlJc w:val="left"/>
+      <w:pPr>
+        <w:tabs>
+          <w:tab w:val="num" w:pos="6480"/>
+        </w:tabs>
+        <w:ind w:left="6480" w:hanging="360"/>
+      </w:pPr>
+    </w:lvl>
+  </w:abstractNum>
+  <w:abstractNum w:abstractNumId="5" w15:restartNumberingAfterBreak="0">
+    <w:nsid w:val="1D7C6546"/>
+    <w:multiLevelType w:val="multilevel"/>
+    <w:tmpl w:val="01E277D8"/>
+    <w:lvl w:ilvl="0">
+      <w:start w:val="1"/>
+      <w:numFmt w:val="decimal"/>
+      <w:lvlText w:val="%1."/>
+      <w:lvlJc w:val="left"/>
+      <w:pPr>
+        <w:tabs>
+          <w:tab w:val="num" w:pos="720"/>
+        </w:tabs>
+        <w:ind w:left="720" w:hanging="360"/>
+      </w:pPr>
+    </w:lvl>
+    <w:lvl w:ilvl="1" w:tentative="1">
+      <w:start w:val="1"/>
+      <w:numFmt w:val="decimal"/>
+      <w:lvlText w:val="%2."/>
+      <w:lvlJc w:val="left"/>
+      <w:pPr>
+        <w:tabs>
+          <w:tab w:val="num" w:pos="1440"/>
+        </w:tabs>
+        <w:ind w:left="1440" w:hanging="360"/>
+      </w:pPr>
+    </w:lvl>
+    <w:lvl w:ilvl="2" w:tentative="1">
+      <w:start w:val="1"/>
+      <w:numFmt w:val="decimal"/>
+      <w:lvlText w:val="%3."/>
+      <w:lvlJc w:val="left"/>
+      <w:pPr>
+        <w:tabs>
+          <w:tab w:val="num" w:pos="2160"/>
+        </w:tabs>
+        <w:ind w:left="2160" w:hanging="360"/>
+      </w:pPr>
+    </w:lvl>
+    <w:lvl w:ilvl="3" w:tentative="1">
+      <w:start w:val="1"/>
+      <w:numFmt w:val="decimal"/>
+      <w:lvlText w:val="%4."/>
+      <w:lvlJc w:val="left"/>
+      <w:pPr>
+        <w:tabs>
+          <w:tab w:val="num" w:pos="2880"/>
+        </w:tabs>
+        <w:ind w:left="2880" w:hanging="360"/>
+      </w:pPr>
+    </w:lvl>
+    <w:lvl w:ilvl="4" w:tentative="1">
+      <w:start w:val="1"/>
+      <w:numFmt w:val="decimal"/>
+      <w:lvlText w:val="%5."/>
+      <w:lvlJc w:val="left"/>
+      <w:pPr>
+        <w:tabs>
+          <w:tab w:val="num" w:pos="3600"/>
+        </w:tabs>
+        <w:ind w:left="3600" w:hanging="360"/>
+      </w:pPr>
+    </w:lvl>
+    <w:lvl w:ilvl="5" w:tentative="1">
+      <w:start w:val="1"/>
+      <w:numFmt w:val="decimal"/>
+      <w:lvlText w:val="%6."/>
+      <w:lvlJc w:val="left"/>
+      <w:pPr>
+        <w:tabs>
+          <w:tab w:val="num" w:pos="4320"/>
+        </w:tabs>
+        <w:ind w:left="4320" w:hanging="360"/>
+      </w:pPr>
+    </w:lvl>
+    <w:lvl w:ilvl="6" w:tentative="1">
+      <w:start w:val="1"/>
+      <w:numFmt w:val="decimal"/>
+      <w:lvlText w:val="%7."/>
+      <w:lvlJc w:val="left"/>
+      <w:pPr>
+        <w:tabs>
+          <w:tab w:val="num" w:pos="5040"/>
+        </w:tabs>
+        <w:ind w:left="5040" w:hanging="360"/>
+      </w:pPr>
+    </w:lvl>
+    <w:lvl w:ilvl="7" w:tentative="1">
+      <w:start w:val="1"/>
+      <w:numFmt w:val="decimal"/>
+      <w:lvlText w:val="%8."/>
+      <w:lvlJc w:val="left"/>
+      <w:pPr>
+        <w:tabs>
+          <w:tab w:val="num" w:pos="5760"/>
+        </w:tabs>
+        <w:ind w:left="5760" w:hanging="360"/>
+      </w:pPr>
+    </w:lvl>
+    <w:lvl w:ilvl="8" w:tentative="1">
+      <w:start w:val="1"/>
+      <w:numFmt w:val="decimal"/>
+      <w:lvlText w:val="%9."/>
+      <w:lvlJc w:val="left"/>
+      <w:pPr>
+        <w:tabs>
+          <w:tab w:val="num" w:pos="6480"/>
+        </w:tabs>
+        <w:ind w:left="6480" w:hanging="360"/>
+      </w:pPr>
+    </w:lvl>
+  </w:abstractNum>
+  <w:abstractNum w:abstractNumId="6" w15:restartNumberingAfterBreak="0">
+    <w:nsid w:val="249F1AF0"/>
+    <w:multiLevelType w:val="multilevel"/>
+    <w:tmpl w:val="4A061C4C"/>
+    <w:lvl w:ilvl="0">
+      <w:start w:val="1"/>
+      <w:numFmt w:val="decimal"/>
+      <w:lvlText w:val="%1."/>
+      <w:lvlJc w:val="left"/>
+      <w:pPr>
+        <w:tabs>
+          <w:tab w:val="num" w:pos="720"/>
+        </w:tabs>
+        <w:ind w:left="720" w:hanging="360"/>
+      </w:pPr>
+    </w:lvl>
+    <w:lvl w:ilvl="1" w:tentative="1">
+      <w:start w:val="1"/>
+      <w:numFmt w:val="decimal"/>
+      <w:lvlText w:val="%2."/>
+      <w:lvlJc w:val="left"/>
+      <w:pPr>
+        <w:tabs>
+          <w:tab w:val="num" w:pos="1440"/>
+        </w:tabs>
+        <w:ind w:left="1440" w:hanging="360"/>
+      </w:pPr>
+    </w:lvl>
+    <w:lvl w:ilvl="2" w:tentative="1">
+      <w:start w:val="1"/>
+      <w:numFmt w:val="decimal"/>
+      <w:lvlText w:val="%3."/>
+      <w:lvlJc w:val="left"/>
+      <w:pPr>
+        <w:tabs>
+          <w:tab w:val="num" w:pos="2160"/>
+        </w:tabs>
+        <w:ind w:left="2160" w:hanging="360"/>
+      </w:pPr>
+    </w:lvl>
+    <w:lvl w:ilvl="3" w:tentative="1">
+      <w:start w:val="1"/>
+      <w:numFmt w:val="decimal"/>
+      <w:lvlText w:val="%4."/>
+      <w:lvlJc w:val="left"/>
+      <w:pPr>
+        <w:tabs>
+          <w:tab w:val="num" w:pos="2880"/>
+        </w:tabs>
+        <w:ind w:left="2880" w:hanging="360"/>
+      </w:pPr>
+    </w:lvl>
+    <w:lvl w:ilvl="4" w:tentative="1">
+      <w:start w:val="1"/>
+      <w:numFmt w:val="decimal"/>
+      <w:lvlText w:val="%5."/>
+      <w:lvlJc w:val="left"/>
+      <w:pPr>
+        <w:tabs>
+          <w:tab w:val="num" w:pos="3600"/>
+        </w:tabs>
+        <w:ind w:left="3600" w:hanging="360"/>
+      </w:pPr>
+    </w:lvl>
+    <w:lvl w:ilvl="5" w:tentative="1">
+      <w:start w:val="1"/>
+      <w:numFmt w:val="decimal"/>
+      <w:lvlText w:val="%6."/>
+      <w:lvlJc w:val="left"/>
+      <w:pPr>
+        <w:tabs>
+          <w:tab w:val="num" w:pos="4320"/>
+        </w:tabs>
+        <w:ind w:left="4320" w:hanging="360"/>
+      </w:pPr>
+    </w:lvl>
+    <w:lvl w:ilvl="6" w:tentative="1">
+      <w:start w:val="1"/>
+      <w:numFmt w:val="decimal"/>
+      <w:lvlText w:val="%7."/>
+      <w:lvlJc w:val="left"/>
+      <w:pPr>
+        <w:tabs>
+          <w:tab w:val="num" w:pos="5040"/>
+        </w:tabs>
+        <w:ind w:left="5040" w:hanging="360"/>
+      </w:pPr>
+    </w:lvl>
+    <w:lvl w:ilvl="7" w:tentative="1">
+      <w:start w:val="1"/>
+      <w:numFmt w:val="decimal"/>
+      <w:lvlText w:val="%8."/>
+      <w:lvlJc w:val="left"/>
+      <w:pPr>
+        <w:tabs>
+          <w:tab w:val="num" w:pos="5760"/>
+        </w:tabs>
+        <w:ind w:left="5760" w:hanging="360"/>
+      </w:pPr>
+    </w:lvl>
+    <w:lvl w:ilvl="8" w:tentative="1">
+      <w:start w:val="1"/>
+      <w:numFmt w:val="decimal"/>
+      <w:lvlText w:val="%9."/>
+      <w:lvlJc w:val="left"/>
+      <w:pPr>
+        <w:tabs>
+          <w:tab w:val="num" w:pos="6480"/>
+        </w:tabs>
+        <w:ind w:left="6480" w:hanging="360"/>
+      </w:pPr>
+    </w:lvl>
+  </w:abstractNum>
+  <w:abstractNum w:abstractNumId="7" w15:restartNumberingAfterBreak="0">
+    <w:nsid w:val="25CD573D"/>
+    <w:multiLevelType w:val="multilevel"/>
+    <w:tmpl w:val="0CD2146C"/>
+    <w:lvl w:ilvl="0">
+      <w:start w:val="1"/>
+      <w:numFmt w:val="decimal"/>
+      <w:lvlText w:val="%1."/>
+      <w:lvlJc w:val="left"/>
+      <w:pPr>
+        <w:tabs>
+          <w:tab w:val="num" w:pos="720"/>
+        </w:tabs>
+        <w:ind w:left="720" w:hanging="360"/>
+      </w:pPr>
+    </w:lvl>
+    <w:lvl w:ilvl="1" w:tentative="1">
+      <w:start w:val="1"/>
+      <w:numFmt w:val="decimal"/>
+      <w:lvlText w:val="%2."/>
+      <w:lvlJc w:val="left"/>
+      <w:pPr>
+        <w:tabs>
+          <w:tab w:val="num" w:pos="1440"/>
+        </w:tabs>
+        <w:ind w:left="1440" w:hanging="360"/>
+      </w:pPr>
+    </w:lvl>
+    <w:lvl w:ilvl="2" w:tentative="1">
+      <w:start w:val="1"/>
+      <w:numFmt w:val="decimal"/>
+      <w:lvlText w:val="%3."/>
+      <w:lvlJc w:val="left"/>
+      <w:pPr>
+        <w:tabs>
+          <w:tab w:val="num" w:pos="2160"/>
+        </w:tabs>
+        <w:ind w:left="2160" w:hanging="360"/>
+      </w:pPr>
+    </w:lvl>
+    <w:lvl w:ilvl="3" w:tentative="1">
+      <w:start w:val="1"/>
+      <w:numFmt w:val="decimal"/>
+      <w:lvlText w:val="%4."/>
+      <w:lvlJc w:val="left"/>
+      <w:pPr>
+        <w:tabs>
+          <w:tab w:val="num" w:pos="2880"/>
+        </w:tabs>
+        <w:ind w:left="2880" w:hanging="360"/>
+      </w:pPr>
+    </w:lvl>
+    <w:lvl w:ilvl="4" w:tentative="1">
+      <w:start w:val="1"/>
+      <w:numFmt w:val="decimal"/>
+      <w:lvlText w:val="%5."/>
+      <w:lvlJc w:val="left"/>
+      <w:pPr>
+        <w:tabs>
+          <w:tab w:val="num" w:pos="3600"/>
+        </w:tabs>
+        <w:ind w:left="3600" w:hanging="360"/>
+      </w:pPr>
+    </w:lvl>
+    <w:lvl w:ilvl="5" w:tentative="1">
+      <w:start w:val="1"/>
+      <w:numFmt w:val="decimal"/>
+      <w:lvlText w:val="%6."/>
+      <w:lvlJc w:val="left"/>
+      <w:pPr>
+        <w:tabs>
+          <w:tab w:val="num" w:pos="4320"/>
+        </w:tabs>
+        <w:ind w:left="4320" w:hanging="360"/>
+      </w:pPr>
+    </w:lvl>
+    <w:lvl w:ilvl="6" w:tentative="1">
+      <w:start w:val="1"/>
+      <w:numFmt w:val="decimal"/>
+      <w:lvlText w:val="%7."/>
+      <w:lvlJc w:val="left"/>
+      <w:pPr>
+        <w:tabs>
+          <w:tab w:val="num" w:pos="5040"/>
+        </w:tabs>
+        <w:ind w:left="5040" w:hanging="360"/>
+      </w:pPr>
+    </w:lvl>
+    <w:lvl w:ilvl="7" w:tentative="1">
+      <w:start w:val="1"/>
+      <w:numFmt w:val="decimal"/>
+      <w:lvlText w:val="%8."/>
+      <w:lvlJc w:val="left"/>
+      <w:pPr>
+        <w:tabs>
+          <w:tab w:val="num" w:pos="5760"/>
+        </w:tabs>
+        <w:ind w:left="5760" w:hanging="360"/>
+      </w:pPr>
+    </w:lvl>
+    <w:lvl w:ilvl="8" w:tentative="1">
+      <w:start w:val="1"/>
+      <w:numFmt w:val="decimal"/>
+      <w:lvlText w:val="%9."/>
+      <w:lvlJc w:val="left"/>
+      <w:pPr>
+        <w:tabs>
+          <w:tab w:val="num" w:pos="6480"/>
+        </w:tabs>
+        <w:ind w:left="6480" w:hanging="360"/>
+      </w:pPr>
+    </w:lvl>
+  </w:abstractNum>
+  <w:abstractNum w:abstractNumId="8" w15:restartNumberingAfterBreak="0">
+    <w:nsid w:val="29CF3438"/>
+    <w:multiLevelType w:val="multilevel"/>
+    <w:tmpl w:val="1DFCC85A"/>
+    <w:lvl w:ilvl="0">
+      <w:start w:val="1"/>
+      <w:numFmt w:val="decimal"/>
+      <w:lvlText w:val="%1."/>
+      <w:lvlJc w:val="left"/>
+      <w:pPr>
+        <w:tabs>
+          <w:tab w:val="num" w:pos="720"/>
+        </w:tabs>
+        <w:ind w:left="720" w:hanging="360"/>
+      </w:pPr>
+    </w:lvl>
+    <w:lvl w:ilvl="1" w:tentative="1">
+      <w:start w:val="1"/>
+      <w:numFmt w:val="decimal"/>
+      <w:lvlText w:val="%2."/>
+      <w:lvlJc w:val="left"/>
+      <w:pPr>
+        <w:tabs>
+          <w:tab w:val="num" w:pos="1440"/>
+        </w:tabs>
+        <w:ind w:left="1440" w:hanging="360"/>
+      </w:pPr>
+    </w:lvl>
+    <w:lvl w:ilvl="2" w:tentative="1">
+      <w:start w:val="1"/>
+      <w:numFmt w:val="decimal"/>
+      <w:lvlText w:val="%3."/>
+      <w:lvlJc w:val="left"/>
+      <w:pPr>
+        <w:tabs>
+          <w:tab w:val="num" w:pos="2160"/>
+        </w:tabs>
+        <w:ind w:left="2160" w:hanging="360"/>
+      </w:pPr>
+    </w:lvl>
+    <w:lvl w:ilvl="3" w:tentative="1">
+      <w:start w:val="1"/>
+      <w:numFmt w:val="decimal"/>
+      <w:lvlText w:val="%4."/>
+      <w:lvlJc w:val="left"/>
+      <w:pPr>
+        <w:tabs>
+          <w:tab w:val="num" w:pos="2880"/>
+        </w:tabs>
+        <w:ind w:left="2880" w:hanging="360"/>
+      </w:pPr>
+    </w:lvl>
+    <w:lvl w:ilvl="4" w:tentative="1">
+      <w:start w:val="1"/>
+      <w:numFmt w:val="decimal"/>
+      <w:lvlText w:val="%5."/>
+      <w:lvlJc w:val="left"/>
+      <w:pPr>
+        <w:tabs>
+          <w:tab w:val="num" w:pos="3600"/>
+        </w:tabs>
+        <w:ind w:left="3600" w:hanging="360"/>
+      </w:pPr>
+    </w:lvl>
+    <w:lvl w:ilvl="5" w:tentative="1">
+      <w:start w:val="1"/>
+      <w:numFmt w:val="decimal"/>
+      <w:lvlText w:val="%6."/>
+      <w:lvlJc w:val="left"/>
+      <w:pPr>
+        <w:tabs>
+          <w:tab w:val="num" w:pos="4320"/>
+        </w:tabs>
+        <w:ind w:left="4320" w:hanging="360"/>
+      </w:pPr>
+    </w:lvl>
+    <w:lvl w:ilvl="6" w:tentative="1">
+      <w:start w:val="1"/>
+      <w:numFmt w:val="decimal"/>
+      <w:lvlText w:val="%7."/>
+      <w:lvlJc w:val="left"/>
+      <w:pPr>
+        <w:tabs>
+          <w:tab w:val="num" w:pos="5040"/>
+        </w:tabs>
+        <w:ind w:left="5040" w:hanging="360"/>
+      </w:pPr>
+    </w:lvl>
+    <w:lvl w:ilvl="7" w:tentative="1">
+      <w:start w:val="1"/>
+      <w:numFmt w:val="decimal"/>
+      <w:lvlText w:val="%8."/>
+      <w:lvlJc w:val="left"/>
+      <w:pPr>
+        <w:tabs>
+          <w:tab w:val="num" w:pos="5760"/>
+        </w:tabs>
+        <w:ind w:left="5760" w:hanging="360"/>
+      </w:pPr>
+    </w:lvl>
+    <w:lvl w:ilvl="8" w:tentative="1">
+      <w:start w:val="1"/>
+      <w:numFmt w:val="decimal"/>
+      <w:lvlText w:val="%9."/>
+      <w:lvlJc w:val="left"/>
+      <w:pPr>
+        <w:tabs>
+          <w:tab w:val="num" w:pos="6480"/>
+        </w:tabs>
+        <w:ind w:left="6480" w:hanging="360"/>
+      </w:pPr>
+    </w:lvl>
+  </w:abstractNum>
+  <w:abstractNum w:abstractNumId="9" w15:restartNumberingAfterBreak="0">
     <w:nsid w:val="2B1C0450"/>
     <w:multiLevelType w:val="multilevel"/>
     <w:tmpl w:val="2EAA8DBE"/>
@@ -5800,7 +7481,233 @@
       </w:pPr>
     </w:lvl>
   </w:abstractNum>
-  <w:abstractNum w:abstractNumId="1" w15:restartNumberingAfterBreak="0">
+  <w:abstractNum w:abstractNumId="10" w15:restartNumberingAfterBreak="0">
+    <w:nsid w:val="2DED177F"/>
+    <w:multiLevelType w:val="multilevel"/>
+    <w:tmpl w:val="3CAA9332"/>
+    <w:lvl w:ilvl="0">
+      <w:start w:val="1"/>
+      <w:numFmt w:val="decimal"/>
+      <w:lvlText w:val="%1."/>
+      <w:lvlJc w:val="left"/>
+      <w:pPr>
+        <w:tabs>
+          <w:tab w:val="num" w:pos="720"/>
+        </w:tabs>
+        <w:ind w:left="720" w:hanging="360"/>
+      </w:pPr>
+    </w:lvl>
+    <w:lvl w:ilvl="1" w:tentative="1">
+      <w:start w:val="1"/>
+      <w:numFmt w:val="decimal"/>
+      <w:lvlText w:val="%2."/>
+      <w:lvlJc w:val="left"/>
+      <w:pPr>
+        <w:tabs>
+          <w:tab w:val="num" w:pos="1440"/>
+        </w:tabs>
+        <w:ind w:left="1440" w:hanging="360"/>
+      </w:pPr>
+    </w:lvl>
+    <w:lvl w:ilvl="2" w:tentative="1">
+      <w:start w:val="1"/>
+      <w:numFmt w:val="decimal"/>
+      <w:lvlText w:val="%3."/>
+      <w:lvlJc w:val="left"/>
+      <w:pPr>
+        <w:tabs>
+          <w:tab w:val="num" w:pos="2160"/>
+        </w:tabs>
+        <w:ind w:left="2160" w:hanging="360"/>
+      </w:pPr>
+    </w:lvl>
+    <w:lvl w:ilvl="3" w:tentative="1">
+      <w:start w:val="1"/>
+      <w:numFmt w:val="decimal"/>
+      <w:lvlText w:val="%4."/>
+      <w:lvlJc w:val="left"/>
+      <w:pPr>
+        <w:tabs>
+          <w:tab w:val="num" w:pos="2880"/>
+        </w:tabs>
+        <w:ind w:left="2880" w:hanging="360"/>
+      </w:pPr>
+    </w:lvl>
+    <w:lvl w:ilvl="4" w:tentative="1">
+      <w:start w:val="1"/>
+      <w:numFmt w:val="decimal"/>
+      <w:lvlText w:val="%5."/>
+      <w:lvlJc w:val="left"/>
+      <w:pPr>
+        <w:tabs>
+          <w:tab w:val="num" w:pos="3600"/>
+        </w:tabs>
+        <w:ind w:left="3600" w:hanging="360"/>
+      </w:pPr>
+    </w:lvl>
+    <w:lvl w:ilvl="5" w:tentative="1">
+      <w:start w:val="1"/>
+      <w:numFmt w:val="decimal"/>
+      <w:lvlText w:val="%6."/>
+      <w:lvlJc w:val="left"/>
+      <w:pPr>
+        <w:tabs>
+          <w:tab w:val="num" w:pos="4320"/>
+        </w:tabs>
+        <w:ind w:left="4320" w:hanging="360"/>
+      </w:pPr>
+    </w:lvl>
+    <w:lvl w:ilvl="6" w:tentative="1">
+      <w:start w:val="1"/>
+      <w:numFmt w:val="decimal"/>
+      <w:lvlText w:val="%7."/>
+      <w:lvlJc w:val="left"/>
+      <w:pPr>
+        <w:tabs>
+          <w:tab w:val="num" w:pos="5040"/>
+        </w:tabs>
+        <w:ind w:left="5040" w:hanging="360"/>
+      </w:pPr>
+    </w:lvl>
+    <w:lvl w:ilvl="7" w:tentative="1">
+      <w:start w:val="1"/>
+      <w:numFmt w:val="decimal"/>
+      <w:lvlText w:val="%8."/>
+      <w:lvlJc w:val="left"/>
+      <w:pPr>
+        <w:tabs>
+          <w:tab w:val="num" w:pos="5760"/>
+        </w:tabs>
+        <w:ind w:left="5760" w:hanging="360"/>
+      </w:pPr>
+    </w:lvl>
+    <w:lvl w:ilvl="8" w:tentative="1">
+      <w:start w:val="1"/>
+      <w:numFmt w:val="decimal"/>
+      <w:lvlText w:val="%9."/>
+      <w:lvlJc w:val="left"/>
+      <w:pPr>
+        <w:tabs>
+          <w:tab w:val="num" w:pos="6480"/>
+        </w:tabs>
+        <w:ind w:left="6480" w:hanging="360"/>
+      </w:pPr>
+    </w:lvl>
+  </w:abstractNum>
+  <w:abstractNum w:abstractNumId="11" w15:restartNumberingAfterBreak="0">
+    <w:nsid w:val="2F156EA5"/>
+    <w:multiLevelType w:val="multilevel"/>
+    <w:tmpl w:val="EEA0EEF4"/>
+    <w:lvl w:ilvl="0">
+      <w:start w:val="1"/>
+      <w:numFmt w:val="decimal"/>
+      <w:lvlText w:val="%1."/>
+      <w:lvlJc w:val="left"/>
+      <w:pPr>
+        <w:tabs>
+          <w:tab w:val="num" w:pos="720"/>
+        </w:tabs>
+        <w:ind w:left="720" w:hanging="360"/>
+      </w:pPr>
+    </w:lvl>
+    <w:lvl w:ilvl="1" w:tentative="1">
+      <w:start w:val="1"/>
+      <w:numFmt w:val="decimal"/>
+      <w:lvlText w:val="%2."/>
+      <w:lvlJc w:val="left"/>
+      <w:pPr>
+        <w:tabs>
+          <w:tab w:val="num" w:pos="1440"/>
+        </w:tabs>
+        <w:ind w:left="1440" w:hanging="360"/>
+      </w:pPr>
+    </w:lvl>
+    <w:lvl w:ilvl="2" w:tentative="1">
+      <w:start w:val="1"/>
+      <w:numFmt w:val="decimal"/>
+      <w:lvlText w:val="%3."/>
+      <w:lvlJc w:val="left"/>
+      <w:pPr>
+        <w:tabs>
+          <w:tab w:val="num" w:pos="2160"/>
+        </w:tabs>
+        <w:ind w:left="2160" w:hanging="360"/>
+      </w:pPr>
+    </w:lvl>
+    <w:lvl w:ilvl="3" w:tentative="1">
+      <w:start w:val="1"/>
+      <w:numFmt w:val="decimal"/>
+      <w:lvlText w:val="%4."/>
+      <w:lvlJc w:val="left"/>
+      <w:pPr>
+        <w:tabs>
+          <w:tab w:val="num" w:pos="2880"/>
+        </w:tabs>
+        <w:ind w:left="2880" w:hanging="360"/>
+      </w:pPr>
+    </w:lvl>
+    <w:lvl w:ilvl="4" w:tentative="1">
+      <w:start w:val="1"/>
+      <w:numFmt w:val="decimal"/>
+      <w:lvlText w:val="%5."/>
+      <w:lvlJc w:val="left"/>
+      <w:pPr>
+        <w:tabs>
+          <w:tab w:val="num" w:pos="3600"/>
+        </w:tabs>
+        <w:ind w:left="3600" w:hanging="360"/>
+      </w:pPr>
+    </w:lvl>
+    <w:lvl w:ilvl="5" w:tentative="1">
+      <w:start w:val="1"/>
+      <w:numFmt w:val="decimal"/>
+      <w:lvlText w:val="%6."/>
+      <w:lvlJc w:val="left"/>
+      <w:pPr>
+        <w:tabs>
+          <w:tab w:val="num" w:pos="4320"/>
+        </w:tabs>
+        <w:ind w:left="4320" w:hanging="360"/>
+      </w:pPr>
+    </w:lvl>
+    <w:lvl w:ilvl="6" w:tentative="1">
+      <w:start w:val="1"/>
+      <w:numFmt w:val="decimal"/>
+      <w:lvlText w:val="%7."/>
+      <w:lvlJc w:val="left"/>
+      <w:pPr>
+        <w:tabs>
+          <w:tab w:val="num" w:pos="5040"/>
+        </w:tabs>
+        <w:ind w:left="5040" w:hanging="360"/>
+      </w:pPr>
+    </w:lvl>
+    <w:lvl w:ilvl="7" w:tentative="1">
+      <w:start w:val="1"/>
+      <w:numFmt w:val="decimal"/>
+      <w:lvlText w:val="%8."/>
+      <w:lvlJc w:val="left"/>
+      <w:pPr>
+        <w:tabs>
+          <w:tab w:val="num" w:pos="5760"/>
+        </w:tabs>
+        <w:ind w:left="5760" w:hanging="360"/>
+      </w:pPr>
+    </w:lvl>
+    <w:lvl w:ilvl="8" w:tentative="1">
+      <w:start w:val="1"/>
+      <w:numFmt w:val="decimal"/>
+      <w:lvlText w:val="%9."/>
+      <w:lvlJc w:val="left"/>
+      <w:pPr>
+        <w:tabs>
+          <w:tab w:val="num" w:pos="6480"/>
+        </w:tabs>
+        <w:ind w:left="6480" w:hanging="360"/>
+      </w:pPr>
+    </w:lvl>
+  </w:abstractNum>
+  <w:abstractNum w:abstractNumId="12" w15:restartNumberingAfterBreak="0">
     <w:nsid w:val="3833351D"/>
     <w:multiLevelType w:val="multilevel"/>
     <w:tmpl w:val="B49A2DCE"/>
@@ -5949,7 +7856,120 @@
       </w:rPr>
     </w:lvl>
   </w:abstractNum>
-  <w:abstractNum w:abstractNumId="2" w15:restartNumberingAfterBreak="0">
+  <w:abstractNum w:abstractNumId="13" w15:restartNumberingAfterBreak="0">
+    <w:nsid w:val="384F7EFF"/>
+    <w:multiLevelType w:val="multilevel"/>
+    <w:tmpl w:val="B9709A92"/>
+    <w:lvl w:ilvl="0">
+      <w:start w:val="1"/>
+      <w:numFmt w:val="decimal"/>
+      <w:lvlText w:val="%1."/>
+      <w:lvlJc w:val="left"/>
+      <w:pPr>
+        <w:tabs>
+          <w:tab w:val="num" w:pos="720"/>
+        </w:tabs>
+        <w:ind w:left="720" w:hanging="360"/>
+      </w:pPr>
+    </w:lvl>
+    <w:lvl w:ilvl="1" w:tentative="1">
+      <w:start w:val="1"/>
+      <w:numFmt w:val="decimal"/>
+      <w:lvlText w:val="%2."/>
+      <w:lvlJc w:val="left"/>
+      <w:pPr>
+        <w:tabs>
+          <w:tab w:val="num" w:pos="1440"/>
+        </w:tabs>
+        <w:ind w:left="1440" w:hanging="360"/>
+      </w:pPr>
+    </w:lvl>
+    <w:lvl w:ilvl="2" w:tentative="1">
+      <w:start w:val="1"/>
+      <w:numFmt w:val="decimal"/>
+      <w:lvlText w:val="%3."/>
+      <w:lvlJc w:val="left"/>
+      <w:pPr>
+        <w:tabs>
+          <w:tab w:val="num" w:pos="2160"/>
+        </w:tabs>
+        <w:ind w:left="2160" w:hanging="360"/>
+      </w:pPr>
+    </w:lvl>
+    <w:lvl w:ilvl="3" w:tentative="1">
+      <w:start w:val="1"/>
+      <w:numFmt w:val="decimal"/>
+      <w:lvlText w:val="%4."/>
+      <w:lvlJc w:val="left"/>
+      <w:pPr>
+        <w:tabs>
+          <w:tab w:val="num" w:pos="2880"/>
+        </w:tabs>
+        <w:ind w:left="2880" w:hanging="360"/>
+      </w:pPr>
+    </w:lvl>
+    <w:lvl w:ilvl="4" w:tentative="1">
+      <w:start w:val="1"/>
+      <w:numFmt w:val="decimal"/>
+      <w:lvlText w:val="%5."/>
+      <w:lvlJc w:val="left"/>
+      <w:pPr>
+        <w:tabs>
+          <w:tab w:val="num" w:pos="3600"/>
+        </w:tabs>
+        <w:ind w:left="3600" w:hanging="360"/>
+      </w:pPr>
+    </w:lvl>
+    <w:lvl w:ilvl="5" w:tentative="1">
+      <w:start w:val="1"/>
+      <w:numFmt w:val="decimal"/>
+      <w:lvlText w:val="%6."/>
+      <w:lvlJc w:val="left"/>
+      <w:pPr>
+        <w:tabs>
+          <w:tab w:val="num" w:pos="4320"/>
+        </w:tabs>
+        <w:ind w:left="4320" w:hanging="360"/>
+      </w:pPr>
+    </w:lvl>
+    <w:lvl w:ilvl="6" w:tentative="1">
+      <w:start w:val="1"/>
+      <w:numFmt w:val="decimal"/>
+      <w:lvlText w:val="%7."/>
+      <w:lvlJc w:val="left"/>
+      <w:pPr>
+        <w:tabs>
+          <w:tab w:val="num" w:pos="5040"/>
+        </w:tabs>
+        <w:ind w:left="5040" w:hanging="360"/>
+      </w:pPr>
+    </w:lvl>
+    <w:lvl w:ilvl="7" w:tentative="1">
+      <w:start w:val="1"/>
+      <w:numFmt w:val="decimal"/>
+      <w:lvlText w:val="%8."/>
+      <w:lvlJc w:val="left"/>
+      <w:pPr>
+        <w:tabs>
+          <w:tab w:val="num" w:pos="5760"/>
+        </w:tabs>
+        <w:ind w:left="5760" w:hanging="360"/>
+      </w:pPr>
+    </w:lvl>
+    <w:lvl w:ilvl="8" w:tentative="1">
+      <w:start w:val="1"/>
+      <w:numFmt w:val="decimal"/>
+      <w:lvlText w:val="%9."/>
+      <w:lvlJc w:val="left"/>
+      <w:pPr>
+        <w:tabs>
+          <w:tab w:val="num" w:pos="6480"/>
+        </w:tabs>
+        <w:ind w:left="6480" w:hanging="360"/>
+      </w:pPr>
+    </w:lvl>
+  </w:abstractNum>
+  <w:abstractNum w:abstractNumId="14" w15:restartNumberingAfterBreak="0">
     <w:nsid w:val="3A1C0869"/>
     <w:multiLevelType w:val="multilevel"/>
     <w:tmpl w:val="BBDC79E0"/>
@@ -6066,7 +8086,233 @@
       </w:pPr>
     </w:lvl>
   </w:abstractNum>
-  <w:abstractNum w:abstractNumId="3" w15:restartNumberingAfterBreak="0">
+  <w:abstractNum w:abstractNumId="15" w15:restartNumberingAfterBreak="0">
+    <w:nsid w:val="42CD74A1"/>
+    <w:multiLevelType w:val="multilevel"/>
+    <w:tmpl w:val="3D2E8D9C"/>
+    <w:lvl w:ilvl="0">
+      <w:start w:val="1"/>
+      <w:numFmt w:val="decimal"/>
+      <w:lvlText w:val="%1."/>
+      <w:lvlJc w:val="left"/>
+      <w:pPr>
+        <w:tabs>
+          <w:tab w:val="num" w:pos="720"/>
+        </w:tabs>
+        <w:ind w:left="720" w:hanging="360"/>
+      </w:pPr>
+    </w:lvl>
+    <w:lvl w:ilvl="1" w:tentative="1">
+      <w:start w:val="1"/>
+      <w:numFmt w:val="decimal"/>
+      <w:lvlText w:val="%2."/>
+      <w:lvlJc w:val="left"/>
+      <w:pPr>
+        <w:tabs>
+          <w:tab w:val="num" w:pos="1440"/>
+        </w:tabs>
+        <w:ind w:left="1440" w:hanging="360"/>
+      </w:pPr>
+    </w:lvl>
+    <w:lvl w:ilvl="2" w:tentative="1">
+      <w:start w:val="1"/>
+      <w:numFmt w:val="decimal"/>
+      <w:lvlText w:val="%3."/>
+      <w:lvlJc w:val="left"/>
+      <w:pPr>
+        <w:tabs>
+          <w:tab w:val="num" w:pos="2160"/>
+        </w:tabs>
+        <w:ind w:left="2160" w:hanging="360"/>
+      </w:pPr>
+    </w:lvl>
+    <w:lvl w:ilvl="3" w:tentative="1">
+      <w:start w:val="1"/>
+      <w:numFmt w:val="decimal"/>
+      <w:lvlText w:val="%4."/>
+      <w:lvlJc w:val="left"/>
+      <w:pPr>
+        <w:tabs>
+          <w:tab w:val="num" w:pos="2880"/>
+        </w:tabs>
+        <w:ind w:left="2880" w:hanging="360"/>
+      </w:pPr>
+    </w:lvl>
+    <w:lvl w:ilvl="4" w:tentative="1">
+      <w:start w:val="1"/>
+      <w:numFmt w:val="decimal"/>
+      <w:lvlText w:val="%5."/>
+      <w:lvlJc w:val="left"/>
+      <w:pPr>
+        <w:tabs>
+          <w:tab w:val="num" w:pos="3600"/>
+        </w:tabs>
+        <w:ind w:left="3600" w:hanging="360"/>
+      </w:pPr>
+    </w:lvl>
+    <w:lvl w:ilvl="5" w:tentative="1">
+      <w:start w:val="1"/>
+      <w:numFmt w:val="decimal"/>
+      <w:lvlText w:val="%6."/>
+      <w:lvlJc w:val="left"/>
+      <w:pPr>
+        <w:tabs>
+          <w:tab w:val="num" w:pos="4320"/>
+        </w:tabs>
+        <w:ind w:left="4320" w:hanging="360"/>
+      </w:pPr>
+    </w:lvl>
+    <w:lvl w:ilvl="6" w:tentative="1">
+      <w:start w:val="1"/>
+      <w:numFmt w:val="decimal"/>
+      <w:lvlText w:val="%7."/>
+      <w:lvlJc w:val="left"/>
+      <w:pPr>
+        <w:tabs>
+          <w:tab w:val="num" w:pos="5040"/>
+        </w:tabs>
+        <w:ind w:left="5040" w:hanging="360"/>
+      </w:pPr>
+    </w:lvl>
+    <w:lvl w:ilvl="7" w:tentative="1">
+      <w:start w:val="1"/>
+      <w:numFmt w:val="decimal"/>
+      <w:lvlText w:val="%8."/>
+      <w:lvlJc w:val="left"/>
+      <w:pPr>
+        <w:tabs>
+          <w:tab w:val="num" w:pos="5760"/>
+        </w:tabs>
+        <w:ind w:left="5760" w:hanging="360"/>
+      </w:pPr>
+    </w:lvl>
+    <w:lvl w:ilvl="8" w:tentative="1">
+      <w:start w:val="1"/>
+      <w:numFmt w:val="decimal"/>
+      <w:lvlText w:val="%9."/>
+      <w:lvlJc w:val="left"/>
+      <w:pPr>
+        <w:tabs>
+          <w:tab w:val="num" w:pos="6480"/>
+        </w:tabs>
+        <w:ind w:left="6480" w:hanging="360"/>
+      </w:pPr>
+    </w:lvl>
+  </w:abstractNum>
+  <w:abstractNum w:abstractNumId="16" w15:restartNumberingAfterBreak="0">
+    <w:nsid w:val="48AA7211"/>
+    <w:multiLevelType w:val="multilevel"/>
+    <w:tmpl w:val="B32C1674"/>
+    <w:lvl w:ilvl="0">
+      <w:start w:val="1"/>
+      <w:numFmt w:val="decimal"/>
+      <w:lvlText w:val="%1."/>
+      <w:lvlJc w:val="left"/>
+      <w:pPr>
+        <w:tabs>
+          <w:tab w:val="num" w:pos="720"/>
+        </w:tabs>
+        <w:ind w:left="720" w:hanging="360"/>
+      </w:pPr>
+    </w:lvl>
+    <w:lvl w:ilvl="1" w:tentative="1">
+      <w:start w:val="1"/>
+      <w:numFmt w:val="decimal"/>
+      <w:lvlText w:val="%2."/>
+      <w:lvlJc w:val="left"/>
+      <w:pPr>
+        <w:tabs>
+          <w:tab w:val="num" w:pos="1440"/>
+        </w:tabs>
+        <w:ind w:left="1440" w:hanging="360"/>
+      </w:pPr>
+    </w:lvl>
+    <w:lvl w:ilvl="2" w:tentative="1">
+      <w:start w:val="1"/>
+      <w:numFmt w:val="decimal"/>
+      <w:lvlText w:val="%3."/>
+      <w:lvlJc w:val="left"/>
+      <w:pPr>
+        <w:tabs>
+          <w:tab w:val="num" w:pos="2160"/>
+        </w:tabs>
+        <w:ind w:left="2160" w:hanging="360"/>
+      </w:pPr>
+    </w:lvl>
+    <w:lvl w:ilvl="3" w:tentative="1">
+      <w:start w:val="1"/>
+      <w:numFmt w:val="decimal"/>
+      <w:lvlText w:val="%4."/>
+      <w:lvlJc w:val="left"/>
+      <w:pPr>
+        <w:tabs>
+          <w:tab w:val="num" w:pos="2880"/>
+        </w:tabs>
+        <w:ind w:left="2880" w:hanging="360"/>
+      </w:pPr>
+    </w:lvl>
+    <w:lvl w:ilvl="4" w:tentative="1">
+      <w:start w:val="1"/>
+      <w:numFmt w:val="decimal"/>
+      <w:lvlText w:val="%5."/>
+      <w:lvlJc w:val="left"/>
+      <w:pPr>
+        <w:tabs>
+          <w:tab w:val="num" w:pos="3600"/>
+        </w:tabs>
+        <w:ind w:left="3600" w:hanging="360"/>
+      </w:pPr>
+    </w:lvl>
+    <w:lvl w:ilvl="5" w:tentative="1">
+      <w:start w:val="1"/>
+      <w:numFmt w:val="decimal"/>
+      <w:lvlText w:val="%6."/>
+      <w:lvlJc w:val="left"/>
+      <w:pPr>
+        <w:tabs>
+          <w:tab w:val="num" w:pos="4320"/>
+        </w:tabs>
+        <w:ind w:left="4320" w:hanging="360"/>
+      </w:pPr>
+    </w:lvl>
+    <w:lvl w:ilvl="6" w:tentative="1">
+      <w:start w:val="1"/>
+      <w:numFmt w:val="decimal"/>
+      <w:lvlText w:val="%7."/>
+      <w:lvlJc w:val="left"/>
+      <w:pPr>
+        <w:tabs>
+          <w:tab w:val="num" w:pos="5040"/>
+        </w:tabs>
+        <w:ind w:left="5040" w:hanging="360"/>
+      </w:pPr>
+    </w:lvl>
+    <w:lvl w:ilvl="7" w:tentative="1">
+      <w:start w:val="1"/>
+      <w:numFmt w:val="decimal"/>
+      <w:lvlText w:val="%8."/>
+      <w:lvlJc w:val="left"/>
+      <w:pPr>
+        <w:tabs>
+          <w:tab w:val="num" w:pos="5760"/>
+        </w:tabs>
+        <w:ind w:left="5760" w:hanging="360"/>
+      </w:pPr>
+    </w:lvl>
+    <w:lvl w:ilvl="8" w:tentative="1">
+      <w:start w:val="1"/>
+      <w:numFmt w:val="decimal"/>
+      <w:lvlText w:val="%9."/>
+      <w:lvlJc w:val="left"/>
+      <w:pPr>
+        <w:tabs>
+          <w:tab w:val="num" w:pos="6480"/>
+        </w:tabs>
+        <w:ind w:left="6480" w:hanging="360"/>
+      </w:pPr>
+    </w:lvl>
+  </w:abstractNum>
+  <w:abstractNum w:abstractNumId="17" w15:restartNumberingAfterBreak="0">
     <w:nsid w:val="4C33169D"/>
     <w:multiLevelType w:val="multilevel"/>
     <w:tmpl w:val="94143D1C"/>
@@ -6188,17 +8434,639 @@
       </w:pPr>
     </w:lvl>
   </w:abstractNum>
+  <w:abstractNum w:abstractNumId="18" w15:restartNumberingAfterBreak="0">
+    <w:nsid w:val="51DB122A"/>
+    <w:multiLevelType w:val="multilevel"/>
+    <w:tmpl w:val="ED28B6C4"/>
+    <w:lvl w:ilvl="0">
+      <w:start w:val="1"/>
+      <w:numFmt w:val="decimal"/>
+      <w:lvlText w:val="%1."/>
+      <w:lvlJc w:val="left"/>
+      <w:pPr>
+        <w:tabs>
+          <w:tab w:val="num" w:pos="720"/>
+        </w:tabs>
+        <w:ind w:left="720" w:hanging="360"/>
+      </w:pPr>
+    </w:lvl>
+    <w:lvl w:ilvl="1" w:tentative="1">
+      <w:start w:val="1"/>
+      <w:numFmt w:val="decimal"/>
+      <w:lvlText w:val="%2."/>
+      <w:lvlJc w:val="left"/>
+      <w:pPr>
+        <w:tabs>
+          <w:tab w:val="num" w:pos="1440"/>
+        </w:tabs>
+        <w:ind w:left="1440" w:hanging="360"/>
+      </w:pPr>
+    </w:lvl>
+    <w:lvl w:ilvl="2" w:tentative="1">
+      <w:start w:val="1"/>
+      <w:numFmt w:val="decimal"/>
+      <w:lvlText w:val="%3."/>
+      <w:lvlJc w:val="left"/>
+      <w:pPr>
+        <w:tabs>
+          <w:tab w:val="num" w:pos="2160"/>
+        </w:tabs>
+        <w:ind w:left="2160" w:hanging="360"/>
+      </w:pPr>
+    </w:lvl>
+    <w:lvl w:ilvl="3" w:tentative="1">
+      <w:start w:val="1"/>
+      <w:numFmt w:val="decimal"/>
+      <w:lvlText w:val="%4."/>
+      <w:lvlJc w:val="left"/>
+      <w:pPr>
+        <w:tabs>
+          <w:tab w:val="num" w:pos="2880"/>
+        </w:tabs>
+        <w:ind w:left="2880" w:hanging="360"/>
+      </w:pPr>
+    </w:lvl>
+    <w:lvl w:ilvl="4" w:tentative="1">
+      <w:start w:val="1"/>
+      <w:numFmt w:val="decimal"/>
+      <w:lvlText w:val="%5."/>
+      <w:lvlJc w:val="left"/>
+      <w:pPr>
+        <w:tabs>
+          <w:tab w:val="num" w:pos="3600"/>
+        </w:tabs>
+        <w:ind w:left="3600" w:hanging="360"/>
+      </w:pPr>
+    </w:lvl>
+    <w:lvl w:ilvl="5" w:tentative="1">
+      <w:start w:val="1"/>
+      <w:numFmt w:val="decimal"/>
+      <w:lvlText w:val="%6."/>
+      <w:lvlJc w:val="left"/>
+      <w:pPr>
+        <w:tabs>
+          <w:tab w:val="num" w:pos="4320"/>
+        </w:tabs>
+        <w:ind w:left="4320" w:hanging="360"/>
+      </w:pPr>
+    </w:lvl>
+    <w:lvl w:ilvl="6" w:tentative="1">
+      <w:start w:val="1"/>
+      <w:numFmt w:val="decimal"/>
+      <w:lvlText w:val="%7."/>
+      <w:lvlJc w:val="left"/>
+      <w:pPr>
+        <w:tabs>
+          <w:tab w:val="num" w:pos="5040"/>
+        </w:tabs>
+        <w:ind w:left="5040" w:hanging="360"/>
+      </w:pPr>
+    </w:lvl>
+    <w:lvl w:ilvl="7" w:tentative="1">
+      <w:start w:val="1"/>
+      <w:numFmt w:val="decimal"/>
+      <w:lvlText w:val="%8."/>
+      <w:lvlJc w:val="left"/>
+      <w:pPr>
+        <w:tabs>
+          <w:tab w:val="num" w:pos="5760"/>
+        </w:tabs>
+        <w:ind w:left="5760" w:hanging="360"/>
+      </w:pPr>
+    </w:lvl>
+    <w:lvl w:ilvl="8" w:tentative="1">
+      <w:start w:val="1"/>
+      <w:numFmt w:val="decimal"/>
+      <w:lvlText w:val="%9."/>
+      <w:lvlJc w:val="left"/>
+      <w:pPr>
+        <w:tabs>
+          <w:tab w:val="num" w:pos="6480"/>
+        </w:tabs>
+        <w:ind w:left="6480" w:hanging="360"/>
+      </w:pPr>
+    </w:lvl>
+  </w:abstractNum>
+  <w:abstractNum w:abstractNumId="19" w15:restartNumberingAfterBreak="0">
+    <w:nsid w:val="520143F1"/>
+    <w:multiLevelType w:val="multilevel"/>
+    <w:tmpl w:val="79B23D54"/>
+    <w:lvl w:ilvl="0">
+      <w:start w:val="1"/>
+      <w:numFmt w:val="decimal"/>
+      <w:lvlText w:val="%1."/>
+      <w:lvlJc w:val="left"/>
+      <w:pPr>
+        <w:tabs>
+          <w:tab w:val="num" w:pos="720"/>
+        </w:tabs>
+        <w:ind w:left="720" w:hanging="360"/>
+      </w:pPr>
+    </w:lvl>
+    <w:lvl w:ilvl="1" w:tentative="1">
+      <w:start w:val="1"/>
+      <w:numFmt w:val="decimal"/>
+      <w:lvlText w:val="%2."/>
+      <w:lvlJc w:val="left"/>
+      <w:pPr>
+        <w:tabs>
+          <w:tab w:val="num" w:pos="1440"/>
+        </w:tabs>
+        <w:ind w:left="1440" w:hanging="360"/>
+      </w:pPr>
+    </w:lvl>
+    <w:lvl w:ilvl="2" w:tentative="1">
+      <w:start w:val="1"/>
+      <w:numFmt w:val="decimal"/>
+      <w:lvlText w:val="%3."/>
+      <w:lvlJc w:val="left"/>
+      <w:pPr>
+        <w:tabs>
+          <w:tab w:val="num" w:pos="2160"/>
+        </w:tabs>
+        <w:ind w:left="2160" w:hanging="360"/>
+      </w:pPr>
+    </w:lvl>
+    <w:lvl w:ilvl="3" w:tentative="1">
+      <w:start w:val="1"/>
+      <w:numFmt w:val="decimal"/>
+      <w:lvlText w:val="%4."/>
+      <w:lvlJc w:val="left"/>
+      <w:pPr>
+        <w:tabs>
+          <w:tab w:val="num" w:pos="2880"/>
+        </w:tabs>
+        <w:ind w:left="2880" w:hanging="360"/>
+      </w:pPr>
+    </w:lvl>
+    <w:lvl w:ilvl="4" w:tentative="1">
+      <w:start w:val="1"/>
+      <w:numFmt w:val="decimal"/>
+      <w:lvlText w:val="%5."/>
+      <w:lvlJc w:val="left"/>
+      <w:pPr>
+        <w:tabs>
+          <w:tab w:val="num" w:pos="3600"/>
+        </w:tabs>
+        <w:ind w:left="3600" w:hanging="360"/>
+      </w:pPr>
+    </w:lvl>
+    <w:lvl w:ilvl="5" w:tentative="1">
+      <w:start w:val="1"/>
+      <w:numFmt w:val="decimal"/>
+      <w:lvlText w:val="%6."/>
+      <w:lvlJc w:val="left"/>
+      <w:pPr>
+        <w:tabs>
+          <w:tab w:val="num" w:pos="4320"/>
+        </w:tabs>
+        <w:ind w:left="4320" w:hanging="360"/>
+      </w:pPr>
+    </w:lvl>
+    <w:lvl w:ilvl="6" w:tentative="1">
+      <w:start w:val="1"/>
+      <w:numFmt w:val="decimal"/>
+      <w:lvlText w:val="%7."/>
+      <w:lvlJc w:val="left"/>
+      <w:pPr>
+        <w:tabs>
+          <w:tab w:val="num" w:pos="5040"/>
+        </w:tabs>
+        <w:ind w:left="5040" w:hanging="360"/>
+      </w:pPr>
+    </w:lvl>
+    <w:lvl w:ilvl="7" w:tentative="1">
+      <w:start w:val="1"/>
+      <w:numFmt w:val="decimal"/>
+      <w:lvlText w:val="%8."/>
+      <w:lvlJc w:val="left"/>
+      <w:pPr>
+        <w:tabs>
+          <w:tab w:val="num" w:pos="5760"/>
+        </w:tabs>
+        <w:ind w:left="5760" w:hanging="360"/>
+      </w:pPr>
+    </w:lvl>
+    <w:lvl w:ilvl="8" w:tentative="1">
+      <w:start w:val="1"/>
+      <w:numFmt w:val="decimal"/>
+      <w:lvlText w:val="%9."/>
+      <w:lvlJc w:val="left"/>
+      <w:pPr>
+        <w:tabs>
+          <w:tab w:val="num" w:pos="6480"/>
+        </w:tabs>
+        <w:ind w:left="6480" w:hanging="360"/>
+      </w:pPr>
+    </w:lvl>
+  </w:abstractNum>
+  <w:abstractNum w:abstractNumId="20" w15:restartNumberingAfterBreak="0">
+    <w:nsid w:val="7448343F"/>
+    <w:multiLevelType w:val="multilevel"/>
+    <w:tmpl w:val="402A08C2"/>
+    <w:lvl w:ilvl="0">
+      <w:start w:val="1"/>
+      <w:numFmt w:val="decimal"/>
+      <w:lvlText w:val="%1."/>
+      <w:lvlJc w:val="left"/>
+      <w:pPr>
+        <w:tabs>
+          <w:tab w:val="num" w:pos="720"/>
+        </w:tabs>
+        <w:ind w:left="720" w:hanging="360"/>
+      </w:pPr>
+    </w:lvl>
+    <w:lvl w:ilvl="1" w:tentative="1">
+      <w:start w:val="1"/>
+      <w:numFmt w:val="decimal"/>
+      <w:lvlText w:val="%2."/>
+      <w:lvlJc w:val="left"/>
+      <w:pPr>
+        <w:tabs>
+          <w:tab w:val="num" w:pos="1440"/>
+        </w:tabs>
+        <w:ind w:left="1440" w:hanging="360"/>
+      </w:pPr>
+    </w:lvl>
+    <w:lvl w:ilvl="2" w:tentative="1">
+      <w:start w:val="1"/>
+      <w:numFmt w:val="decimal"/>
+      <w:lvlText w:val="%3."/>
+      <w:lvlJc w:val="left"/>
+      <w:pPr>
+        <w:tabs>
+          <w:tab w:val="num" w:pos="2160"/>
+        </w:tabs>
+        <w:ind w:left="2160" w:hanging="360"/>
+      </w:pPr>
+    </w:lvl>
+    <w:lvl w:ilvl="3" w:tentative="1">
+      <w:start w:val="1"/>
+      <w:numFmt w:val="decimal"/>
+      <w:lvlText w:val="%4."/>
+      <w:lvlJc w:val="left"/>
+      <w:pPr>
+        <w:tabs>
+          <w:tab w:val="num" w:pos="2880"/>
+        </w:tabs>
+        <w:ind w:left="2880" w:hanging="360"/>
+      </w:pPr>
+    </w:lvl>
+    <w:lvl w:ilvl="4" w:tentative="1">
+      <w:start w:val="1"/>
+      <w:numFmt w:val="decimal"/>
+      <w:lvlText w:val="%5."/>
+      <w:lvlJc w:val="left"/>
+      <w:pPr>
+        <w:tabs>
+          <w:tab w:val="num" w:pos="3600"/>
+        </w:tabs>
+        <w:ind w:left="3600" w:hanging="360"/>
+      </w:pPr>
+    </w:lvl>
+    <w:lvl w:ilvl="5" w:tentative="1">
+      <w:start w:val="1"/>
+      <w:numFmt w:val="decimal"/>
+      <w:lvlText w:val="%6."/>
+      <w:lvlJc w:val="left"/>
+      <w:pPr>
+        <w:tabs>
+          <w:tab w:val="num" w:pos="4320"/>
+        </w:tabs>
+        <w:ind w:left="4320" w:hanging="360"/>
+      </w:pPr>
+    </w:lvl>
+    <w:lvl w:ilvl="6" w:tentative="1">
+      <w:start w:val="1"/>
+      <w:numFmt w:val="decimal"/>
+      <w:lvlText w:val="%7."/>
+      <w:lvlJc w:val="left"/>
+      <w:pPr>
+        <w:tabs>
+          <w:tab w:val="num" w:pos="5040"/>
+        </w:tabs>
+        <w:ind w:left="5040" w:hanging="360"/>
+      </w:pPr>
+    </w:lvl>
+    <w:lvl w:ilvl="7" w:tentative="1">
+      <w:start w:val="1"/>
+      <w:numFmt w:val="decimal"/>
+      <w:lvlText w:val="%8."/>
+      <w:lvlJc w:val="left"/>
+      <w:pPr>
+        <w:tabs>
+          <w:tab w:val="num" w:pos="5760"/>
+        </w:tabs>
+        <w:ind w:left="5760" w:hanging="360"/>
+      </w:pPr>
+    </w:lvl>
+    <w:lvl w:ilvl="8" w:tentative="1">
+      <w:start w:val="1"/>
+      <w:numFmt w:val="decimal"/>
+      <w:lvlText w:val="%9."/>
+      <w:lvlJc w:val="left"/>
+      <w:pPr>
+        <w:tabs>
+          <w:tab w:val="num" w:pos="6480"/>
+        </w:tabs>
+        <w:ind w:left="6480" w:hanging="360"/>
+      </w:pPr>
+    </w:lvl>
+  </w:abstractNum>
+  <w:abstractNum w:abstractNumId="21" w15:restartNumberingAfterBreak="0">
+    <w:nsid w:val="79F339C7"/>
+    <w:multiLevelType w:val="multilevel"/>
+    <w:tmpl w:val="690C4A3C"/>
+    <w:lvl w:ilvl="0">
+      <w:start w:val="1"/>
+      <w:numFmt w:val="decimal"/>
+      <w:lvlText w:val="%1."/>
+      <w:lvlJc w:val="left"/>
+      <w:pPr>
+        <w:tabs>
+          <w:tab w:val="num" w:pos="720"/>
+        </w:tabs>
+        <w:ind w:left="720" w:hanging="360"/>
+      </w:pPr>
+    </w:lvl>
+    <w:lvl w:ilvl="1" w:tentative="1">
+      <w:start w:val="1"/>
+      <w:numFmt w:val="decimal"/>
+      <w:lvlText w:val="%2."/>
+      <w:lvlJc w:val="left"/>
+      <w:pPr>
+        <w:tabs>
+          <w:tab w:val="num" w:pos="1440"/>
+        </w:tabs>
+        <w:ind w:left="1440" w:hanging="360"/>
+      </w:pPr>
+    </w:lvl>
+    <w:lvl w:ilvl="2" w:tentative="1">
+      <w:start w:val="1"/>
+      <w:numFmt w:val="decimal"/>
+      <w:lvlText w:val="%3."/>
+      <w:lvlJc w:val="left"/>
+      <w:pPr>
+        <w:tabs>
+          <w:tab w:val="num" w:pos="2160"/>
+        </w:tabs>
+        <w:ind w:left="2160" w:hanging="360"/>
+      </w:pPr>
+    </w:lvl>
+    <w:lvl w:ilvl="3" w:tentative="1">
+      <w:start w:val="1"/>
+      <w:numFmt w:val="decimal"/>
+      <w:lvlText w:val="%4."/>
+      <w:lvlJc w:val="left"/>
+      <w:pPr>
+        <w:tabs>
+          <w:tab w:val="num" w:pos="2880"/>
+        </w:tabs>
+        <w:ind w:left="2880" w:hanging="360"/>
+      </w:pPr>
+    </w:lvl>
+    <w:lvl w:ilvl="4" w:tentative="1">
+      <w:start w:val="1"/>
+      <w:numFmt w:val="decimal"/>
+      <w:lvlText w:val="%5."/>
+      <w:lvlJc w:val="left"/>
+      <w:pPr>
+        <w:tabs>
+          <w:tab w:val="num" w:pos="3600"/>
+        </w:tabs>
+        <w:ind w:left="3600" w:hanging="360"/>
+      </w:pPr>
+    </w:lvl>
+    <w:lvl w:ilvl="5" w:tentative="1">
+      <w:start w:val="1"/>
+      <w:numFmt w:val="decimal"/>
+      <w:lvlText w:val="%6."/>
+      <w:lvlJc w:val="left"/>
+      <w:pPr>
+        <w:tabs>
+          <w:tab w:val="num" w:pos="4320"/>
+        </w:tabs>
+        <w:ind w:left="4320" w:hanging="360"/>
+      </w:pPr>
+    </w:lvl>
+    <w:lvl w:ilvl="6" w:tentative="1">
+      <w:start w:val="1"/>
+      <w:numFmt w:val="decimal"/>
+      <w:lvlText w:val="%7."/>
+      <w:lvlJc w:val="left"/>
+      <w:pPr>
+        <w:tabs>
+          <w:tab w:val="num" w:pos="5040"/>
+        </w:tabs>
+        <w:ind w:left="5040" w:hanging="360"/>
+      </w:pPr>
+    </w:lvl>
+    <w:lvl w:ilvl="7" w:tentative="1">
+      <w:start w:val="1"/>
+      <w:numFmt w:val="decimal"/>
+      <w:lvlText w:val="%8."/>
+      <w:lvlJc w:val="left"/>
+      <w:pPr>
+        <w:tabs>
+          <w:tab w:val="num" w:pos="5760"/>
+        </w:tabs>
+        <w:ind w:left="5760" w:hanging="360"/>
+      </w:pPr>
+    </w:lvl>
+    <w:lvl w:ilvl="8" w:tentative="1">
+      <w:start w:val="1"/>
+      <w:numFmt w:val="decimal"/>
+      <w:lvlText w:val="%9."/>
+      <w:lvlJc w:val="left"/>
+      <w:pPr>
+        <w:tabs>
+          <w:tab w:val="num" w:pos="6480"/>
+        </w:tabs>
+        <w:ind w:left="6480" w:hanging="360"/>
+      </w:pPr>
+    </w:lvl>
+  </w:abstractNum>
+  <w:abstractNum w:abstractNumId="22" w15:restartNumberingAfterBreak="0">
+    <w:nsid w:val="7A7A7032"/>
+    <w:multiLevelType w:val="multilevel"/>
+    <w:tmpl w:val="DA14E312"/>
+    <w:lvl w:ilvl="0">
+      <w:start w:val="1"/>
+      <w:numFmt w:val="decimal"/>
+      <w:lvlText w:val="%1."/>
+      <w:lvlJc w:val="left"/>
+      <w:pPr>
+        <w:tabs>
+          <w:tab w:val="num" w:pos="720"/>
+        </w:tabs>
+        <w:ind w:left="720" w:hanging="360"/>
+      </w:pPr>
+    </w:lvl>
+    <w:lvl w:ilvl="1" w:tentative="1">
+      <w:start w:val="1"/>
+      <w:numFmt w:val="decimal"/>
+      <w:lvlText w:val="%2."/>
+      <w:lvlJc w:val="left"/>
+      <w:pPr>
+        <w:tabs>
+          <w:tab w:val="num" w:pos="1440"/>
+        </w:tabs>
+        <w:ind w:left="1440" w:hanging="360"/>
+      </w:pPr>
+    </w:lvl>
+    <w:lvl w:ilvl="2" w:tentative="1">
+      <w:start w:val="1"/>
+      <w:numFmt w:val="decimal"/>
+      <w:lvlText w:val="%3."/>
+      <w:lvlJc w:val="left"/>
+      <w:pPr>
+        <w:tabs>
+          <w:tab w:val="num" w:pos="2160"/>
+        </w:tabs>
+        <w:ind w:left="2160" w:hanging="360"/>
+      </w:pPr>
+    </w:lvl>
+    <w:lvl w:ilvl="3" w:tentative="1">
+      <w:start w:val="1"/>
+      <w:numFmt w:val="decimal"/>
+      <w:lvlText w:val="%4."/>
+      <w:lvlJc w:val="left"/>
+      <w:pPr>
+        <w:tabs>
+          <w:tab w:val="num" w:pos="2880"/>
+        </w:tabs>
+        <w:ind w:left="2880" w:hanging="360"/>
+      </w:pPr>
+    </w:lvl>
+    <w:lvl w:ilvl="4" w:tentative="1">
+      <w:start w:val="1"/>
+      <w:numFmt w:val="decimal"/>
+      <w:lvlText w:val="%5."/>
+      <w:lvlJc w:val="left"/>
+      <w:pPr>
+        <w:tabs>
+          <w:tab w:val="num" w:pos="3600"/>
+        </w:tabs>
+        <w:ind w:left="3600" w:hanging="360"/>
+      </w:pPr>
+    </w:lvl>
+    <w:lvl w:ilvl="5" w:tentative="1">
+      <w:start w:val="1"/>
+      <w:numFmt w:val="decimal"/>
+      <w:lvlText w:val="%6."/>
+      <w:lvlJc w:val="left"/>
+      <w:pPr>
+        <w:tabs>
+          <w:tab w:val="num" w:pos="4320"/>
+        </w:tabs>
+        <w:ind w:left="4320" w:hanging="360"/>
+      </w:pPr>
+    </w:lvl>
+    <w:lvl w:ilvl="6" w:tentative="1">
+      <w:start w:val="1"/>
+      <w:numFmt w:val="decimal"/>
+      <w:lvlText w:val="%7."/>
+      <w:lvlJc w:val="left"/>
+      <w:pPr>
+        <w:tabs>
+          <w:tab w:val="num" w:pos="5040"/>
+        </w:tabs>
+        <w:ind w:left="5040" w:hanging="360"/>
+      </w:pPr>
+    </w:lvl>
+    <w:lvl w:ilvl="7" w:tentative="1">
+      <w:start w:val="1"/>
+      <w:numFmt w:val="decimal"/>
+      <w:lvlText w:val="%8."/>
+      <w:lvlJc w:val="left"/>
+      <w:pPr>
+        <w:tabs>
+          <w:tab w:val="num" w:pos="5760"/>
+        </w:tabs>
+        <w:ind w:left="5760" w:hanging="360"/>
+      </w:pPr>
+    </w:lvl>
+    <w:lvl w:ilvl="8" w:tentative="1">
+      <w:start w:val="1"/>
+      <w:numFmt w:val="decimal"/>
+      <w:lvlText w:val="%9."/>
+      <w:lvlJc w:val="left"/>
+      <w:pPr>
+        <w:tabs>
+          <w:tab w:val="num" w:pos="6480"/>
+        </w:tabs>
+        <w:ind w:left="6480" w:hanging="360"/>
+      </w:pPr>
+    </w:lvl>
+  </w:abstractNum>
   <w:num w:numId="1" w16cid:durableId="1272784690">
+    <w:abstractNumId w:val="9"/>
+  </w:num>
+  <w:num w:numId="2" w16cid:durableId="1225600357">
+    <w:abstractNumId w:val="14"/>
+  </w:num>
+  <w:num w:numId="3" w16cid:durableId="820998383">
+    <w:abstractNumId w:val="17"/>
+  </w:num>
+  <w:num w:numId="4" w16cid:durableId="1487866804">
+    <w:abstractNumId w:val="12"/>
+  </w:num>
+  <w:num w:numId="5" w16cid:durableId="1955746211">
+    <w:abstractNumId w:val="6"/>
+  </w:num>
+  <w:num w:numId="6" w16cid:durableId="709690560">
+    <w:abstractNumId w:val="10"/>
+  </w:num>
+  <w:num w:numId="7" w16cid:durableId="481124543">
+    <w:abstractNumId w:val="20"/>
+  </w:num>
+  <w:num w:numId="8" w16cid:durableId="182718368">
+    <w:abstractNumId w:val="15"/>
+  </w:num>
+  <w:num w:numId="9" w16cid:durableId="16543050">
+    <w:abstractNumId w:val="5"/>
+  </w:num>
+  <w:num w:numId="10" w16cid:durableId="238712057">
+    <w:abstractNumId w:val="2"/>
+  </w:num>
+  <w:num w:numId="11" w16cid:durableId="418644539">
+    <w:abstractNumId w:val="18"/>
+  </w:num>
+  <w:num w:numId="12" w16cid:durableId="475607574">
+    <w:abstractNumId w:val="19"/>
+  </w:num>
+  <w:num w:numId="13" w16cid:durableId="1380128183">
+    <w:abstractNumId w:val="8"/>
+  </w:num>
+  <w:num w:numId="14" w16cid:durableId="1689872341">
+    <w:abstractNumId w:val="11"/>
+  </w:num>
+  <w:num w:numId="15" w16cid:durableId="536621162">
+    <w:abstractNumId w:val="21"/>
+  </w:num>
+  <w:num w:numId="16" w16cid:durableId="1154954844">
+    <w:abstractNumId w:val="1"/>
+  </w:num>
+  <w:num w:numId="17" w16cid:durableId="1049500383">
+    <w:abstractNumId w:val="13"/>
+  </w:num>
+  <w:num w:numId="18" w16cid:durableId="1527064948">
+    <w:abstractNumId w:val="4"/>
+  </w:num>
+  <w:num w:numId="19" w16cid:durableId="546841541">
     <w:abstractNumId w:val="0"/>
   </w:num>
-  <w:num w:numId="2" w16cid:durableId="1225600357">
-    <w:abstractNumId w:val="2"/>
+  <w:num w:numId="20" w16cid:durableId="1592081375">
+    <w:abstractNumId w:val="22"/>
   </w:num>
-  <w:num w:numId="3" w16cid:durableId="820998383">
+  <w:num w:numId="21" w16cid:durableId="1501038392">
+    <w:abstractNumId w:val="7"/>
+  </w:num>
+  <w:num w:numId="22" w16cid:durableId="1376200516">
+    <w:abstractNumId w:val="16"/>
+  </w:num>
+  <w:num w:numId="23" w16cid:durableId="308175133">
     <w:abstractNumId w:val="3"/>
-  </w:num>
-  <w:num w:numId="4" w16cid:durableId="1487866804">
-    <w:abstractNumId w:val="1"/>
   </w:num>
 </w:numbering>
 </file>

--- a/Modelo Projeto Integrador_2025_2.docx
+++ b/Modelo Projeto Integrador_2025_2.docx
@@ -2597,7 +2597,6 @@
       <w:pPr>
         <w:pStyle w:val="Ttulo3"/>
         <w:rPr>
-          <w:rFonts w:hint="eastAsia"/>
           <w:sz w:val="24"/>
           <w:szCs w:val="24"/>
         </w:rPr>
@@ -2618,33 +2617,8 @@
           <w:sz w:val="24"/>
           <w:szCs w:val="24"/>
         </w:rPr>
-        <w:t xml:space="preserve">– Quem vai usar o sistema </w:t>
-      </w:r>
-    </w:p>
-    <w:p>
-      <w:pPr>
-        <w:rPr>
-          <w:sz w:val="24"/>
-          <w:szCs w:val="24"/>
-        </w:rPr>
-      </w:pPr>
-      <w:r>
-        <w:rPr>
-          <w:sz w:val="24"/>
-          <w:szCs w:val="24"/>
-        </w:rPr>
-        <w:tab/>
-      </w:r>
-    </w:p>
-    <w:p>
-      <w:pPr>
-        <w:pStyle w:val="Ttulo3"/>
-        <w:rPr>
-          <w:rFonts w:hint="eastAsia"/>
-          <w:sz w:val="24"/>
-          <w:szCs w:val="24"/>
-        </w:rPr>
-      </w:pPr>
+        <w:t xml:space="preserve">- </w:t>
+      </w:r>
       <w:r>
         <w:rPr>
           <w:sz w:val="24"/>
@@ -2652,15 +2626,6 @@
         </w:rPr>
         <w:t>Proprietário</w:t>
       </w:r>
-    </w:p>
-    <w:p>
-      <w:pPr>
-        <w:pStyle w:val="PargrafodaLista"/>
-        <w:rPr>
-          <w:sz w:val="24"/>
-          <w:szCs w:val="24"/>
-        </w:rPr>
-      </w:pPr>
     </w:p>
     <w:p>
       <w:pPr>
@@ -2883,6 +2848,30 @@
           <w:bCs/>
         </w:rPr>
       </w:pPr>
+    </w:p>
+    <w:p>
+      <w:pPr>
+        <w:rPr>
+          <w:b/>
+          <w:bCs/>
+        </w:rPr>
+      </w:pPr>
+    </w:p>
+    <w:p>
+      <w:pPr>
+        <w:rPr>
+          <w:b/>
+          <w:bCs/>
+        </w:rPr>
+      </w:pPr>
+    </w:p>
+    <w:p>
+      <w:pPr>
+        <w:rPr>
+          <w:b/>
+          <w:bCs/>
+        </w:rPr>
+      </w:pPr>
       <w:r>
         <w:rPr>
           <w:b/>
@@ -3178,11 +3167,52 @@
           <w:bCs/>
         </w:rPr>
       </w:pPr>
-      <w:r>
-        <w:rPr>
-          <w:b/>
-          <w:bCs/>
-        </w:rPr>
+    </w:p>
+    <w:p>
+      <w:pPr>
+        <w:rPr>
+          <w:b/>
+          <w:bCs/>
+        </w:rPr>
+      </w:pPr>
+    </w:p>
+    <w:p>
+      <w:pPr>
+        <w:rPr>
+          <w:b/>
+          <w:bCs/>
+        </w:rPr>
+      </w:pPr>
+    </w:p>
+    <w:p>
+      <w:pPr>
+        <w:rPr>
+          <w:b/>
+          <w:bCs/>
+        </w:rPr>
+      </w:pPr>
+    </w:p>
+    <w:p>
+      <w:pPr>
+        <w:rPr>
+          <w:b/>
+          <w:bCs/>
+        </w:rPr>
+      </w:pPr>
+    </w:p>
+    <w:p>
+      <w:pPr>
+        <w:rPr>
+          <w:b/>
+          <w:bCs/>
+        </w:rPr>
+      </w:pPr>
+      <w:r>
+        <w:rPr>
+          <w:b/>
+          <w:bCs/>
+        </w:rPr>
+        <w:lastRenderedPageBreak/>
         <w:t>História 0</w:t>
       </w:r>
       <w:r>
@@ -3262,7 +3292,6 @@
         <w:spacing w:after="200" w:line="276" w:lineRule="auto"/>
       </w:pPr>
       <w:r>
-        <w:lastRenderedPageBreak/>
         <w:t>O sistema deve permitir definir os horários de abertura e fechamento diários.</w:t>
       </w:r>
     </w:p>
@@ -3556,6 +3585,7 @@
         <w:spacing w:after="200" w:line="276" w:lineRule="auto"/>
       </w:pPr>
       <w:r>
+        <w:lastRenderedPageBreak/>
         <w:t>O sistema deve exibir todas as reservas existentes no formato de calendário semanal ou mensal.</w:t>
       </w:r>
     </w:p>
@@ -3595,7 +3625,6 @@
         <w:spacing w:after="200" w:line="276" w:lineRule="auto"/>
       </w:pPr>
       <w:r>
-        <w:lastRenderedPageBreak/>
         <w:t>O sistema deve atualizar automaticamente o calendário quando novas reservas forem criadas, alteradas ou canceladas.</w:t>
       </w:r>
     </w:p>
@@ -3858,6 +3887,7 @@
     </w:p>
     <w:p>
       <w:r>
+        <w:lastRenderedPageBreak/>
         <w:t xml:space="preserve">Como </w:t>
       </w:r>
       <w:r>
@@ -3930,7 +3960,6 @@
         <w:spacing w:after="200" w:line="276" w:lineRule="auto"/>
       </w:pPr>
       <w:r>
-        <w:lastRenderedPageBreak/>
         <w:t>O sistema deve registrar o envio das notificações no banco de dados.</w:t>
       </w:r>
     </w:p>
@@ -4040,33 +4069,15 @@
           <w:sz w:val="24"/>
           <w:szCs w:val="24"/>
         </w:rPr>
-        <w:t xml:space="preserve"> – Quem vai usar o sistema </w:t>
-      </w:r>
-    </w:p>
-    <w:p>
-      <w:pPr>
-        <w:rPr>
-          <w:sz w:val="24"/>
-          <w:szCs w:val="24"/>
-        </w:rPr>
-      </w:pPr>
-      <w:r>
-        <w:rPr>
-          <w:sz w:val="24"/>
-          <w:szCs w:val="24"/>
-        </w:rPr>
-        <w:tab/>
-      </w:r>
-    </w:p>
-    <w:p>
-      <w:pPr>
-        <w:pStyle w:val="Ttulo3"/>
-        <w:rPr>
-          <w:rFonts w:hint="eastAsia"/>
-          <w:sz w:val="24"/>
-          <w:szCs w:val="24"/>
-        </w:rPr>
-      </w:pPr>
+        <w:t xml:space="preserve"> –</w:t>
+      </w:r>
+      <w:r>
+        <w:rPr>
+          <w:sz w:val="24"/>
+          <w:szCs w:val="24"/>
+        </w:rPr>
+        <w:t xml:space="preserve"> </w:t>
+      </w:r>
       <w:r>
         <w:rPr>
           <w:sz w:val="24"/>
@@ -4262,6 +4273,7 @@
           <w:b/>
           <w:bCs/>
         </w:rPr>
+        <w:lastRenderedPageBreak/>
         <w:t xml:space="preserve">História </w:t>
       </w:r>
       <w:r>
@@ -4296,7 +4308,6 @@
     </w:p>
     <w:p>
       <w:r>
-        <w:lastRenderedPageBreak/>
         <w:t xml:space="preserve">Como </w:t>
       </w:r>
       <w:r>
@@ -4658,6 +4669,7 @@
         <w:spacing w:after="200" w:line="276" w:lineRule="auto"/>
       </w:pPr>
       <w:r>
+        <w:lastRenderedPageBreak/>
         <w:t>O sistema deve exibir o resumo da reserva antes da confirmação.</w:t>
       </w:r>
     </w:p>
@@ -4671,7 +4683,6 @@
         <w:spacing w:after="200" w:line="276" w:lineRule="auto"/>
       </w:pPr>
       <w:r>
-        <w:lastRenderedPageBreak/>
         <w:t>O usuário deve poder cancelar a reserva conforme as regras do dono.</w:t>
       </w:r>
     </w:p>
@@ -5023,6 +5034,7 @@
     </w:p>
     <w:p>
       <w:r>
+        <w:lastRenderedPageBreak/>
         <w:t xml:space="preserve">Serviço: </w:t>
       </w:r>
       <w:proofErr w:type="spellStart"/>
@@ -5070,7 +5082,6 @@
           <w:b/>
           <w:bCs/>
         </w:rPr>
-        <w:lastRenderedPageBreak/>
         <w:t xml:space="preserve">História </w:t>
       </w:r>
       <w:r>
@@ -5400,6 +5411,7 @@
           <w:b/>
           <w:bCs/>
         </w:rPr>
+        <w:lastRenderedPageBreak/>
         <w:t>Regras de Negócio</w:t>
       </w:r>
     </w:p>
@@ -5413,7 +5425,6 @@
         <w:spacing w:after="200" w:line="276" w:lineRule="auto"/>
       </w:pPr>
       <w:r>
-        <w:lastRenderedPageBreak/>
         <w:t>O resumo deve conter: nome da quadra, data, horário, duração e valor total.</w:t>
       </w:r>
     </w:p>
@@ -5675,6 +5686,7 @@
     </w:p>
     <w:p>
       <w:r>
+        <w:lastRenderedPageBreak/>
         <w:t xml:space="preserve">Classe: Reserva – atributos: status, </w:t>
       </w:r>
       <w:proofErr w:type="spellStart"/>

--- a/Modelo Projeto Integrador_2025_2.docx
+++ b/Modelo Projeto Integrador_2025_2.docx
@@ -352,62 +352,26 @@
           <w:sz w:val="24"/>
           <w:szCs w:val="24"/>
         </w:rPr>
-        <w:t xml:space="preserve">Gustavo Gonçalves </w:t>
-      </w:r>
-      <w:proofErr w:type="spellStart"/>
+        <w:t>Gustavo Gonçalves Rockembach – 202511601554</w:t>
+      </w:r>
+    </w:p>
+    <w:p>
+      <w:pPr>
+        <w:spacing w:after="0"/>
+        <w:ind w:left="426"/>
+        <w:jc w:val="center"/>
+        <w:rPr>
+          <w:sz w:val="24"/>
+          <w:szCs w:val="24"/>
+        </w:rPr>
+      </w:pPr>
       <w:r>
         <w:rPr>
           <w:color w:val="2E74B5" w:themeColor="accent1" w:themeShade="BF"/>
           <w:sz w:val="24"/>
           <w:szCs w:val="24"/>
         </w:rPr>
-        <w:t>Rockembach</w:t>
-      </w:r>
-      <w:proofErr w:type="spellEnd"/>
-      <w:r>
-        <w:rPr>
-          <w:color w:val="2E74B5" w:themeColor="accent1" w:themeShade="BF"/>
-          <w:sz w:val="24"/>
-          <w:szCs w:val="24"/>
-        </w:rPr>
-        <w:t xml:space="preserve"> – 202511601554</w:t>
-      </w:r>
-    </w:p>
-    <w:p>
-      <w:pPr>
-        <w:spacing w:after="0"/>
-        <w:ind w:left="426"/>
-        <w:jc w:val="center"/>
-        <w:rPr>
-          <w:sz w:val="24"/>
-          <w:szCs w:val="24"/>
-        </w:rPr>
-      </w:pPr>
-      <w:r>
-        <w:rPr>
-          <w:color w:val="2E74B5" w:themeColor="accent1" w:themeShade="BF"/>
-          <w:sz w:val="24"/>
-          <w:szCs w:val="24"/>
-        </w:rPr>
-        <w:t xml:space="preserve">Paulo Ricardo </w:t>
-      </w:r>
-      <w:proofErr w:type="spellStart"/>
-      <w:r>
-        <w:rPr>
-          <w:color w:val="2E74B5" w:themeColor="accent1" w:themeShade="BF"/>
-          <w:sz w:val="24"/>
-          <w:szCs w:val="24"/>
-        </w:rPr>
-        <w:t>Dalmaso</w:t>
-      </w:r>
-      <w:proofErr w:type="spellEnd"/>
-      <w:r>
-        <w:rPr>
-          <w:color w:val="2E74B5" w:themeColor="accent1" w:themeShade="BF"/>
-          <w:sz w:val="24"/>
-          <w:szCs w:val="24"/>
-        </w:rPr>
-        <w:t xml:space="preserve"> – 202511601072</w:t>
+        <w:t>Paulo Ricardo Dalmaso – 202511601072</w:t>
       </w:r>
     </w:p>
     <w:p>
@@ -2597,6 +2561,7 @@
       <w:pPr>
         <w:pStyle w:val="Ttulo3"/>
         <w:rPr>
+          <w:rFonts w:hint="eastAsia"/>
           <w:sz w:val="24"/>
           <w:szCs w:val="24"/>
         </w:rPr>
@@ -2707,21 +2672,13 @@
         <w:t xml:space="preserve"> que o usuário possa</w:t>
       </w:r>
       <w:r>
-        <w:t xml:space="preserve"> criar uma conta usando e-mail</w:t>
-      </w:r>
-      <w:r>
-        <w:t xml:space="preserve">, nome completo, data nascimento, </w:t>
-      </w:r>
-      <w:proofErr w:type="spellStart"/>
-      <w:r>
-        <w:t>cpf</w:t>
-      </w:r>
-      <w:proofErr w:type="spellEnd"/>
-      <w:r>
-        <w:t xml:space="preserve"> e</w:t>
-      </w:r>
-      <w:r>
-        <w:t xml:space="preserve"> senha para poder acessar o sistema e utilizar as funcionalidades de reserva ou gestão de quadras.</w:t>
+        <w:t xml:space="preserve"> criar </w:t>
+      </w:r>
+      <w:r>
+        <w:t xml:space="preserve">uma </w:t>
+      </w:r>
+      <w:r>
+        <w:t>conta para poder acessar o sistema e utilizar as funcionalidades de reserva ou gestão de quadras.</w:t>
       </w:r>
     </w:p>
     <w:p>
@@ -3926,13 +3883,8 @@
         <w:spacing w:after="200" w:line="276" w:lineRule="auto"/>
       </w:pPr>
       <w:r>
-        <w:t xml:space="preserve">O sistema deve enviar notificação </w:t>
-      </w:r>
-      <w:proofErr w:type="spellStart"/>
-      <w:r>
-        <w:t>push</w:t>
-      </w:r>
-      <w:proofErr w:type="spellEnd"/>
+        <w:t>O sistema deve enviar notificação push</w:t>
+      </w:r>
       <w:r>
         <w:t xml:space="preserve"> em uma área na aplicação</w:t>
       </w:r>
@@ -4006,21 +3958,13 @@
       </w:r>
       <w:r>
         <w:br/>
-        <w:t xml:space="preserve">Classe: Notificação – atributos: </w:t>
-      </w:r>
-      <w:proofErr w:type="spellStart"/>
-      <w:r>
-        <w:t>destinat</w:t>
+        <w:t>Classe: Notificação – atributos: destinat</w:t>
       </w:r>
       <w:r>
         <w:t>a</w:t>
       </w:r>
       <w:r>
-        <w:t>rio</w:t>
-      </w:r>
-      <w:proofErr w:type="spellEnd"/>
-      <w:r>
-        <w:t xml:space="preserve">, </w:t>
+        <w:t xml:space="preserve">rio, </w:t>
       </w:r>
       <w:r>
         <w:rPr>
@@ -4029,15 +3973,7 @@
         <w:t>mensagem</w:t>
       </w:r>
       <w:r>
-        <w:t xml:space="preserve">, tipo, </w:t>
-      </w:r>
-      <w:proofErr w:type="spellStart"/>
-      <w:r>
-        <w:t>dataEnvio</w:t>
-      </w:r>
-      <w:proofErr w:type="spellEnd"/>
-      <w:r>
-        <w:t>.</w:t>
+        <w:t>, tipo, dataEnvio.</w:t>
       </w:r>
     </w:p>
     <w:p/>
@@ -4412,15 +4348,7 @@
     </w:p>
     <w:p>
       <w:r>
-        <w:t xml:space="preserve">Classe: </w:t>
-      </w:r>
-      <w:proofErr w:type="spellStart"/>
-      <w:r>
-        <w:t>Usuario</w:t>
-      </w:r>
-      <w:proofErr w:type="spellEnd"/>
-      <w:r>
-        <w:t xml:space="preserve"> – atributos: nome, e-mail, telefone</w:t>
+        <w:t>Classe: Usuario – atributos: nome, e-mail, telefone</w:t>
       </w:r>
       <w:r>
         <w:t>.</w:t>
@@ -4952,15 +4880,7 @@
         <w:spacing w:after="200" w:line="276" w:lineRule="auto"/>
       </w:pPr>
       <w:r>
-        <w:t xml:space="preserve">O sistema deve enviar notificações </w:t>
-      </w:r>
-      <w:proofErr w:type="spellStart"/>
-      <w:r>
-        <w:t>push</w:t>
-      </w:r>
-      <w:proofErr w:type="spellEnd"/>
-      <w:r>
-        <w:t xml:space="preserve"> e e-mail ao confirmar reservas.</w:t>
+        <w:t>O sistema deve enviar notificações push e e-mail ao confirmar reservas.</w:t>
       </w:r>
     </w:p>
     <w:p>
@@ -5006,15 +4926,7 @@
     </w:p>
     <w:p>
       <w:r>
-        <w:t xml:space="preserve">As notificações devem ser enviadas corretamente via </w:t>
-      </w:r>
-      <w:proofErr w:type="spellStart"/>
-      <w:r>
-        <w:t>push</w:t>
-      </w:r>
-      <w:proofErr w:type="spellEnd"/>
-      <w:r>
-        <w:t xml:space="preserve"> e e-mail.</w:t>
+        <w:t>As notificações devem ser enviadas corretamente via push e e-mail.</w:t>
       </w:r>
     </w:p>
     <w:p>
@@ -5035,39 +4947,7 @@
     <w:p>
       <w:r>
         <w:lastRenderedPageBreak/>
-        <w:t xml:space="preserve">Serviço: </w:t>
-      </w:r>
-      <w:proofErr w:type="spellStart"/>
-      <w:r>
-        <w:t>Firebase</w:t>
-      </w:r>
-      <w:proofErr w:type="spellEnd"/>
-      <w:r>
-        <w:t xml:space="preserve"> Cloud </w:t>
-      </w:r>
-      <w:proofErr w:type="spellStart"/>
-      <w:r>
-        <w:t>Messaging</w:t>
-      </w:r>
-      <w:proofErr w:type="spellEnd"/>
-      <w:r>
-        <w:t xml:space="preserve"> (para </w:t>
-      </w:r>
-      <w:proofErr w:type="spellStart"/>
-      <w:r>
-        <w:t>push</w:t>
-      </w:r>
-      <w:proofErr w:type="spellEnd"/>
-      <w:r>
-        <w:t xml:space="preserve"> </w:t>
-      </w:r>
-      <w:proofErr w:type="spellStart"/>
-      <w:r>
-        <w:t>notifications</w:t>
-      </w:r>
-      <w:proofErr w:type="spellEnd"/>
-      <w:r>
-        <w:t>).</w:t>
+        <w:t>Serviço: Firebase Cloud Messaging (para push notifications).</w:t>
       </w:r>
     </w:p>
     <w:p>
@@ -5353,15 +5233,7 @@
     </w:p>
     <w:p>
       <w:r>
-        <w:t xml:space="preserve">Integração: API Google Maps ou </w:t>
-      </w:r>
-      <w:proofErr w:type="spellStart"/>
-      <w:r>
-        <w:t>OpenStreetMap</w:t>
-      </w:r>
-      <w:proofErr w:type="spellEnd"/>
-      <w:r>
-        <w:t>.</w:t>
+        <w:t>Integração: API Google Maps ou OpenStreetMap.</w:t>
       </w:r>
     </w:p>
     <w:p>
@@ -5687,27 +5559,11 @@
     <w:p>
       <w:r>
         <w:lastRenderedPageBreak/>
-        <w:t xml:space="preserve">Classe: Reserva – atributos: status, </w:t>
-      </w:r>
-      <w:proofErr w:type="spellStart"/>
-      <w:r>
-        <w:t>dataCancelamento</w:t>
-      </w:r>
-      <w:proofErr w:type="spellEnd"/>
-      <w:r>
-        <w:t>.</w:t>
+        <w:t>Classe: Reserva – atributos: status, dataCancelamento.</w:t>
       </w:r>
       <w:r>
         <w:br/>
-        <w:t xml:space="preserve">Serviço: Notificações integradas via </w:t>
-      </w:r>
-      <w:proofErr w:type="spellStart"/>
-      <w:r>
-        <w:t>push</w:t>
-      </w:r>
-      <w:proofErr w:type="spellEnd"/>
-      <w:r>
-        <w:t xml:space="preserve"> e e-mail.</w:t>
+        <w:t>Serviço: Notificações integradas via push e e-mail.</w:t>
       </w:r>
     </w:p>
     <w:sectPr>
